--- a/template.docx
+++ b/template.docx
@@ -1,6 +1,6 @@
 
 <file path=word/document.xml><?xml version="1.0" encoding="utf-8"?>
-<w:document xmlns:wpc="http://schemas.microsoft.com/office/word/2010/wordprocessingCanvas" xmlns:cx="http://schemas.microsoft.com/office/drawing/2014/chartex" xmlns:cx1="http://schemas.microsoft.com/office/drawing/2015/9/8/chartex" xmlns:cx2="http://schemas.microsoft.com/office/drawing/2015/10/21/chartex" xmlns:cx3="http://schemas.microsoft.com/office/drawing/2016/5/9/chartex" xmlns:cx4="http://schemas.microsoft.com/office/drawing/2016/5/10/chartex" xmlns:cx5="http://schemas.microsoft.com/office/drawing/2016/5/11/chartex" xmlns:cx6="http://schemas.microsoft.com/office/drawing/2016/5/12/chartex" xmlns:cx7="http://schemas.microsoft.com/office/drawing/2016/5/13/chartex" xmlns:cx8="http://schemas.microsoft.com/office/drawing/2016/5/14/chartex" xmlns:mc="http://schemas.openxmlformats.org/markup-compatibility/2006" xmlns:aink="http://schemas.microsoft.com/office/drawing/2016/ink" xmlns:am3d="http://schemas.microsoft.com/office/drawing/2017/model3d" xmlns:o="urn:schemas-microsoft-com:office:office" xmlns:oel="http://schemas.microsoft.com/office/2019/extlst" xmlns:r="http://schemas.openxmlformats.org/officeDocument/2006/relationships" xmlns:m="http://schemas.openxmlformats.org/officeDocument/2006/math" xmlns:v="urn:schemas-microsoft-com:vml" xmlns:wp14="http://schemas.microsoft.com/office/word/2010/wordprocessingDrawing" xmlns:wp="http://schemas.openxmlformats.org/drawingml/2006/wordprocessingDrawing" xmlns:w10="urn:schemas-microsoft-com:office:word" xmlns:w="http://schemas.openxmlformats.org/wordprocessingml/2006/main" xmlns:w14="http://schemas.microsoft.com/office/word/2010/wordml" xmlns:w15="http://schemas.microsoft.com/office/word/2012/wordml" xmlns:w16cex="http://schemas.microsoft.com/office/word/2018/wordml/cex" xmlns:w16cid="http://schemas.microsoft.com/office/word/2016/wordml/cid" xmlns:w16="http://schemas.microsoft.com/office/word/2018/wordml" xmlns:w16du="http://schemas.microsoft.com/office/word/2023/wordml/word16du" xmlns:w16sdtdh="http://schemas.microsoft.com/office/word/2020/wordml/sdtdatahash" xmlns:w16se="http://schemas.microsoft.com/office/word/2015/wordml/symex" xmlns:wpg="http://schemas.microsoft.com/office/word/2010/wordprocessingGroup" xmlns:wpi="http://schemas.microsoft.com/office/word/2010/wordprocessingInk" xmlns:wne="http://schemas.microsoft.com/office/word/2006/wordml" xmlns:wps="http://schemas.microsoft.com/office/word/2010/wordprocessingShape" mc:Ignorable="w14 w15 w16se w16cid w16 w16cex w16sdtdh w16du wp14">
+<w:document xmlns:wpc="http://schemas.microsoft.com/office/word/2010/wordprocessingCanvas" xmlns:cx="http://schemas.microsoft.com/office/drawing/2014/chartex" xmlns:cx1="http://schemas.microsoft.com/office/drawing/2015/9/8/chartex" xmlns:cx2="http://schemas.microsoft.com/office/drawing/2015/10/21/chartex" xmlns:cx3="http://schemas.microsoft.com/office/drawing/2016/5/9/chartex" xmlns:cx4="http://schemas.microsoft.com/office/drawing/2016/5/10/chartex" xmlns:cx5="http://schemas.microsoft.com/office/drawing/2016/5/11/chartex" xmlns:cx6="http://schemas.microsoft.com/office/drawing/2016/5/12/chartex" xmlns:cx7="http://schemas.microsoft.com/office/drawing/2016/5/13/chartex" xmlns:cx8="http://schemas.microsoft.com/office/drawing/2016/5/14/chartex" xmlns:mc="http://schemas.openxmlformats.org/markup-compatibility/2006" xmlns:aink="http://schemas.microsoft.com/office/drawing/2016/ink" xmlns:am3d="http://schemas.microsoft.com/office/drawing/2017/model3d" xmlns:o="urn:schemas-microsoft-com:office:office" xmlns:oel="http://schemas.microsoft.com/office/2019/extlst" xmlns:r="http://schemas.openxmlformats.org/officeDocument/2006/relationships" xmlns:m="http://schemas.openxmlformats.org/officeDocument/2006/math" xmlns:v="urn:schemas-microsoft-com:vml" xmlns:wp14="http://schemas.microsoft.com/office/word/2010/wordprocessingDrawing" xmlns:wp="http://schemas.openxmlformats.org/drawingml/2006/wordprocessingDrawing" xmlns:w10="urn:schemas-microsoft-com:office:word" xmlns:w="http://schemas.openxmlformats.org/wordprocessingml/2006/main" xmlns:w14="http://schemas.microsoft.com/office/word/2010/wordml" xmlns:w15="http://schemas.microsoft.com/office/word/2012/wordml" xmlns:w16cex="http://schemas.microsoft.com/office/word/2018/wordml/cex" xmlns:w16cid="http://schemas.microsoft.com/office/word/2016/wordml/cid" xmlns:w16="http://schemas.microsoft.com/office/word/2018/wordml" xmlns:w16sdtdh="http://schemas.microsoft.com/office/word/2020/wordml/sdtdatahash" xmlns:w16se="http://schemas.microsoft.com/office/word/2015/wordml/symex" xmlns:wpg="http://schemas.microsoft.com/office/word/2010/wordprocessingGroup" xmlns:wpi="http://schemas.microsoft.com/office/word/2010/wordprocessingInk" xmlns:wne="http://schemas.microsoft.com/office/word/2006/wordml" xmlns:wps="http://schemas.microsoft.com/office/word/2010/wordprocessingShape" mc:Ignorable="w14 w15 w16se w16cid w16 w16cex w16sdtdh wp14">
   <w:body>
     <w:p>
       <w:pPr>
@@ -39,7 +39,7 @@
                     </pic:cNvPicPr>
                   </pic:nvPicPr>
                   <pic:blipFill>
-                    <a:blip r:embed="rId7" cstate="print">
+                    <a:blip r:embed="rId8" cstate="print">
                       <a:extLst>
                         <a:ext uri="{28A0092B-C50C-407E-A947-70E740481C1C}">
                           <a14:useLocalDpi xmlns:a14="http://schemas.microsoft.com/office/drawing/2010/main" val="0"/>
@@ -199,31 +199,7 @@
                 <w:sz w:val="32"/>
                 <w:szCs w:val="32"/>
               </w:rPr>
-              <w:t>00</w:t>
-            </w:r>
-            <w:r>
-              <w:rPr>
-                <w:rFonts w:ascii="Arial" w:eastAsia="Times New Roman" w:hAnsi="Arial" w:cs="Arial"/>
-                <w:b/>
-                <w:bCs/>
-                <w:smallCaps/>
-                <w:color w:val="FFFFFF"/>
-                <w:sz w:val="32"/>
-                <w:szCs w:val="32"/>
-              </w:rPr>
-              <w:t xml:space="preserve"> RUE DU XXX, PARIS </w:t>
-            </w:r>
-            <w:r>
-              <w:rPr>
-                <w:rFonts w:ascii="Arial" w:eastAsia="Times New Roman" w:hAnsi="Arial" w:cs="Arial"/>
-                <w:b/>
-                <w:bCs/>
-                <w:smallCaps/>
-                <w:color w:val="FFFFFF"/>
-                <w:sz w:val="32"/>
-                <w:szCs w:val="32"/>
-              </w:rPr>
-              <w:t>00</w:t>
+              <w:t>‘ADRESSE DU PROJET, CODE POSTAL VILLE‘</w:t>
             </w:r>
           </w:p>
         </w:tc>
@@ -272,7 +248,18 @@
           <w:sz w:val="28"/>
           <w:szCs w:val="28"/>
         </w:rPr>
-        <w:t>DU XX RUE DU XXX</w:t>
+        <w:t xml:space="preserve">DU </w:t>
+      </w:r>
+      <w:r>
+        <w:rPr>
+          <w:rFonts w:ascii="Arial" w:hAnsi="Arial" w:cs="Arial"/>
+          <w:b/>
+          <w:i w:val="0"/>
+          <w:smallCaps/>
+          <w:sz w:val="28"/>
+          <w:szCs w:val="28"/>
+        </w:rPr>
+        <w:t>‘Client/maitre d’ouvrage’</w:t>
       </w:r>
     </w:p>
     <w:p>
@@ -297,7 +284,6 @@
           <w:i w:val="0"/>
           <w:sz w:val="22"/>
           <w:szCs w:val="22"/>
-          <w:lang w:val="en-US"/>
         </w:rPr>
       </w:pPr>
       <w:bookmarkStart w:id="12" w:name="OLE_LINK1"/>
@@ -310,54 +296,27 @@
           <w:sz w:val="22"/>
           <w:szCs w:val="22"/>
         </w:rPr>
-        <w:drawing>
-          <wp:inline distT="0" distB="0" distL="0" distR="0" wp14:anchorId="49072D39" wp14:editId="75F16BD3">
-            <wp:extent cx="2655570" cy="3554095"/>
-            <wp:effectExtent l="0" t="0" r="0" b="0"/>
-            <wp:docPr id="1130972024" name="Image 25" descr="Une image contenant plein air, véhicule, Véhicule terrestre, roue&#10;&#10;Description générée automatiquement"/>
-            <wp:cNvGraphicFramePr>
-              <a:graphicFrameLocks xmlns:a="http://schemas.openxmlformats.org/drawingml/2006/main" noChangeAspect="1"/>
-            </wp:cNvGraphicFramePr>
-            <a:graphic xmlns:a="http://schemas.openxmlformats.org/drawingml/2006/main">
-              <a:graphicData uri="http://schemas.openxmlformats.org/drawingml/2006/picture">
-                <pic:pic xmlns:pic="http://schemas.openxmlformats.org/drawingml/2006/picture">
-                  <pic:nvPicPr>
-                    <pic:cNvPr id="1130972024" name="Image 25" descr="Une image contenant plein air, véhicule, Véhicule terrestre, roue&#10;&#10;Description générée automatiquement"/>
-                    <pic:cNvPicPr>
-                      <a:picLocks noChangeAspect="1" noChangeArrowheads="1"/>
-                    </pic:cNvPicPr>
-                  </pic:nvPicPr>
-                  <pic:blipFill>
-                    <a:blip r:embed="rId8">
-                      <a:extLst>
-                        <a:ext uri="{28A0092B-C50C-407E-A947-70E740481C1C}">
-                          <a14:useLocalDpi xmlns:a14="http://schemas.microsoft.com/office/drawing/2010/main" val="0"/>
-                        </a:ext>
-                      </a:extLst>
-                    </a:blip>
-                    <a:srcRect/>
-                    <a:stretch>
-                      <a:fillRect/>
-                    </a:stretch>
-                  </pic:blipFill>
-                  <pic:spPr bwMode="auto">
-                    <a:xfrm>
-                      <a:off x="0" y="0"/>
-                      <a:ext cx="2655570" cy="3554095"/>
-                    </a:xfrm>
-                    <a:prstGeom prst="rect">
-                      <a:avLst/>
-                    </a:prstGeom>
-                    <a:noFill/>
-                    <a:ln>
-                      <a:noFill/>
-                    </a:ln>
-                  </pic:spPr>
-                </pic:pic>
-              </a:graphicData>
-            </a:graphic>
-          </wp:inline>
-        </w:drawing>
+        <w:t xml:space="preserve">‘ici photo de la façade en mode portrait, </w:t>
+      </w:r>
+      <w:r>
+        <w:rPr>
+          <w:rFonts w:ascii="Arial" w:hAnsi="Arial" w:cs="Arial"/>
+          <w:i w:val="0"/>
+          <w:noProof/>
+          <w:sz w:val="22"/>
+          <w:szCs w:val="22"/>
+        </w:rPr>
+        <w:t>9,87</w:t>
+      </w:r>
+      <w:r>
+        <w:rPr>
+          <w:rFonts w:ascii="Arial" w:hAnsi="Arial" w:cs="Arial"/>
+          <w:i w:val="0"/>
+          <w:noProof/>
+          <w:sz w:val="22"/>
+          <w:szCs w:val="22"/>
+        </w:rPr>
+        <w:t>cm de hauteur’</w:t>
       </w:r>
     </w:p>
     <w:bookmarkEnd w:id="12"/>
@@ -407,7 +366,7 @@
           <w:smallCaps/>
           <w:szCs w:val="32"/>
         </w:rPr>
-        <w:t>Investigations et diagnostic des canalisations d'évacuation en caves et sous cour</w:t>
+        <w:t>‘ici titre d’étude’</w:t>
       </w:r>
     </w:p>
     <w:p>
@@ -577,38 +536,67 @@
                 <w:sz w:val="22"/>
                 <w:szCs w:val="22"/>
               </w:rPr>
-              <w:t>Foncia Paris Est Nation</w:t>
+              <w:t>‘ici Maitre d’ouvrage délégué’</w:t>
+            </w:r>
+          </w:p>
+          <w:p>
+            <w:pPr>
+              <w:spacing w:before="40" w:after="40"/>
+              <w:jc w:val="center"/>
+              <w:rPr>
+                <w:rFonts w:ascii="Arial" w:hAnsi="Arial" w:cs="Arial"/>
+                <w:color w:val="000000"/>
+                <w:sz w:val="22"/>
+                <w:szCs w:val="22"/>
+              </w:rPr>
+            </w:pPr>
+            <w:r>
+              <w:rPr>
+                <w:rFonts w:ascii="Arial" w:hAnsi="Arial" w:cs="Arial"/>
+                <w:color w:val="000000"/>
+                <w:sz w:val="22"/>
+                <w:szCs w:val="22"/>
+              </w:rPr>
+              <w:t>‘ici adresse du maitre d’ouvrage délégué‘</w:t>
+            </w:r>
+          </w:p>
+          <w:p>
+            <w:pPr>
+              <w:spacing w:before="40" w:after="40"/>
+              <w:jc w:val="center"/>
+              <w:rPr>
+                <w:rFonts w:ascii="Arial" w:hAnsi="Arial" w:cs="Arial"/>
+                <w:color w:val="000000"/>
+                <w:sz w:val="22"/>
+                <w:szCs w:val="22"/>
+              </w:rPr>
+            </w:pPr>
+            <w:r>
+              <w:rPr>
+                <w:rFonts w:ascii="Arial" w:hAnsi="Arial" w:cs="Arial"/>
+                <w:color w:val="000000"/>
+                <w:sz w:val="22"/>
+                <w:szCs w:val="22"/>
+              </w:rPr>
+              <w:t>‘ici code postal du MOD’</w:t>
             </w:r>
             <w:r>
               <w:rPr>
                 <w:rFonts w:ascii="Arial" w:hAnsi="Arial" w:cs="Arial"/>
-                <w:b/>
                 <w:color w:val="000000"/>
                 <w:sz w:val="22"/>
                 <w:szCs w:val="22"/>
               </w:rPr>
               <w:t xml:space="preserve"> </w:t>
             </w:r>
-          </w:p>
-          <w:p>
-            <w:pPr>
-              <w:spacing w:before="40" w:after="40"/>
-              <w:jc w:val="center"/>
+            <w:r>
               <w:rPr>
                 <w:rFonts w:ascii="Arial" w:hAnsi="Arial" w:cs="Arial"/>
                 <w:color w:val="000000"/>
                 <w:sz w:val="22"/>
                 <w:szCs w:val="22"/>
               </w:rPr>
-            </w:pPr>
-            <w:r>
-              <w:rPr>
-                <w:rFonts w:ascii="Arial" w:hAnsi="Arial" w:cs="Arial"/>
-                <w:color w:val="000000"/>
-                <w:sz w:val="22"/>
-                <w:szCs w:val="22"/>
-              </w:rPr>
-              <w:t>74 Boulevard de Reuilly 75012 Paris</w:t>
+              <w:t>‘ici ville MOD’</w:t>
             </w:r>
           </w:p>
         </w:tc>
@@ -649,11 +637,44 @@
               <w:jc w:val="center"/>
               <w:rPr>
                 <w:rFonts w:ascii="Arial" w:hAnsi="Arial" w:cs="Arial"/>
+                <w:b/>
                 <w:color w:val="000000"/>
                 <w:sz w:val="22"/>
                 <w:szCs w:val="22"/>
               </w:rPr>
             </w:pPr>
+            <w:r>
+              <w:rPr>
+                <w:rFonts w:ascii="Arial" w:hAnsi="Arial" w:cs="Arial"/>
+                <w:b/>
+                <w:color w:val="000000"/>
+                <w:sz w:val="22"/>
+                <w:szCs w:val="22"/>
+              </w:rPr>
+              <w:t>‘ici Maitre d’</w:t>
+            </w:r>
+            <w:proofErr w:type="spellStart"/>
+            <w:r>
+              <w:rPr>
+                <w:rFonts w:ascii="Arial" w:hAnsi="Arial" w:cs="Arial"/>
+                <w:b/>
+                <w:color w:val="000000"/>
+                <w:sz w:val="22"/>
+                <w:szCs w:val="22"/>
+              </w:rPr>
+              <w:t>oeuvre</w:t>
+            </w:r>
+            <w:proofErr w:type="spellEnd"/>
+            <w:r>
+              <w:rPr>
+                <w:rFonts w:ascii="Arial" w:hAnsi="Arial" w:cs="Arial"/>
+                <w:b/>
+                <w:color w:val="000000"/>
+                <w:sz w:val="22"/>
+                <w:szCs w:val="22"/>
+              </w:rPr>
+              <w:t>’</w:t>
+            </w:r>
           </w:p>
           <w:p>
             <w:pPr>
@@ -666,6 +687,101 @@
                 <w:szCs w:val="22"/>
               </w:rPr>
             </w:pPr>
+            <w:r>
+              <w:rPr>
+                <w:rFonts w:ascii="Arial" w:hAnsi="Arial" w:cs="Arial"/>
+                <w:color w:val="000000"/>
+                <w:sz w:val="22"/>
+                <w:szCs w:val="22"/>
+              </w:rPr>
+              <w:t>‘ici adresse du maitre d’</w:t>
+            </w:r>
+            <w:proofErr w:type="spellStart"/>
+            <w:r>
+              <w:rPr>
+                <w:rFonts w:ascii="Arial" w:hAnsi="Arial" w:cs="Arial"/>
+                <w:color w:val="000000"/>
+                <w:sz w:val="22"/>
+                <w:szCs w:val="22"/>
+              </w:rPr>
+              <w:t>o</w:t>
+            </w:r>
+            <w:r>
+              <w:rPr>
+                <w:rFonts w:ascii="Arial" w:hAnsi="Arial" w:cs="Arial"/>
+                <w:color w:val="000000"/>
+                <w:sz w:val="22"/>
+                <w:szCs w:val="22"/>
+              </w:rPr>
+              <w:t>euvre</w:t>
+            </w:r>
+            <w:proofErr w:type="spellEnd"/>
+            <w:r>
+              <w:rPr>
+                <w:rFonts w:ascii="Arial" w:hAnsi="Arial" w:cs="Arial"/>
+                <w:color w:val="000000"/>
+                <w:sz w:val="22"/>
+                <w:szCs w:val="22"/>
+              </w:rPr>
+              <w:t>‘</w:t>
+            </w:r>
+          </w:p>
+          <w:p>
+            <w:pPr>
+              <w:spacing w:before="40" w:after="40"/>
+              <w:jc w:val="center"/>
+              <w:rPr>
+                <w:rFonts w:ascii="Arial" w:hAnsi="Arial" w:cs="Arial"/>
+                <w:color w:val="000000"/>
+                <w:sz w:val="22"/>
+                <w:szCs w:val="22"/>
+              </w:rPr>
+            </w:pPr>
+            <w:r>
+              <w:rPr>
+                <w:rFonts w:ascii="Arial" w:hAnsi="Arial" w:cs="Arial"/>
+                <w:color w:val="000000"/>
+                <w:sz w:val="22"/>
+                <w:szCs w:val="22"/>
+              </w:rPr>
+              <w:t xml:space="preserve">‘ici code postal du </w:t>
+            </w:r>
+            <w:r>
+              <w:rPr>
+                <w:rFonts w:ascii="Arial" w:hAnsi="Arial" w:cs="Arial"/>
+                <w:color w:val="000000"/>
+                <w:sz w:val="22"/>
+                <w:szCs w:val="22"/>
+              </w:rPr>
+              <w:t>MO</w:t>
+            </w:r>
+            <w:r>
+              <w:rPr>
+                <w:rFonts w:ascii="Arial" w:hAnsi="Arial" w:cs="Arial"/>
+                <w:color w:val="000000"/>
+                <w:sz w:val="22"/>
+                <w:szCs w:val="22"/>
+              </w:rPr>
+              <w:t>’</w:t>
+            </w:r>
+            <w:r>
+              <w:rPr>
+                <w:rFonts w:ascii="Arial" w:hAnsi="Arial" w:cs="Arial"/>
+                <w:color w:val="000000"/>
+                <w:sz w:val="22"/>
+                <w:szCs w:val="22"/>
+              </w:rPr>
+              <w:t xml:space="preserve"> </w:t>
+            </w:r>
+            <w:r>
+              <w:rPr>
+                <w:rFonts w:ascii="Arial" w:hAnsi="Arial" w:cs="Arial"/>
+                <w:color w:val="000000"/>
+                <w:sz w:val="22"/>
+                <w:szCs w:val="22"/>
+              </w:rPr>
+              <w:t>‘ici ville MO’</w:t>
+            </w:r>
           </w:p>
           <w:p>
             <w:pPr>
@@ -839,7 +955,7 @@
                 <w:sz w:val="22"/>
                 <w:szCs w:val="22"/>
               </w:rPr>
-              <w:t>00000</w:t>
+              <w:t>‘ici numéro de devis’</w:t>
             </w:r>
           </w:p>
         </w:tc>
@@ -865,7 +981,7 @@
                 <w:sz w:val="22"/>
                 <w:szCs w:val="22"/>
               </w:rPr>
-              <w:t>Octobre 2024</w:t>
+              <w:t>‘ici mois de génération du rapport + année’</w:t>
             </w:r>
           </w:p>
         </w:tc>
@@ -892,7 +1008,7 @@
                 <w:sz w:val="22"/>
                 <w:szCs w:val="22"/>
               </w:rPr>
-              <w:t>Quentin Zezuka</w:t>
+              <w:t>‘ici rédacteur du rapport’</w:t>
             </w:r>
           </w:p>
         </w:tc>
@@ -919,7 +1035,7 @@
                 <w:sz w:val="22"/>
                 <w:szCs w:val="22"/>
               </w:rPr>
-              <w:t>Jérémy Hahn</w:t>
+              <w:t>‘ici vérifié par…’</w:t>
             </w:r>
           </w:p>
         </w:tc>
@@ -934,25 +1050,12 @@
         </w:rPr>
       </w:pPr>
     </w:p>
-    <w:p/>
-    <w:p/>
-    <w:p>
-      <w:pPr>
-        <w:rPr>
-          <w:rFonts w:ascii="Arial" w:hAnsi="Arial" w:cs="Arial"/>
-          <w:bCs/>
-          <w:iCs/>
-          <w:sz w:val="22"/>
-          <w:szCs w:val="22"/>
-        </w:rPr>
-      </w:pPr>
-    </w:p>
-    <w:p>
-      <w:pPr>
-        <w:pStyle w:val="TM1"/>
-      </w:pPr>
-      <w:r>
-        <w:t xml:space="preserve"> </w:t>
+    <w:p>
+      <w:pPr>
+        <w:spacing w:after="160" w:line="259" w:lineRule="auto"/>
+      </w:pPr>
+      <w:r>
+        <w:br w:type="page"/>
       </w:r>
     </w:p>
     <w:p/>
@@ -1041,6 +1144,13 @@
       </w:r>
       <w:r>
         <w:rPr>
+          <w:rFonts w:cs="Arial"/>
+          <w:noProof/>
+        </w:rPr>
+        <w:t xml:space="preserve"> (si séléctionné dans l’application)</w:t>
+      </w:r>
+      <w:r>
+        <w:rPr>
           <w:noProof/>
           <w:webHidden/>
         </w:rPr>
@@ -1066,6 +1176,20 @@
       </w:r>
       <w:r>
         <w:rPr>
+          <w:rFonts w:cs="Arial"/>
+          <w:noProof/>
+        </w:rPr>
+        <w:t xml:space="preserve"> </w:t>
+      </w:r>
+      <w:r>
+        <w:rPr>
+          <w:rFonts w:cs="Arial"/>
+          <w:noProof/>
+        </w:rPr>
+        <w:t>(si séléctionné dans l’application)</w:t>
+      </w:r>
+      <w:r>
+        <w:rPr>
           <w:noProof/>
           <w:webHidden/>
         </w:rPr>
@@ -1091,6 +1215,20 @@
       </w:r>
       <w:r>
         <w:rPr>
+          <w:rFonts w:cs="Arial"/>
+          <w:noProof/>
+        </w:rPr>
+        <w:t xml:space="preserve"> </w:t>
+      </w:r>
+      <w:r>
+        <w:rPr>
+          <w:rFonts w:cs="Arial"/>
+          <w:noProof/>
+        </w:rPr>
+        <w:t>(si séléctionné dans l’application)</w:t>
+      </w:r>
+      <w:r>
+        <w:rPr>
           <w:noProof/>
           <w:webHidden/>
         </w:rPr>
@@ -1116,6 +1254,20 @@
       </w:r>
       <w:r>
         <w:rPr>
+          <w:rFonts w:cs="Arial"/>
+          <w:noProof/>
+        </w:rPr>
+        <w:t xml:space="preserve"> </w:t>
+      </w:r>
+      <w:r>
+        <w:rPr>
+          <w:rFonts w:cs="Arial"/>
+          <w:noProof/>
+        </w:rPr>
+        <w:t>(si séléctionné dans l’application)</w:t>
+      </w:r>
+      <w:r>
+        <w:rPr>
           <w:noProof/>
           <w:webHidden/>
         </w:rPr>
@@ -1141,6 +1293,20 @@
       </w:r>
       <w:r>
         <w:rPr>
+          <w:rFonts w:cs="Arial"/>
+          <w:noProof/>
+        </w:rPr>
+        <w:t xml:space="preserve"> </w:t>
+      </w:r>
+      <w:r>
+        <w:rPr>
+          <w:rFonts w:cs="Arial"/>
+          <w:noProof/>
+        </w:rPr>
+        <w:t>(si séléctionné dans l’application)</w:t>
+      </w:r>
+      <w:r>
+        <w:rPr>
           <w:noProof/>
           <w:webHidden/>
         </w:rPr>
@@ -1166,6 +1332,20 @@
       </w:r>
       <w:r>
         <w:rPr>
+          <w:rFonts w:cs="Arial"/>
+          <w:noProof/>
+        </w:rPr>
+        <w:t xml:space="preserve"> </w:t>
+      </w:r>
+      <w:r>
+        <w:rPr>
+          <w:rFonts w:cs="Arial"/>
+          <w:noProof/>
+        </w:rPr>
+        <w:t>(si séléctionné dans l’application)</w:t>
+      </w:r>
+      <w:r>
+        <w:rPr>
           <w:noProof/>
           <w:webHidden/>
         </w:rPr>
@@ -1191,6 +1371,20 @@
       </w:r>
       <w:r>
         <w:rPr>
+          <w:rFonts w:cs="Arial"/>
+          <w:noProof/>
+        </w:rPr>
+        <w:t xml:space="preserve"> </w:t>
+      </w:r>
+      <w:r>
+        <w:rPr>
+          <w:rFonts w:cs="Arial"/>
+          <w:noProof/>
+        </w:rPr>
+        <w:t>(si séléctionné dans l’application)</w:t>
+      </w:r>
+      <w:r>
+        <w:rPr>
           <w:noProof/>
           <w:webHidden/>
         </w:rPr>
@@ -1213,6 +1407,20 @@
           <w:noProof/>
         </w:rPr>
         <w:t>VIII – ENTRETIEN DU RÉSEAU</w:t>
+      </w:r>
+      <w:r>
+        <w:rPr>
+          <w:rFonts w:cs="Arial"/>
+          <w:noProof/>
+        </w:rPr>
+        <w:t xml:space="preserve"> </w:t>
+      </w:r>
+      <w:r>
+        <w:rPr>
+          <w:rFonts w:cs="Arial"/>
+          <w:noProof/>
+        </w:rPr>
+        <w:t>(si séléctionné dans l’application)</w:t>
       </w:r>
       <w:r>
         <w:rPr>
@@ -1348,6 +1556,7 @@
           <w:szCs w:val="28"/>
           <w:lang w:eastAsia="x-none"/>
         </w:rPr>
+        <w:lastRenderedPageBreak/>
         <w:t>PRÉAMBULE</w:t>
       </w:r>
     </w:p>
@@ -1644,16 +1853,16 @@
           <w:sz w:val="22"/>
           <w:szCs w:val="22"/>
         </w:rPr>
-        <w:t xml:space="preserve">Le règlement d’assainissement de la ville de </w:t>
-      </w:r>
-      <w:r>
-        <w:rPr>
-          <w:rFonts w:ascii="Arial" w:hAnsi="Arial" w:cs="Arial"/>
-          <w:i/>
-          <w:sz w:val="22"/>
-          <w:szCs w:val="22"/>
-        </w:rPr>
-        <w:t>Paris</w:t>
+        <w:t xml:space="preserve">Le règlement d’assainissement de </w:t>
+      </w:r>
+      <w:r>
+        <w:rPr>
+          <w:rFonts w:ascii="Arial" w:hAnsi="Arial" w:cs="Arial"/>
+          <w:i/>
+          <w:sz w:val="22"/>
+          <w:szCs w:val="22"/>
+        </w:rPr>
+        <w:t>‘remplir ici selon le règlement choisi’</w:t>
       </w:r>
       <w:r>
         <w:rPr>
@@ -2117,20 +2326,6 @@
     </w:p>
     <w:p>
       <w:pPr>
-        <w:tabs>
-          <w:tab w:val="left" w:pos="567"/>
-        </w:tabs>
-        <w:spacing w:before="120"/>
-        <w:jc w:val="both"/>
-        <w:rPr>
-          <w:rFonts w:ascii="Arial" w:hAnsi="Arial" w:cs="Arial"/>
-          <w:sz w:val="22"/>
-          <w:szCs w:val="22"/>
-        </w:rPr>
-      </w:pPr>
-    </w:p>
-    <w:p>
-      <w:pPr>
         <w:pStyle w:val="Titre1"/>
         <w:keepLines w:val="0"/>
         <w:shd w:val="clear" w:color="auto" w:fill="2E3192"/>
@@ -2158,6 +2353,7 @@
           <w:szCs w:val="28"/>
           <w:lang w:eastAsia="x-none"/>
         </w:rPr>
+        <w:lastRenderedPageBreak/>
         <w:t>I – OBJET DE LA MISSION</w:t>
       </w:r>
       <w:bookmarkEnd w:id="23"/>
@@ -2198,7 +2394,27 @@
           <w:sz w:val="22"/>
           <w:szCs w:val="22"/>
         </w:rPr>
-        <w:t>SDC du 200 Boulevard de Charonne.</w:t>
+        <w:t xml:space="preserve">SDC du </w:t>
+      </w:r>
+      <w:r>
+        <w:rPr>
+          <w:rFonts w:ascii="Arial" w:hAnsi="Arial" w:cs="Arial"/>
+          <w:i/>
+          <w:iCs/>
+          <w:sz w:val="22"/>
+          <w:szCs w:val="22"/>
+        </w:rPr>
+        <w:t>‘adresse, code postal ville’</w:t>
+      </w:r>
+      <w:r>
+        <w:rPr>
+          <w:rFonts w:ascii="Arial" w:hAnsi="Arial" w:cs="Arial"/>
+          <w:i/>
+          <w:iCs/>
+          <w:sz w:val="22"/>
+          <w:szCs w:val="22"/>
+        </w:rPr>
+        <w:t>.</w:t>
       </w:r>
     </w:p>
     <w:p>
@@ -2238,16 +2454,7 @@
           <w:sz w:val="22"/>
           <w:szCs w:val="22"/>
         </w:rPr>
-        <w:t>l'inspection télévisée des réseaux d'assainissement des eaux usées et pluviales de la copropriété, afin de vérifier leur état et comprendre leur fonctionnement</w:t>
-      </w:r>
-      <w:r>
-        <w:rPr>
-          <w:rFonts w:ascii="Arial" w:hAnsi="Arial" w:cs="Arial"/>
-          <w:iCs/>
-          <w:sz w:val="22"/>
-          <w:szCs w:val="22"/>
-        </w:rPr>
-        <w:t>.</w:t>
+        <w:t>‘ce qui est coché ou tapé dans la page objet de la mission’</w:t>
       </w:r>
     </w:p>
     <w:p>
@@ -2334,7 +2541,7 @@
           <w:sz w:val="22"/>
           <w:szCs w:val="22"/>
         </w:rPr>
-        <w:t>200 Boulevard de Charonne</w:t>
+        <w:t>‘adresse, code postal ville’</w:t>
       </w:r>
     </w:p>
     <w:p>
@@ -2355,7 +2562,7 @@
           <w:sz w:val="22"/>
           <w:szCs w:val="22"/>
         </w:rPr>
-        <w:t xml:space="preserve">(parcelle cadastrale , </w:t>
+        <w:t xml:space="preserve">(parcelle cadastrale </w:t>
       </w:r>
       <w:r>
         <w:rPr>
@@ -2364,7 +2571,34 @@
           <w:sz w:val="22"/>
           <w:szCs w:val="22"/>
         </w:rPr>
-        <w:t xml:space="preserve">section </w:t>
+        <w:t>‘numéro de parcelle cadastrale’</w:t>
+      </w:r>
+      <w:r>
+        <w:rPr>
+          <w:rFonts w:ascii="Arial" w:hAnsi="Arial" w:cs="Arial"/>
+          <w:iCs/>
+          <w:sz w:val="22"/>
+          <w:szCs w:val="22"/>
+        </w:rPr>
+        <w:t xml:space="preserve">, </w:t>
+      </w:r>
+      <w:r>
+        <w:rPr>
+          <w:rFonts w:ascii="Arial" w:hAnsi="Arial" w:cs="Arial"/>
+          <w:iCs/>
+          <w:sz w:val="22"/>
+          <w:szCs w:val="22"/>
+        </w:rPr>
+        <w:t>section</w:t>
+      </w:r>
+      <w:r>
+        <w:rPr>
+          <w:rFonts w:ascii="Arial" w:hAnsi="Arial" w:cs="Arial"/>
+          <w:iCs/>
+          <w:sz w:val="22"/>
+          <w:szCs w:val="22"/>
+        </w:rPr>
+        <w:t xml:space="preserve"> ‘section cadastrale’</w:t>
       </w:r>
       <w:r>
         <w:rPr>
@@ -2394,68 +2628,7 @@
           <w:sz w:val="22"/>
           <w:szCs w:val="22"/>
         </w:rPr>
-        <w:t>Il</w:t>
-      </w:r>
-      <w:r>
-        <w:rPr>
-          <w:rFonts w:ascii="Arial" w:hAnsi="Arial" w:cs="Arial"/>
-          <w:bCs/>
-          <w:sz w:val="22"/>
-          <w:szCs w:val="22"/>
-        </w:rPr>
-        <w:t xml:space="preserve"> est composé </w:t>
-      </w:r>
-      <w:r>
-        <w:rPr>
-          <w:rFonts w:ascii="Arial" w:hAnsi="Arial" w:cs="Arial"/>
-          <w:iCs/>
-          <w:sz w:val="22"/>
-          <w:szCs w:val="22"/>
-        </w:rPr>
-        <w:t>d'un bâtiment sur rue, avec 6 étage(s) et 1 niveau(x) de sous-sol, d'une cour arrière en béton</w:t>
-      </w:r>
-      <w:r>
-        <w:rPr>
-          <w:rFonts w:ascii="Arial" w:hAnsi="Arial" w:cs="Arial"/>
-          <w:iCs/>
-          <w:sz w:val="22"/>
-          <w:szCs w:val="22"/>
-        </w:rPr>
-        <w:t>.</w:t>
-      </w:r>
-    </w:p>
-    <w:p>
-      <w:pPr>
-        <w:spacing w:before="120"/>
-        <w:jc w:val="both"/>
-        <w:rPr>
-          <w:rFonts w:ascii="Arial" w:hAnsi="Arial" w:cs="Arial"/>
-          <w:iCs/>
-          <w:color w:val="000000"/>
-          <w:sz w:val="22"/>
-          <w:szCs w:val="22"/>
-        </w:rPr>
-      </w:pPr>
-    </w:p>
-    <w:p>
-      <w:pPr>
-        <w:ind w:right="3400"/>
-        <w:rPr>
-          <w:rFonts w:ascii="Arial" w:hAnsi="Arial" w:cs="Arial"/>
-          <w:bCs/>
-          <w:color w:val="E36C0A"/>
-          <w:sz w:val="22"/>
-          <w:szCs w:val="22"/>
-        </w:rPr>
-      </w:pPr>
-      <w:r>
-        <w:rPr>
-          <w:rFonts w:ascii="Arial" w:hAnsi="Arial" w:cs="Arial"/>
-          <w:bCs/>
-          <w:sz w:val="22"/>
-          <w:szCs w:val="22"/>
-        </w:rPr>
-        <w:t>Les eaux usées et pluviales sont canalisées en élévation et enterré dans/sous le bâtiment rue.</w:t>
+        <w:t>‘phrase générée avec Claude IA sur la page description du site’</w:t>
       </w:r>
     </w:p>
     <w:p>
@@ -2572,7 +2745,27 @@
           <w:sz w:val="22"/>
           <w:szCs w:val="22"/>
         </w:rPr>
-        <w:t xml:space="preserve">l’extrait de la carte géologique n°de </w:t>
+        <w:t xml:space="preserve">l’extrait de la carte géologique </w:t>
+      </w:r>
+      <w:proofErr w:type="spellStart"/>
+      <w:r>
+        <w:rPr>
+          <w:rFonts w:ascii="Arial" w:hAnsi="Arial" w:cs="Arial"/>
+          <w:bCs/>
+          <w:sz w:val="22"/>
+          <w:szCs w:val="22"/>
+        </w:rPr>
+        <w:t>n°de</w:t>
+      </w:r>
+      <w:proofErr w:type="spellEnd"/>
+      <w:r>
+        <w:rPr>
+          <w:rFonts w:ascii="Arial" w:hAnsi="Arial" w:cs="Arial"/>
+          <w:bCs/>
+          <w:sz w:val="22"/>
+          <w:szCs w:val="22"/>
+        </w:rPr>
+        <w:t xml:space="preserve"> </w:t>
       </w:r>
       <w:r>
         <w:rPr>
@@ -2769,8 +2962,29 @@
           <w:sz w:val="22"/>
           <w:szCs w:val="22"/>
         </w:rPr>
-        <w:lastRenderedPageBreak/>
-        <w:t xml:space="preserve">Fy, Fx, Fw. Alluvions anciennes. Sables et graviers, limons anciens. </w:t>
+        <w:t xml:space="preserve">Fy, Fx, </w:t>
+      </w:r>
+      <w:proofErr w:type="spellStart"/>
+      <w:r>
+        <w:rPr>
+          <w:rFonts w:ascii="Arial" w:hAnsi="Arial" w:cs="Arial"/>
+          <w:b/>
+          <w:bCs/>
+          <w:sz w:val="22"/>
+          <w:szCs w:val="22"/>
+        </w:rPr>
+        <w:t>Fw</w:t>
+      </w:r>
+      <w:proofErr w:type="spellEnd"/>
+      <w:r>
+        <w:rPr>
+          <w:rFonts w:ascii="Arial" w:hAnsi="Arial" w:cs="Arial"/>
+          <w:b/>
+          <w:bCs/>
+          <w:sz w:val="22"/>
+          <w:szCs w:val="22"/>
+        </w:rPr>
+        <w:t xml:space="preserve">. Alluvions anciennes. Sables et graviers, limons anciens. </w:t>
       </w:r>
       <w:r>
         <w:rPr>
@@ -2803,7 +3017,18 @@
           <w:sz w:val="20"/>
           <w:szCs w:val="20"/>
         </w:rPr>
-        <w:t>Elles sont constituées par des matériaux prélevés dans les formations géologiques traversées par les fleuves à l'amont. Les éléments quartzeux, silex et meulière, prédominent, les uns dans les alluvions de la Seine, les autres dans celles de la Marne. Des calcaires empruntés au Lutétien, des roches granitiques et des chailles jurassiques sont fréquents dans les graviers de la Seine.</w:t>
+        <w:t xml:space="preserve">Elles sont constituées par des matériaux prélevés dans les formations géologiques traversées par les fleuves à l'amont. Les éléments quartzeux, silex et meulière, prédominent, les uns dans les alluvions de </w:t>
+      </w:r>
+      <w:r>
+        <w:rPr>
+          <w:rFonts w:ascii="Arial" w:hAnsi="Arial" w:cs="Arial"/>
+          <w:bCs/>
+          <w:i/>
+          <w:sz w:val="20"/>
+          <w:szCs w:val="20"/>
+        </w:rPr>
+        <w:lastRenderedPageBreak/>
+        <w:t>la Seine, les autres dans celles de la Marne. Des calcaires empruntés au Lutétien, des roches granitiques et des chailles jurassiques sont fréquents dans les graviers de la Seine.</w:t>
       </w:r>
     </w:p>
     <w:p>
@@ -2997,6 +3222,191 @@
     </w:p>
     <w:p>
       <w:pPr>
+        <w:pStyle w:val="Titre1"/>
+        <w:keepLines w:val="0"/>
+        <w:shd w:val="clear" w:color="auto" w:fill="2E3192"/>
+        <w:spacing w:before="480" w:after="240"/>
+        <w:ind w:firstLine="720"/>
+        <w:jc w:val="both"/>
+        <w:rPr>
+          <w:rFonts w:ascii="Arial" w:eastAsia="Times New Roman" w:hAnsi="Arial" w:cs="Arial"/>
+          <w:b/>
+          <w:bCs/>
+          <w:color w:val="auto"/>
+          <w:sz w:val="28"/>
+          <w:szCs w:val="28"/>
+          <w:lang w:eastAsia="x-none"/>
+        </w:rPr>
+      </w:pPr>
+      <w:bookmarkStart w:id="28" w:name="_Toc493771531"/>
+      <w:r>
+        <w:rPr>
+          <w:rFonts w:ascii="Arial" w:eastAsia="Times New Roman" w:hAnsi="Arial" w:cs="Arial"/>
+          <w:b/>
+          <w:bCs/>
+          <w:color w:val="auto"/>
+          <w:sz w:val="28"/>
+          <w:szCs w:val="28"/>
+          <w:lang w:eastAsia="x-none"/>
+        </w:rPr>
+        <w:lastRenderedPageBreak/>
+        <w:t>IV – CANALISATIONS INSPECTÉES</w:t>
+      </w:r>
+    </w:p>
+    <w:p>
+      <w:pPr>
+        <w:rPr>
+          <w:rFonts w:ascii="Arial" w:eastAsia="Arial" w:hAnsi="Arial" w:cs="Arial"/>
+          <w:color w:val="222222"/>
+          <w:sz w:val="22"/>
+          <w:szCs w:val="22"/>
+        </w:rPr>
+      </w:pPr>
+      <w:r>
+        <w:rPr>
+          <w:rFonts w:ascii="Arial" w:eastAsia="Arial" w:hAnsi="Arial" w:cs="Arial"/>
+          <w:color w:val="222222"/>
+          <w:sz w:val="22"/>
+          <w:szCs w:val="22"/>
+        </w:rPr>
+        <w:t>‘si rapport dans paris mettre ce paragraphe :’</w:t>
+      </w:r>
+    </w:p>
+    <w:p>
+      <w:pPr>
+        <w:rPr>
+          <w:rFonts w:ascii="Arial" w:eastAsia="Arial" w:hAnsi="Arial" w:cs="Arial"/>
+          <w:color w:val="222222"/>
+          <w:sz w:val="22"/>
+          <w:szCs w:val="22"/>
+        </w:rPr>
+      </w:pPr>
+    </w:p>
+    <w:p>
+      <w:pPr>
+        <w:spacing w:before="100" w:beforeAutospacing="1"/>
+        <w:jc w:val="both"/>
+        <w:rPr>
+          <w:rFonts w:ascii="Arial" w:hAnsi="Arial" w:cs="Arial"/>
+          <w:iCs/>
+          <w:sz w:val="22"/>
+          <w:szCs w:val="22"/>
+        </w:rPr>
+      </w:pPr>
+      <w:r>
+        <w:rPr>
+          <w:rFonts w:ascii="Arial" w:hAnsi="Arial" w:cs="Arial"/>
+          <w:b/>
+          <w:bCs/>
+          <w:iCs/>
+          <w:sz w:val="22"/>
+          <w:szCs w:val="22"/>
+        </w:rPr>
+        <w:t xml:space="preserve">Le </w:t>
+      </w:r>
+      <w:r>
+        <w:rPr>
+          <w:rFonts w:ascii="Arial" w:hAnsi="Arial" w:cs="Arial"/>
+          <w:b/>
+          <w:bCs/>
+          <w:iCs/>
+          <w:sz w:val="22"/>
+          <w:szCs w:val="22"/>
+        </w:rPr>
+        <w:t>rapport d’inspection télévisée</w:t>
+      </w:r>
+      <w:r>
+        <w:rPr>
+          <w:rFonts w:ascii="Arial" w:hAnsi="Arial" w:cs="Arial"/>
+          <w:iCs/>
+          <w:sz w:val="22"/>
+          <w:szCs w:val="22"/>
+        </w:rPr>
+        <w:t xml:space="preserve"> reprenant les caractéristiques et anomalies du réseau est présenté en complément du présent rapport. </w:t>
+      </w:r>
+    </w:p>
+    <w:p>
+      <w:pPr>
+        <w:jc w:val="both"/>
+        <w:rPr>
+          <w:rFonts w:ascii="Arial" w:hAnsi="Arial" w:cs="Arial"/>
+          <w:iCs/>
+          <w:sz w:val="22"/>
+          <w:szCs w:val="22"/>
+        </w:rPr>
+      </w:pPr>
+      <w:r>
+        <w:rPr>
+          <w:rFonts w:ascii="Arial" w:hAnsi="Arial" w:cs="Arial"/>
+          <w:iCs/>
+          <w:sz w:val="22"/>
+          <w:szCs w:val="22"/>
+        </w:rPr>
+        <w:br/>
+      </w:r>
+      <w:r>
+        <w:rPr>
+          <w:rFonts w:ascii="Arial" w:hAnsi="Arial" w:cs="Arial"/>
+          <w:b/>
+          <w:bCs/>
+          <w:iCs/>
+          <w:sz w:val="22"/>
+          <w:szCs w:val="22"/>
+        </w:rPr>
+        <w:t>Le plan d</w:t>
+      </w:r>
+      <w:r>
+        <w:rPr>
+          <w:rFonts w:ascii="Arial" w:hAnsi="Arial" w:cs="Arial"/>
+          <w:b/>
+          <w:bCs/>
+          <w:iCs/>
+          <w:sz w:val="22"/>
+          <w:szCs w:val="22"/>
+        </w:rPr>
+        <w:t>e la cour et du</w:t>
+      </w:r>
+      <w:r>
+        <w:rPr>
+          <w:rFonts w:ascii="Arial" w:hAnsi="Arial" w:cs="Arial"/>
+          <w:b/>
+          <w:bCs/>
+          <w:iCs/>
+          <w:sz w:val="22"/>
+          <w:szCs w:val="22"/>
+        </w:rPr>
+        <w:t xml:space="preserve"> sous-sol </w:t>
+      </w:r>
+      <w:r>
+        <w:rPr>
+          <w:rFonts w:ascii="Arial" w:hAnsi="Arial" w:cs="Arial"/>
+          <w:iCs/>
+          <w:sz w:val="22"/>
+          <w:szCs w:val="22"/>
+        </w:rPr>
+        <w:t xml:space="preserve">avec l’ensemble des réseaux inspectés et les anomalies observées </w:t>
+      </w:r>
+      <w:r>
+        <w:rPr>
+          <w:rFonts w:ascii="Arial" w:hAnsi="Arial" w:cs="Arial"/>
+          <w:iCs/>
+          <w:sz w:val="22"/>
+          <w:szCs w:val="22"/>
+        </w:rPr>
+        <w:t xml:space="preserve">est </w:t>
+      </w:r>
+      <w:r>
+        <w:rPr>
+          <w:rFonts w:ascii="Arial" w:hAnsi="Arial" w:cs="Arial"/>
+          <w:iCs/>
+          <w:sz w:val="22"/>
+          <w:szCs w:val="22"/>
+        </w:rPr>
+        <w:t>également fourni en complément de ce rapport.</w:t>
+      </w:r>
+    </w:p>
+    <w:p>
+      <w:pPr>
         <w:tabs>
           <w:tab w:val="left" w:pos="567"/>
         </w:tabs>
@@ -3008,6 +3418,705 @@
           <w:szCs w:val="22"/>
         </w:rPr>
       </w:pPr>
+    </w:p>
+    <w:p>
+      <w:pPr>
+        <w:jc w:val="both"/>
+        <w:rPr>
+          <w:rFonts w:ascii="Arial" w:hAnsi="Arial" w:cs="Arial"/>
+          <w:bCs/>
+          <w:color w:val="000000"/>
+          <w:sz w:val="22"/>
+          <w:szCs w:val="22"/>
+        </w:rPr>
+      </w:pPr>
+      <w:r>
+        <w:rPr>
+          <w:rFonts w:ascii="Arial" w:hAnsi="Arial" w:cs="Arial"/>
+          <w:bCs/>
+          <w:color w:val="000000"/>
+          <w:sz w:val="22"/>
+          <w:szCs w:val="22"/>
+        </w:rPr>
+        <w:t xml:space="preserve">Pour reprendre la légende du plan transmis avec ce rapport : </w:t>
+      </w:r>
+    </w:p>
+    <w:p>
+      <w:pPr>
+        <w:jc w:val="both"/>
+        <w:rPr>
+          <w:rFonts w:ascii="Arial" w:hAnsi="Arial" w:cs="Arial"/>
+          <w:bCs/>
+          <w:sz w:val="18"/>
+          <w:szCs w:val="18"/>
+        </w:rPr>
+      </w:pPr>
+    </w:p>
+    <w:p>
+      <w:pPr>
+        <w:spacing w:after="120"/>
+        <w:jc w:val="both"/>
+        <w:rPr>
+          <w:rFonts w:ascii="Arial" w:hAnsi="Arial" w:cs="Arial"/>
+          <w:sz w:val="22"/>
+          <w:szCs w:val="22"/>
+        </w:rPr>
+      </w:pPr>
+      <w:r>
+        <w:rPr>
+          <w:rFonts w:ascii="Arial" w:hAnsi="Arial" w:cs="Arial"/>
+          <w:b/>
+          <w:bCs/>
+          <w:color w:val="00B050"/>
+          <w:sz w:val="22"/>
+          <w:szCs w:val="22"/>
+        </w:rPr>
+        <w:t xml:space="preserve">Les réseaux identifiés en tracé </w:t>
+      </w:r>
+      <w:r>
+        <w:rPr>
+          <w:rFonts w:ascii="Arial" w:hAnsi="Arial" w:cs="Arial"/>
+          <w:sz w:val="22"/>
+          <w:szCs w:val="22"/>
+        </w:rPr>
+        <w:t>ne présentent pas de défauts visibles, sont dans un état relativement neuf.</w:t>
+      </w:r>
+    </w:p>
+    <w:p>
+      <w:pPr>
+        <w:spacing w:after="120"/>
+        <w:jc w:val="both"/>
+        <w:rPr>
+          <w:rFonts w:ascii="Arial" w:hAnsi="Arial" w:cs="Arial"/>
+          <w:sz w:val="22"/>
+          <w:szCs w:val="22"/>
+        </w:rPr>
+      </w:pPr>
+      <w:r>
+        <w:rPr>
+          <w:rFonts w:ascii="Arial" w:hAnsi="Arial" w:cs="Arial"/>
+          <w:b/>
+          <w:bCs/>
+          <w:color w:val="F79646" w:themeColor="accent6"/>
+          <w:sz w:val="22"/>
+          <w:szCs w:val="22"/>
+        </w:rPr>
+        <w:t>Les réseaux identifiés en tracé orange</w:t>
+      </w:r>
+      <w:r>
+        <w:rPr>
+          <w:rFonts w:ascii="Arial" w:hAnsi="Arial" w:cs="Arial"/>
+          <w:b/>
+          <w:bCs/>
+          <w:color w:val="C0504D" w:themeColor="accent2"/>
+          <w:sz w:val="22"/>
+          <w:szCs w:val="22"/>
+        </w:rPr>
+        <w:t xml:space="preserve"> </w:t>
+      </w:r>
+      <w:r>
+        <w:rPr>
+          <w:rFonts w:ascii="Arial" w:hAnsi="Arial" w:cs="Arial"/>
+          <w:sz w:val="22"/>
+          <w:szCs w:val="22"/>
+        </w:rPr>
+        <w:t>présentent des dégradations de revêtement avancées mais ne semble</w:t>
+      </w:r>
+      <w:r>
+        <w:rPr>
+          <w:rFonts w:ascii="Arial" w:hAnsi="Arial" w:cs="Arial"/>
+          <w:sz w:val="22"/>
+          <w:szCs w:val="22"/>
+        </w:rPr>
+        <w:t>nt</w:t>
+      </w:r>
+      <w:r>
+        <w:rPr>
+          <w:rFonts w:ascii="Arial" w:hAnsi="Arial" w:cs="Arial"/>
+          <w:sz w:val="22"/>
+          <w:szCs w:val="22"/>
+        </w:rPr>
+        <w:t xml:space="preserve"> pas être fuyards.</w:t>
+      </w:r>
+    </w:p>
+    <w:p>
+      <w:pPr>
+        <w:spacing w:after="120"/>
+        <w:jc w:val="both"/>
+        <w:rPr>
+          <w:rFonts w:ascii="Arial" w:hAnsi="Arial" w:cs="Arial"/>
+          <w:sz w:val="22"/>
+          <w:szCs w:val="22"/>
+        </w:rPr>
+      </w:pPr>
+      <w:r>
+        <w:rPr>
+          <w:rFonts w:ascii="Arial" w:hAnsi="Arial" w:cs="Arial"/>
+          <w:b/>
+          <w:bCs/>
+          <w:color w:val="FF0000"/>
+          <w:sz w:val="22"/>
+          <w:szCs w:val="22"/>
+        </w:rPr>
+        <w:t>Les réseaux identifiés en rouge</w:t>
+      </w:r>
+      <w:r>
+        <w:rPr>
+          <w:rFonts w:ascii="Arial" w:hAnsi="Arial" w:cs="Arial"/>
+          <w:sz w:val="22"/>
+          <w:szCs w:val="22"/>
+        </w:rPr>
+        <w:t xml:space="preserve"> sont très dégradés et présentent de nombreux défauts ne garantissant plus une bonne étanchéité ni un bon écoulement.</w:t>
+      </w:r>
+    </w:p>
+    <w:p>
+      <w:pPr>
+        <w:spacing w:after="120"/>
+        <w:jc w:val="both"/>
+        <w:rPr>
+          <w:rFonts w:ascii="Arial" w:hAnsi="Arial" w:cs="Arial"/>
+          <w:sz w:val="22"/>
+          <w:szCs w:val="22"/>
+        </w:rPr>
+      </w:pPr>
+    </w:p>
+    <w:p>
+      <w:pPr>
+        <w:spacing w:after="120"/>
+        <w:jc w:val="both"/>
+        <w:rPr>
+          <w:rFonts w:ascii="Arial" w:hAnsi="Arial" w:cs="Arial"/>
+          <w:sz w:val="22"/>
+          <w:szCs w:val="22"/>
+        </w:rPr>
+      </w:pPr>
+      <w:r>
+        <w:rPr>
+          <w:rFonts w:ascii="Arial" w:hAnsi="Arial" w:cs="Arial"/>
+          <w:sz w:val="22"/>
+          <w:szCs w:val="22"/>
+        </w:rPr>
+        <w:t>‘si rapport en dehors de paris (voir adresse pour savoir) mettre ce paragraphe :’</w:t>
+      </w:r>
+    </w:p>
+    <w:p>
+      <w:pPr>
+        <w:spacing w:after="120"/>
+        <w:jc w:val="both"/>
+        <w:rPr>
+          <w:rFonts w:ascii="Arial" w:hAnsi="Arial" w:cs="Arial"/>
+          <w:sz w:val="22"/>
+          <w:szCs w:val="22"/>
+        </w:rPr>
+      </w:pPr>
+    </w:p>
+    <w:p>
+      <w:pPr>
+        <w:spacing w:before="100" w:beforeAutospacing="1"/>
+        <w:jc w:val="both"/>
+        <w:rPr>
+          <w:rFonts w:ascii="Arial" w:hAnsi="Arial" w:cs="Arial"/>
+          <w:iCs/>
+          <w:sz w:val="22"/>
+          <w:szCs w:val="22"/>
+        </w:rPr>
+      </w:pPr>
+      <w:r>
+        <w:rPr>
+          <w:rFonts w:ascii="Arial" w:hAnsi="Arial" w:cs="Arial"/>
+          <w:iCs/>
+          <w:sz w:val="22"/>
+          <w:szCs w:val="22"/>
+        </w:rPr>
+        <w:t xml:space="preserve">Le </w:t>
+      </w:r>
+      <w:r>
+        <w:rPr>
+          <w:rFonts w:ascii="Arial" w:hAnsi="Arial" w:cs="Arial"/>
+          <w:b/>
+          <w:bCs/>
+          <w:iCs/>
+          <w:sz w:val="22"/>
+          <w:szCs w:val="22"/>
+        </w:rPr>
+        <w:t>rapport d’inspection télévisée</w:t>
+      </w:r>
+      <w:r>
+        <w:rPr>
+          <w:rFonts w:ascii="Arial" w:hAnsi="Arial" w:cs="Arial"/>
+          <w:iCs/>
+          <w:sz w:val="22"/>
+          <w:szCs w:val="22"/>
+        </w:rPr>
+        <w:t xml:space="preserve"> reprenant les caractéristiques et anomalies du réseau est présenté en complément du présent rapport. </w:t>
+      </w:r>
+    </w:p>
+    <w:p>
+      <w:pPr>
+        <w:jc w:val="both"/>
+        <w:rPr>
+          <w:rFonts w:ascii="Arial" w:hAnsi="Arial" w:cs="Arial"/>
+          <w:iCs/>
+          <w:sz w:val="22"/>
+          <w:szCs w:val="22"/>
+        </w:rPr>
+      </w:pPr>
+      <w:r>
+        <w:rPr>
+          <w:rFonts w:ascii="Arial" w:hAnsi="Arial" w:cs="Arial"/>
+          <w:iCs/>
+          <w:sz w:val="22"/>
+          <w:szCs w:val="22"/>
+        </w:rPr>
+        <w:br/>
+      </w:r>
+      <w:r>
+        <w:rPr>
+          <w:rFonts w:ascii="Arial" w:hAnsi="Arial" w:cs="Arial"/>
+          <w:b/>
+          <w:bCs/>
+          <w:iCs/>
+          <w:sz w:val="22"/>
+          <w:szCs w:val="22"/>
+        </w:rPr>
+        <w:t xml:space="preserve">Le plan du </w:t>
+      </w:r>
+      <w:r>
+        <w:rPr>
+          <w:rFonts w:ascii="Arial" w:hAnsi="Arial" w:cs="Arial"/>
+          <w:b/>
+          <w:bCs/>
+          <w:iCs/>
+          <w:sz w:val="22"/>
+          <w:szCs w:val="22"/>
+        </w:rPr>
+        <w:t>sous-sol</w:t>
+      </w:r>
+      <w:r>
+        <w:rPr>
+          <w:rFonts w:ascii="Arial" w:hAnsi="Arial" w:cs="Arial"/>
+          <w:iCs/>
+          <w:sz w:val="22"/>
+          <w:szCs w:val="22"/>
+        </w:rPr>
+        <w:t xml:space="preserve"> avec l’ensemble des réseaux inspectés et les anomalies observées </w:t>
+      </w:r>
+      <w:r>
+        <w:rPr>
+          <w:rFonts w:ascii="Arial" w:hAnsi="Arial" w:cs="Arial"/>
+          <w:iCs/>
+          <w:sz w:val="22"/>
+          <w:szCs w:val="22"/>
+        </w:rPr>
+        <w:t xml:space="preserve">est </w:t>
+      </w:r>
+      <w:r>
+        <w:rPr>
+          <w:rFonts w:ascii="Arial" w:hAnsi="Arial" w:cs="Arial"/>
+          <w:iCs/>
+          <w:sz w:val="22"/>
+          <w:szCs w:val="22"/>
+        </w:rPr>
+        <w:t>également fourni en complément de ce rapport.</w:t>
+      </w:r>
+    </w:p>
+    <w:p>
+      <w:pPr>
+        <w:tabs>
+          <w:tab w:val="left" w:pos="567"/>
+        </w:tabs>
+        <w:spacing w:before="120"/>
+        <w:jc w:val="both"/>
+        <w:rPr>
+          <w:rFonts w:ascii="Arial" w:hAnsi="Arial" w:cs="Arial"/>
+          <w:sz w:val="22"/>
+          <w:szCs w:val="22"/>
+        </w:rPr>
+      </w:pPr>
+    </w:p>
+    <w:p>
+      <w:pPr>
+        <w:jc w:val="both"/>
+        <w:rPr>
+          <w:rFonts w:ascii="Arial" w:hAnsi="Arial" w:cs="Arial"/>
+          <w:bCs/>
+          <w:color w:val="000000"/>
+          <w:sz w:val="22"/>
+          <w:szCs w:val="22"/>
+        </w:rPr>
+      </w:pPr>
+      <w:r>
+        <w:rPr>
+          <w:rFonts w:ascii="Arial" w:hAnsi="Arial" w:cs="Arial"/>
+          <w:bCs/>
+          <w:color w:val="000000"/>
+          <w:sz w:val="22"/>
+          <w:szCs w:val="22"/>
+        </w:rPr>
+        <w:t xml:space="preserve">Pour reprendre la légende du plan transmis avec ce rapport : </w:t>
+      </w:r>
+    </w:p>
+    <w:p>
+      <w:pPr>
+        <w:jc w:val="both"/>
+        <w:rPr>
+          <w:rFonts w:ascii="Arial" w:hAnsi="Arial" w:cs="Arial"/>
+          <w:bCs/>
+          <w:sz w:val="18"/>
+          <w:szCs w:val="18"/>
+        </w:rPr>
+      </w:pPr>
+    </w:p>
+    <w:p>
+      <w:pPr>
+        <w:spacing w:after="120"/>
+        <w:jc w:val="both"/>
+        <w:rPr>
+          <w:rFonts w:ascii="Arial" w:hAnsi="Arial" w:cs="Arial"/>
+          <w:sz w:val="22"/>
+          <w:szCs w:val="22"/>
+        </w:rPr>
+      </w:pPr>
+      <w:r>
+        <w:rPr>
+          <w:rFonts w:ascii="Arial" w:hAnsi="Arial" w:cs="Arial"/>
+          <w:b/>
+          <w:bCs/>
+          <w:color w:val="00B050"/>
+          <w:sz w:val="22"/>
+          <w:szCs w:val="22"/>
+        </w:rPr>
+        <w:t xml:space="preserve">Les </w:t>
+      </w:r>
+      <w:r>
+        <w:rPr>
+          <w:rFonts w:ascii="Arial" w:hAnsi="Arial" w:cs="Arial"/>
+          <w:b/>
+          <w:bCs/>
+          <w:color w:val="00B050"/>
+          <w:sz w:val="22"/>
+          <w:szCs w:val="22"/>
+        </w:rPr>
+        <w:t xml:space="preserve">réseaux avec des flèches </w:t>
+      </w:r>
+      <w:r>
+        <w:rPr>
+          <w:rFonts w:ascii="Arial" w:hAnsi="Arial" w:cs="Arial"/>
+          <w:b/>
+          <w:bCs/>
+          <w:color w:val="00B050"/>
+          <w:sz w:val="22"/>
+          <w:szCs w:val="22"/>
+        </w:rPr>
+        <w:t>vert</w:t>
+      </w:r>
+      <w:r>
+        <w:rPr>
+          <w:rFonts w:ascii="Arial" w:hAnsi="Arial" w:cs="Arial"/>
+          <w:b/>
+          <w:bCs/>
+          <w:color w:val="00B050"/>
+          <w:sz w:val="22"/>
+          <w:szCs w:val="22"/>
+        </w:rPr>
+        <w:t>es</w:t>
+      </w:r>
+      <w:r>
+        <w:rPr>
+          <w:rFonts w:ascii="Arial" w:hAnsi="Arial" w:cs="Arial"/>
+          <w:b/>
+          <w:bCs/>
+          <w:color w:val="00B050"/>
+          <w:sz w:val="22"/>
+          <w:szCs w:val="22"/>
+        </w:rPr>
+        <w:t xml:space="preserve"> vert </w:t>
+      </w:r>
+      <w:r>
+        <w:rPr>
+          <w:rFonts w:ascii="Arial" w:hAnsi="Arial" w:cs="Arial"/>
+          <w:sz w:val="22"/>
+          <w:szCs w:val="22"/>
+        </w:rPr>
+        <w:t>ne présentent pas de défauts visibles, sont dans un état relativement neuf.</w:t>
+      </w:r>
+    </w:p>
+    <w:p>
+      <w:pPr>
+        <w:spacing w:after="120"/>
+        <w:jc w:val="both"/>
+        <w:rPr>
+          <w:rFonts w:ascii="Arial" w:hAnsi="Arial" w:cs="Arial"/>
+          <w:sz w:val="22"/>
+          <w:szCs w:val="22"/>
+        </w:rPr>
+      </w:pPr>
+      <w:r>
+        <w:rPr>
+          <w:rFonts w:ascii="Arial" w:hAnsi="Arial" w:cs="Arial"/>
+          <w:b/>
+          <w:bCs/>
+          <w:color w:val="F79646" w:themeColor="accent6"/>
+          <w:sz w:val="22"/>
+          <w:szCs w:val="22"/>
+        </w:rPr>
+        <w:t>Les réseaux avec des flèches orange</w:t>
+      </w:r>
+      <w:r>
+        <w:rPr>
+          <w:rFonts w:ascii="Arial" w:hAnsi="Arial" w:cs="Arial"/>
+          <w:b/>
+          <w:bCs/>
+          <w:color w:val="C0504D" w:themeColor="accent2"/>
+          <w:sz w:val="22"/>
+          <w:szCs w:val="22"/>
+        </w:rPr>
+        <w:t xml:space="preserve"> </w:t>
+      </w:r>
+      <w:r>
+        <w:rPr>
+          <w:rFonts w:ascii="Arial" w:hAnsi="Arial" w:cs="Arial"/>
+          <w:sz w:val="22"/>
+          <w:szCs w:val="22"/>
+        </w:rPr>
+        <w:t>présentent des dégradations de revêtement avancées mais ne semble</w:t>
+      </w:r>
+      <w:r>
+        <w:rPr>
+          <w:rFonts w:ascii="Arial" w:hAnsi="Arial" w:cs="Arial"/>
+          <w:sz w:val="22"/>
+          <w:szCs w:val="22"/>
+        </w:rPr>
+        <w:t>nt</w:t>
+      </w:r>
+      <w:r>
+        <w:rPr>
+          <w:rFonts w:ascii="Arial" w:hAnsi="Arial" w:cs="Arial"/>
+          <w:sz w:val="22"/>
+          <w:szCs w:val="22"/>
+        </w:rPr>
+        <w:t xml:space="preserve"> pas être fuyards.</w:t>
+      </w:r>
+    </w:p>
+    <w:p>
+      <w:pPr>
+        <w:spacing w:after="120"/>
+        <w:jc w:val="both"/>
+        <w:rPr>
+          <w:rFonts w:ascii="Arial" w:hAnsi="Arial" w:cs="Arial"/>
+          <w:sz w:val="22"/>
+          <w:szCs w:val="22"/>
+        </w:rPr>
+      </w:pPr>
+      <w:r>
+        <w:rPr>
+          <w:rFonts w:ascii="Arial" w:hAnsi="Arial" w:cs="Arial"/>
+          <w:b/>
+          <w:bCs/>
+          <w:color w:val="FF0000"/>
+          <w:sz w:val="22"/>
+          <w:szCs w:val="22"/>
+        </w:rPr>
+        <w:t>Les</w:t>
+      </w:r>
+      <w:r>
+        <w:rPr>
+          <w:rFonts w:ascii="Arial" w:hAnsi="Arial" w:cs="Arial"/>
+          <w:b/>
+          <w:bCs/>
+          <w:color w:val="FF0000"/>
+          <w:sz w:val="22"/>
+          <w:szCs w:val="22"/>
+        </w:rPr>
+        <w:t xml:space="preserve"> réseaux</w:t>
+      </w:r>
+      <w:r>
+        <w:rPr>
+          <w:rFonts w:ascii="Arial" w:hAnsi="Arial" w:cs="Arial"/>
+          <w:b/>
+          <w:bCs/>
+          <w:color w:val="FF0000"/>
+          <w:sz w:val="22"/>
+          <w:szCs w:val="22"/>
+        </w:rPr>
+        <w:t xml:space="preserve"> </w:t>
+      </w:r>
+      <w:r>
+        <w:rPr>
+          <w:rFonts w:ascii="Arial" w:hAnsi="Arial" w:cs="Arial"/>
+          <w:b/>
+          <w:bCs/>
+          <w:color w:val="FF0000"/>
+          <w:sz w:val="22"/>
+          <w:szCs w:val="22"/>
+        </w:rPr>
+        <w:t>avec des flèches</w:t>
+      </w:r>
+      <w:r>
+        <w:rPr>
+          <w:rFonts w:ascii="Arial" w:hAnsi="Arial" w:cs="Arial"/>
+          <w:b/>
+          <w:bCs/>
+          <w:color w:val="FF0000"/>
+          <w:sz w:val="22"/>
+          <w:szCs w:val="22"/>
+        </w:rPr>
+        <w:t xml:space="preserve"> rouge</w:t>
+      </w:r>
+      <w:r>
+        <w:rPr>
+          <w:rFonts w:ascii="Arial" w:hAnsi="Arial" w:cs="Arial"/>
+          <w:sz w:val="22"/>
+          <w:szCs w:val="22"/>
+        </w:rPr>
+        <w:t xml:space="preserve"> sont très dégradés et présentent de nombreux défauts ne garantissant plus une bonne étanchéité ni un bon écoulement.</w:t>
+      </w:r>
+    </w:p>
+    <w:p>
+      <w:pPr>
+        <w:spacing w:after="120"/>
+        <w:jc w:val="both"/>
+        <w:rPr>
+          <w:rFonts w:ascii="Arial" w:hAnsi="Arial" w:cs="Arial"/>
+          <w:sz w:val="22"/>
+          <w:szCs w:val="22"/>
+        </w:rPr>
+      </w:pPr>
+    </w:p>
+    <w:p>
+      <w:pPr>
+        <w:spacing w:after="120"/>
+        <w:jc w:val="both"/>
+        <w:rPr>
+          <w:rFonts w:ascii="Arial" w:hAnsi="Arial" w:cs="Arial"/>
+          <w:sz w:val="22"/>
+          <w:szCs w:val="22"/>
+        </w:rPr>
+      </w:pPr>
+      <w:r>
+        <w:rPr>
+          <w:rFonts w:ascii="Arial" w:hAnsi="Arial" w:cs="Arial"/>
+          <w:b/>
+          <w:bCs/>
+          <w:color w:val="0070C0"/>
+          <w:sz w:val="22"/>
+          <w:szCs w:val="22"/>
+        </w:rPr>
+        <w:t>Les flèches bleues</w:t>
+      </w:r>
+      <w:r>
+        <w:rPr>
+          <w:rFonts w:ascii="Arial" w:hAnsi="Arial" w:cs="Arial"/>
+          <w:color w:val="0070C0"/>
+          <w:sz w:val="22"/>
+          <w:szCs w:val="22"/>
+        </w:rPr>
+        <w:t xml:space="preserve"> </w:t>
+      </w:r>
+      <w:r>
+        <w:rPr>
+          <w:rFonts w:ascii="Arial" w:hAnsi="Arial" w:cs="Arial"/>
+          <w:sz w:val="22"/>
+          <w:szCs w:val="22"/>
+        </w:rPr>
+        <w:t>correspondent au réseau d’eaux pluviales.</w:t>
+      </w:r>
+    </w:p>
+    <w:p>
+      <w:pPr>
+        <w:spacing w:after="120"/>
+        <w:jc w:val="both"/>
+        <w:rPr>
+          <w:rFonts w:ascii="Arial" w:hAnsi="Arial" w:cs="Arial"/>
+          <w:sz w:val="22"/>
+          <w:szCs w:val="22"/>
+        </w:rPr>
+      </w:pPr>
+      <w:r>
+        <w:rPr>
+          <w:rFonts w:ascii="Arial" w:hAnsi="Arial" w:cs="Arial"/>
+          <w:b/>
+          <w:bCs/>
+          <w:color w:val="808000"/>
+          <w:sz w:val="22"/>
+          <w:szCs w:val="22"/>
+        </w:rPr>
+        <w:t>Les flèches marrons</w:t>
+      </w:r>
+      <w:r>
+        <w:rPr>
+          <w:rFonts w:ascii="Arial" w:hAnsi="Arial" w:cs="Arial"/>
+          <w:color w:val="5F497A" w:themeColor="accent4" w:themeShade="BF"/>
+          <w:sz w:val="22"/>
+          <w:szCs w:val="22"/>
+        </w:rPr>
+        <w:t xml:space="preserve"> </w:t>
+      </w:r>
+      <w:r>
+        <w:rPr>
+          <w:rFonts w:ascii="Arial" w:hAnsi="Arial" w:cs="Arial"/>
+          <w:sz w:val="22"/>
+          <w:szCs w:val="22"/>
+        </w:rPr>
+        <w:t xml:space="preserve">correspondent au réseau d’eaux usées.  </w:t>
+      </w:r>
+    </w:p>
+    <w:p>
+      <w:pPr>
+        <w:spacing w:after="120"/>
+        <w:jc w:val="both"/>
+        <w:rPr>
+          <w:rFonts w:ascii="Arial" w:hAnsi="Arial" w:cs="Arial"/>
+          <w:sz w:val="22"/>
+          <w:szCs w:val="22"/>
+        </w:rPr>
+      </w:pPr>
+      <w:r>
+        <w:rPr>
+          <w:rFonts w:ascii="Arial" w:hAnsi="Arial" w:cs="Arial"/>
+          <w:b/>
+          <w:bCs/>
+          <w:color w:val="669900"/>
+          <w:sz w:val="22"/>
+          <w:szCs w:val="22"/>
+        </w:rPr>
+        <w:t>Les flèche vert kaki</w:t>
+      </w:r>
+      <w:r>
+        <w:rPr>
+          <w:rFonts w:ascii="Arial" w:hAnsi="Arial" w:cs="Arial"/>
+          <w:color w:val="E36C0A" w:themeColor="accent6" w:themeShade="BF"/>
+          <w:sz w:val="22"/>
+          <w:szCs w:val="22"/>
+        </w:rPr>
+        <w:t xml:space="preserve"> </w:t>
+      </w:r>
+      <w:r>
+        <w:rPr>
+          <w:rFonts w:ascii="Arial" w:hAnsi="Arial" w:cs="Arial"/>
+          <w:sz w:val="22"/>
+          <w:szCs w:val="22"/>
+        </w:rPr>
+        <w:t xml:space="preserve">correspondent au réseau dit d’eaux unitaires (mélange d’eaux usées et d’eaux pluviales). </w:t>
+      </w:r>
+    </w:p>
+    <w:p>
+      <w:pPr>
+        <w:spacing w:after="160" w:line="259" w:lineRule="auto"/>
+        <w:rPr>
+          <w:rFonts w:ascii="Arial" w:hAnsi="Arial" w:cs="Arial"/>
+          <w:sz w:val="22"/>
+          <w:szCs w:val="22"/>
+        </w:rPr>
+      </w:pPr>
+      <w:r>
+        <w:rPr>
+          <w:rFonts w:ascii="Arial" w:hAnsi="Arial" w:cs="Arial"/>
+          <w:sz w:val="22"/>
+          <w:szCs w:val="22"/>
+        </w:rPr>
+        <w:br w:type="page"/>
+      </w:r>
     </w:p>
     <w:p>
       <w:pPr>
@@ -3027,7 +4136,7 @@
           <w:lang w:eastAsia="x-none"/>
         </w:rPr>
       </w:pPr>
-      <w:bookmarkStart w:id="28" w:name="_Toc493771531"/>
+      <w:bookmarkStart w:id="29" w:name="_Toc493771536"/>
       <w:r>
         <w:rPr>
           <w:rFonts w:ascii="Arial" w:eastAsia="Times New Roman" w:hAnsi="Arial" w:cs="Arial"/>
@@ -3038,426 +4147,79 @@
           <w:szCs w:val="28"/>
           <w:lang w:eastAsia="x-none"/>
         </w:rPr>
-        <w:t>IV – CANALISATIONS INSPECTÉES</w:t>
-      </w:r>
-    </w:p>
-    <w:p>
-      <w:pPr>
-        <w:spacing w:before="120"/>
+        <w:lastRenderedPageBreak/>
+        <w:t>V – CONCLUSIONS</w:t>
+      </w:r>
+      <w:bookmarkEnd w:id="29"/>
+    </w:p>
+    <w:p>
+      <w:pPr>
+        <w:pStyle w:val="Paragraphedeliste"/>
+        <w:numPr>
+          <w:ilvl w:val="0"/>
+          <w:numId w:val="7"/>
+        </w:numPr>
+        <w:spacing w:after="120"/>
         <w:jc w:val="both"/>
         <w:rPr>
-          <w:rFonts w:ascii="Arial" w:eastAsia="Arial" w:hAnsi="Arial" w:cs="Arial"/>
-          <w:color w:val="222222"/>
-        </w:rPr>
-      </w:pPr>
-      <w:r>
-        <w:rPr>
-          <w:rFonts w:ascii="Arial" w:eastAsia="Arial" w:hAnsi="Arial" w:cs="Arial"/>
-          <w:color w:val="222222"/>
-          <w:sz w:val="22"/>
-          <w:szCs w:val="22"/>
-        </w:rPr>
-        <w:t>Le rapport d’inspection télévisée reprenant les caractéristiques et anomalies du réseau est présenté en annexe du présent rapport. Les principales observations sur les canalisations inspectées sont indiquées dans le tableau suivant.</w:t>
-      </w:r>
-      <w:r>
-        <w:br/>
-      </w:r>
-      <w:r>
-        <w:rPr>
-          <w:rFonts w:ascii="Arial" w:eastAsia="Arial" w:hAnsi="Arial" w:cs="Arial"/>
-          <w:color w:val="222222"/>
-          <w:sz w:val="22"/>
-          <w:szCs w:val="22"/>
-        </w:rPr>
-        <w:t>Un plan des canalisations existantes avec l’ensemble des anomalies est fourni en complément de ce rapport.</w:t>
-      </w:r>
-    </w:p>
-    <w:tbl>
-      <w:tblPr>
-        <w:tblpPr w:leftFromText="141" w:rightFromText="141" w:vertAnchor="text" w:horzAnchor="margin" w:tblpXSpec="center" w:tblpY="204"/>
-        <w:tblW w:w="9486" w:type="dxa"/>
-        <w:tblBorders>
-          <w:top w:val="single" w:sz="4" w:space="0" w:color="000000"/>
-          <w:left w:val="single" w:sz="4" w:space="0" w:color="000000"/>
-          <w:bottom w:val="single" w:sz="4" w:space="0" w:color="000000"/>
-          <w:right w:val="single" w:sz="4" w:space="0" w:color="000000"/>
-          <w:insideH w:val="dotted" w:sz="4" w:space="0" w:color="000000"/>
-          <w:insideV w:val="single" w:sz="4" w:space="0" w:color="000000"/>
-        </w:tblBorders>
-        <w:tblLayout w:type="fixed"/>
-        <w:tblLook w:val="04A0" w:firstRow="1" w:lastRow="0" w:firstColumn="1" w:lastColumn="0" w:noHBand="0" w:noVBand="1"/>
-      </w:tblPr>
-      <w:tblGrid>
-        <w:gridCol w:w="1565"/>
-        <w:gridCol w:w="1275"/>
-        <w:gridCol w:w="993"/>
-        <w:gridCol w:w="1275"/>
-        <w:gridCol w:w="1276"/>
-        <w:gridCol w:w="3102"/>
-      </w:tblGrid>
-      <w:tr>
-        <w:trPr>
-          <w:trHeight w:val="429"/>
-        </w:trPr>
-        <w:tc>
-          <w:tcPr>
-            <w:tcW w:w="1565" w:type="dxa"/>
-            <w:tcBorders>
-              <w:top w:val="single" w:sz="4" w:space="0" w:color="000000"/>
-              <w:bottom w:val="single" w:sz="4" w:space="0" w:color="000000"/>
-            </w:tcBorders>
-            <w:shd w:val="clear" w:color="auto" w:fill="auto"/>
-            <w:vAlign w:val="center"/>
-          </w:tcPr>
-          <w:p>
-            <w:pPr>
-              <w:jc w:val="center"/>
-              <w:rPr>
-                <w:rFonts w:ascii="Arial" w:hAnsi="Arial" w:cs="Arial"/>
-                <w:bCs/>
-                <w:sz w:val="18"/>
-                <w:szCs w:val="18"/>
-              </w:rPr>
-            </w:pPr>
-            <w:r>
-              <w:rPr>
-                <w:rFonts w:ascii="Arial" w:hAnsi="Arial" w:cs="Arial"/>
-                <w:b/>
-                <w:sz w:val="18"/>
-                <w:szCs w:val="18"/>
-              </w:rPr>
-              <w:t>Canalisation inspectée</w:t>
-            </w:r>
-          </w:p>
-        </w:tc>
-        <w:tc>
-          <w:tcPr>
-            <w:tcW w:w="1275" w:type="dxa"/>
-            <w:tcBorders>
-              <w:top w:val="single" w:sz="4" w:space="0" w:color="000000"/>
-              <w:bottom w:val="single" w:sz="4" w:space="0" w:color="000000"/>
-            </w:tcBorders>
-            <w:shd w:val="clear" w:color="auto" w:fill="auto"/>
-            <w:vAlign w:val="center"/>
-          </w:tcPr>
-          <w:p>
-            <w:pPr>
-              <w:jc w:val="center"/>
-              <w:rPr>
-                <w:rFonts w:ascii="Arial" w:hAnsi="Arial" w:cs="Arial"/>
-                <w:bCs/>
-                <w:sz w:val="18"/>
-                <w:szCs w:val="18"/>
-              </w:rPr>
-            </w:pPr>
-            <w:r>
-              <w:rPr>
-                <w:rFonts w:ascii="Arial" w:hAnsi="Arial" w:cs="Arial"/>
-                <w:b/>
-                <w:sz w:val="18"/>
-                <w:szCs w:val="18"/>
-              </w:rPr>
-              <w:t>Nature tuyau</w:t>
-            </w:r>
-          </w:p>
-        </w:tc>
-        <w:tc>
-          <w:tcPr>
-            <w:tcW w:w="993" w:type="dxa"/>
-            <w:tcBorders>
-              <w:top w:val="single" w:sz="4" w:space="0" w:color="000000"/>
-              <w:bottom w:val="single" w:sz="4" w:space="0" w:color="000000"/>
-            </w:tcBorders>
-            <w:shd w:val="clear" w:color="auto" w:fill="auto"/>
-            <w:vAlign w:val="center"/>
-          </w:tcPr>
-          <w:p>
-            <w:pPr>
-              <w:jc w:val="center"/>
-              <w:rPr>
-                <w:rFonts w:ascii="Arial" w:hAnsi="Arial" w:cs="Arial"/>
-                <w:bCs/>
-                <w:sz w:val="18"/>
-                <w:szCs w:val="18"/>
-              </w:rPr>
-            </w:pPr>
-            <w:r>
-              <w:rPr>
-                <w:rFonts w:ascii="Arial" w:hAnsi="Arial" w:cs="Arial"/>
-                <w:b/>
-                <w:sz w:val="18"/>
-                <w:szCs w:val="18"/>
-              </w:rPr>
-              <w:t>Diamètre</w:t>
-            </w:r>
-            <w:r>
-              <w:rPr>
-                <w:rFonts w:ascii="Arial" w:hAnsi="Arial" w:cs="Arial"/>
-                <w:b/>
-                <w:sz w:val="18"/>
-                <w:szCs w:val="18"/>
-              </w:rPr>
-              <w:br/>
-              <w:t>(mm)</w:t>
-            </w:r>
-          </w:p>
-        </w:tc>
-        <w:tc>
-          <w:tcPr>
-            <w:tcW w:w="1275" w:type="dxa"/>
-            <w:tcBorders>
-              <w:top w:val="single" w:sz="4" w:space="0" w:color="000000"/>
-              <w:bottom w:val="single" w:sz="4" w:space="0" w:color="000000"/>
-            </w:tcBorders>
-            <w:shd w:val="clear" w:color="auto" w:fill="auto"/>
-            <w:vAlign w:val="center"/>
-          </w:tcPr>
-          <w:p>
-            <w:pPr>
-              <w:jc w:val="center"/>
-              <w:rPr>
-                <w:rFonts w:ascii="Arial" w:hAnsi="Arial" w:cs="Arial"/>
-                <w:bCs/>
-                <w:sz w:val="18"/>
-                <w:szCs w:val="18"/>
-              </w:rPr>
-            </w:pPr>
-            <w:r>
-              <w:rPr>
-                <w:rFonts w:ascii="Arial" w:hAnsi="Arial" w:cs="Arial"/>
-                <w:b/>
-                <w:sz w:val="18"/>
-                <w:szCs w:val="18"/>
-              </w:rPr>
-              <w:t>Test</w:t>
-            </w:r>
-            <w:r>
-              <w:rPr>
-                <w:rFonts w:ascii="Arial" w:hAnsi="Arial" w:cs="Arial"/>
-                <w:b/>
-                <w:sz w:val="18"/>
-                <w:szCs w:val="18"/>
-              </w:rPr>
-              <w:br/>
-              <w:t>d’étanchéité</w:t>
-            </w:r>
-          </w:p>
-        </w:tc>
-        <w:tc>
-          <w:tcPr>
-            <w:tcW w:w="1276" w:type="dxa"/>
-            <w:tcBorders>
-              <w:top w:val="single" w:sz="4" w:space="0" w:color="000000"/>
-              <w:bottom w:val="single" w:sz="4" w:space="0" w:color="000000"/>
-            </w:tcBorders>
-            <w:vAlign w:val="center"/>
-          </w:tcPr>
-          <w:p>
-            <w:pPr>
-              <w:jc w:val="center"/>
-              <w:rPr>
-                <w:rFonts w:ascii="Arial" w:hAnsi="Arial" w:cs="Arial"/>
-                <w:bCs/>
-                <w:sz w:val="18"/>
-                <w:szCs w:val="18"/>
-              </w:rPr>
-            </w:pPr>
-            <w:r>
-              <w:rPr>
-                <w:rFonts w:ascii="Arial" w:hAnsi="Arial" w:cs="Arial"/>
-                <w:b/>
-                <w:sz w:val="18"/>
-                <w:szCs w:val="18"/>
-              </w:rPr>
-              <w:t>Curage</w:t>
-            </w:r>
-            <w:r>
-              <w:rPr>
-                <w:rFonts w:ascii="Arial" w:hAnsi="Arial" w:cs="Arial"/>
-                <w:b/>
-                <w:sz w:val="18"/>
-                <w:szCs w:val="18"/>
-              </w:rPr>
-              <w:t xml:space="preserve"> nécessaire</w:t>
-            </w:r>
-          </w:p>
-        </w:tc>
-        <w:tc>
-          <w:tcPr>
-            <w:tcW w:w="3102" w:type="dxa"/>
-            <w:tcBorders>
-              <w:top w:val="single" w:sz="4" w:space="0" w:color="000000"/>
-              <w:bottom w:val="single" w:sz="4" w:space="0" w:color="000000"/>
-            </w:tcBorders>
-            <w:shd w:val="clear" w:color="auto" w:fill="auto"/>
-            <w:vAlign w:val="center"/>
-          </w:tcPr>
-          <w:p>
-            <w:pPr>
-              <w:jc w:val="center"/>
-              <w:rPr>
-                <w:rFonts w:ascii="Arial" w:hAnsi="Arial" w:cs="Arial"/>
-                <w:bCs/>
-                <w:sz w:val="18"/>
-                <w:szCs w:val="18"/>
-              </w:rPr>
-            </w:pPr>
-            <w:r>
-              <w:rPr>
-                <w:rFonts w:ascii="Arial" w:hAnsi="Arial" w:cs="Arial"/>
-                <w:b/>
-                <w:bCs/>
-                <w:sz w:val="18"/>
-                <w:szCs w:val="18"/>
-              </w:rPr>
-              <w:t>Observations</w:t>
-            </w:r>
-          </w:p>
-        </w:tc>
-      </w:tr>
-      <w:tr>
-        <w:trPr>
-          <w:trHeight w:val="214"/>
-        </w:trPr>
-        <w:tc>
-          <w:tcPr>
-            <w:tcW w:w="1565" w:type="dxa"/>
-            <w:shd w:val="clear" w:color="auto" w:fill="auto"/>
-            <w:vAlign w:val="center"/>
-          </w:tcPr>
-          <w:p>
-            <w:pPr>
-              <w:jc w:val="both"/>
-              <w:rPr>
-                <w:rFonts w:ascii="Arial" w:hAnsi="Arial" w:cs="Arial"/>
-                <w:bCs/>
-                <w:sz w:val="18"/>
-                <w:szCs w:val="18"/>
-              </w:rPr>
-            </w:pPr>
-          </w:p>
-        </w:tc>
-        <w:tc>
-          <w:tcPr>
-            <w:tcW w:w="1275" w:type="dxa"/>
-            <w:shd w:val="clear" w:color="auto" w:fill="auto"/>
-            <w:vAlign w:val="center"/>
-          </w:tcPr>
-          <w:p>
-            <w:pPr>
-              <w:jc w:val="center"/>
-              <w:rPr>
-                <w:rFonts w:ascii="Arial" w:hAnsi="Arial" w:cs="Arial"/>
-                <w:bCs/>
-                <w:sz w:val="18"/>
-                <w:szCs w:val="18"/>
-              </w:rPr>
-            </w:pPr>
-          </w:p>
-        </w:tc>
-        <w:tc>
-          <w:tcPr>
-            <w:tcW w:w="993" w:type="dxa"/>
-            <w:shd w:val="clear" w:color="auto" w:fill="auto"/>
-            <w:vAlign w:val="center"/>
-          </w:tcPr>
-          <w:p>
-            <w:pPr>
-              <w:jc w:val="center"/>
-              <w:rPr>
-                <w:rFonts w:ascii="Arial" w:hAnsi="Arial" w:cs="Arial"/>
-                <w:bCs/>
-                <w:sz w:val="18"/>
-                <w:szCs w:val="18"/>
-              </w:rPr>
-            </w:pPr>
-          </w:p>
-        </w:tc>
-        <w:tc>
-          <w:tcPr>
-            <w:tcW w:w="1275" w:type="dxa"/>
-            <w:shd w:val="clear" w:color="auto" w:fill="auto"/>
-            <w:vAlign w:val="center"/>
-          </w:tcPr>
-          <w:p>
-            <w:pPr>
-              <w:jc w:val="center"/>
-              <w:rPr>
-                <w:rFonts w:ascii="Arial" w:hAnsi="Arial" w:cs="Arial"/>
-                <w:bCs/>
-                <w:sz w:val="18"/>
-                <w:szCs w:val="18"/>
-              </w:rPr>
-            </w:pPr>
-          </w:p>
-        </w:tc>
-        <w:tc>
-          <w:tcPr>
-            <w:tcW w:w="1276" w:type="dxa"/>
-            <w:vAlign w:val="center"/>
-          </w:tcPr>
-          <w:p>
-            <w:pPr>
-              <w:jc w:val="center"/>
-              <w:rPr>
-                <w:rFonts w:ascii="Arial" w:hAnsi="Arial" w:cs="Arial"/>
-                <w:bCs/>
-                <w:sz w:val="18"/>
-                <w:szCs w:val="18"/>
-              </w:rPr>
-            </w:pPr>
-          </w:p>
-        </w:tc>
-        <w:tc>
-          <w:tcPr>
-            <w:tcW w:w="3102" w:type="dxa"/>
-            <w:shd w:val="clear" w:color="auto" w:fill="auto"/>
-            <w:vAlign w:val="center"/>
-          </w:tcPr>
-          <w:p>
-            <w:pPr>
-              <w:tabs>
-                <w:tab w:val="left" w:pos="175"/>
-              </w:tabs>
-              <w:rPr>
-                <w:rFonts w:ascii="Arial" w:hAnsi="Arial" w:cs="Arial"/>
-                <w:bCs/>
-                <w:sz w:val="18"/>
-                <w:szCs w:val="18"/>
-              </w:rPr>
-            </w:pPr>
-            <w:r>
-              <w:rPr>
-                <w:rFonts w:ascii="Arial" w:hAnsi="Arial" w:cs="Arial"/>
-                <w:bCs/>
-                <w:sz w:val="18"/>
-                <w:szCs w:val="18"/>
-              </w:rPr>
-              <w:t>-</w:t>
-            </w:r>
-            <w:r>
-              <w:rPr>
-                <w:rFonts w:ascii="Arial" w:hAnsi="Arial" w:cs="Arial"/>
-                <w:bCs/>
-                <w:sz w:val="18"/>
-                <w:szCs w:val="18"/>
-              </w:rPr>
-              <w:tab/>
-            </w:r>
-          </w:p>
-        </w:tc>
-      </w:tr>
-    </w:tbl>
-    <w:p>
-      <w:pPr>
-        <w:rPr>
-          <w:lang w:val="en-US"/>
-        </w:rPr>
-      </w:pPr>
-    </w:p>
-    <w:p>
-      <w:r>
-        <w:br w:type="page"/>
+          <w:rFonts w:ascii="Arial" w:hAnsi="Arial" w:cs="Arial"/>
+          <w:b/>
+          <w:bCs/>
+          <w:color w:val="000000"/>
+          <w:sz w:val="22"/>
+          <w:szCs w:val="22"/>
+          <w:u w:val="single"/>
+        </w:rPr>
+      </w:pPr>
+      <w:r>
+        <w:rPr>
+          <w:rFonts w:ascii="Arial" w:hAnsi="Arial" w:cs="Arial"/>
+          <w:b/>
+          <w:bCs/>
+          <w:color w:val="000000"/>
+          <w:sz w:val="22"/>
+          <w:szCs w:val="22"/>
+          <w:u w:val="single"/>
+        </w:rPr>
+        <w:t xml:space="preserve">‘si dans la page de l’application Branchement du Particulier à l’égout on coche présence d’un BPE (Paris) : oui faire apparaitre ce titre et le texte </w:t>
+      </w:r>
+      <w:proofErr w:type="spellStart"/>
+      <w:r>
+        <w:rPr>
+          <w:rFonts w:ascii="Arial" w:hAnsi="Arial" w:cs="Arial"/>
+          <w:b/>
+          <w:bCs/>
+          <w:color w:val="000000"/>
+          <w:sz w:val="22"/>
+          <w:szCs w:val="22"/>
+          <w:u w:val="single"/>
+        </w:rPr>
+        <w:t>ci dessous</w:t>
+      </w:r>
+      <w:proofErr w:type="spellEnd"/>
+      <w:r>
+        <w:rPr>
+          <w:rFonts w:ascii="Arial" w:hAnsi="Arial" w:cs="Arial"/>
+          <w:b/>
+          <w:bCs/>
+          <w:color w:val="000000"/>
+          <w:sz w:val="22"/>
+          <w:szCs w:val="22"/>
+          <w:u w:val="single"/>
+        </w:rPr>
+        <w:t xml:space="preserve"> :’ </w:t>
+      </w:r>
+      <w:r>
+        <w:rPr>
+          <w:rFonts w:ascii="Arial" w:hAnsi="Arial" w:cs="Arial"/>
+          <w:b/>
+          <w:bCs/>
+          <w:color w:val="000000"/>
+          <w:sz w:val="22"/>
+          <w:szCs w:val="22"/>
+          <w:u w:val="single"/>
+        </w:rPr>
+        <w:t>Branchement particulier à l’égout (BPE)</w:t>
       </w:r>
     </w:p>
     <w:p>
@@ -3473,39 +4235,961 @@
           <w:szCs w:val="22"/>
         </w:rPr>
       </w:pPr>
-    </w:p>
-    <w:p>
-      <w:pPr>
-        <w:pStyle w:val="Titre1"/>
-        <w:keepLines w:val="0"/>
-        <w:shd w:val="clear" w:color="auto" w:fill="2E3192"/>
-        <w:spacing w:before="480" w:after="240"/>
-        <w:ind w:firstLine="567"/>
+      <w:r>
+        <w:rPr>
+          <w:rFonts w:ascii="Arial" w:hAnsi="Arial" w:cs="Arial"/>
+          <w:sz w:val="22"/>
+          <w:szCs w:val="22"/>
+        </w:rPr>
+        <w:t>Le branchement particulier à l’égout est une g</w:t>
+      </w:r>
+      <w:r>
+        <w:rPr>
+          <w:rFonts w:ascii="Arial" w:hAnsi="Arial" w:cs="Arial"/>
+          <w:sz w:val="22"/>
+          <w:szCs w:val="22"/>
+        </w:rPr>
+        <w:t xml:space="preserve">alerie visitable qui relie l’immeuble à l’égout public. Sa fonction est d’assurer l’évacuation des eaux résiduaires de l’immeuble, par l’intermédiaire d’une canalisation. Il est dit « ouvert » si la galerie est </w:t>
+      </w:r>
+      <w:r>
+        <w:rPr>
+          <w:rFonts w:ascii="Arial" w:hAnsi="Arial" w:cs="Arial"/>
+          <w:sz w:val="22"/>
+          <w:szCs w:val="22"/>
+        </w:rPr>
+        <w:t>accessible depuis l’égout, et «</w:t>
+      </w:r>
+      <w:r>
+        <w:rPr>
+          <w:rFonts w:ascii="Arial" w:hAnsi="Arial" w:cs="Arial"/>
+          <w:sz w:val="22"/>
+          <w:szCs w:val="22"/>
+        </w:rPr>
+        <w:t xml:space="preserve"> fermé » si elle n’est accessible qu’en passant par l’immeuble.</w:t>
+      </w:r>
+    </w:p>
+    <w:p>
+      <w:pPr>
+        <w:tabs>
+          <w:tab w:val="left" w:pos="567"/>
+        </w:tabs>
+        <w:spacing w:before="120"/>
         <w:jc w:val="both"/>
         <w:rPr>
-          <w:rFonts w:ascii="Arial" w:eastAsia="Times New Roman" w:hAnsi="Arial" w:cs="Arial"/>
-          <w:b/>
-          <w:bCs/>
-          <w:color w:val="auto"/>
-          <w:sz w:val="28"/>
-          <w:szCs w:val="28"/>
-          <w:lang w:eastAsia="x-none"/>
-        </w:rPr>
-      </w:pPr>
-      <w:bookmarkStart w:id="29" w:name="_Toc493771536"/>
-      <w:r>
-        <w:rPr>
-          <w:rFonts w:ascii="Arial" w:eastAsia="Times New Roman" w:hAnsi="Arial" w:cs="Arial"/>
-          <w:b/>
-          <w:bCs/>
-          <w:color w:val="auto"/>
-          <w:sz w:val="28"/>
-          <w:szCs w:val="28"/>
-          <w:lang w:eastAsia="x-none"/>
-        </w:rPr>
-        <w:t>V – CONCLUSIONS</w:t>
-      </w:r>
-      <w:bookmarkEnd w:id="29"/>
+          <w:rFonts w:ascii="Arial" w:hAnsi="Arial" w:cs="Arial"/>
+          <w:sz w:val="22"/>
+          <w:szCs w:val="22"/>
+        </w:rPr>
+      </w:pPr>
+      <w:r>
+        <w:rPr>
+          <w:rFonts w:ascii="Arial" w:hAnsi="Arial" w:cs="Arial"/>
+          <w:sz w:val="22"/>
+          <w:szCs w:val="22"/>
+        </w:rPr>
+        <w:t>Selon l</w:t>
+      </w:r>
+      <w:r>
+        <w:rPr>
+          <w:rFonts w:ascii="Arial" w:hAnsi="Arial" w:cs="Arial"/>
+          <w:sz w:val="22"/>
+          <w:szCs w:val="22"/>
+        </w:rPr>
+        <w:t>e règlement d’assainissement de la ville de Paris</w:t>
+      </w:r>
+      <w:r>
+        <w:rPr>
+          <w:rFonts w:ascii="Arial" w:hAnsi="Arial" w:cs="Arial"/>
+          <w:sz w:val="22"/>
+          <w:szCs w:val="22"/>
+        </w:rPr>
+        <w:t xml:space="preserve"> : </w:t>
+      </w:r>
+    </w:p>
+    <w:p>
+      <w:pPr>
+        <w:tabs>
+          <w:tab w:val="left" w:pos="567"/>
+        </w:tabs>
+        <w:spacing w:before="120"/>
+        <w:jc w:val="both"/>
+        <w:rPr>
+          <w:rFonts w:ascii="Arial" w:hAnsi="Arial" w:cs="Arial"/>
+          <w:i/>
+          <w:iCs/>
+          <w:sz w:val="22"/>
+          <w:szCs w:val="22"/>
+        </w:rPr>
+      </w:pPr>
+      <w:r>
+        <w:rPr>
+          <w:rFonts w:ascii="Arial" w:hAnsi="Arial" w:cs="Arial"/>
+          <w:i/>
+          <w:iCs/>
+          <w:sz w:val="22"/>
+          <w:szCs w:val="22"/>
+        </w:rPr>
+        <w:t>« L’entretien et la réparation de la partie du branchement particulier située sous le domaine public sont à la charge de la Ville de Paris (Section de l'Assainissement de Paris). Dans le cas de branchements fermés à l'égout, accessibles seulement depuis la propriété riveraine, le propriétaire est tenu de signaler sans délai au Service, tout désordre ou toute anomalie constatée sur la partie publique du branchement.</w:t>
+      </w:r>
+    </w:p>
+    <w:p>
+      <w:pPr>
+        <w:tabs>
+          <w:tab w:val="left" w:pos="567"/>
+        </w:tabs>
+        <w:spacing w:before="120"/>
+        <w:jc w:val="both"/>
+        <w:rPr>
+          <w:rFonts w:ascii="Arial" w:hAnsi="Arial" w:cs="Arial"/>
+          <w:sz w:val="22"/>
+          <w:szCs w:val="22"/>
+        </w:rPr>
+      </w:pPr>
+      <w:r>
+        <w:rPr>
+          <w:rFonts w:ascii="Arial" w:hAnsi="Arial" w:cs="Arial"/>
+          <w:i/>
+          <w:iCs/>
+          <w:sz w:val="22"/>
+          <w:szCs w:val="22"/>
+        </w:rPr>
+        <w:t>La responsabilité du propriétaire pourrait être engagé, ou l’évaluation d’éventuels préjudices dont il pourrait se prévaloir pourrait être amoindrie, dans le cas où un désordre sur les ouvrages publics se produirait ou serait aggravé à la suite d’un défaut de signalement au Service. Quelles que soient la nature et l’étendue des désordres constatés par le propriétaire, le Service est seule habilité à entreprendre des travaux sur la partie publique du branchement, et ce quel que soit le type de branchement, ouvert ou fermé. Si le propriétaire venait à faire des modifications dans la partie publique du branchement, le montant des travaux de remise en conformité réalisés par le Service seront aux frais du propriétaire</w:t>
+      </w:r>
+      <w:r>
+        <w:rPr>
+          <w:rFonts w:ascii="Arial" w:hAnsi="Arial" w:cs="Arial"/>
+          <w:sz w:val="22"/>
+          <w:szCs w:val="22"/>
+        </w:rPr>
+        <w:t xml:space="preserve"> ».</w:t>
+      </w:r>
+    </w:p>
+    <w:p>
+      <w:pPr>
+        <w:tabs>
+          <w:tab w:val="left" w:pos="567"/>
+        </w:tabs>
+        <w:spacing w:before="120"/>
+        <w:jc w:val="both"/>
+        <w:rPr>
+          <w:rFonts w:ascii="Arial" w:hAnsi="Arial" w:cs="Arial"/>
+          <w:sz w:val="22"/>
+          <w:szCs w:val="22"/>
+        </w:rPr>
+      </w:pPr>
+    </w:p>
+    <w:p>
+      <w:pPr>
+        <w:jc w:val="center"/>
+        <w:rPr>
+          <w:rFonts w:ascii="Arial" w:hAnsi="Arial" w:cs="Arial"/>
+          <w:b/>
+          <w:bCs/>
+          <w:color w:val="000000"/>
+          <w:sz w:val="22"/>
+          <w:szCs w:val="22"/>
+        </w:rPr>
+      </w:pPr>
+      <w:r>
+        <w:rPr>
+          <w:rFonts w:ascii="Arial" w:hAnsi="Arial" w:cs="Arial"/>
+          <w:b/>
+          <w:bCs/>
+          <w:noProof/>
+          <w:color w:val="000000"/>
+          <w:sz w:val="22"/>
+          <w:szCs w:val="22"/>
+        </w:rPr>
+        <w:drawing>
+          <wp:inline distT="0" distB="0" distL="0" distR="0" wp14:anchorId="74BE33E1" wp14:editId="3FD945D6">
+            <wp:extent cx="3220456" cy="1684020"/>
+            <wp:effectExtent l="19050" t="0" r="0" b="0"/>
+            <wp:docPr id="17" name="Image 24" descr="Une image contenant texte, diagramme, Parallèle, Dessin technique&#10;&#10;Description générée automatiquement"/>
+            <wp:cNvGraphicFramePr>
+              <a:graphicFrameLocks xmlns:a="http://schemas.openxmlformats.org/drawingml/2006/main" noChangeAspect="1"/>
+            </wp:cNvGraphicFramePr>
+            <a:graphic xmlns:a="http://schemas.openxmlformats.org/drawingml/2006/main">
+              <a:graphicData uri="http://schemas.openxmlformats.org/drawingml/2006/picture">
+                <pic:pic xmlns:pic="http://schemas.openxmlformats.org/drawingml/2006/picture">
+                  <pic:nvPicPr>
+                    <pic:cNvPr id="17" name="Image 24" descr="Une image contenant texte, diagramme, Parallèle, Dessin technique&#10;&#10;Description générée automatiquement"/>
+                    <pic:cNvPicPr>
+                      <a:picLocks noChangeAspect="1" noChangeArrowheads="1"/>
+                    </pic:cNvPicPr>
+                  </pic:nvPicPr>
+                  <pic:blipFill>
+                    <a:blip r:embed="rId12"/>
+                    <a:srcRect l="11940" t="17073" r="19629" b="6376"/>
+                    <a:stretch>
+                      <a:fillRect/>
+                    </a:stretch>
+                  </pic:blipFill>
+                  <pic:spPr bwMode="auto">
+                    <a:xfrm>
+                      <a:off x="0" y="0"/>
+                      <a:ext cx="3220456" cy="1684020"/>
+                    </a:xfrm>
+                    <a:prstGeom prst="rect">
+                      <a:avLst/>
+                    </a:prstGeom>
+                    <a:noFill/>
+                    <a:ln w="9525">
+                      <a:noFill/>
+                      <a:miter lim="800000"/>
+                      <a:headEnd/>
+                      <a:tailEnd/>
+                    </a:ln>
+                  </pic:spPr>
+                </pic:pic>
+              </a:graphicData>
+            </a:graphic>
+          </wp:inline>
+        </w:drawing>
+      </w:r>
+    </w:p>
+    <w:p>
+      <w:pPr>
+        <w:jc w:val="center"/>
+        <w:rPr>
+          <w:rFonts w:ascii="Arial" w:hAnsi="Arial" w:cs="Arial"/>
+          <w:b/>
+          <w:bCs/>
+          <w:i/>
+          <w:color w:val="000000"/>
+          <w:sz w:val="12"/>
+          <w:szCs w:val="22"/>
+        </w:rPr>
+      </w:pPr>
+    </w:p>
+    <w:p>
+      <w:pPr>
+        <w:jc w:val="center"/>
+        <w:rPr>
+          <w:rFonts w:ascii="Arial" w:hAnsi="Arial" w:cs="Arial"/>
+          <w:b/>
+          <w:bCs/>
+          <w:i/>
+          <w:color w:val="000000"/>
+          <w:sz w:val="12"/>
+          <w:szCs w:val="22"/>
+        </w:rPr>
+      </w:pPr>
+      <w:r>
+        <w:rPr>
+          <w:rFonts w:ascii="Arial" w:hAnsi="Arial" w:cs="Arial"/>
+          <w:b/>
+          <w:bCs/>
+          <w:i/>
+          <w:color w:val="000000"/>
+          <w:sz w:val="12"/>
+          <w:szCs w:val="22"/>
+        </w:rPr>
+        <w:t>Schéma de principe du branchement particulier fermé à l’égout</w:t>
+      </w:r>
+    </w:p>
+    <w:p>
+      <w:pPr>
+        <w:tabs>
+          <w:tab w:val="left" w:pos="567"/>
+        </w:tabs>
+        <w:spacing w:before="120"/>
+        <w:jc w:val="center"/>
+        <w:rPr>
+          <w:rFonts w:ascii="Arial" w:hAnsi="Arial" w:cs="Arial"/>
+          <w:b/>
+          <w:bCs/>
+          <w:color w:val="000000"/>
+          <w:sz w:val="10"/>
+          <w:szCs w:val="22"/>
+        </w:rPr>
+      </w:pPr>
+      <w:r>
+        <w:rPr>
+          <w:rFonts w:ascii="Arial" w:hAnsi="Arial" w:cs="Arial"/>
+          <w:b/>
+          <w:bCs/>
+          <w:color w:val="000000"/>
+          <w:sz w:val="10"/>
+          <w:szCs w:val="22"/>
+        </w:rPr>
+        <w:t>Source : Règlement d’assainissement de Paris</w:t>
+      </w:r>
+    </w:p>
+    <w:p>
+      <w:pPr>
+        <w:tabs>
+          <w:tab w:val="left" w:pos="567"/>
+        </w:tabs>
+        <w:spacing w:before="120"/>
+        <w:jc w:val="center"/>
+        <w:rPr>
+          <w:rFonts w:ascii="Arial" w:hAnsi="Arial" w:cs="Arial"/>
+          <w:b/>
+          <w:bCs/>
+          <w:color w:val="000000"/>
+          <w:sz w:val="10"/>
+          <w:szCs w:val="22"/>
+        </w:rPr>
+      </w:pPr>
+    </w:p>
+    <w:p>
+      <w:pPr>
+        <w:tabs>
+          <w:tab w:val="left" w:pos="567"/>
+        </w:tabs>
+        <w:spacing w:before="120"/>
+        <w:jc w:val="center"/>
+        <w:rPr>
+          <w:rFonts w:ascii="Arial" w:hAnsi="Arial" w:cs="Arial"/>
+          <w:b/>
+          <w:bCs/>
+          <w:color w:val="000000"/>
+          <w:sz w:val="10"/>
+          <w:szCs w:val="22"/>
+        </w:rPr>
+      </w:pPr>
+      <w:r>
+        <w:rPr>
+          <w:rFonts w:ascii="Arial" w:hAnsi="Arial" w:cs="Arial"/>
+          <w:b/>
+          <w:bCs/>
+          <w:color w:val="000000"/>
+          <w:sz w:val="10"/>
+          <w:szCs w:val="22"/>
+        </w:rPr>
+        <w:t xml:space="preserve">‘mettre le schéma et la légende </w:t>
+      </w:r>
+      <w:proofErr w:type="spellStart"/>
+      <w:r>
+        <w:rPr>
+          <w:rFonts w:ascii="Arial" w:hAnsi="Arial" w:cs="Arial"/>
+          <w:b/>
+          <w:bCs/>
+          <w:color w:val="000000"/>
+          <w:sz w:val="10"/>
+          <w:szCs w:val="22"/>
+        </w:rPr>
+        <w:t>ci dessus</w:t>
+      </w:r>
+      <w:proofErr w:type="spellEnd"/>
+      <w:r>
+        <w:rPr>
+          <w:rFonts w:ascii="Arial" w:hAnsi="Arial" w:cs="Arial"/>
+          <w:b/>
+          <w:bCs/>
+          <w:color w:val="000000"/>
+          <w:sz w:val="10"/>
+          <w:szCs w:val="22"/>
+        </w:rPr>
+        <w:t xml:space="preserve"> si dans la page branchement du particulier à l’égout on coche BPE fermé’</w:t>
+      </w:r>
+    </w:p>
+    <w:p>
+      <w:pPr>
+        <w:tabs>
+          <w:tab w:val="left" w:pos="567"/>
+        </w:tabs>
+        <w:spacing w:before="120"/>
+        <w:jc w:val="center"/>
+        <w:rPr>
+          <w:rFonts w:ascii="Arial" w:hAnsi="Arial" w:cs="Arial"/>
+          <w:b/>
+          <w:bCs/>
+          <w:color w:val="000000"/>
+          <w:sz w:val="10"/>
+          <w:szCs w:val="22"/>
+        </w:rPr>
+      </w:pPr>
+    </w:p>
+    <w:p>
+      <w:pPr>
+        <w:tabs>
+          <w:tab w:val="left" w:pos="567"/>
+        </w:tabs>
+        <w:spacing w:before="120"/>
+        <w:jc w:val="center"/>
+        <w:rPr>
+          <w:rFonts w:ascii="Arial" w:hAnsi="Arial" w:cs="Arial"/>
+          <w:b/>
+          <w:bCs/>
+          <w:color w:val="000000"/>
+          <w:sz w:val="10"/>
+          <w:szCs w:val="22"/>
+        </w:rPr>
+      </w:pPr>
+      <w:r>
+        <w:rPr>
+          <w:rFonts w:ascii="Arial" w:hAnsi="Arial" w:cs="Arial"/>
+          <w:b/>
+          <w:bCs/>
+          <w:noProof/>
+          <w:color w:val="000000"/>
+          <w:sz w:val="10"/>
+          <w:szCs w:val="22"/>
+        </w:rPr>
+        <w:drawing>
+          <wp:inline distT="0" distB="0" distL="0" distR="0" wp14:anchorId="0D58E967" wp14:editId="26FED2E9">
+            <wp:extent cx="2800350" cy="1666158"/>
+            <wp:effectExtent l="0" t="0" r="0" b="0"/>
+            <wp:docPr id="886821987" name="Image 1"/>
+            <wp:cNvGraphicFramePr>
+              <a:graphicFrameLocks xmlns:a="http://schemas.openxmlformats.org/drawingml/2006/main" noChangeAspect="1"/>
+            </wp:cNvGraphicFramePr>
+            <a:graphic xmlns:a="http://schemas.openxmlformats.org/drawingml/2006/main">
+              <a:graphicData uri="http://schemas.openxmlformats.org/drawingml/2006/picture">
+                <pic:pic xmlns:pic="http://schemas.openxmlformats.org/drawingml/2006/picture">
+                  <pic:nvPicPr>
+                    <pic:cNvPr id="886821987" name=""/>
+                    <pic:cNvPicPr/>
+                  </pic:nvPicPr>
+                  <pic:blipFill>
+                    <a:blip r:embed="rId13"/>
+                    <a:stretch>
+                      <a:fillRect/>
+                    </a:stretch>
+                  </pic:blipFill>
+                  <pic:spPr>
+                    <a:xfrm>
+                      <a:off x="0" y="0"/>
+                      <a:ext cx="2811119" cy="1672565"/>
+                    </a:xfrm>
+                    <a:prstGeom prst="rect">
+                      <a:avLst/>
+                    </a:prstGeom>
+                  </pic:spPr>
+                </pic:pic>
+              </a:graphicData>
+            </a:graphic>
+          </wp:inline>
+        </w:drawing>
+      </w:r>
+    </w:p>
+    <w:p>
+      <w:pPr>
+        <w:tabs>
+          <w:tab w:val="left" w:pos="567"/>
+        </w:tabs>
+        <w:spacing w:before="120"/>
+        <w:rPr>
+          <w:rFonts w:ascii="Arial" w:hAnsi="Arial" w:cs="Arial"/>
+          <w:b/>
+          <w:bCs/>
+          <w:color w:val="000000"/>
+          <w:sz w:val="10"/>
+          <w:szCs w:val="22"/>
+        </w:rPr>
+      </w:pPr>
+    </w:p>
+    <w:p>
+      <w:pPr>
+        <w:jc w:val="center"/>
+        <w:rPr>
+          <w:rFonts w:ascii="Arial" w:hAnsi="Arial" w:cs="Arial"/>
+          <w:b/>
+          <w:bCs/>
+          <w:i/>
+          <w:color w:val="000000"/>
+          <w:sz w:val="12"/>
+          <w:szCs w:val="22"/>
+        </w:rPr>
+      </w:pPr>
+      <w:r>
+        <w:rPr>
+          <w:rFonts w:ascii="Arial" w:hAnsi="Arial" w:cs="Arial"/>
+          <w:b/>
+          <w:bCs/>
+          <w:i/>
+          <w:color w:val="000000"/>
+          <w:sz w:val="12"/>
+          <w:szCs w:val="22"/>
+        </w:rPr>
+        <w:t xml:space="preserve">Schéma de principe du branchement particulier </w:t>
+      </w:r>
+      <w:r>
+        <w:rPr>
+          <w:rFonts w:ascii="Arial" w:hAnsi="Arial" w:cs="Arial"/>
+          <w:b/>
+          <w:bCs/>
+          <w:i/>
+          <w:color w:val="000000"/>
+          <w:sz w:val="12"/>
+          <w:szCs w:val="22"/>
+        </w:rPr>
+        <w:t>ouvert</w:t>
+      </w:r>
+      <w:r>
+        <w:rPr>
+          <w:rFonts w:ascii="Arial" w:hAnsi="Arial" w:cs="Arial"/>
+          <w:b/>
+          <w:bCs/>
+          <w:i/>
+          <w:color w:val="000000"/>
+          <w:sz w:val="12"/>
+          <w:szCs w:val="22"/>
+        </w:rPr>
+        <w:t xml:space="preserve"> à l’égout</w:t>
+      </w:r>
+    </w:p>
+    <w:p>
+      <w:pPr>
+        <w:tabs>
+          <w:tab w:val="left" w:pos="567"/>
+        </w:tabs>
+        <w:spacing w:before="120"/>
+        <w:jc w:val="center"/>
+        <w:rPr>
+          <w:rFonts w:ascii="Arial" w:hAnsi="Arial" w:cs="Arial"/>
+          <w:b/>
+          <w:bCs/>
+          <w:color w:val="000000"/>
+          <w:sz w:val="10"/>
+          <w:szCs w:val="22"/>
+        </w:rPr>
+      </w:pPr>
+      <w:r>
+        <w:rPr>
+          <w:rFonts w:ascii="Arial" w:hAnsi="Arial" w:cs="Arial"/>
+          <w:b/>
+          <w:bCs/>
+          <w:color w:val="000000"/>
+          <w:sz w:val="10"/>
+          <w:szCs w:val="22"/>
+        </w:rPr>
+        <w:t>Source : Règlement d’assainissement de Paris</w:t>
+      </w:r>
+    </w:p>
+    <w:p>
+      <w:pPr>
+        <w:tabs>
+          <w:tab w:val="left" w:pos="567"/>
+        </w:tabs>
+        <w:spacing w:before="120"/>
+        <w:jc w:val="center"/>
+        <w:rPr>
+          <w:rFonts w:ascii="Arial" w:hAnsi="Arial" w:cs="Arial"/>
+          <w:b/>
+          <w:bCs/>
+          <w:color w:val="000000"/>
+          <w:sz w:val="10"/>
+          <w:szCs w:val="22"/>
+        </w:rPr>
+      </w:pPr>
+    </w:p>
+    <w:p>
+      <w:pPr>
+        <w:tabs>
+          <w:tab w:val="left" w:pos="567"/>
+        </w:tabs>
+        <w:spacing w:before="120"/>
+        <w:jc w:val="center"/>
+        <w:rPr>
+          <w:rFonts w:ascii="Arial" w:hAnsi="Arial" w:cs="Arial"/>
+          <w:b/>
+          <w:bCs/>
+          <w:color w:val="000000"/>
+          <w:sz w:val="10"/>
+          <w:szCs w:val="22"/>
+        </w:rPr>
+      </w:pPr>
+      <w:r>
+        <w:rPr>
+          <w:rFonts w:ascii="Arial" w:hAnsi="Arial" w:cs="Arial"/>
+          <w:b/>
+          <w:bCs/>
+          <w:color w:val="000000"/>
+          <w:sz w:val="10"/>
+          <w:szCs w:val="22"/>
+        </w:rPr>
+        <w:lastRenderedPageBreak/>
+        <w:t xml:space="preserve">‘mettre le schéma et la légende </w:t>
+      </w:r>
+      <w:proofErr w:type="spellStart"/>
+      <w:r>
+        <w:rPr>
+          <w:rFonts w:ascii="Arial" w:hAnsi="Arial" w:cs="Arial"/>
+          <w:b/>
+          <w:bCs/>
+          <w:color w:val="000000"/>
+          <w:sz w:val="10"/>
+          <w:szCs w:val="22"/>
+        </w:rPr>
+        <w:t>ci dessus</w:t>
+      </w:r>
+      <w:proofErr w:type="spellEnd"/>
+      <w:r>
+        <w:rPr>
+          <w:rFonts w:ascii="Arial" w:hAnsi="Arial" w:cs="Arial"/>
+          <w:b/>
+          <w:bCs/>
+          <w:color w:val="000000"/>
+          <w:sz w:val="10"/>
+          <w:szCs w:val="22"/>
+        </w:rPr>
+        <w:t xml:space="preserve"> si dans la page branchement du particulier à l’égout on coche </w:t>
+      </w:r>
+      <w:r>
+        <w:rPr>
+          <w:rFonts w:ascii="Arial" w:hAnsi="Arial" w:cs="Arial"/>
+          <w:b/>
+          <w:bCs/>
+          <w:color w:val="000000"/>
+          <w:sz w:val="10"/>
+          <w:szCs w:val="22"/>
+        </w:rPr>
+        <w:t>BPE ouvert’</w:t>
+      </w:r>
+    </w:p>
+    <w:p>
+      <w:pPr>
+        <w:tabs>
+          <w:tab w:val="left" w:pos="567"/>
+        </w:tabs>
+        <w:spacing w:before="120"/>
+        <w:jc w:val="center"/>
+        <w:rPr>
+          <w:rFonts w:ascii="Arial" w:hAnsi="Arial" w:cs="Arial"/>
+          <w:b/>
+          <w:bCs/>
+          <w:color w:val="000000"/>
+          <w:sz w:val="10"/>
+          <w:szCs w:val="22"/>
+        </w:rPr>
+      </w:pPr>
+    </w:p>
+    <w:p>
+      <w:pPr>
+        <w:tabs>
+          <w:tab w:val="left" w:pos="567"/>
+        </w:tabs>
+        <w:spacing w:before="120"/>
+        <w:jc w:val="center"/>
+        <w:rPr>
+          <w:rFonts w:ascii="Arial" w:hAnsi="Arial" w:cs="Arial"/>
+          <w:sz w:val="22"/>
+          <w:szCs w:val="22"/>
+        </w:rPr>
+      </w:pPr>
+    </w:p>
+    <w:p>
+      <w:pPr>
+        <w:tabs>
+          <w:tab w:val="left" w:pos="567"/>
+        </w:tabs>
+        <w:spacing w:before="120"/>
+        <w:jc w:val="center"/>
+        <w:rPr>
+          <w:rFonts w:ascii="Arial" w:hAnsi="Arial" w:cs="Arial"/>
+          <w:sz w:val="22"/>
+          <w:szCs w:val="22"/>
+        </w:rPr>
+      </w:pPr>
+      <w:r>
+        <w:rPr>
+          <w:rFonts w:ascii="Arial" w:hAnsi="Arial" w:cs="Arial"/>
+          <w:noProof/>
+          <w:sz w:val="22"/>
+          <w:szCs w:val="22"/>
+        </w:rPr>
+        <w:drawing>
+          <wp:inline distT="0" distB="0" distL="0" distR="0" wp14:anchorId="18EDFADB" wp14:editId="7CBD5E99">
+            <wp:extent cx="4220164" cy="2276793"/>
+            <wp:effectExtent l="0" t="0" r="9525" b="9525"/>
+            <wp:docPr id="656351643" name="Image 1" descr="Une image contenant texte, diagramme, ligne, capture d’écran&#10;&#10;Description générée automatiquement"/>
+            <wp:cNvGraphicFramePr>
+              <a:graphicFrameLocks xmlns:a="http://schemas.openxmlformats.org/drawingml/2006/main" noChangeAspect="1"/>
+            </wp:cNvGraphicFramePr>
+            <a:graphic xmlns:a="http://schemas.openxmlformats.org/drawingml/2006/main">
+              <a:graphicData uri="http://schemas.openxmlformats.org/drawingml/2006/picture">
+                <pic:pic xmlns:pic="http://schemas.openxmlformats.org/drawingml/2006/picture">
+                  <pic:nvPicPr>
+                    <pic:cNvPr id="656351643" name="Image 1" descr="Une image contenant texte, diagramme, ligne, capture d’écran&#10;&#10;Description générée automatiquement"/>
+                    <pic:cNvPicPr/>
+                  </pic:nvPicPr>
+                  <pic:blipFill>
+                    <a:blip r:embed="rId14"/>
+                    <a:stretch>
+                      <a:fillRect/>
+                    </a:stretch>
+                  </pic:blipFill>
+                  <pic:spPr>
+                    <a:xfrm>
+                      <a:off x="0" y="0"/>
+                      <a:ext cx="4220164" cy="2276793"/>
+                    </a:xfrm>
+                    <a:prstGeom prst="rect">
+                      <a:avLst/>
+                    </a:prstGeom>
+                  </pic:spPr>
+                </pic:pic>
+              </a:graphicData>
+            </a:graphic>
+          </wp:inline>
+        </w:drawing>
+      </w:r>
+    </w:p>
+    <w:p>
+      <w:pPr>
+        <w:jc w:val="center"/>
+        <w:rPr>
+          <w:rFonts w:ascii="Arial" w:hAnsi="Arial" w:cs="Arial"/>
+          <w:b/>
+          <w:bCs/>
+          <w:i/>
+          <w:color w:val="000000"/>
+          <w:sz w:val="12"/>
+          <w:szCs w:val="22"/>
+        </w:rPr>
+      </w:pPr>
+      <w:r>
+        <w:rPr>
+          <w:rFonts w:ascii="Arial" w:hAnsi="Arial" w:cs="Arial"/>
+          <w:b/>
+          <w:bCs/>
+          <w:i/>
+          <w:color w:val="000000"/>
+          <w:sz w:val="12"/>
+          <w:szCs w:val="22"/>
+        </w:rPr>
+        <w:t xml:space="preserve">Schéma de principe du branchement particulier </w:t>
+      </w:r>
+      <w:r>
+        <w:rPr>
+          <w:rFonts w:ascii="Arial" w:hAnsi="Arial" w:cs="Arial"/>
+          <w:b/>
+          <w:bCs/>
+          <w:i/>
+          <w:color w:val="000000"/>
+          <w:sz w:val="12"/>
+          <w:szCs w:val="22"/>
+        </w:rPr>
+        <w:t>canalisé</w:t>
+      </w:r>
+    </w:p>
+    <w:p>
+      <w:pPr>
+        <w:tabs>
+          <w:tab w:val="left" w:pos="567"/>
+        </w:tabs>
+        <w:spacing w:before="120"/>
+        <w:jc w:val="center"/>
+        <w:rPr>
+          <w:rFonts w:ascii="Arial" w:hAnsi="Arial" w:cs="Arial"/>
+          <w:b/>
+          <w:bCs/>
+          <w:color w:val="000000"/>
+          <w:sz w:val="10"/>
+          <w:szCs w:val="22"/>
+        </w:rPr>
+      </w:pPr>
+      <w:r>
+        <w:rPr>
+          <w:rFonts w:ascii="Arial" w:hAnsi="Arial" w:cs="Arial"/>
+          <w:b/>
+          <w:bCs/>
+          <w:color w:val="000000"/>
+          <w:sz w:val="10"/>
+          <w:szCs w:val="22"/>
+        </w:rPr>
+        <w:t>Source : Règlement d’assainissement de Paris</w:t>
+      </w:r>
+    </w:p>
+    <w:p>
+      <w:pPr>
+        <w:tabs>
+          <w:tab w:val="left" w:pos="567"/>
+        </w:tabs>
+        <w:spacing w:before="120"/>
+        <w:jc w:val="center"/>
+        <w:rPr>
+          <w:rFonts w:ascii="Arial" w:hAnsi="Arial" w:cs="Arial"/>
+          <w:b/>
+          <w:bCs/>
+          <w:color w:val="000000"/>
+          <w:sz w:val="10"/>
+          <w:szCs w:val="22"/>
+        </w:rPr>
+      </w:pPr>
+    </w:p>
+    <w:p>
+      <w:pPr>
+        <w:tabs>
+          <w:tab w:val="left" w:pos="567"/>
+        </w:tabs>
+        <w:spacing w:before="120"/>
+        <w:jc w:val="center"/>
+        <w:rPr>
+          <w:rFonts w:ascii="Arial" w:hAnsi="Arial" w:cs="Arial"/>
+          <w:b/>
+          <w:bCs/>
+          <w:color w:val="000000"/>
+          <w:sz w:val="10"/>
+          <w:szCs w:val="22"/>
+        </w:rPr>
+      </w:pPr>
+      <w:r>
+        <w:rPr>
+          <w:rFonts w:ascii="Arial" w:hAnsi="Arial" w:cs="Arial"/>
+          <w:b/>
+          <w:bCs/>
+          <w:color w:val="000000"/>
+          <w:sz w:val="10"/>
+          <w:szCs w:val="22"/>
+        </w:rPr>
+        <w:t xml:space="preserve">‘mettre le schéma et la légende </w:t>
+      </w:r>
+      <w:proofErr w:type="spellStart"/>
+      <w:r>
+        <w:rPr>
+          <w:rFonts w:ascii="Arial" w:hAnsi="Arial" w:cs="Arial"/>
+          <w:b/>
+          <w:bCs/>
+          <w:color w:val="000000"/>
+          <w:sz w:val="10"/>
+          <w:szCs w:val="22"/>
+        </w:rPr>
+        <w:t>ci dessus</w:t>
+      </w:r>
+      <w:proofErr w:type="spellEnd"/>
+      <w:r>
+        <w:rPr>
+          <w:rFonts w:ascii="Arial" w:hAnsi="Arial" w:cs="Arial"/>
+          <w:b/>
+          <w:bCs/>
+          <w:color w:val="000000"/>
+          <w:sz w:val="10"/>
+          <w:szCs w:val="22"/>
+        </w:rPr>
+        <w:t xml:space="preserve"> si dans la page branchement du particulier à l’égout on coche BPE </w:t>
+      </w:r>
+      <w:r>
+        <w:rPr>
+          <w:rFonts w:ascii="Arial" w:hAnsi="Arial" w:cs="Arial"/>
+          <w:b/>
+          <w:bCs/>
+          <w:color w:val="000000"/>
+          <w:sz w:val="10"/>
+          <w:szCs w:val="22"/>
+        </w:rPr>
+        <w:t>canalisé</w:t>
+      </w:r>
+      <w:r>
+        <w:rPr>
+          <w:rFonts w:ascii="Arial" w:hAnsi="Arial" w:cs="Arial"/>
+          <w:b/>
+          <w:bCs/>
+          <w:color w:val="000000"/>
+          <w:sz w:val="10"/>
+          <w:szCs w:val="22"/>
+        </w:rPr>
+        <w:t>’</w:t>
+      </w:r>
+    </w:p>
+    <w:p>
+      <w:pPr>
+        <w:tabs>
+          <w:tab w:val="left" w:pos="567"/>
+        </w:tabs>
+        <w:spacing w:before="120"/>
+        <w:jc w:val="center"/>
+        <w:rPr>
+          <w:rFonts w:ascii="Arial" w:hAnsi="Arial" w:cs="Arial"/>
+          <w:b/>
+          <w:bCs/>
+          <w:color w:val="000000"/>
+          <w:sz w:val="10"/>
+          <w:szCs w:val="22"/>
+        </w:rPr>
+      </w:pPr>
+    </w:p>
+    <w:p>
+      <w:pPr>
+        <w:tabs>
+          <w:tab w:val="left" w:pos="567"/>
+        </w:tabs>
+        <w:spacing w:before="120"/>
+        <w:jc w:val="center"/>
+        <w:rPr>
+          <w:rFonts w:ascii="Arial" w:hAnsi="Arial" w:cs="Arial"/>
+          <w:sz w:val="22"/>
+          <w:szCs w:val="22"/>
+        </w:rPr>
+      </w:pPr>
+    </w:p>
+    <w:p>
+      <w:pPr>
+        <w:pBdr>
+          <w:left w:val="single" w:sz="4" w:space="4" w:color="auto"/>
+        </w:pBdr>
+        <w:spacing w:after="120"/>
+        <w:jc w:val="both"/>
+        <w:rPr>
+          <w:rFonts w:ascii="Arial" w:hAnsi="Arial" w:cs="Arial"/>
+          <w:b/>
+          <w:sz w:val="22"/>
+          <w:szCs w:val="22"/>
+        </w:rPr>
+      </w:pPr>
+      <w:r>
+        <w:rPr>
+          <w:rFonts w:ascii="Arial" w:hAnsi="Arial" w:cs="Arial"/>
+          <w:b/>
+          <w:sz w:val="22"/>
+          <w:szCs w:val="22"/>
+        </w:rPr>
+        <w:t>‘phrase de conclusion en fonction des cases à cocher et de ce qu’</w:t>
+      </w:r>
+      <w:r>
+        <w:rPr>
+          <w:rFonts w:ascii="Arial" w:hAnsi="Arial" w:cs="Arial"/>
+          <w:b/>
+          <w:sz w:val="22"/>
+          <w:szCs w:val="22"/>
+        </w:rPr>
+        <w:t>a</w:t>
+      </w:r>
+      <w:r>
+        <w:rPr>
+          <w:rFonts w:ascii="Arial" w:hAnsi="Arial" w:cs="Arial"/>
+          <w:b/>
+          <w:sz w:val="22"/>
+          <w:szCs w:val="22"/>
+        </w:rPr>
+        <w:t xml:space="preserve"> généré </w:t>
+      </w:r>
+      <w:r>
+        <w:rPr>
+          <w:rFonts w:ascii="Arial" w:hAnsi="Arial" w:cs="Arial"/>
+          <w:b/>
+          <w:sz w:val="22"/>
+          <w:szCs w:val="22"/>
+        </w:rPr>
+        <w:t>Claude</w:t>
+      </w:r>
+      <w:r>
+        <w:rPr>
+          <w:rFonts w:ascii="Arial" w:hAnsi="Arial" w:cs="Arial"/>
+          <w:b/>
+          <w:sz w:val="22"/>
+          <w:szCs w:val="22"/>
+        </w:rPr>
+        <w:t xml:space="preserve"> IA’</w:t>
+      </w:r>
+    </w:p>
+    <w:p>
+      <w:pPr>
+        <w:spacing w:after="120"/>
+        <w:ind w:left="720"/>
+        <w:jc w:val="both"/>
+        <w:rPr>
+          <w:rFonts w:ascii="Arial" w:hAnsi="Arial" w:cs="Arial"/>
+          <w:b/>
+          <w:bCs/>
+          <w:color w:val="000000"/>
+          <w:sz w:val="22"/>
+          <w:szCs w:val="22"/>
+          <w:u w:val="single"/>
+        </w:rPr>
+      </w:pPr>
     </w:p>
     <w:p>
       <w:pPr>
@@ -3535,7 +5219,7 @@
           <w:szCs w:val="22"/>
           <w:u w:val="single"/>
         </w:rPr>
-        <w:t xml:space="preserve">Canalisations enterrées sous </w:t>
+        <w:t xml:space="preserve">Canalisations apparentes </w:t>
       </w:r>
       <w:r>
         <w:rPr>
@@ -3547,169 +5231,57 @@
           <w:szCs w:val="22"/>
           <w:u w:val="single"/>
         </w:rPr>
-        <w:t>bâtiment rue</w:t>
-      </w:r>
-    </w:p>
-    <w:p>
-      <w:pPr>
-        <w:rPr>
-          <w:rFonts w:ascii="Arial" w:hAnsi="Arial" w:cs="Arial"/>
-          <w:bCs/>
-          <w:color w:val="F79646"/>
-          <w:sz w:val="18"/>
-          <w:szCs w:val="18"/>
-        </w:rPr>
-      </w:pPr>
-      <w:r>
-        <w:rPr>
-          <w:rFonts w:ascii="Arial" w:hAnsi="Arial" w:cs="Arial"/>
-          <w:bCs/>
-          <w:color w:val="000000"/>
-          <w:sz w:val="22"/>
-          <w:szCs w:val="22"/>
-        </w:rPr>
-        <w:t xml:space="preserve">Les canalisations enterrées sous </w:t>
-      </w:r>
-      <w:r>
-        <w:rPr>
-          <w:rFonts w:ascii="Arial" w:hAnsi="Arial" w:cs="Arial"/>
-          <w:bCs/>
-          <w:color w:val="000000"/>
-          <w:sz w:val="22"/>
-          <w:szCs w:val="22"/>
-        </w:rPr>
-        <w:t>bâtiment rue</w:t>
-      </w:r>
-      <w:r>
-        <w:rPr>
-          <w:rFonts w:ascii="Arial" w:hAnsi="Arial" w:cs="Arial"/>
-          <w:bCs/>
-          <w:sz w:val="22"/>
-          <w:szCs w:val="22"/>
-        </w:rPr>
-        <w:t xml:space="preserve"> sont en </w:t>
-      </w:r>
-      <w:r>
-        <w:rPr>
-          <w:rFonts w:ascii="Arial" w:hAnsi="Arial" w:cs="Arial"/>
-          <w:bCs/>
-          <w:color w:val="000000"/>
-          <w:sz w:val="22"/>
-          <w:szCs w:val="22"/>
-        </w:rPr>
-        <w:t>Fonte.</w:t>
-      </w:r>
-    </w:p>
-    <w:p>
-      <w:pPr>
-        <w:rPr>
-          <w:rFonts w:ascii="Arial" w:hAnsi="Arial" w:cs="Arial"/>
-          <w:bCs/>
-          <w:sz w:val="18"/>
-          <w:szCs w:val="18"/>
-        </w:rPr>
-      </w:pPr>
-    </w:p>
-    <w:p>
-      <w:pPr>
-        <w:spacing w:after="120"/>
-        <w:rPr>
-          <w:rFonts w:ascii="Arial" w:hAnsi="Arial" w:cs="Arial"/>
-          <w:sz w:val="22"/>
-          <w:szCs w:val="22"/>
-        </w:rPr>
-      </w:pPr>
-      <w:r>
-        <w:rPr>
-          <w:rFonts w:ascii="Arial" w:hAnsi="Arial" w:cs="Arial"/>
-          <w:sz w:val="22"/>
-          <w:szCs w:val="22"/>
-        </w:rPr>
-        <w:t>Ces réseaux sont dans un état globalement mauvais. Ils sont très dégradés et présentent de nombreux défauts ne garantissant plus un</w:t>
-      </w:r>
-      <w:r>
-        <w:rPr>
-          <w:rFonts w:ascii="Arial" w:hAnsi="Arial" w:cs="Arial"/>
-          <w:sz w:val="22"/>
-          <w:szCs w:val="22"/>
-        </w:rPr>
-        <w:t>e</w:t>
-      </w:r>
-      <w:r>
-        <w:rPr>
-          <w:rFonts w:ascii="Arial" w:hAnsi="Arial" w:cs="Arial"/>
-          <w:sz w:val="22"/>
-          <w:szCs w:val="22"/>
-        </w:rPr>
-        <w:t xml:space="preserve"> bonne étanchéité ni un bon écoulement.</w:t>
-      </w:r>
-    </w:p>
-    <w:p>
-      <w:pPr>
-        <w:spacing w:after="120"/>
-        <w:jc w:val="both"/>
-        <w:rPr>
-          <w:rFonts w:ascii="Arial" w:hAnsi="Arial" w:cs="Arial"/>
-          <w:sz w:val="22"/>
-          <w:szCs w:val="22"/>
-        </w:rPr>
-      </w:pPr>
-      <w:r>
-        <w:rPr>
-          <w:rFonts w:ascii="Arial" w:hAnsi="Arial" w:cs="Arial"/>
-          <w:sz w:val="22"/>
-          <w:szCs w:val="22"/>
-        </w:rPr>
-        <w:t>D’autre part, il conviendra de se rapprocher des services de la ville de Paris afin qu’ils remplacent la canalisation située dans le branchement à l’égout.</w:t>
-      </w:r>
-    </w:p>
-    <w:p>
-      <w:pPr>
-        <w:spacing w:after="120"/>
-        <w:jc w:val="both"/>
-        <w:rPr>
-          <w:sz w:val="22"/>
-          <w:szCs w:val="22"/>
-        </w:rPr>
-      </w:pPr>
-    </w:p>
-    <w:p>
-      <w:pPr>
-        <w:spacing w:after="120"/>
-        <w:jc w:val="both"/>
-        <w:rPr>
-          <w:rFonts w:ascii="Arial" w:hAnsi="Arial" w:cs="Arial"/>
-          <w:color w:val="E36C0A"/>
-          <w:sz w:val="22"/>
-          <w:szCs w:val="22"/>
-        </w:rPr>
-      </w:pPr>
-      <w:r>
-        <w:rPr>
-          <w:rFonts w:ascii="Arial" w:hAnsi="Arial" w:cs="Arial"/>
-          <w:sz w:val="22"/>
-          <w:szCs w:val="22"/>
-        </w:rPr>
-        <w:t xml:space="preserve">Nous préconisions </w:t>
-      </w:r>
-      <w:r>
-        <w:rPr>
-          <w:rFonts w:ascii="Arial" w:hAnsi="Arial" w:cs="Arial"/>
-          <w:bCs/>
-          <w:color w:val="000000"/>
-          <w:sz w:val="22"/>
-          <w:szCs w:val="22"/>
-        </w:rPr>
-        <w:t>un remplacement intégral de ces canalisations.</w:t>
-      </w:r>
-    </w:p>
-    <w:p>
-      <w:pPr>
-        <w:tabs>
-          <w:tab w:val="left" w:pos="567"/>
-        </w:tabs>
-        <w:spacing w:before="120"/>
-        <w:jc w:val="both"/>
+        <w:t xml:space="preserve">en caves bâtiment </w:t>
+      </w:r>
+      <w:r>
+        <w:rPr>
+          <w:rFonts w:ascii="Arial" w:hAnsi="Arial" w:cs="Arial"/>
+          <w:b/>
+          <w:bCs/>
+          <w:color w:val="000000"/>
+          <w:sz w:val="22"/>
+          <w:szCs w:val="22"/>
+          <w:u w:val="single"/>
+        </w:rPr>
+        <w:t>….</w:t>
+      </w:r>
+    </w:p>
+    <w:p>
+      <w:pPr>
+        <w:rPr>
+          <w:rFonts w:ascii="Arial" w:hAnsi="Arial" w:cs="Arial"/>
+          <w:sz w:val="22"/>
+          <w:szCs w:val="22"/>
+        </w:rPr>
+      </w:pPr>
+      <w:r>
+        <w:rPr>
+          <w:rFonts w:ascii="Arial" w:hAnsi="Arial" w:cs="Arial"/>
+          <w:sz w:val="22"/>
+          <w:szCs w:val="22"/>
+        </w:rPr>
+        <w:t>‘phrase de conclusion générée par Claude IA’</w:t>
+      </w:r>
+    </w:p>
+    <w:p>
+      <w:pPr>
+        <w:rPr>
+          <w:rFonts w:ascii="Arial" w:hAnsi="Arial" w:cs="Arial"/>
+          <w:sz w:val="22"/>
+          <w:szCs w:val="22"/>
+        </w:rPr>
+      </w:pPr>
+      <w:r>
+        <w:rPr>
+          <w:rFonts w:ascii="Arial" w:hAnsi="Arial" w:cs="Arial"/>
+          <w:sz w:val="22"/>
+          <w:szCs w:val="22"/>
+        </w:rPr>
+        <w:t>‘faire plusieurs paragraphes si il y’a plusieurs bâtiments concernées par les canalisations apparentes, de manière à faire par exemple un paragraphe pour celles du bâtiment sur cour et celles du bâtiment sur rue’</w:t>
+      </w:r>
+    </w:p>
+    <w:p>
+      <w:pPr>
         <w:rPr>
           <w:rFonts w:ascii="Arial" w:hAnsi="Arial" w:cs="Arial"/>
           <w:sz w:val="22"/>
@@ -3745,7 +5317,7 @@
           <w:szCs w:val="22"/>
           <w:u w:val="single"/>
         </w:rPr>
-        <w:t xml:space="preserve">Canalisations apparentes </w:t>
+        <w:t xml:space="preserve">Canalisations enterrées sous </w:t>
       </w:r>
       <w:r>
         <w:rPr>
@@ -3757,79 +5329,176 @@
           <w:szCs w:val="22"/>
           <w:u w:val="single"/>
         </w:rPr>
-        <w:t>en caves bâtiment rue</w:t>
-      </w:r>
-    </w:p>
-    <w:p>
-      <w:pPr>
-        <w:rPr>
-          <w:rFonts w:ascii="Arial" w:hAnsi="Arial" w:cs="Arial"/>
-          <w:sz w:val="22"/>
-          <w:szCs w:val="22"/>
-        </w:rPr>
-      </w:pPr>
-      <w:r>
-        <w:rPr>
-          <w:rFonts w:ascii="Arial" w:hAnsi="Arial" w:cs="Arial"/>
-          <w:sz w:val="22"/>
-          <w:szCs w:val="22"/>
-        </w:rPr>
-        <w:t xml:space="preserve">Les canalisations en élévation </w:t>
-      </w:r>
-      <w:r>
-        <w:rPr>
-          <w:rFonts w:ascii="Arial" w:hAnsi="Arial" w:cs="Arial"/>
-          <w:sz w:val="22"/>
-          <w:szCs w:val="22"/>
-        </w:rPr>
-        <w:t xml:space="preserve">en caves bâtiment rue </w:t>
-      </w:r>
-      <w:r>
-        <w:rPr>
-          <w:rFonts w:ascii="Arial" w:hAnsi="Arial" w:cs="Arial"/>
-          <w:bCs/>
-          <w:sz w:val="22"/>
-          <w:szCs w:val="22"/>
-        </w:rPr>
-        <w:t xml:space="preserve">sont en </w:t>
-      </w:r>
-      <w:r>
-        <w:rPr>
-          <w:rFonts w:ascii="Arial" w:hAnsi="Arial" w:cs="Arial"/>
-          <w:sz w:val="22"/>
-          <w:szCs w:val="22"/>
-        </w:rPr>
-        <w:t>Fonte, PVC .</w:t>
-      </w:r>
-    </w:p>
-    <w:p>
-      <w:pPr>
-        <w:rPr>
-          <w:rFonts w:ascii="Arial" w:hAnsi="Arial" w:cs="Arial"/>
-          <w:bCs/>
-          <w:sz w:val="18"/>
-          <w:szCs w:val="18"/>
-        </w:rPr>
-      </w:pPr>
-    </w:p>
-    <w:p>
-      <w:pPr>
-        <w:rPr>
-          <w:rFonts w:ascii="Arial" w:hAnsi="Arial" w:cs="Arial"/>
-          <w:sz w:val="22"/>
-          <w:szCs w:val="22"/>
-        </w:rPr>
-      </w:pPr>
-      <w:r>
-        <w:rPr>
-          <w:rFonts w:ascii="Arial" w:hAnsi="Arial" w:cs="Arial"/>
-          <w:sz w:val="22"/>
-          <w:szCs w:val="22"/>
-        </w:rPr>
-        <w:t>Ces réseaux sont dans un état globalement mauvais. Ils sont très dégradés et présentent de nombreux défauts ne garantissant plus un bonne étanchéité ni un bon écoulement.</w:t>
-      </w:r>
-    </w:p>
-    <w:p/>
+        <w:t>bâtiment</w:t>
+      </w:r>
+      <w:r>
+        <w:rPr>
+          <w:rFonts w:ascii="Arial" w:hAnsi="Arial" w:cs="Arial"/>
+          <w:b/>
+          <w:bCs/>
+          <w:color w:val="000000"/>
+          <w:sz w:val="22"/>
+          <w:szCs w:val="22"/>
+          <w:u w:val="single"/>
+        </w:rPr>
+        <w:t>….</w:t>
+      </w:r>
+    </w:p>
+    <w:p>
+      <w:pPr>
+        <w:rPr>
+          <w:rFonts w:ascii="Arial" w:hAnsi="Arial" w:cs="Arial"/>
+          <w:sz w:val="22"/>
+          <w:szCs w:val="22"/>
+        </w:rPr>
+      </w:pPr>
+      <w:r>
+        <w:rPr>
+          <w:rFonts w:ascii="Arial" w:hAnsi="Arial" w:cs="Arial"/>
+          <w:sz w:val="22"/>
+          <w:szCs w:val="22"/>
+        </w:rPr>
+        <w:t>‘phrase de conclusion générée par Claude IA’</w:t>
+      </w:r>
+      <w:r>
+        <w:rPr>
+          <w:rFonts w:ascii="Arial" w:hAnsi="Arial" w:cs="Arial"/>
+          <w:sz w:val="22"/>
+          <w:szCs w:val="22"/>
+        </w:rPr>
+        <w:br/>
+      </w:r>
+      <w:r>
+        <w:rPr>
+          <w:rFonts w:ascii="Arial" w:hAnsi="Arial" w:cs="Arial"/>
+          <w:sz w:val="22"/>
+          <w:szCs w:val="22"/>
+        </w:rPr>
+        <w:t xml:space="preserve">‘faire plusieurs paragraphes si il y’a plusieurs bâtiments concernées par les canalisations </w:t>
+      </w:r>
+      <w:r>
+        <w:rPr>
+          <w:rFonts w:ascii="Arial" w:hAnsi="Arial" w:cs="Arial"/>
+          <w:sz w:val="22"/>
+          <w:szCs w:val="22"/>
+        </w:rPr>
+        <w:t>enterrées</w:t>
+      </w:r>
+      <w:r>
+        <w:rPr>
+          <w:rFonts w:ascii="Arial" w:hAnsi="Arial" w:cs="Arial"/>
+          <w:sz w:val="22"/>
+          <w:szCs w:val="22"/>
+        </w:rPr>
+        <w:t>, de manière à faire par exemple un paragraphe pour celles du bâtiment sur cour et celles du bâtiment sur rue’</w:t>
+      </w:r>
+    </w:p>
+    <w:p>
+      <w:pPr>
+        <w:rPr>
+          <w:rFonts w:ascii="Arial" w:hAnsi="Arial" w:cs="Arial"/>
+          <w:sz w:val="22"/>
+          <w:szCs w:val="22"/>
+        </w:rPr>
+      </w:pPr>
+    </w:p>
+    <w:p>
+      <w:pPr>
+        <w:numPr>
+          <w:ilvl w:val="0"/>
+          <w:numId w:val="4"/>
+        </w:numPr>
+        <w:spacing w:after="120"/>
+        <w:jc w:val="both"/>
+        <w:rPr>
+          <w:rFonts w:ascii="Arial" w:hAnsi="Arial" w:cs="Arial"/>
+          <w:b/>
+          <w:bCs/>
+          <w:color w:val="000000"/>
+          <w:sz w:val="22"/>
+          <w:szCs w:val="22"/>
+          <w:u w:val="single"/>
+        </w:rPr>
+      </w:pPr>
+      <w:r>
+        <w:br/>
+      </w:r>
+      <w:r>
+        <w:rPr>
+          <w:rFonts w:ascii="Arial" w:hAnsi="Arial" w:cs="Arial"/>
+          <w:b/>
+          <w:bCs/>
+          <w:color w:val="000000"/>
+          <w:sz w:val="22"/>
+          <w:szCs w:val="22"/>
+          <w:u w:val="single"/>
+        </w:rPr>
+        <w:t xml:space="preserve">Canalisations enterrées sous </w:t>
+      </w:r>
+      <w:r>
+        <w:rPr>
+          <w:rFonts w:ascii="Arial" w:hAnsi="Arial" w:cs="Arial"/>
+          <w:b/>
+          <w:bCs/>
+          <w:color w:val="000000"/>
+          <w:sz w:val="22"/>
+          <w:szCs w:val="22"/>
+          <w:u w:val="single"/>
+        </w:rPr>
+        <w:t xml:space="preserve">espaces </w:t>
+      </w:r>
+      <w:proofErr w:type="spellStart"/>
+      <w:r>
+        <w:rPr>
+          <w:rFonts w:ascii="Arial" w:hAnsi="Arial" w:cs="Arial"/>
+          <w:b/>
+          <w:bCs/>
+          <w:color w:val="000000"/>
+          <w:sz w:val="22"/>
+          <w:szCs w:val="22"/>
+          <w:u w:val="single"/>
+        </w:rPr>
+        <w:t>exterieurs</w:t>
+      </w:r>
+      <w:proofErr w:type="spellEnd"/>
+      <w:r>
+        <w:rPr>
+          <w:rFonts w:ascii="Arial" w:hAnsi="Arial" w:cs="Arial"/>
+          <w:b/>
+          <w:bCs/>
+          <w:color w:val="000000"/>
+          <w:sz w:val="22"/>
+          <w:szCs w:val="22"/>
+          <w:u w:val="single"/>
+        </w:rPr>
+        <w:t xml:space="preserve"> ‘(cour, jardin en fonction de ce qui est coché dans la description du site sur l’application)’</w:t>
+      </w:r>
+    </w:p>
+    <w:p>
+      <w:pPr>
+        <w:rPr>
+          <w:rFonts w:ascii="Arial" w:hAnsi="Arial" w:cs="Arial"/>
+          <w:sz w:val="22"/>
+          <w:szCs w:val="22"/>
+        </w:rPr>
+      </w:pPr>
+      <w:r>
+        <w:rPr>
+          <w:rFonts w:ascii="Arial" w:hAnsi="Arial" w:cs="Arial"/>
+          <w:sz w:val="22"/>
+          <w:szCs w:val="22"/>
+        </w:rPr>
+        <w:t>‘phrase de conclusion générée par Claude IA’</w:t>
+      </w:r>
+    </w:p>
+    <w:p>
+      <w:r>
+        <w:br/>
+      </w:r>
+      <w:r>
+        <w:br/>
+      </w:r>
+    </w:p>
     <w:p>
       <w:pPr>
         <w:numPr>
@@ -3860,6 +5529,44 @@
           <w:u w:val="single"/>
         </w:rPr>
         <w:t>Colonne d’eaux pluviales de façade</w:t>
+      </w:r>
+      <w:r>
+        <w:rPr>
+          <w:rFonts w:ascii="Arial" w:hAnsi="Arial" w:cs="Arial"/>
+          <w:b/>
+          <w:bCs/>
+          <w:color w:val="000000"/>
+          <w:sz w:val="22"/>
+          <w:szCs w:val="22"/>
+          <w:u w:val="single"/>
+        </w:rPr>
+        <w:t xml:space="preserve"> ‘intégrer ce paragraphe si coché dans </w:t>
+      </w:r>
+      <w:proofErr w:type="spellStart"/>
+      <w:r>
+        <w:rPr>
+          <w:rFonts w:ascii="Arial" w:hAnsi="Arial" w:cs="Arial"/>
+          <w:b/>
+          <w:bCs/>
+          <w:color w:val="000000"/>
+          <w:sz w:val="22"/>
+          <w:szCs w:val="22"/>
+          <w:u w:val="single"/>
+        </w:rPr>
+        <w:t>selection</w:t>
+      </w:r>
+      <w:proofErr w:type="spellEnd"/>
+      <w:r>
+        <w:rPr>
+          <w:rFonts w:ascii="Arial" w:hAnsi="Arial" w:cs="Arial"/>
+          <w:b/>
+          <w:bCs/>
+          <w:color w:val="000000"/>
+          <w:sz w:val="22"/>
+          <w:szCs w:val="22"/>
+          <w:u w:val="single"/>
+        </w:rPr>
+        <w:t xml:space="preserve"> des paragraphes’</w:t>
       </w:r>
     </w:p>
     <w:tbl>
@@ -3898,6 +5605,7 @@
               <w:rPr>
                 <w:noProof/>
               </w:rPr>
+              <w:lastRenderedPageBreak/>
               <w:drawing>
                 <wp:inline distT="0" distB="0" distL="0" distR="0" wp14:anchorId="68E23BDE" wp14:editId="3F839D53">
                   <wp:extent cx="1828800" cy="2075180"/>
@@ -3916,7 +5624,7 @@
                           </pic:cNvPicPr>
                         </pic:nvPicPr>
                         <pic:blipFill>
-                          <a:blip r:embed="rId12" cstate="print">
+                          <a:blip r:embed="rId15" cstate="print">
                             <a:extLst>
                               <a:ext uri="{28A0092B-C50C-407E-A947-70E740481C1C}">
                                 <a14:useLocalDpi xmlns:a14="http://schemas.microsoft.com/office/drawing/2010/main" val="0"/>
@@ -4003,7 +5711,7 @@
           <w:sz w:val="22"/>
           <w:szCs w:val="22"/>
         </w:rPr>
-        <w:t xml:space="preserve">Selon le règlement d’assainissement de la ville de Paris :  </w:t>
+        <w:t xml:space="preserve">Selon le règlement d’assainissement de la ville de Paris : </w:t>
       </w:r>
       <w:r>
         <w:rPr>
@@ -4140,8 +5848,20 @@
           <w:sz w:val="22"/>
           <w:szCs w:val="22"/>
         </w:rPr>
-        <w:t xml:space="preserve"> pas de colonne ep</w:t>
-      </w:r>
+        <w:t xml:space="preserve"> pas de colonne </w:t>
+      </w:r>
+      <w:proofErr w:type="spellStart"/>
+      <w:r>
+        <w:rPr>
+          <w:rFonts w:ascii="Arial" w:hAnsi="Arial" w:cs="Arial"/>
+          <w:bCs/>
+          <w:color w:val="000000"/>
+          <w:sz w:val="22"/>
+          <w:szCs w:val="22"/>
+        </w:rPr>
+        <w:t>ep</w:t>
+      </w:r>
+      <w:proofErr w:type="spellEnd"/>
       <w:r>
         <w:rPr>
           <w:rFonts w:ascii="Arial" w:hAnsi="Arial" w:cs="Arial"/>
@@ -4185,6 +5905,44 @@
         </w:rPr>
         <w:t>Regard de limite de propriété</w:t>
       </w:r>
+      <w:r>
+        <w:rPr>
+          <w:rFonts w:ascii="Arial" w:hAnsi="Arial" w:cs="Arial"/>
+          <w:b/>
+          <w:bCs/>
+          <w:color w:val="000000"/>
+          <w:sz w:val="22"/>
+          <w:szCs w:val="22"/>
+          <w:u w:val="single"/>
+        </w:rPr>
+        <w:t xml:space="preserve"> ‘intégrer ce paragraphe si coché dans </w:t>
+      </w:r>
+      <w:proofErr w:type="spellStart"/>
+      <w:r>
+        <w:rPr>
+          <w:rFonts w:ascii="Arial" w:hAnsi="Arial" w:cs="Arial"/>
+          <w:b/>
+          <w:bCs/>
+          <w:color w:val="000000"/>
+          <w:sz w:val="22"/>
+          <w:szCs w:val="22"/>
+          <w:u w:val="single"/>
+        </w:rPr>
+        <w:t>selection</w:t>
+      </w:r>
+      <w:proofErr w:type="spellEnd"/>
+      <w:r>
+        <w:rPr>
+          <w:rFonts w:ascii="Arial" w:hAnsi="Arial" w:cs="Arial"/>
+          <w:b/>
+          <w:bCs/>
+          <w:color w:val="000000"/>
+          <w:sz w:val="22"/>
+          <w:szCs w:val="22"/>
+          <w:u w:val="single"/>
+        </w:rPr>
+        <w:t xml:space="preserve"> des paragraphes’</w:t>
+      </w:r>
     </w:p>
     <w:p>
       <w:pPr>
@@ -4320,6 +6078,44 @@
         </w:rPr>
         <w:t>Installations sanitaires en sous-sol</w:t>
       </w:r>
+      <w:r>
+        <w:rPr>
+          <w:rFonts w:ascii="Arial" w:hAnsi="Arial" w:cs="Arial"/>
+          <w:b/>
+          <w:bCs/>
+          <w:color w:val="000000"/>
+          <w:sz w:val="22"/>
+          <w:szCs w:val="22"/>
+          <w:u w:val="single"/>
+        </w:rPr>
+        <w:t xml:space="preserve"> ‘intégrer ce paragraphe si coché dans </w:t>
+      </w:r>
+      <w:proofErr w:type="spellStart"/>
+      <w:r>
+        <w:rPr>
+          <w:rFonts w:ascii="Arial" w:hAnsi="Arial" w:cs="Arial"/>
+          <w:b/>
+          <w:bCs/>
+          <w:color w:val="000000"/>
+          <w:sz w:val="22"/>
+          <w:szCs w:val="22"/>
+          <w:u w:val="single"/>
+        </w:rPr>
+        <w:t>selection</w:t>
+      </w:r>
+      <w:proofErr w:type="spellEnd"/>
+      <w:r>
+        <w:rPr>
+          <w:rFonts w:ascii="Arial" w:hAnsi="Arial" w:cs="Arial"/>
+          <w:b/>
+          <w:bCs/>
+          <w:color w:val="000000"/>
+          <w:sz w:val="22"/>
+          <w:szCs w:val="22"/>
+          <w:u w:val="single"/>
+        </w:rPr>
+        <w:t xml:space="preserve"> des paragraphes’</w:t>
+      </w:r>
     </w:p>
     <w:p>
       <w:pPr>
@@ -4337,7 +6133,6 @@
           <w:sz w:val="22"/>
           <w:szCs w:val="22"/>
         </w:rPr>
-        <w:lastRenderedPageBreak/>
         <w:t xml:space="preserve">Selon le règlement d’assainissement de la ville de Paris : </w:t>
       </w:r>
       <w:r>
@@ -4778,6 +6573,44 @@
         </w:rPr>
         <w:t>Ancienne fosse d’aisance</w:t>
       </w:r>
+      <w:r>
+        <w:rPr>
+          <w:rFonts w:ascii="Arial" w:hAnsi="Arial" w:cs="Arial"/>
+          <w:b/>
+          <w:bCs/>
+          <w:color w:val="000000"/>
+          <w:sz w:val="22"/>
+          <w:szCs w:val="22"/>
+          <w:u w:val="single"/>
+        </w:rPr>
+        <w:t xml:space="preserve"> ‘intégrer ce paragraphe si coché dans </w:t>
+      </w:r>
+      <w:proofErr w:type="spellStart"/>
+      <w:r>
+        <w:rPr>
+          <w:rFonts w:ascii="Arial" w:hAnsi="Arial" w:cs="Arial"/>
+          <w:b/>
+          <w:bCs/>
+          <w:color w:val="000000"/>
+          <w:sz w:val="22"/>
+          <w:szCs w:val="22"/>
+          <w:u w:val="single"/>
+        </w:rPr>
+        <w:t>selection</w:t>
+      </w:r>
+      <w:proofErr w:type="spellEnd"/>
+      <w:r>
+        <w:rPr>
+          <w:rFonts w:ascii="Arial" w:hAnsi="Arial" w:cs="Arial"/>
+          <w:b/>
+          <w:bCs/>
+          <w:color w:val="000000"/>
+          <w:sz w:val="22"/>
+          <w:szCs w:val="22"/>
+          <w:u w:val="single"/>
+        </w:rPr>
+        <w:t xml:space="preserve"> des paragraphes’</w:t>
+      </w:r>
     </w:p>
     <w:p>
       <w:pPr>
@@ -4867,6 +6700,7 @@
           <w:sz w:val="22"/>
           <w:szCs w:val="22"/>
         </w:rPr>
+        <w:lastRenderedPageBreak/>
         <w:t>« Conformément à</w:t>
       </w:r>
       <w:r>
@@ -5595,6 +7429,44 @@
         </w:rPr>
         <w:t>Regards de visite non étanches</w:t>
       </w:r>
+      <w:r>
+        <w:rPr>
+          <w:rFonts w:ascii="Arial" w:hAnsi="Arial" w:cs="Arial"/>
+          <w:b/>
+          <w:bCs/>
+          <w:color w:val="000000"/>
+          <w:sz w:val="22"/>
+          <w:szCs w:val="22"/>
+          <w:u w:val="single"/>
+        </w:rPr>
+        <w:t xml:space="preserve"> ‘intégrer ce paragraphe si coché dans </w:t>
+      </w:r>
+      <w:proofErr w:type="spellStart"/>
+      <w:r>
+        <w:rPr>
+          <w:rFonts w:ascii="Arial" w:hAnsi="Arial" w:cs="Arial"/>
+          <w:b/>
+          <w:bCs/>
+          <w:color w:val="000000"/>
+          <w:sz w:val="22"/>
+          <w:szCs w:val="22"/>
+          <w:u w:val="single"/>
+        </w:rPr>
+        <w:t>selection</w:t>
+      </w:r>
+      <w:proofErr w:type="spellEnd"/>
+      <w:r>
+        <w:rPr>
+          <w:rFonts w:ascii="Arial" w:hAnsi="Arial" w:cs="Arial"/>
+          <w:b/>
+          <w:bCs/>
+          <w:color w:val="000000"/>
+          <w:sz w:val="22"/>
+          <w:szCs w:val="22"/>
+          <w:u w:val="single"/>
+        </w:rPr>
+        <w:t xml:space="preserve"> des paragraphes’</w:t>
+      </w:r>
     </w:p>
     <w:p>
       <w:pPr>
@@ -5997,8 +7869,45 @@
           <w:szCs w:val="22"/>
           <w:u w:val="single"/>
         </w:rPr>
-        <w:lastRenderedPageBreak/>
         <w:t>Réseau séparatif</w:t>
+      </w:r>
+      <w:r>
+        <w:rPr>
+          <w:rFonts w:ascii="Arial" w:hAnsi="Arial" w:cs="Arial"/>
+          <w:b/>
+          <w:bCs/>
+          <w:color w:val="000000"/>
+          <w:sz w:val="22"/>
+          <w:szCs w:val="22"/>
+          <w:u w:val="single"/>
+        </w:rPr>
+        <w:t xml:space="preserve"> ‘intégrer ce paragraphe si coché dans </w:t>
+      </w:r>
+      <w:proofErr w:type="spellStart"/>
+      <w:r>
+        <w:rPr>
+          <w:rFonts w:ascii="Arial" w:hAnsi="Arial" w:cs="Arial"/>
+          <w:b/>
+          <w:bCs/>
+          <w:color w:val="000000"/>
+          <w:sz w:val="22"/>
+          <w:szCs w:val="22"/>
+          <w:u w:val="single"/>
+        </w:rPr>
+        <w:t>selection</w:t>
+      </w:r>
+      <w:proofErr w:type="spellEnd"/>
+      <w:r>
+        <w:rPr>
+          <w:rFonts w:ascii="Arial" w:hAnsi="Arial" w:cs="Arial"/>
+          <w:b/>
+          <w:bCs/>
+          <w:color w:val="000000"/>
+          <w:sz w:val="22"/>
+          <w:szCs w:val="22"/>
+          <w:u w:val="single"/>
+        </w:rPr>
+        <w:t xml:space="preserve"> des paragraphes’</w:t>
       </w:r>
     </w:p>
     <w:p>
@@ -6079,7 +7988,7 @@
                           </pic:cNvPicPr>
                         </pic:nvPicPr>
                         <pic:blipFill>
-                          <a:blip r:embed="rId13" cstate="print">
+                          <a:blip r:embed="rId16" cstate="print">
                             <a:extLst>
                               <a:ext uri="{28A0092B-C50C-407E-A947-70E740481C1C}">
                                 <a14:useLocalDpi xmlns:a14="http://schemas.microsoft.com/office/drawing/2010/main" val="0"/>
@@ -6297,6 +8206,7 @@
           <w:sz w:val="22"/>
           <w:szCs w:val="22"/>
         </w:rPr>
+        <w:lastRenderedPageBreak/>
         <w:t>Citer l’article.</w:t>
       </w:r>
     </w:p>
@@ -6344,6 +8254,44 @@
           <w:u w:val="single"/>
         </w:rPr>
         <w:t>Ventilations des réseaux</w:t>
+      </w:r>
+      <w:r>
+        <w:rPr>
+          <w:rFonts w:ascii="Arial" w:hAnsi="Arial" w:cs="Arial"/>
+          <w:b/>
+          <w:bCs/>
+          <w:color w:val="000000"/>
+          <w:sz w:val="22"/>
+          <w:szCs w:val="22"/>
+          <w:u w:val="single"/>
+        </w:rPr>
+        <w:t xml:space="preserve"> ‘intégrer ce paragraphe si coché dans </w:t>
+      </w:r>
+      <w:proofErr w:type="spellStart"/>
+      <w:r>
+        <w:rPr>
+          <w:rFonts w:ascii="Arial" w:hAnsi="Arial" w:cs="Arial"/>
+          <w:b/>
+          <w:bCs/>
+          <w:color w:val="000000"/>
+          <w:sz w:val="22"/>
+          <w:szCs w:val="22"/>
+          <w:u w:val="single"/>
+        </w:rPr>
+        <w:t>selection</w:t>
+      </w:r>
+      <w:proofErr w:type="spellEnd"/>
+      <w:r>
+        <w:rPr>
+          <w:rFonts w:ascii="Arial" w:hAnsi="Arial" w:cs="Arial"/>
+          <w:b/>
+          <w:bCs/>
+          <w:color w:val="000000"/>
+          <w:sz w:val="22"/>
+          <w:szCs w:val="22"/>
+          <w:u w:val="single"/>
+        </w:rPr>
+        <w:t xml:space="preserve"> des paragraphes’</w:t>
       </w:r>
     </w:p>
     <w:p>
@@ -6408,7 +8356,7 @@
                     </pic:cNvPicPr>
                   </pic:nvPicPr>
                   <pic:blipFill>
-                    <a:blip r:embed="rId14">
+                    <a:blip r:embed="rId17">
                       <a:extLst>
                         <a:ext uri="{28A0092B-C50C-407E-A947-70E740481C1C}">
                           <a14:useLocalDpi xmlns:a14="http://schemas.microsoft.com/office/drawing/2010/main" val="0"/>
@@ -6499,6 +8447,44 @@
         </w:rPr>
         <w:t>Cas des eaux usées provenant des restaurants, restauration collective, commerces de bouche</w:t>
       </w:r>
+      <w:r>
+        <w:rPr>
+          <w:rFonts w:ascii="Arial" w:hAnsi="Arial" w:cs="Arial"/>
+          <w:b/>
+          <w:bCs/>
+          <w:color w:val="000000"/>
+          <w:sz w:val="22"/>
+          <w:szCs w:val="22"/>
+          <w:u w:val="single"/>
+        </w:rPr>
+        <w:t xml:space="preserve"> ‘intégrer ce paragraphe si coché dans </w:t>
+      </w:r>
+      <w:proofErr w:type="spellStart"/>
+      <w:r>
+        <w:rPr>
+          <w:rFonts w:ascii="Arial" w:hAnsi="Arial" w:cs="Arial"/>
+          <w:b/>
+          <w:bCs/>
+          <w:color w:val="000000"/>
+          <w:sz w:val="22"/>
+          <w:szCs w:val="22"/>
+          <w:u w:val="single"/>
+        </w:rPr>
+        <w:t>selection</w:t>
+      </w:r>
+      <w:proofErr w:type="spellEnd"/>
+      <w:r>
+        <w:rPr>
+          <w:rFonts w:ascii="Arial" w:hAnsi="Arial" w:cs="Arial"/>
+          <w:b/>
+          <w:bCs/>
+          <w:color w:val="000000"/>
+          <w:sz w:val="22"/>
+          <w:szCs w:val="22"/>
+          <w:u w:val="single"/>
+        </w:rPr>
+        <w:t xml:space="preserve"> des paragraphes’</w:t>
+      </w:r>
     </w:p>
     <w:p>
       <w:pPr>
@@ -7113,7 +9099,72 @@
           <w:szCs w:val="22"/>
           <w:u w:val="single"/>
         </w:rPr>
-        <w:t>Cas des eaux provenant des garages, stations services, parcs de stationnement, stations de lavage</w:t>
+        <w:lastRenderedPageBreak/>
+        <w:t xml:space="preserve">Cas des eaux provenant des garages, </w:t>
+      </w:r>
+      <w:proofErr w:type="spellStart"/>
+      <w:r>
+        <w:rPr>
+          <w:rFonts w:ascii="Arial" w:hAnsi="Arial" w:cs="Arial"/>
+          <w:b/>
+          <w:bCs/>
+          <w:color w:val="000000"/>
+          <w:sz w:val="22"/>
+          <w:szCs w:val="22"/>
+          <w:u w:val="single"/>
+        </w:rPr>
+        <w:t>stations services</w:t>
+      </w:r>
+      <w:proofErr w:type="spellEnd"/>
+      <w:r>
+        <w:rPr>
+          <w:rFonts w:ascii="Arial" w:hAnsi="Arial" w:cs="Arial"/>
+          <w:b/>
+          <w:bCs/>
+          <w:color w:val="000000"/>
+          <w:sz w:val="22"/>
+          <w:szCs w:val="22"/>
+          <w:u w:val="single"/>
+        </w:rPr>
+        <w:t>, parcs de stationnement, stations de lavage</w:t>
+      </w:r>
+      <w:r>
+        <w:rPr>
+          <w:rFonts w:ascii="Arial" w:hAnsi="Arial" w:cs="Arial"/>
+          <w:b/>
+          <w:bCs/>
+          <w:color w:val="000000"/>
+          <w:sz w:val="22"/>
+          <w:szCs w:val="22"/>
+          <w:u w:val="single"/>
+        </w:rPr>
+        <w:t xml:space="preserve"> ‘intégrer ce paragraphe si coché dans </w:t>
+      </w:r>
+      <w:proofErr w:type="spellStart"/>
+      <w:r>
+        <w:rPr>
+          <w:rFonts w:ascii="Arial" w:hAnsi="Arial" w:cs="Arial"/>
+          <w:b/>
+          <w:bCs/>
+          <w:color w:val="000000"/>
+          <w:sz w:val="22"/>
+          <w:szCs w:val="22"/>
+          <w:u w:val="single"/>
+        </w:rPr>
+        <w:t>selection</w:t>
+      </w:r>
+      <w:proofErr w:type="spellEnd"/>
+      <w:r>
+        <w:rPr>
+          <w:rFonts w:ascii="Arial" w:hAnsi="Arial" w:cs="Arial"/>
+          <w:b/>
+          <w:bCs/>
+          <w:color w:val="000000"/>
+          <w:sz w:val="22"/>
+          <w:szCs w:val="22"/>
+          <w:u w:val="single"/>
+        </w:rPr>
+        <w:t xml:space="preserve"> des paragraphes’</w:t>
       </w:r>
     </w:p>
     <w:p>
@@ -7418,20 +9469,6 @@
       <w:r>
         <w:br w:type="page"/>
       </w:r>
-    </w:p>
-    <w:p>
-      <w:pPr>
-        <w:tabs>
-          <w:tab w:val="left" w:pos="567"/>
-        </w:tabs>
-        <w:spacing w:before="120"/>
-        <w:jc w:val="both"/>
-        <w:rPr>
-          <w:rFonts w:ascii="Arial" w:hAnsi="Arial" w:cs="Arial"/>
-          <w:sz w:val="22"/>
-          <w:szCs w:val="22"/>
-        </w:rPr>
-      </w:pPr>
     </w:p>
     <w:p>
       <w:pPr>
@@ -7439,7 +9476,7 @@
         <w:keepLines w:val="0"/>
         <w:shd w:val="clear" w:color="auto" w:fill="2E3192"/>
         <w:spacing w:before="480" w:after="240"/>
-        <w:ind w:firstLine="567"/>
+        <w:ind w:firstLine="720"/>
         <w:jc w:val="both"/>
         <w:rPr>
           <w:rFonts w:ascii="Arial" w:eastAsia="Times New Roman" w:hAnsi="Arial" w:cs="Arial"/>
@@ -7462,6 +9499,7 @@
           <w:szCs w:val="28"/>
           <w:lang w:eastAsia="x-none"/>
         </w:rPr>
+        <w:lastRenderedPageBreak/>
         <w:t>VI – COMPLÉMENT PHOTOGRAPHIQUE</w:t>
       </w:r>
       <w:bookmarkEnd w:id="36"/>
@@ -7486,6 +9524,57 @@
           </w:tcPr>
           <w:p>
             <w:pPr>
+              <w:pStyle w:val="Corpsdetexte"/>
+              <w:rPr>
+                <w:rFonts w:ascii="Arial" w:hAnsi="Arial" w:cs="Arial"/>
+                <w:i w:val="0"/>
+                <w:sz w:val="22"/>
+                <w:szCs w:val="22"/>
+              </w:rPr>
+            </w:pPr>
+            <w:r>
+              <w:rPr>
+                <w:rFonts w:ascii="Arial" w:hAnsi="Arial" w:cs="Arial"/>
+                <w:i w:val="0"/>
+                <w:noProof/>
+                <w:sz w:val="22"/>
+                <w:szCs w:val="22"/>
+              </w:rPr>
+              <w:t xml:space="preserve">‘ici photo </w:t>
+            </w:r>
+            <w:r>
+              <w:rPr>
+                <w:rFonts w:ascii="Arial" w:hAnsi="Arial" w:cs="Arial"/>
+                <w:i w:val="0"/>
+                <w:noProof/>
+                <w:sz w:val="22"/>
+                <w:szCs w:val="22"/>
+              </w:rPr>
+              <w:t>1</w:t>
+            </w:r>
+            <w:r>
+              <w:rPr>
+                <w:rFonts w:ascii="Arial" w:hAnsi="Arial" w:cs="Arial"/>
+                <w:i w:val="0"/>
+                <w:noProof/>
+                <w:sz w:val="22"/>
+                <w:szCs w:val="22"/>
+              </w:rPr>
+              <w:t xml:space="preserve"> </w:t>
+            </w:r>
+            <w:r>
+              <w:rPr>
+                <w:rFonts w:ascii="Arial" w:hAnsi="Arial" w:cs="Arial"/>
+                <w:i w:val="0"/>
+                <w:noProof/>
+                <w:sz w:val="22"/>
+                <w:szCs w:val="22"/>
+              </w:rPr>
+              <w:t>en mode portrait, 9,87cm de hauteur’</w:t>
+            </w:r>
+          </w:p>
+          <w:p>
+            <w:pPr>
               <w:pStyle w:val="En-tte"/>
               <w:tabs>
                 <w:tab w:val="clear" w:pos="4536"/>
@@ -7496,65 +9585,9 @@
                 <w:rFonts w:ascii="Arial" w:hAnsi="Arial" w:cs="Arial"/>
                 <w:sz w:val="22"/>
                 <w:szCs w:val="22"/>
-              </w:rPr>
-            </w:pPr>
-            <w:r>
-              <w:rPr>
-                <w:rFonts w:ascii="Arial" w:hAnsi="Arial" w:cs="Arial"/>
-                <w:noProof/>
-                <w:sz w:val="22"/>
-                <w:szCs w:val="22"/>
-                <w:lang w:val="ru-RU" w:eastAsia="ru-RU"/>
-              </w:rPr>
-              <w:drawing>
-                <wp:inline distT="0" distB="0" distL="0" distR="0" wp14:anchorId="0C093C18" wp14:editId="328CFC95">
-                  <wp:extent cx="2655570" cy="3554095"/>
-                  <wp:effectExtent l="0" t="0" r="0" b="0"/>
-                  <wp:docPr id="868106578" name="Image 18" descr="Une image contenant sol, Poubelle, porte, ciment&#10;&#10;Description générée automatiquement"/>
-                  <wp:cNvGraphicFramePr>
-                    <a:graphicFrameLocks xmlns:a="http://schemas.openxmlformats.org/drawingml/2006/main" noChangeAspect="1"/>
-                  </wp:cNvGraphicFramePr>
-                  <a:graphic xmlns:a="http://schemas.openxmlformats.org/drawingml/2006/main">
-                    <a:graphicData uri="http://schemas.openxmlformats.org/drawingml/2006/picture">
-                      <pic:pic xmlns:pic="http://schemas.openxmlformats.org/drawingml/2006/picture">
-                        <pic:nvPicPr>
-                          <pic:cNvPr id="868106578" name="Image 18" descr="Une image contenant sol, Poubelle, porte, ciment&#10;&#10;Description générée automatiquement"/>
-                          <pic:cNvPicPr>
-                            <a:picLocks noChangeAspect="1" noChangeArrowheads="1"/>
-                          </pic:cNvPicPr>
-                        </pic:nvPicPr>
-                        <pic:blipFill>
-                          <a:blip r:embed="rId15">
-                            <a:extLst>
-                              <a:ext uri="{28A0092B-C50C-407E-A947-70E740481C1C}">
-                                <a14:useLocalDpi xmlns:a14="http://schemas.microsoft.com/office/drawing/2010/main" val="0"/>
-                              </a:ext>
-                            </a:extLst>
-                          </a:blip>
-                          <a:srcRect/>
-                          <a:stretch>
-                            <a:fillRect/>
-                          </a:stretch>
-                        </pic:blipFill>
-                        <pic:spPr bwMode="auto">
-                          <a:xfrm>
-                            <a:off x="0" y="0"/>
-                            <a:ext cx="2655570" cy="3554095"/>
-                          </a:xfrm>
-                          <a:prstGeom prst="rect">
-                            <a:avLst/>
-                          </a:prstGeom>
-                          <a:noFill/>
-                          <a:ln>
-                            <a:noFill/>
-                          </a:ln>
-                        </pic:spPr>
-                      </pic:pic>
-                    </a:graphicData>
-                  </a:graphic>
-                </wp:inline>
-              </w:drawing>
-            </w:r>
+                <w:lang w:val="fr-FR"/>
+              </w:rPr>
+            </w:pPr>
           </w:p>
           <w:p>
             <w:pPr>
@@ -7577,7 +9610,7 @@
                 <w:sz w:val="22"/>
                 <w:szCs w:val="22"/>
               </w:rPr>
-              <w:t>Siphon cour</w:t>
+              <w:t>‘commentaire photo 1’</w:t>
             </w:r>
           </w:p>
         </w:tc>
@@ -7585,6 +9618,47 @@
           <w:tcPr>
             <w:tcW w:w="4677" w:type="dxa"/>
           </w:tcPr>
+          <w:p>
+            <w:pPr>
+              <w:pStyle w:val="Corpsdetexte"/>
+              <w:rPr>
+                <w:rFonts w:ascii="Arial" w:hAnsi="Arial" w:cs="Arial"/>
+                <w:i w:val="0"/>
+                <w:sz w:val="22"/>
+                <w:szCs w:val="22"/>
+              </w:rPr>
+            </w:pPr>
+            <w:r>
+              <w:rPr>
+                <w:rFonts w:ascii="Arial" w:hAnsi="Arial" w:cs="Arial"/>
+                <w:i w:val="0"/>
+                <w:noProof/>
+                <w:sz w:val="22"/>
+                <w:szCs w:val="22"/>
+              </w:rPr>
+              <w:t xml:space="preserve">‘ici photo </w:t>
+            </w:r>
+            <w:r>
+              <w:rPr>
+                <w:rFonts w:ascii="Arial" w:hAnsi="Arial" w:cs="Arial"/>
+                <w:i w:val="0"/>
+                <w:noProof/>
+                <w:sz w:val="22"/>
+                <w:szCs w:val="22"/>
+              </w:rPr>
+              <w:t>2</w:t>
+            </w:r>
+            <w:r>
+              <w:rPr>
+                <w:rFonts w:ascii="Arial" w:hAnsi="Arial" w:cs="Arial"/>
+                <w:i w:val="0"/>
+                <w:noProof/>
+                <w:sz w:val="22"/>
+                <w:szCs w:val="22"/>
+              </w:rPr>
+              <w:t xml:space="preserve"> en mode portrait, 9,87cm de hauteur’</w:t>
+            </w:r>
+          </w:p>
           <w:p>
             <w:pPr>
               <w:pStyle w:val="En-tte"/>
@@ -7597,65 +9671,9 @@
                 <w:rFonts w:ascii="Arial" w:hAnsi="Arial" w:cs="Arial"/>
                 <w:sz w:val="22"/>
                 <w:szCs w:val="22"/>
-              </w:rPr>
-            </w:pPr>
-            <w:r>
-              <w:rPr>
-                <w:rFonts w:ascii="Arial" w:hAnsi="Arial" w:cs="Arial"/>
-                <w:noProof/>
-                <w:sz w:val="22"/>
-                <w:szCs w:val="22"/>
-                <w:lang w:val="ru-RU" w:eastAsia="ru-RU"/>
-              </w:rPr>
-              <w:drawing>
-                <wp:inline distT="0" distB="0" distL="0" distR="0" wp14:anchorId="59531545" wp14:editId="65C2A7FC">
-                  <wp:extent cx="2655570" cy="3554095"/>
-                  <wp:effectExtent l="0" t="0" r="0" b="0"/>
-                  <wp:docPr id="619013952" name="Image 17" descr="Une image contenant sol, bâtiment, Poubelle, plein air&#10;&#10;Description générée automatiquement"/>
-                  <wp:cNvGraphicFramePr>
-                    <a:graphicFrameLocks xmlns:a="http://schemas.openxmlformats.org/drawingml/2006/main" noChangeAspect="1"/>
-                  </wp:cNvGraphicFramePr>
-                  <a:graphic xmlns:a="http://schemas.openxmlformats.org/drawingml/2006/main">
-                    <a:graphicData uri="http://schemas.openxmlformats.org/drawingml/2006/picture">
-                      <pic:pic xmlns:pic="http://schemas.openxmlformats.org/drawingml/2006/picture">
-                        <pic:nvPicPr>
-                          <pic:cNvPr id="619013952" name="Image 17" descr="Une image contenant sol, bâtiment, Poubelle, plein air&#10;&#10;Description générée automatiquement"/>
-                          <pic:cNvPicPr>
-                            <a:picLocks noChangeAspect="1" noChangeArrowheads="1"/>
-                          </pic:cNvPicPr>
-                        </pic:nvPicPr>
-                        <pic:blipFill>
-                          <a:blip r:embed="rId16">
-                            <a:extLst>
-                              <a:ext uri="{28A0092B-C50C-407E-A947-70E740481C1C}">
-                                <a14:useLocalDpi xmlns:a14="http://schemas.microsoft.com/office/drawing/2010/main" val="0"/>
-                              </a:ext>
-                            </a:extLst>
-                          </a:blip>
-                          <a:srcRect/>
-                          <a:stretch>
-                            <a:fillRect/>
-                          </a:stretch>
-                        </pic:blipFill>
-                        <pic:spPr bwMode="auto">
-                          <a:xfrm>
-                            <a:off x="0" y="0"/>
-                            <a:ext cx="2655570" cy="3554095"/>
-                          </a:xfrm>
-                          <a:prstGeom prst="rect">
-                            <a:avLst/>
-                          </a:prstGeom>
-                          <a:noFill/>
-                          <a:ln>
-                            <a:noFill/>
-                          </a:ln>
-                        </pic:spPr>
-                      </pic:pic>
-                    </a:graphicData>
-                  </a:graphic>
-                </wp:inline>
-              </w:drawing>
-            </w:r>
+                <w:lang w:val="fr-FR"/>
+              </w:rPr>
+            </w:pPr>
           </w:p>
           <w:p>
             <w:pPr>
@@ -7678,7 +9696,7 @@
                 <w:sz w:val="22"/>
                 <w:szCs w:val="22"/>
               </w:rPr>
-              <w:t>Fontaine cour</w:t>
+              <w:t>‘commentaire photo 2’</w:t>
             </w:r>
           </w:p>
         </w:tc>
@@ -7693,6 +9711,47 @@
           </w:tcPr>
           <w:p>
             <w:pPr>
+              <w:pStyle w:val="Corpsdetexte"/>
+              <w:rPr>
+                <w:rFonts w:ascii="Arial" w:hAnsi="Arial" w:cs="Arial"/>
+                <w:i w:val="0"/>
+                <w:sz w:val="22"/>
+                <w:szCs w:val="22"/>
+              </w:rPr>
+            </w:pPr>
+            <w:r>
+              <w:rPr>
+                <w:rFonts w:ascii="Arial" w:hAnsi="Arial" w:cs="Arial"/>
+                <w:i w:val="0"/>
+                <w:noProof/>
+                <w:sz w:val="22"/>
+                <w:szCs w:val="22"/>
+              </w:rPr>
+              <w:t xml:space="preserve">‘ici photo </w:t>
+            </w:r>
+            <w:r>
+              <w:rPr>
+                <w:rFonts w:ascii="Arial" w:hAnsi="Arial" w:cs="Arial"/>
+                <w:i w:val="0"/>
+                <w:noProof/>
+                <w:sz w:val="22"/>
+                <w:szCs w:val="22"/>
+              </w:rPr>
+              <w:t>3</w:t>
+            </w:r>
+            <w:r>
+              <w:rPr>
+                <w:rFonts w:ascii="Arial" w:hAnsi="Arial" w:cs="Arial"/>
+                <w:i w:val="0"/>
+                <w:noProof/>
+                <w:sz w:val="22"/>
+                <w:szCs w:val="22"/>
+              </w:rPr>
+              <w:t xml:space="preserve"> en mode portrait, 9,87cm de hauteur’</w:t>
+            </w:r>
+          </w:p>
+          <w:p>
+            <w:pPr>
               <w:pStyle w:val="En-tte"/>
               <w:tabs>
                 <w:tab w:val="clear" w:pos="4536"/>
@@ -7703,66 +9762,9 @@
                 <w:rFonts w:ascii="Arial" w:hAnsi="Arial" w:cs="Arial"/>
                 <w:sz w:val="22"/>
                 <w:szCs w:val="22"/>
-              </w:rPr>
-            </w:pPr>
-            <w:r>
-              <w:rPr>
-                <w:rFonts w:ascii="Arial" w:hAnsi="Arial" w:cs="Arial"/>
-                <w:noProof/>
-                <w:sz w:val="22"/>
-                <w:szCs w:val="22"/>
-                <w:lang w:val="ru-RU" w:eastAsia="ru-RU"/>
-              </w:rPr>
-              <w:lastRenderedPageBreak/>
-              <w:drawing>
-                <wp:inline distT="0" distB="0" distL="0" distR="0" wp14:anchorId="6363ECE1" wp14:editId="77B34FCD">
-                  <wp:extent cx="2655570" cy="3554095"/>
-                  <wp:effectExtent l="0" t="0" r="0" b="0"/>
-                  <wp:docPr id="1431377544" name="Image 16" descr="Une image contenant tuyau, Matériau composite, plâtre, mur&#10;&#10;Description générée automatiquement"/>
-                  <wp:cNvGraphicFramePr>
-                    <a:graphicFrameLocks xmlns:a="http://schemas.openxmlformats.org/drawingml/2006/main" noChangeAspect="1"/>
-                  </wp:cNvGraphicFramePr>
-                  <a:graphic xmlns:a="http://schemas.openxmlformats.org/drawingml/2006/main">
-                    <a:graphicData uri="http://schemas.openxmlformats.org/drawingml/2006/picture">
-                      <pic:pic xmlns:pic="http://schemas.openxmlformats.org/drawingml/2006/picture">
-                        <pic:nvPicPr>
-                          <pic:cNvPr id="1431377544" name="Image 16" descr="Une image contenant tuyau, Matériau composite, plâtre, mur&#10;&#10;Description générée automatiquement"/>
-                          <pic:cNvPicPr>
-                            <a:picLocks noChangeAspect="1" noChangeArrowheads="1"/>
-                          </pic:cNvPicPr>
-                        </pic:nvPicPr>
-                        <pic:blipFill>
-                          <a:blip r:embed="rId17">
-                            <a:extLst>
-                              <a:ext uri="{28A0092B-C50C-407E-A947-70E740481C1C}">
-                                <a14:useLocalDpi xmlns:a14="http://schemas.microsoft.com/office/drawing/2010/main" val="0"/>
-                              </a:ext>
-                            </a:extLst>
-                          </a:blip>
-                          <a:srcRect/>
-                          <a:stretch>
-                            <a:fillRect/>
-                          </a:stretch>
-                        </pic:blipFill>
-                        <pic:spPr bwMode="auto">
-                          <a:xfrm>
-                            <a:off x="0" y="0"/>
-                            <a:ext cx="2655570" cy="3554095"/>
-                          </a:xfrm>
-                          <a:prstGeom prst="rect">
-                            <a:avLst/>
-                          </a:prstGeom>
-                          <a:noFill/>
-                          <a:ln>
-                            <a:noFill/>
-                          </a:ln>
-                        </pic:spPr>
-                      </pic:pic>
-                    </a:graphicData>
-                  </a:graphic>
-                </wp:inline>
-              </w:drawing>
-            </w:r>
+                <w:lang w:val="fr-FR"/>
+              </w:rPr>
+            </w:pPr>
           </w:p>
           <w:p>
             <w:pPr>
@@ -7785,7 +9787,23 @@
                 <w:sz w:val="22"/>
                 <w:szCs w:val="22"/>
               </w:rPr>
-              <w:t>Arrivée siphon de cour</w:t>
+              <w:t xml:space="preserve">‘commentaire photo </w:t>
+            </w:r>
+            <w:r>
+              <w:rPr>
+                <w:rFonts w:ascii="Arial" w:hAnsi="Arial" w:cs="Arial"/>
+                <w:sz w:val="22"/>
+                <w:szCs w:val="22"/>
+              </w:rPr>
+              <w:t>3</w:t>
+            </w:r>
+            <w:r>
+              <w:rPr>
+                <w:rFonts w:ascii="Arial" w:hAnsi="Arial" w:cs="Arial"/>
+                <w:sz w:val="22"/>
+                <w:szCs w:val="22"/>
+              </w:rPr>
+              <w:t>’</w:t>
             </w:r>
           </w:p>
         </w:tc>
@@ -7793,6 +9811,47 @@
           <w:tcPr>
             <w:tcW w:w="4677" w:type="dxa"/>
           </w:tcPr>
+          <w:p>
+            <w:pPr>
+              <w:pStyle w:val="Corpsdetexte"/>
+              <w:rPr>
+                <w:rFonts w:ascii="Arial" w:hAnsi="Arial" w:cs="Arial"/>
+                <w:i w:val="0"/>
+                <w:sz w:val="22"/>
+                <w:szCs w:val="22"/>
+              </w:rPr>
+            </w:pPr>
+            <w:r>
+              <w:rPr>
+                <w:rFonts w:ascii="Arial" w:hAnsi="Arial" w:cs="Arial"/>
+                <w:i w:val="0"/>
+                <w:noProof/>
+                <w:sz w:val="22"/>
+                <w:szCs w:val="22"/>
+              </w:rPr>
+              <w:t xml:space="preserve">‘ici photo </w:t>
+            </w:r>
+            <w:r>
+              <w:rPr>
+                <w:rFonts w:ascii="Arial" w:hAnsi="Arial" w:cs="Arial"/>
+                <w:i w:val="0"/>
+                <w:noProof/>
+                <w:sz w:val="22"/>
+                <w:szCs w:val="22"/>
+              </w:rPr>
+              <w:t>4</w:t>
+            </w:r>
+            <w:r>
+              <w:rPr>
+                <w:rFonts w:ascii="Arial" w:hAnsi="Arial" w:cs="Arial"/>
+                <w:i w:val="0"/>
+                <w:noProof/>
+                <w:sz w:val="22"/>
+                <w:szCs w:val="22"/>
+              </w:rPr>
+              <w:t xml:space="preserve"> en mode portrait, 9,87cm de hauteur’</w:t>
+            </w:r>
+          </w:p>
           <w:p>
             <w:pPr>
               <w:pStyle w:val="En-tte"/>
@@ -7805,65 +9864,9 @@
                 <w:rFonts w:ascii="Arial" w:hAnsi="Arial" w:cs="Arial"/>
                 <w:sz w:val="22"/>
                 <w:szCs w:val="22"/>
-              </w:rPr>
-            </w:pPr>
-            <w:r>
-              <w:rPr>
-                <w:rFonts w:ascii="Arial" w:hAnsi="Arial" w:cs="Arial"/>
-                <w:noProof/>
-                <w:sz w:val="22"/>
-                <w:szCs w:val="22"/>
-                <w:lang w:val="ru-RU" w:eastAsia="ru-RU"/>
-              </w:rPr>
-              <w:drawing>
-                <wp:inline distT="0" distB="0" distL="0" distR="0" wp14:anchorId="0B835466" wp14:editId="350962D6">
-                  <wp:extent cx="2655570" cy="3554095"/>
-                  <wp:effectExtent l="0" t="0" r="0" b="0"/>
-                  <wp:docPr id="1442349991" name="Image 15" descr="Une image contenant mur, plâtre, intérieur, sale&#10;&#10;Description générée automatiquement"/>
-                  <wp:cNvGraphicFramePr>
-                    <a:graphicFrameLocks xmlns:a="http://schemas.openxmlformats.org/drawingml/2006/main" noChangeAspect="1"/>
-                  </wp:cNvGraphicFramePr>
-                  <a:graphic xmlns:a="http://schemas.openxmlformats.org/drawingml/2006/main">
-                    <a:graphicData uri="http://schemas.openxmlformats.org/drawingml/2006/picture">
-                      <pic:pic xmlns:pic="http://schemas.openxmlformats.org/drawingml/2006/picture">
-                        <pic:nvPicPr>
-                          <pic:cNvPr id="1442349991" name="Image 15" descr="Une image contenant mur, plâtre, intérieur, sale&#10;&#10;Description générée automatiquement"/>
-                          <pic:cNvPicPr>
-                            <a:picLocks noChangeAspect="1" noChangeArrowheads="1"/>
-                          </pic:cNvPicPr>
-                        </pic:nvPicPr>
-                        <pic:blipFill>
-                          <a:blip r:embed="rId18">
-                            <a:extLst>
-                              <a:ext uri="{28A0092B-C50C-407E-A947-70E740481C1C}">
-                                <a14:useLocalDpi xmlns:a14="http://schemas.microsoft.com/office/drawing/2010/main" val="0"/>
-                              </a:ext>
-                            </a:extLst>
-                          </a:blip>
-                          <a:srcRect/>
-                          <a:stretch>
-                            <a:fillRect/>
-                          </a:stretch>
-                        </pic:blipFill>
-                        <pic:spPr bwMode="auto">
-                          <a:xfrm>
-                            <a:off x="0" y="0"/>
-                            <a:ext cx="2655570" cy="3554095"/>
-                          </a:xfrm>
-                          <a:prstGeom prst="rect">
-                            <a:avLst/>
-                          </a:prstGeom>
-                          <a:noFill/>
-                          <a:ln>
-                            <a:noFill/>
-                          </a:ln>
-                        </pic:spPr>
-                      </pic:pic>
-                    </a:graphicData>
-                  </a:graphic>
-                </wp:inline>
-              </w:drawing>
-            </w:r>
+                <w:lang w:val="fr-FR"/>
+              </w:rPr>
+            </w:pPr>
           </w:p>
           <w:p>
             <w:pPr>
@@ -7886,7 +9889,23 @@
                 <w:sz w:val="22"/>
                 <w:szCs w:val="22"/>
               </w:rPr>
-              <w:t>Arrivée fontaine cour</w:t>
+              <w:t xml:space="preserve">‘commentaire photo </w:t>
+            </w:r>
+            <w:r>
+              <w:rPr>
+                <w:rFonts w:ascii="Arial" w:hAnsi="Arial" w:cs="Arial"/>
+                <w:sz w:val="22"/>
+                <w:szCs w:val="22"/>
+              </w:rPr>
+              <w:t>4</w:t>
+            </w:r>
+            <w:r>
+              <w:rPr>
+                <w:rFonts w:ascii="Arial" w:hAnsi="Arial" w:cs="Arial"/>
+                <w:sz w:val="22"/>
+                <w:szCs w:val="22"/>
+              </w:rPr>
+              <w:t>’</w:t>
             </w:r>
           </w:p>
         </w:tc>
@@ -7901,6 +9920,28 @@
           </w:tcPr>
           <w:p>
             <w:pPr>
+              <w:pStyle w:val="Corpsdetexte"/>
+              <w:rPr>
+                <w:rFonts w:ascii="Arial" w:hAnsi="Arial" w:cs="Arial"/>
+                <w:i w:val="0"/>
+                <w:sz w:val="22"/>
+                <w:szCs w:val="22"/>
+              </w:rPr>
+            </w:pPr>
+            <w:r>
+              <w:rPr>
+                <w:rFonts w:ascii="Arial" w:hAnsi="Arial" w:cs="Arial"/>
+                <w:i w:val="0"/>
+                <w:noProof/>
+                <w:sz w:val="22"/>
+                <w:szCs w:val="22"/>
+              </w:rPr>
+              <w:lastRenderedPageBreak/>
+              <w:t>‘ici photo en mode portrait, 9,87cm de hauteur’</w:t>
+            </w:r>
+          </w:p>
+          <w:p>
+            <w:pPr>
               <w:pStyle w:val="En-tte"/>
               <w:tabs>
                 <w:tab w:val="clear" w:pos="4536"/>
@@ -7911,65 +9952,9 @@
                 <w:rFonts w:ascii="Arial" w:hAnsi="Arial" w:cs="Arial"/>
                 <w:sz w:val="22"/>
                 <w:szCs w:val="22"/>
-              </w:rPr>
-            </w:pPr>
-            <w:r>
-              <w:rPr>
-                <w:rFonts w:ascii="Arial" w:hAnsi="Arial" w:cs="Arial"/>
-                <w:noProof/>
-                <w:sz w:val="22"/>
-                <w:szCs w:val="22"/>
-                <w:lang w:val="ru-RU" w:eastAsia="ru-RU"/>
-              </w:rPr>
-              <w:drawing>
-                <wp:inline distT="0" distB="0" distL="0" distR="0" wp14:anchorId="48498CAB" wp14:editId="44216CDB">
-                  <wp:extent cx="2655570" cy="3554095"/>
-                  <wp:effectExtent l="0" t="0" r="0" b="0"/>
-                  <wp:docPr id="1080237056" name="Image 14" descr="Une image contenant Appareil sanitaire, salle de bain, intérieur, plomberie&#10;&#10;Description générée automatiquement"/>
-                  <wp:cNvGraphicFramePr>
-                    <a:graphicFrameLocks xmlns:a="http://schemas.openxmlformats.org/drawingml/2006/main" noChangeAspect="1"/>
-                  </wp:cNvGraphicFramePr>
-                  <a:graphic xmlns:a="http://schemas.openxmlformats.org/drawingml/2006/main">
-                    <a:graphicData uri="http://schemas.openxmlformats.org/drawingml/2006/picture">
-                      <pic:pic xmlns:pic="http://schemas.openxmlformats.org/drawingml/2006/picture">
-                        <pic:nvPicPr>
-                          <pic:cNvPr id="1080237056" name="Image 14" descr="Une image contenant Appareil sanitaire, salle de bain, intérieur, plomberie&#10;&#10;Description générée automatiquement"/>
-                          <pic:cNvPicPr>
-                            <a:picLocks noChangeAspect="1" noChangeArrowheads="1"/>
-                          </pic:cNvPicPr>
-                        </pic:nvPicPr>
-                        <pic:blipFill>
-                          <a:blip r:embed="rId19">
-                            <a:extLst>
-                              <a:ext uri="{28A0092B-C50C-407E-A947-70E740481C1C}">
-                                <a14:useLocalDpi xmlns:a14="http://schemas.microsoft.com/office/drawing/2010/main" val="0"/>
-                              </a:ext>
-                            </a:extLst>
-                          </a:blip>
-                          <a:srcRect/>
-                          <a:stretch>
-                            <a:fillRect/>
-                          </a:stretch>
-                        </pic:blipFill>
-                        <pic:spPr bwMode="auto">
-                          <a:xfrm>
-                            <a:off x="0" y="0"/>
-                            <a:ext cx="2655570" cy="3554095"/>
-                          </a:xfrm>
-                          <a:prstGeom prst="rect">
-                            <a:avLst/>
-                          </a:prstGeom>
-                          <a:noFill/>
-                          <a:ln>
-                            <a:noFill/>
-                          </a:ln>
-                        </pic:spPr>
-                      </pic:pic>
-                    </a:graphicData>
-                  </a:graphic>
-                </wp:inline>
-              </w:drawing>
-            </w:r>
+                <w:lang w:val="fr-FR"/>
+              </w:rPr>
+            </w:pPr>
           </w:p>
           <w:p>
             <w:pPr>
@@ -7992,7 +9977,7 @@
                 <w:sz w:val="22"/>
                 <w:szCs w:val="22"/>
               </w:rPr>
-              <w:t>Lavabo caves</w:t>
+              <w:t>‘commentaire photo’</w:t>
             </w:r>
           </w:p>
         </w:tc>
@@ -8000,6 +9985,27 @@
           <w:tcPr>
             <w:tcW w:w="4677" w:type="dxa"/>
           </w:tcPr>
+          <w:p>
+            <w:pPr>
+              <w:pStyle w:val="Corpsdetexte"/>
+              <w:rPr>
+                <w:rFonts w:ascii="Arial" w:hAnsi="Arial" w:cs="Arial"/>
+                <w:i w:val="0"/>
+                <w:sz w:val="22"/>
+                <w:szCs w:val="22"/>
+              </w:rPr>
+            </w:pPr>
+            <w:r>
+              <w:rPr>
+                <w:rFonts w:ascii="Arial" w:hAnsi="Arial" w:cs="Arial"/>
+                <w:i w:val="0"/>
+                <w:noProof/>
+                <w:sz w:val="22"/>
+                <w:szCs w:val="22"/>
+              </w:rPr>
+              <w:t>‘ici photo en mode portrait, 9,87cm de hauteur’</w:t>
+            </w:r>
+          </w:p>
           <w:p>
             <w:pPr>
               <w:pStyle w:val="En-tte"/>
@@ -8012,65 +10018,9 @@
                 <w:rFonts w:ascii="Arial" w:hAnsi="Arial" w:cs="Arial"/>
                 <w:sz w:val="22"/>
                 <w:szCs w:val="22"/>
-              </w:rPr>
-            </w:pPr>
-            <w:r>
-              <w:rPr>
-                <w:rFonts w:ascii="Arial" w:hAnsi="Arial" w:cs="Arial"/>
-                <w:noProof/>
-                <w:sz w:val="22"/>
-                <w:szCs w:val="22"/>
-                <w:lang w:val="ru-RU" w:eastAsia="ru-RU"/>
-              </w:rPr>
-              <w:drawing>
-                <wp:inline distT="0" distB="0" distL="0" distR="0" wp14:anchorId="48A65E21" wp14:editId="5159E17A">
-                  <wp:extent cx="2655570" cy="3554095"/>
-                  <wp:effectExtent l="0" t="0" r="0" b="0"/>
-                  <wp:docPr id="481172067" name="Image 13" descr="Une image contenant sol, plastique, mur, intérieur&#10;&#10;Description générée automatiquement"/>
-                  <wp:cNvGraphicFramePr>
-                    <a:graphicFrameLocks xmlns:a="http://schemas.openxmlformats.org/drawingml/2006/main" noChangeAspect="1"/>
-                  </wp:cNvGraphicFramePr>
-                  <a:graphic xmlns:a="http://schemas.openxmlformats.org/drawingml/2006/main">
-                    <a:graphicData uri="http://schemas.openxmlformats.org/drawingml/2006/picture">
-                      <pic:pic xmlns:pic="http://schemas.openxmlformats.org/drawingml/2006/picture">
-                        <pic:nvPicPr>
-                          <pic:cNvPr id="481172067" name="Image 13" descr="Une image contenant sol, plastique, mur, intérieur&#10;&#10;Description générée automatiquement"/>
-                          <pic:cNvPicPr>
-                            <a:picLocks noChangeAspect="1" noChangeArrowheads="1"/>
-                          </pic:cNvPicPr>
-                        </pic:nvPicPr>
-                        <pic:blipFill>
-                          <a:blip r:embed="rId20">
-                            <a:extLst>
-                              <a:ext uri="{28A0092B-C50C-407E-A947-70E740481C1C}">
-                                <a14:useLocalDpi xmlns:a14="http://schemas.microsoft.com/office/drawing/2010/main" val="0"/>
-                              </a:ext>
-                            </a:extLst>
-                          </a:blip>
-                          <a:srcRect/>
-                          <a:stretch>
-                            <a:fillRect/>
-                          </a:stretch>
-                        </pic:blipFill>
-                        <pic:spPr bwMode="auto">
-                          <a:xfrm>
-                            <a:off x="0" y="0"/>
-                            <a:ext cx="2655570" cy="3554095"/>
-                          </a:xfrm>
-                          <a:prstGeom prst="rect">
-                            <a:avLst/>
-                          </a:prstGeom>
-                          <a:noFill/>
-                          <a:ln>
-                            <a:noFill/>
-                          </a:ln>
-                        </pic:spPr>
-                      </pic:pic>
-                    </a:graphicData>
-                  </a:graphic>
-                </wp:inline>
-              </w:drawing>
-            </w:r>
+                <w:lang w:val="fr-FR"/>
+              </w:rPr>
+            </w:pPr>
           </w:p>
           <w:p>
             <w:pPr>
@@ -8093,7 +10043,7 @@
                 <w:sz w:val="22"/>
                 <w:szCs w:val="22"/>
               </w:rPr>
-              <w:t>Siphon de sol</w:t>
+              <w:t>‘commentaire photo’</w:t>
             </w:r>
           </w:p>
         </w:tc>
@@ -8108,6 +10058,27 @@
           </w:tcPr>
           <w:p>
             <w:pPr>
+              <w:pStyle w:val="Corpsdetexte"/>
+              <w:rPr>
+                <w:rFonts w:ascii="Arial" w:hAnsi="Arial" w:cs="Arial"/>
+                <w:i w:val="0"/>
+                <w:sz w:val="22"/>
+                <w:szCs w:val="22"/>
+              </w:rPr>
+            </w:pPr>
+            <w:r>
+              <w:rPr>
+                <w:rFonts w:ascii="Arial" w:hAnsi="Arial" w:cs="Arial"/>
+                <w:i w:val="0"/>
+                <w:noProof/>
+                <w:sz w:val="22"/>
+                <w:szCs w:val="22"/>
+              </w:rPr>
+              <w:t>‘ici photo en mode portrait, 9,87cm de hauteur’</w:t>
+            </w:r>
+          </w:p>
+          <w:p>
+            <w:pPr>
               <w:pStyle w:val="En-tte"/>
               <w:tabs>
                 <w:tab w:val="clear" w:pos="4536"/>
@@ -8118,66 +10089,9 @@
                 <w:rFonts w:ascii="Arial" w:hAnsi="Arial" w:cs="Arial"/>
                 <w:sz w:val="22"/>
                 <w:szCs w:val="22"/>
-              </w:rPr>
-            </w:pPr>
-            <w:r>
-              <w:rPr>
-                <w:rFonts w:ascii="Arial" w:hAnsi="Arial" w:cs="Arial"/>
-                <w:noProof/>
-                <w:sz w:val="22"/>
-                <w:szCs w:val="22"/>
-                <w:lang w:val="ru-RU" w:eastAsia="ru-RU"/>
-              </w:rPr>
-              <w:lastRenderedPageBreak/>
-              <w:drawing>
-                <wp:inline distT="0" distB="0" distL="0" distR="0" wp14:anchorId="3175E1F2" wp14:editId="002BEFF3">
-                  <wp:extent cx="2655570" cy="3554095"/>
-                  <wp:effectExtent l="0" t="0" r="0" b="0"/>
-                  <wp:docPr id="710303305" name="Image 12" descr="Une image contenant bâtiment, ciment, tuyau, mur&#10;&#10;Description générée automatiquement"/>
-                  <wp:cNvGraphicFramePr>
-                    <a:graphicFrameLocks xmlns:a="http://schemas.openxmlformats.org/drawingml/2006/main" noChangeAspect="1"/>
-                  </wp:cNvGraphicFramePr>
-                  <a:graphic xmlns:a="http://schemas.openxmlformats.org/drawingml/2006/main">
-                    <a:graphicData uri="http://schemas.openxmlformats.org/drawingml/2006/picture">
-                      <pic:pic xmlns:pic="http://schemas.openxmlformats.org/drawingml/2006/picture">
-                        <pic:nvPicPr>
-                          <pic:cNvPr id="710303305" name="Image 12" descr="Une image contenant bâtiment, ciment, tuyau, mur&#10;&#10;Description générée automatiquement"/>
-                          <pic:cNvPicPr>
-                            <a:picLocks noChangeAspect="1" noChangeArrowheads="1"/>
-                          </pic:cNvPicPr>
-                        </pic:nvPicPr>
-                        <pic:blipFill>
-                          <a:blip r:embed="rId21">
-                            <a:extLst>
-                              <a:ext uri="{28A0092B-C50C-407E-A947-70E740481C1C}">
-                                <a14:useLocalDpi xmlns:a14="http://schemas.microsoft.com/office/drawing/2010/main" val="0"/>
-                              </a:ext>
-                            </a:extLst>
-                          </a:blip>
-                          <a:srcRect/>
-                          <a:stretch>
-                            <a:fillRect/>
-                          </a:stretch>
-                        </pic:blipFill>
-                        <pic:spPr bwMode="auto">
-                          <a:xfrm>
-                            <a:off x="0" y="0"/>
-                            <a:ext cx="2655570" cy="3554095"/>
-                          </a:xfrm>
-                          <a:prstGeom prst="rect">
-                            <a:avLst/>
-                          </a:prstGeom>
-                          <a:noFill/>
-                          <a:ln>
-                            <a:noFill/>
-                          </a:ln>
-                        </pic:spPr>
-                      </pic:pic>
-                    </a:graphicData>
-                  </a:graphic>
-                </wp:inline>
-              </w:drawing>
-            </w:r>
+                <w:lang w:val="fr-FR"/>
+              </w:rPr>
+            </w:pPr>
           </w:p>
           <w:p>
             <w:pPr>
@@ -8200,7 +10114,7 @@
                 <w:sz w:val="22"/>
                 <w:szCs w:val="22"/>
               </w:rPr>
-              <w:t>T1</w:t>
+              <w:t>‘commentaire photo ’</w:t>
             </w:r>
           </w:p>
         </w:tc>
@@ -8208,6 +10122,27 @@
           <w:tcPr>
             <w:tcW w:w="4677" w:type="dxa"/>
           </w:tcPr>
+          <w:p>
+            <w:pPr>
+              <w:pStyle w:val="Corpsdetexte"/>
+              <w:rPr>
+                <w:rFonts w:ascii="Arial" w:hAnsi="Arial" w:cs="Arial"/>
+                <w:i w:val="0"/>
+                <w:sz w:val="22"/>
+                <w:szCs w:val="22"/>
+              </w:rPr>
+            </w:pPr>
+            <w:r>
+              <w:rPr>
+                <w:rFonts w:ascii="Arial" w:hAnsi="Arial" w:cs="Arial"/>
+                <w:i w:val="0"/>
+                <w:noProof/>
+                <w:sz w:val="22"/>
+                <w:szCs w:val="22"/>
+              </w:rPr>
+              <w:t>‘ici photo en mode portrait, 9,87cm de hauteur’</w:t>
+            </w:r>
+          </w:p>
           <w:p>
             <w:pPr>
               <w:pStyle w:val="En-tte"/>
@@ -8220,65 +10155,9 @@
                 <w:rFonts w:ascii="Arial" w:hAnsi="Arial" w:cs="Arial"/>
                 <w:sz w:val="22"/>
                 <w:szCs w:val="22"/>
-              </w:rPr>
-            </w:pPr>
-            <w:r>
-              <w:rPr>
-                <w:rFonts w:ascii="Arial" w:hAnsi="Arial" w:cs="Arial"/>
-                <w:noProof/>
-                <w:sz w:val="22"/>
-                <w:szCs w:val="22"/>
-                <w:lang w:val="ru-RU" w:eastAsia="ru-RU"/>
-              </w:rPr>
-              <w:drawing>
-                <wp:inline distT="0" distB="0" distL="0" distR="0" wp14:anchorId="1269BF1C" wp14:editId="30A0DC99">
-                  <wp:extent cx="2655570" cy="3554095"/>
-                  <wp:effectExtent l="0" t="0" r="0" b="0"/>
-                  <wp:docPr id="774399614" name="Image 11" descr="Une image contenant mur, intérieur, plomberie, Appareil sanitaire&#10;&#10;Description générée automatiquement"/>
-                  <wp:cNvGraphicFramePr>
-                    <a:graphicFrameLocks xmlns:a="http://schemas.openxmlformats.org/drawingml/2006/main" noChangeAspect="1"/>
-                  </wp:cNvGraphicFramePr>
-                  <a:graphic xmlns:a="http://schemas.openxmlformats.org/drawingml/2006/main">
-                    <a:graphicData uri="http://schemas.openxmlformats.org/drawingml/2006/picture">
-                      <pic:pic xmlns:pic="http://schemas.openxmlformats.org/drawingml/2006/picture">
-                        <pic:nvPicPr>
-                          <pic:cNvPr id="774399614" name="Image 11" descr="Une image contenant mur, intérieur, plomberie, Appareil sanitaire&#10;&#10;Description générée automatiquement"/>
-                          <pic:cNvPicPr>
-                            <a:picLocks noChangeAspect="1" noChangeArrowheads="1"/>
-                          </pic:cNvPicPr>
-                        </pic:nvPicPr>
-                        <pic:blipFill>
-                          <a:blip r:embed="rId22">
-                            <a:extLst>
-                              <a:ext uri="{28A0092B-C50C-407E-A947-70E740481C1C}">
-                                <a14:useLocalDpi xmlns:a14="http://schemas.microsoft.com/office/drawing/2010/main" val="0"/>
-                              </a:ext>
-                            </a:extLst>
-                          </a:blip>
-                          <a:srcRect/>
-                          <a:stretch>
-                            <a:fillRect/>
-                          </a:stretch>
-                        </pic:blipFill>
-                        <pic:spPr bwMode="auto">
-                          <a:xfrm>
-                            <a:off x="0" y="0"/>
-                            <a:ext cx="2655570" cy="3554095"/>
-                          </a:xfrm>
-                          <a:prstGeom prst="rect">
-                            <a:avLst/>
-                          </a:prstGeom>
-                          <a:noFill/>
-                          <a:ln>
-                            <a:noFill/>
-                          </a:ln>
-                        </pic:spPr>
-                      </pic:pic>
-                    </a:graphicData>
-                  </a:graphic>
-                </wp:inline>
-              </w:drawing>
-            </w:r>
+                <w:lang w:val="fr-FR"/>
+              </w:rPr>
+            </w:pPr>
           </w:p>
           <w:p>
             <w:pPr>
@@ -8301,7 +10180,7 @@
                 <w:sz w:val="22"/>
                 <w:szCs w:val="22"/>
               </w:rPr>
-              <w:t>T2</w:t>
+              <w:t>‘commentaire photo’</w:t>
             </w:r>
           </w:p>
         </w:tc>
@@ -8316,6 +10195,28 @@
           </w:tcPr>
           <w:p>
             <w:pPr>
+              <w:pStyle w:val="Corpsdetexte"/>
+              <w:rPr>
+                <w:rFonts w:ascii="Arial" w:hAnsi="Arial" w:cs="Arial"/>
+                <w:i w:val="0"/>
+                <w:sz w:val="22"/>
+                <w:szCs w:val="22"/>
+              </w:rPr>
+            </w:pPr>
+            <w:r>
+              <w:rPr>
+                <w:rFonts w:ascii="Arial" w:hAnsi="Arial" w:cs="Arial"/>
+                <w:i w:val="0"/>
+                <w:noProof/>
+                <w:sz w:val="22"/>
+                <w:szCs w:val="22"/>
+              </w:rPr>
+              <w:lastRenderedPageBreak/>
+              <w:t>‘ici photo en mode portrait, 9,87cm de hauteur’</w:t>
+            </w:r>
+          </w:p>
+          <w:p>
+            <w:pPr>
               <w:pStyle w:val="En-tte"/>
               <w:tabs>
                 <w:tab w:val="clear" w:pos="4536"/>
@@ -8326,65 +10227,9 @@
                 <w:rFonts w:ascii="Arial" w:hAnsi="Arial" w:cs="Arial"/>
                 <w:sz w:val="22"/>
                 <w:szCs w:val="22"/>
-              </w:rPr>
-            </w:pPr>
-            <w:r>
-              <w:rPr>
-                <w:rFonts w:ascii="Arial" w:hAnsi="Arial" w:cs="Arial"/>
-                <w:noProof/>
-                <w:sz w:val="22"/>
-                <w:szCs w:val="22"/>
-                <w:lang w:val="ru-RU" w:eastAsia="ru-RU"/>
-              </w:rPr>
-              <w:drawing>
-                <wp:inline distT="0" distB="0" distL="0" distR="0" wp14:anchorId="7DD53F81" wp14:editId="263BB094">
-                  <wp:extent cx="2655570" cy="3554095"/>
-                  <wp:effectExtent l="0" t="0" r="0" b="0"/>
-                  <wp:docPr id="1492927336" name="Image 10" descr="Une image contenant tuyau, gaz, Matériau composite, ciment&#10;&#10;Description générée automatiquement"/>
-                  <wp:cNvGraphicFramePr>
-                    <a:graphicFrameLocks xmlns:a="http://schemas.openxmlformats.org/drawingml/2006/main" noChangeAspect="1"/>
-                  </wp:cNvGraphicFramePr>
-                  <a:graphic xmlns:a="http://schemas.openxmlformats.org/drawingml/2006/main">
-                    <a:graphicData uri="http://schemas.openxmlformats.org/drawingml/2006/picture">
-                      <pic:pic xmlns:pic="http://schemas.openxmlformats.org/drawingml/2006/picture">
-                        <pic:nvPicPr>
-                          <pic:cNvPr id="1492927336" name="Image 10" descr="Une image contenant tuyau, gaz, Matériau composite, ciment&#10;&#10;Description générée automatiquement"/>
-                          <pic:cNvPicPr>
-                            <a:picLocks noChangeAspect="1" noChangeArrowheads="1"/>
-                          </pic:cNvPicPr>
-                        </pic:nvPicPr>
-                        <pic:blipFill>
-                          <a:blip r:embed="rId23">
-                            <a:extLst>
-                              <a:ext uri="{28A0092B-C50C-407E-A947-70E740481C1C}">
-                                <a14:useLocalDpi xmlns:a14="http://schemas.microsoft.com/office/drawing/2010/main" val="0"/>
-                              </a:ext>
-                            </a:extLst>
-                          </a:blip>
-                          <a:srcRect/>
-                          <a:stretch>
-                            <a:fillRect/>
-                          </a:stretch>
-                        </pic:blipFill>
-                        <pic:spPr bwMode="auto">
-                          <a:xfrm>
-                            <a:off x="0" y="0"/>
-                            <a:ext cx="2655570" cy="3554095"/>
-                          </a:xfrm>
-                          <a:prstGeom prst="rect">
-                            <a:avLst/>
-                          </a:prstGeom>
-                          <a:noFill/>
-                          <a:ln>
-                            <a:noFill/>
-                          </a:ln>
-                        </pic:spPr>
-                      </pic:pic>
-                    </a:graphicData>
-                  </a:graphic>
-                </wp:inline>
-              </w:drawing>
-            </w:r>
+                <w:lang w:val="fr-FR"/>
+              </w:rPr>
+            </w:pPr>
           </w:p>
           <w:p>
             <w:pPr>
@@ -8407,7 +10252,7 @@
                 <w:sz w:val="22"/>
                 <w:szCs w:val="22"/>
               </w:rPr>
-              <w:t>T3</w:t>
+              <w:t>‘commentaire photo’</w:t>
             </w:r>
           </w:p>
         </w:tc>
@@ -8415,6 +10260,27 @@
           <w:tcPr>
             <w:tcW w:w="4677" w:type="dxa"/>
           </w:tcPr>
+          <w:p>
+            <w:pPr>
+              <w:pStyle w:val="Corpsdetexte"/>
+              <w:rPr>
+                <w:rFonts w:ascii="Arial" w:hAnsi="Arial" w:cs="Arial"/>
+                <w:i w:val="0"/>
+                <w:sz w:val="22"/>
+                <w:szCs w:val="22"/>
+              </w:rPr>
+            </w:pPr>
+            <w:r>
+              <w:rPr>
+                <w:rFonts w:ascii="Arial" w:hAnsi="Arial" w:cs="Arial"/>
+                <w:i w:val="0"/>
+                <w:noProof/>
+                <w:sz w:val="22"/>
+                <w:szCs w:val="22"/>
+              </w:rPr>
+              <w:t>‘ici photo en mode portrait, 9,87cm de hauteur’</w:t>
+            </w:r>
+          </w:p>
           <w:p>
             <w:pPr>
               <w:pStyle w:val="En-tte"/>
@@ -8427,65 +10293,9 @@
                 <w:rFonts w:ascii="Arial" w:hAnsi="Arial" w:cs="Arial"/>
                 <w:sz w:val="22"/>
                 <w:szCs w:val="22"/>
-              </w:rPr>
-            </w:pPr>
-            <w:r>
-              <w:rPr>
-                <w:rFonts w:ascii="Arial" w:hAnsi="Arial" w:cs="Arial"/>
-                <w:noProof/>
-                <w:sz w:val="22"/>
-                <w:szCs w:val="22"/>
-                <w:lang w:val="ru-RU" w:eastAsia="ru-RU"/>
-              </w:rPr>
-              <w:drawing>
-                <wp:inline distT="0" distB="0" distL="0" distR="0" wp14:anchorId="78F229C0" wp14:editId="5AF1DB35">
-                  <wp:extent cx="2655570" cy="3554095"/>
-                  <wp:effectExtent l="0" t="0" r="0" b="0"/>
-                  <wp:docPr id="858715450" name="Image 9" descr="Une image contenant intérieur, mur, maison, salle de bain&#10;&#10;Description générée automatiquement"/>
-                  <wp:cNvGraphicFramePr>
-                    <a:graphicFrameLocks xmlns:a="http://schemas.openxmlformats.org/drawingml/2006/main" noChangeAspect="1"/>
-                  </wp:cNvGraphicFramePr>
-                  <a:graphic xmlns:a="http://schemas.openxmlformats.org/drawingml/2006/main">
-                    <a:graphicData uri="http://schemas.openxmlformats.org/drawingml/2006/picture">
-                      <pic:pic xmlns:pic="http://schemas.openxmlformats.org/drawingml/2006/picture">
-                        <pic:nvPicPr>
-                          <pic:cNvPr id="858715450" name="Image 9" descr="Une image contenant intérieur, mur, maison, salle de bain&#10;&#10;Description générée automatiquement"/>
-                          <pic:cNvPicPr>
-                            <a:picLocks noChangeAspect="1" noChangeArrowheads="1"/>
-                          </pic:cNvPicPr>
-                        </pic:nvPicPr>
-                        <pic:blipFill>
-                          <a:blip r:embed="rId24">
-                            <a:extLst>
-                              <a:ext uri="{28A0092B-C50C-407E-A947-70E740481C1C}">
-                                <a14:useLocalDpi xmlns:a14="http://schemas.microsoft.com/office/drawing/2010/main" val="0"/>
-                              </a:ext>
-                            </a:extLst>
-                          </a:blip>
-                          <a:srcRect/>
-                          <a:stretch>
-                            <a:fillRect/>
-                          </a:stretch>
-                        </pic:blipFill>
-                        <pic:spPr bwMode="auto">
-                          <a:xfrm>
-                            <a:off x="0" y="0"/>
-                            <a:ext cx="2655570" cy="3554095"/>
-                          </a:xfrm>
-                          <a:prstGeom prst="rect">
-                            <a:avLst/>
-                          </a:prstGeom>
-                          <a:noFill/>
-                          <a:ln>
-                            <a:noFill/>
-                          </a:ln>
-                        </pic:spPr>
-                      </pic:pic>
-                    </a:graphicData>
-                  </a:graphic>
-                </wp:inline>
-              </w:drawing>
-            </w:r>
+                <w:lang w:val="fr-FR"/>
+              </w:rPr>
+            </w:pPr>
           </w:p>
           <w:p>
             <w:pPr>
@@ -8508,7 +10318,7 @@
                 <w:sz w:val="22"/>
                 <w:szCs w:val="22"/>
               </w:rPr>
-              <w:t>Coffrages métalliques a l'amont de T3</w:t>
+              <w:t>‘commentaire photo’</w:t>
             </w:r>
           </w:p>
         </w:tc>
@@ -8523,6 +10333,27 @@
           </w:tcPr>
           <w:p>
             <w:pPr>
+              <w:pStyle w:val="Corpsdetexte"/>
+              <w:rPr>
+                <w:rFonts w:ascii="Arial" w:hAnsi="Arial" w:cs="Arial"/>
+                <w:i w:val="0"/>
+                <w:sz w:val="22"/>
+                <w:szCs w:val="22"/>
+              </w:rPr>
+            </w:pPr>
+            <w:r>
+              <w:rPr>
+                <w:rFonts w:ascii="Arial" w:hAnsi="Arial" w:cs="Arial"/>
+                <w:i w:val="0"/>
+                <w:noProof/>
+                <w:sz w:val="22"/>
+                <w:szCs w:val="22"/>
+              </w:rPr>
+              <w:t>‘ici photo en mode portrait, 9,87cm de hauteur’</w:t>
+            </w:r>
+          </w:p>
+          <w:p>
+            <w:pPr>
               <w:pStyle w:val="En-tte"/>
               <w:tabs>
                 <w:tab w:val="clear" w:pos="4536"/>
@@ -8533,66 +10364,9 @@
                 <w:rFonts w:ascii="Arial" w:hAnsi="Arial" w:cs="Arial"/>
                 <w:sz w:val="22"/>
                 <w:szCs w:val="22"/>
-              </w:rPr>
-            </w:pPr>
-            <w:r>
-              <w:rPr>
-                <w:rFonts w:ascii="Arial" w:hAnsi="Arial" w:cs="Arial"/>
-                <w:noProof/>
-                <w:sz w:val="22"/>
-                <w:szCs w:val="22"/>
-                <w:lang w:val="ru-RU" w:eastAsia="ru-RU"/>
-              </w:rPr>
-              <w:lastRenderedPageBreak/>
-              <w:drawing>
-                <wp:inline distT="0" distB="0" distL="0" distR="0" wp14:anchorId="7D38AE8C" wp14:editId="0B735800">
-                  <wp:extent cx="2655570" cy="3554095"/>
-                  <wp:effectExtent l="0" t="0" r="0" b="0"/>
-                  <wp:docPr id="730547844" name="Image 8" descr="Une image contenant mur, intérieur, plâtre, cave&#10;&#10;Description générée automatiquement"/>
-                  <wp:cNvGraphicFramePr>
-                    <a:graphicFrameLocks xmlns:a="http://schemas.openxmlformats.org/drawingml/2006/main" noChangeAspect="1"/>
-                  </wp:cNvGraphicFramePr>
-                  <a:graphic xmlns:a="http://schemas.openxmlformats.org/drawingml/2006/main">
-                    <a:graphicData uri="http://schemas.openxmlformats.org/drawingml/2006/picture">
-                      <pic:pic xmlns:pic="http://schemas.openxmlformats.org/drawingml/2006/picture">
-                        <pic:nvPicPr>
-                          <pic:cNvPr id="730547844" name="Image 8" descr="Une image contenant mur, intérieur, plâtre, cave&#10;&#10;Description générée automatiquement"/>
-                          <pic:cNvPicPr>
-                            <a:picLocks noChangeAspect="1" noChangeArrowheads="1"/>
-                          </pic:cNvPicPr>
-                        </pic:nvPicPr>
-                        <pic:blipFill>
-                          <a:blip r:embed="rId25">
-                            <a:extLst>
-                              <a:ext uri="{28A0092B-C50C-407E-A947-70E740481C1C}">
-                                <a14:useLocalDpi xmlns:a14="http://schemas.microsoft.com/office/drawing/2010/main" val="0"/>
-                              </a:ext>
-                            </a:extLst>
-                          </a:blip>
-                          <a:srcRect/>
-                          <a:stretch>
-                            <a:fillRect/>
-                          </a:stretch>
-                        </pic:blipFill>
-                        <pic:spPr bwMode="auto">
-                          <a:xfrm>
-                            <a:off x="0" y="0"/>
-                            <a:ext cx="2655570" cy="3554095"/>
-                          </a:xfrm>
-                          <a:prstGeom prst="rect">
-                            <a:avLst/>
-                          </a:prstGeom>
-                          <a:noFill/>
-                          <a:ln>
-                            <a:noFill/>
-                          </a:ln>
-                        </pic:spPr>
-                      </pic:pic>
-                    </a:graphicData>
-                  </a:graphic>
-                </wp:inline>
-              </w:drawing>
-            </w:r>
+                <w:lang w:val="fr-FR"/>
+              </w:rPr>
+            </w:pPr>
           </w:p>
           <w:p>
             <w:pPr>
@@ -8615,7 +10389,7 @@
                 <w:sz w:val="22"/>
                 <w:szCs w:val="22"/>
               </w:rPr>
-              <w:t>Cave n°14</w:t>
+              <w:t>‘commentaire photo ’</w:t>
             </w:r>
           </w:p>
         </w:tc>
@@ -8623,6 +10397,27 @@
           <w:tcPr>
             <w:tcW w:w="4677" w:type="dxa"/>
           </w:tcPr>
+          <w:p>
+            <w:pPr>
+              <w:pStyle w:val="Corpsdetexte"/>
+              <w:rPr>
+                <w:rFonts w:ascii="Arial" w:hAnsi="Arial" w:cs="Arial"/>
+                <w:i w:val="0"/>
+                <w:sz w:val="22"/>
+                <w:szCs w:val="22"/>
+              </w:rPr>
+            </w:pPr>
+            <w:r>
+              <w:rPr>
+                <w:rFonts w:ascii="Arial" w:hAnsi="Arial" w:cs="Arial"/>
+                <w:i w:val="0"/>
+                <w:noProof/>
+                <w:sz w:val="22"/>
+                <w:szCs w:val="22"/>
+              </w:rPr>
+              <w:t>‘ici photo en mode portrait, 9,87cm de hauteur’</w:t>
+            </w:r>
+          </w:p>
           <w:p>
             <w:pPr>
               <w:pStyle w:val="En-tte"/>
@@ -8635,65 +10430,9 @@
                 <w:rFonts w:ascii="Arial" w:hAnsi="Arial" w:cs="Arial"/>
                 <w:sz w:val="22"/>
                 <w:szCs w:val="22"/>
-              </w:rPr>
-            </w:pPr>
-            <w:r>
-              <w:rPr>
-                <w:rFonts w:ascii="Arial" w:hAnsi="Arial" w:cs="Arial"/>
-                <w:noProof/>
-                <w:sz w:val="22"/>
-                <w:szCs w:val="22"/>
-                <w:lang w:val="ru-RU" w:eastAsia="ru-RU"/>
-              </w:rPr>
-              <w:drawing>
-                <wp:inline distT="0" distB="0" distL="0" distR="0" wp14:anchorId="028D1E2F" wp14:editId="59AEEB20">
-                  <wp:extent cx="2655570" cy="3554095"/>
-                  <wp:effectExtent l="0" t="0" r="0" b="0"/>
-                  <wp:docPr id="314918114" name="Image 7" descr="Une image contenant pneu, Roue de vélo, vélo, mur&#10;&#10;Description générée automatiquement"/>
-                  <wp:cNvGraphicFramePr>
-                    <a:graphicFrameLocks xmlns:a="http://schemas.openxmlformats.org/drawingml/2006/main" noChangeAspect="1"/>
-                  </wp:cNvGraphicFramePr>
-                  <a:graphic xmlns:a="http://schemas.openxmlformats.org/drawingml/2006/main">
-                    <a:graphicData uri="http://schemas.openxmlformats.org/drawingml/2006/picture">
-                      <pic:pic xmlns:pic="http://schemas.openxmlformats.org/drawingml/2006/picture">
-                        <pic:nvPicPr>
-                          <pic:cNvPr id="314918114" name="Image 7" descr="Une image contenant pneu, Roue de vélo, vélo, mur&#10;&#10;Description générée automatiquement"/>
-                          <pic:cNvPicPr>
-                            <a:picLocks noChangeAspect="1" noChangeArrowheads="1"/>
-                          </pic:cNvPicPr>
-                        </pic:nvPicPr>
-                        <pic:blipFill>
-                          <a:blip r:embed="rId26">
-                            <a:extLst>
-                              <a:ext uri="{28A0092B-C50C-407E-A947-70E740481C1C}">
-                                <a14:useLocalDpi xmlns:a14="http://schemas.microsoft.com/office/drawing/2010/main" val="0"/>
-                              </a:ext>
-                            </a:extLst>
-                          </a:blip>
-                          <a:srcRect/>
-                          <a:stretch>
-                            <a:fillRect/>
-                          </a:stretch>
-                        </pic:blipFill>
-                        <pic:spPr bwMode="auto">
-                          <a:xfrm>
-                            <a:off x="0" y="0"/>
-                            <a:ext cx="2655570" cy="3554095"/>
-                          </a:xfrm>
-                          <a:prstGeom prst="rect">
-                            <a:avLst/>
-                          </a:prstGeom>
-                          <a:noFill/>
-                          <a:ln>
-                            <a:noFill/>
-                          </a:ln>
-                        </pic:spPr>
-                      </pic:pic>
-                    </a:graphicData>
-                  </a:graphic>
-                </wp:inline>
-              </w:drawing>
-            </w:r>
+                <w:lang w:val="fr-FR"/>
+              </w:rPr>
+            </w:pPr>
           </w:p>
           <w:p>
             <w:pPr>
@@ -8716,7 +10455,7 @@
                 <w:sz w:val="22"/>
                 <w:szCs w:val="22"/>
               </w:rPr>
-              <w:t>Fissure sur collerette</w:t>
+              <w:t>‘commentaire photo’</w:t>
             </w:r>
           </w:p>
         </w:tc>
@@ -8731,6 +10470,28 @@
           </w:tcPr>
           <w:p>
             <w:pPr>
+              <w:pStyle w:val="Corpsdetexte"/>
+              <w:rPr>
+                <w:rFonts w:ascii="Arial" w:hAnsi="Arial" w:cs="Arial"/>
+                <w:i w:val="0"/>
+                <w:sz w:val="22"/>
+                <w:szCs w:val="22"/>
+              </w:rPr>
+            </w:pPr>
+            <w:r>
+              <w:rPr>
+                <w:rFonts w:ascii="Arial" w:hAnsi="Arial" w:cs="Arial"/>
+                <w:i w:val="0"/>
+                <w:noProof/>
+                <w:sz w:val="22"/>
+                <w:szCs w:val="22"/>
+              </w:rPr>
+              <w:lastRenderedPageBreak/>
+              <w:t>‘ici photo en mode portrait, 9,87cm de hauteur’</w:t>
+            </w:r>
+          </w:p>
+          <w:p>
+            <w:pPr>
               <w:pStyle w:val="En-tte"/>
               <w:tabs>
                 <w:tab w:val="clear" w:pos="4536"/>
@@ -8741,65 +10502,9 @@
                 <w:rFonts w:ascii="Arial" w:hAnsi="Arial" w:cs="Arial"/>
                 <w:sz w:val="22"/>
                 <w:szCs w:val="22"/>
-              </w:rPr>
-            </w:pPr>
-            <w:r>
-              <w:rPr>
-                <w:rFonts w:ascii="Arial" w:hAnsi="Arial" w:cs="Arial"/>
-                <w:noProof/>
-                <w:sz w:val="22"/>
-                <w:szCs w:val="22"/>
-                <w:lang w:val="ru-RU" w:eastAsia="ru-RU"/>
-              </w:rPr>
-              <w:drawing>
-                <wp:inline distT="0" distB="0" distL="0" distR="0" wp14:anchorId="7ACBA525" wp14:editId="6303A003">
-                  <wp:extent cx="2655570" cy="3554095"/>
-                  <wp:effectExtent l="0" t="0" r="0" b="0"/>
-                  <wp:docPr id="958682967" name="Image 6" descr="Une image contenant sol, bouche d’incendie, tuyau, rouille&#10;&#10;Description générée automatiquement"/>
-                  <wp:cNvGraphicFramePr>
-                    <a:graphicFrameLocks xmlns:a="http://schemas.openxmlformats.org/drawingml/2006/main" noChangeAspect="1"/>
-                  </wp:cNvGraphicFramePr>
-                  <a:graphic xmlns:a="http://schemas.openxmlformats.org/drawingml/2006/main">
-                    <a:graphicData uri="http://schemas.openxmlformats.org/drawingml/2006/picture">
-                      <pic:pic xmlns:pic="http://schemas.openxmlformats.org/drawingml/2006/picture">
-                        <pic:nvPicPr>
-                          <pic:cNvPr id="958682967" name="Image 6" descr="Une image contenant sol, bouche d’incendie, tuyau, rouille&#10;&#10;Description générée automatiquement"/>
-                          <pic:cNvPicPr>
-                            <a:picLocks noChangeAspect="1" noChangeArrowheads="1"/>
-                          </pic:cNvPicPr>
-                        </pic:nvPicPr>
-                        <pic:blipFill>
-                          <a:blip r:embed="rId27">
-                            <a:extLst>
-                              <a:ext uri="{28A0092B-C50C-407E-A947-70E740481C1C}">
-                                <a14:useLocalDpi xmlns:a14="http://schemas.microsoft.com/office/drawing/2010/main" val="0"/>
-                              </a:ext>
-                            </a:extLst>
-                          </a:blip>
-                          <a:srcRect/>
-                          <a:stretch>
-                            <a:fillRect/>
-                          </a:stretch>
-                        </pic:blipFill>
-                        <pic:spPr bwMode="auto">
-                          <a:xfrm>
-                            <a:off x="0" y="0"/>
-                            <a:ext cx="2655570" cy="3554095"/>
-                          </a:xfrm>
-                          <a:prstGeom prst="rect">
-                            <a:avLst/>
-                          </a:prstGeom>
-                          <a:noFill/>
-                          <a:ln>
-                            <a:noFill/>
-                          </a:ln>
-                        </pic:spPr>
-                      </pic:pic>
-                    </a:graphicData>
-                  </a:graphic>
-                </wp:inline>
-              </w:drawing>
-            </w:r>
+                <w:lang w:val="fr-FR"/>
+              </w:rPr>
+            </w:pPr>
           </w:p>
           <w:p>
             <w:pPr>
@@ -8822,7 +10527,7 @@
                 <w:sz w:val="22"/>
                 <w:szCs w:val="22"/>
               </w:rPr>
-              <w:t>Corrosion</w:t>
+              <w:t>‘commentaire photo’</w:t>
             </w:r>
           </w:p>
         </w:tc>
@@ -8830,6 +10535,27 @@
           <w:tcPr>
             <w:tcW w:w="4677" w:type="dxa"/>
           </w:tcPr>
+          <w:p>
+            <w:pPr>
+              <w:pStyle w:val="Corpsdetexte"/>
+              <w:rPr>
+                <w:rFonts w:ascii="Arial" w:hAnsi="Arial" w:cs="Arial"/>
+                <w:i w:val="0"/>
+                <w:sz w:val="22"/>
+                <w:szCs w:val="22"/>
+              </w:rPr>
+            </w:pPr>
+            <w:r>
+              <w:rPr>
+                <w:rFonts w:ascii="Arial" w:hAnsi="Arial" w:cs="Arial"/>
+                <w:i w:val="0"/>
+                <w:noProof/>
+                <w:sz w:val="22"/>
+                <w:szCs w:val="22"/>
+              </w:rPr>
+              <w:t>‘ici photo en mode portrait, 9,87cm de hauteur’</w:t>
+            </w:r>
+          </w:p>
           <w:p>
             <w:pPr>
               <w:pStyle w:val="En-tte"/>
@@ -8842,65 +10568,9 @@
                 <w:rFonts w:ascii="Arial" w:hAnsi="Arial" w:cs="Arial"/>
                 <w:sz w:val="22"/>
                 <w:szCs w:val="22"/>
-              </w:rPr>
-            </w:pPr>
-            <w:r>
-              <w:rPr>
-                <w:rFonts w:ascii="Arial" w:hAnsi="Arial" w:cs="Arial"/>
-                <w:noProof/>
-                <w:sz w:val="22"/>
-                <w:szCs w:val="22"/>
-                <w:lang w:val="ru-RU" w:eastAsia="ru-RU"/>
-              </w:rPr>
-              <w:drawing>
-                <wp:inline distT="0" distB="0" distL="0" distR="0" wp14:anchorId="718B85DC" wp14:editId="1D1E6CC8">
-                  <wp:extent cx="2655570" cy="3554095"/>
-                  <wp:effectExtent l="0" t="0" r="0" b="0"/>
-                  <wp:docPr id="1119911061" name="Image 5" descr="Une image contenant tuyau, mur, bâtiment, sol&#10;&#10;Description générée automatiquement"/>
-                  <wp:cNvGraphicFramePr>
-                    <a:graphicFrameLocks xmlns:a="http://schemas.openxmlformats.org/drawingml/2006/main" noChangeAspect="1"/>
-                  </wp:cNvGraphicFramePr>
-                  <a:graphic xmlns:a="http://schemas.openxmlformats.org/drawingml/2006/main">
-                    <a:graphicData uri="http://schemas.openxmlformats.org/drawingml/2006/picture">
-                      <pic:pic xmlns:pic="http://schemas.openxmlformats.org/drawingml/2006/picture">
-                        <pic:nvPicPr>
-                          <pic:cNvPr id="1119911061" name="Image 5" descr="Une image contenant tuyau, mur, bâtiment, sol&#10;&#10;Description générée automatiquement"/>
-                          <pic:cNvPicPr>
-                            <a:picLocks noChangeAspect="1" noChangeArrowheads="1"/>
-                          </pic:cNvPicPr>
-                        </pic:nvPicPr>
-                        <pic:blipFill>
-                          <a:blip r:embed="rId28">
-                            <a:extLst>
-                              <a:ext uri="{28A0092B-C50C-407E-A947-70E740481C1C}">
-                                <a14:useLocalDpi xmlns:a14="http://schemas.microsoft.com/office/drawing/2010/main" val="0"/>
-                              </a:ext>
-                            </a:extLst>
-                          </a:blip>
-                          <a:srcRect/>
-                          <a:stretch>
-                            <a:fillRect/>
-                          </a:stretch>
-                        </pic:blipFill>
-                        <pic:spPr bwMode="auto">
-                          <a:xfrm>
-                            <a:off x="0" y="0"/>
-                            <a:ext cx="2655570" cy="3554095"/>
-                          </a:xfrm>
-                          <a:prstGeom prst="rect">
-                            <a:avLst/>
-                          </a:prstGeom>
-                          <a:noFill/>
-                          <a:ln>
-                            <a:noFill/>
-                          </a:ln>
-                        </pic:spPr>
-                      </pic:pic>
-                    </a:graphicData>
-                  </a:graphic>
-                </wp:inline>
-              </w:drawing>
-            </w:r>
+                <w:lang w:val="fr-FR"/>
+              </w:rPr>
+            </w:pPr>
           </w:p>
           <w:p>
             <w:pPr>
@@ -8923,19 +10593,40 @@
                 <w:sz w:val="22"/>
                 <w:szCs w:val="22"/>
               </w:rPr>
-              <w:t>T4</w:t>
+              <w:t>‘commentaire photo’</w:t>
             </w:r>
           </w:p>
         </w:tc>
       </w:tr>
       <w:tr>
         <w:trPr>
-          <w:trHeight w:val="6000"/>
+          <w:trHeight w:val="6450"/>
         </w:trPr>
         <w:tc>
           <w:tcPr>
             <w:tcW w:w="4677" w:type="dxa"/>
           </w:tcPr>
+          <w:p>
+            <w:pPr>
+              <w:pStyle w:val="Corpsdetexte"/>
+              <w:rPr>
+                <w:rFonts w:ascii="Arial" w:hAnsi="Arial" w:cs="Arial"/>
+                <w:i w:val="0"/>
+                <w:sz w:val="22"/>
+                <w:szCs w:val="22"/>
+              </w:rPr>
+            </w:pPr>
+            <w:r>
+              <w:rPr>
+                <w:rFonts w:ascii="Arial" w:hAnsi="Arial" w:cs="Arial"/>
+                <w:i w:val="0"/>
+                <w:noProof/>
+                <w:sz w:val="22"/>
+                <w:szCs w:val="22"/>
+              </w:rPr>
+              <w:t>‘ici photo en mode portrait, 9,87cm de hauteur’</w:t>
+            </w:r>
+          </w:p>
           <w:p>
             <w:pPr>
               <w:pStyle w:val="En-tte"/>
@@ -8948,66 +10639,9 @@
                 <w:rFonts w:ascii="Arial" w:hAnsi="Arial" w:cs="Arial"/>
                 <w:sz w:val="22"/>
                 <w:szCs w:val="22"/>
-              </w:rPr>
-            </w:pPr>
-            <w:r>
-              <w:rPr>
-                <w:rFonts w:ascii="Arial" w:hAnsi="Arial" w:cs="Arial"/>
-                <w:noProof/>
-                <w:sz w:val="22"/>
-                <w:szCs w:val="22"/>
-                <w:lang w:val="ru-RU" w:eastAsia="ru-RU"/>
-              </w:rPr>
-              <w:lastRenderedPageBreak/>
-              <w:drawing>
-                <wp:inline distT="0" distB="0" distL="0" distR="0" wp14:anchorId="109B3ECA" wp14:editId="333FF864">
-                  <wp:extent cx="2655570" cy="3554095"/>
-                  <wp:effectExtent l="0" t="0" r="0" b="0"/>
-                  <wp:docPr id="454339638" name="Image 4" descr="Une image contenant sol, égout sanitaire, Drainage, ciment&#10;&#10;Description générée automatiquement"/>
-                  <wp:cNvGraphicFramePr>
-                    <a:graphicFrameLocks xmlns:a="http://schemas.openxmlformats.org/drawingml/2006/main" noChangeAspect="1"/>
-                  </wp:cNvGraphicFramePr>
-                  <a:graphic xmlns:a="http://schemas.openxmlformats.org/drawingml/2006/main">
-                    <a:graphicData uri="http://schemas.openxmlformats.org/drawingml/2006/picture">
-                      <pic:pic xmlns:pic="http://schemas.openxmlformats.org/drawingml/2006/picture">
-                        <pic:nvPicPr>
-                          <pic:cNvPr id="454339638" name="Image 4" descr="Une image contenant sol, égout sanitaire, Drainage, ciment&#10;&#10;Description générée automatiquement"/>
-                          <pic:cNvPicPr>
-                            <a:picLocks noChangeAspect="1" noChangeArrowheads="1"/>
-                          </pic:cNvPicPr>
-                        </pic:nvPicPr>
-                        <pic:blipFill>
-                          <a:blip r:embed="rId29">
-                            <a:extLst>
-                              <a:ext uri="{28A0092B-C50C-407E-A947-70E740481C1C}">
-                                <a14:useLocalDpi xmlns:a14="http://schemas.microsoft.com/office/drawing/2010/main" val="0"/>
-                              </a:ext>
-                            </a:extLst>
-                          </a:blip>
-                          <a:srcRect/>
-                          <a:stretch>
-                            <a:fillRect/>
-                          </a:stretch>
-                        </pic:blipFill>
-                        <pic:spPr bwMode="auto">
-                          <a:xfrm>
-                            <a:off x="0" y="0"/>
-                            <a:ext cx="2655570" cy="3554095"/>
-                          </a:xfrm>
-                          <a:prstGeom prst="rect">
-                            <a:avLst/>
-                          </a:prstGeom>
-                          <a:noFill/>
-                          <a:ln>
-                            <a:noFill/>
-                          </a:ln>
-                        </pic:spPr>
-                      </pic:pic>
-                    </a:graphicData>
-                  </a:graphic>
-                </wp:inline>
-              </w:drawing>
-            </w:r>
+                <w:lang w:val="fr-FR"/>
+              </w:rPr>
+            </w:pPr>
           </w:p>
           <w:p>
             <w:pPr>
@@ -9030,7 +10664,7 @@
                 <w:sz w:val="22"/>
                 <w:szCs w:val="22"/>
               </w:rPr>
-              <w:t>Regard de limite de propriété</w:t>
+              <w:t>‘commentaire photo ’</w:t>
             </w:r>
           </w:p>
         </w:tc>
@@ -9038,6 +10672,27 @@
           <w:tcPr>
             <w:tcW w:w="4677" w:type="dxa"/>
           </w:tcPr>
+          <w:p>
+            <w:pPr>
+              <w:pStyle w:val="Corpsdetexte"/>
+              <w:rPr>
+                <w:rFonts w:ascii="Arial" w:hAnsi="Arial" w:cs="Arial"/>
+                <w:i w:val="0"/>
+                <w:sz w:val="22"/>
+                <w:szCs w:val="22"/>
+              </w:rPr>
+            </w:pPr>
+            <w:r>
+              <w:rPr>
+                <w:rFonts w:ascii="Arial" w:hAnsi="Arial" w:cs="Arial"/>
+                <w:i w:val="0"/>
+                <w:noProof/>
+                <w:sz w:val="22"/>
+                <w:szCs w:val="22"/>
+              </w:rPr>
+              <w:t>‘ici photo en mode portrait, 9,87cm de hauteur’</w:t>
+            </w:r>
+          </w:p>
           <w:p>
             <w:pPr>
               <w:pStyle w:val="En-tte"/>
@@ -9050,65 +10705,9 @@
                 <w:rFonts w:ascii="Arial" w:hAnsi="Arial" w:cs="Arial"/>
                 <w:sz w:val="22"/>
                 <w:szCs w:val="22"/>
-              </w:rPr>
-            </w:pPr>
-            <w:r>
-              <w:rPr>
-                <w:rFonts w:ascii="Arial" w:hAnsi="Arial" w:cs="Arial"/>
-                <w:noProof/>
-                <w:sz w:val="22"/>
-                <w:szCs w:val="22"/>
-                <w:lang w:val="ru-RU" w:eastAsia="ru-RU"/>
-              </w:rPr>
-              <w:drawing>
-                <wp:inline distT="0" distB="0" distL="0" distR="0" wp14:anchorId="2EC47438" wp14:editId="3828F5F6">
-                  <wp:extent cx="2655570" cy="3554095"/>
-                  <wp:effectExtent l="0" t="0" r="0" b="0"/>
-                  <wp:docPr id="242108443" name="Image 3" descr="Une image contenant ciment, sol, abandonné&#10;&#10;Description générée automatiquement"/>
-                  <wp:cNvGraphicFramePr>
-                    <a:graphicFrameLocks xmlns:a="http://schemas.openxmlformats.org/drawingml/2006/main" noChangeAspect="1"/>
-                  </wp:cNvGraphicFramePr>
-                  <a:graphic xmlns:a="http://schemas.openxmlformats.org/drawingml/2006/main">
-                    <a:graphicData uri="http://schemas.openxmlformats.org/drawingml/2006/picture">
-                      <pic:pic xmlns:pic="http://schemas.openxmlformats.org/drawingml/2006/picture">
-                        <pic:nvPicPr>
-                          <pic:cNvPr id="242108443" name="Image 3" descr="Une image contenant ciment, sol, abandonné&#10;&#10;Description générée automatiquement"/>
-                          <pic:cNvPicPr>
-                            <a:picLocks noChangeAspect="1" noChangeArrowheads="1"/>
-                          </pic:cNvPicPr>
-                        </pic:nvPicPr>
-                        <pic:blipFill>
-                          <a:blip r:embed="rId30">
-                            <a:extLst>
-                              <a:ext uri="{28A0092B-C50C-407E-A947-70E740481C1C}">
-                                <a14:useLocalDpi xmlns:a14="http://schemas.microsoft.com/office/drawing/2010/main" val="0"/>
-                              </a:ext>
-                            </a:extLst>
-                          </a:blip>
-                          <a:srcRect/>
-                          <a:stretch>
-                            <a:fillRect/>
-                          </a:stretch>
-                        </pic:blipFill>
-                        <pic:spPr bwMode="auto">
-                          <a:xfrm>
-                            <a:off x="0" y="0"/>
-                            <a:ext cx="2655570" cy="3554095"/>
-                          </a:xfrm>
-                          <a:prstGeom prst="rect">
-                            <a:avLst/>
-                          </a:prstGeom>
-                          <a:noFill/>
-                          <a:ln>
-                            <a:noFill/>
-                          </a:ln>
-                        </pic:spPr>
-                      </pic:pic>
-                    </a:graphicData>
-                  </a:graphic>
-                </wp:inline>
-              </w:drawing>
-            </w:r>
+                <w:lang w:val="fr-FR"/>
+              </w:rPr>
+            </w:pPr>
           </w:p>
           <w:p>
             <w:pPr>
@@ -9131,31 +10730,2564 @@
                 <w:sz w:val="22"/>
                 <w:szCs w:val="22"/>
               </w:rPr>
-              <w:t>T5</w:t>
+              <w:t>‘commentaire photo’</w:t>
+            </w:r>
+          </w:p>
+        </w:tc>
+      </w:tr>
+      <w:tr>
+        <w:trPr>
+          <w:trHeight w:val="6450"/>
+        </w:trPr>
+        <w:tc>
+          <w:tcPr>
+            <w:tcW w:w="4677" w:type="dxa"/>
+          </w:tcPr>
+          <w:p>
+            <w:pPr>
+              <w:pStyle w:val="Corpsdetexte"/>
+              <w:rPr>
+                <w:rFonts w:ascii="Arial" w:hAnsi="Arial" w:cs="Arial"/>
+                <w:i w:val="0"/>
+                <w:sz w:val="22"/>
+                <w:szCs w:val="22"/>
+              </w:rPr>
+            </w:pPr>
+            <w:r>
+              <w:rPr>
+                <w:rFonts w:ascii="Arial" w:hAnsi="Arial" w:cs="Arial"/>
+                <w:i w:val="0"/>
+                <w:noProof/>
+                <w:sz w:val="22"/>
+                <w:szCs w:val="22"/>
+              </w:rPr>
+              <w:lastRenderedPageBreak/>
+              <w:t>‘ici photo en mode portrait, 9,87cm de hauteur’</w:t>
+            </w:r>
+          </w:p>
+          <w:p>
+            <w:pPr>
+              <w:pStyle w:val="En-tte"/>
+              <w:tabs>
+                <w:tab w:val="clear" w:pos="4536"/>
+                <w:tab w:val="clear" w:pos="9072"/>
+              </w:tabs>
+              <w:jc w:val="center"/>
+              <w:rPr>
+                <w:rFonts w:ascii="Arial" w:hAnsi="Arial" w:cs="Arial"/>
+                <w:sz w:val="22"/>
+                <w:szCs w:val="22"/>
+                <w:lang w:val="fr-FR"/>
+              </w:rPr>
+            </w:pPr>
+          </w:p>
+          <w:p>
+            <w:pPr>
+              <w:pStyle w:val="En-tte"/>
+              <w:tabs>
+                <w:tab w:val="clear" w:pos="4536"/>
+                <w:tab w:val="clear" w:pos="9072"/>
+              </w:tabs>
+              <w:spacing w:before="120"/>
+              <w:jc w:val="center"/>
+              <w:rPr>
+                <w:rFonts w:ascii="Arial" w:hAnsi="Arial" w:cs="Arial"/>
+                <w:sz w:val="22"/>
+                <w:szCs w:val="22"/>
+              </w:rPr>
+            </w:pPr>
+            <w:r>
+              <w:rPr>
+                <w:rFonts w:ascii="Arial" w:hAnsi="Arial" w:cs="Arial"/>
+                <w:sz w:val="22"/>
+                <w:szCs w:val="22"/>
+              </w:rPr>
+              <w:t>‘commentaire photo’</w:t>
+            </w:r>
+          </w:p>
+        </w:tc>
+        <w:tc>
+          <w:tcPr>
+            <w:tcW w:w="4677" w:type="dxa"/>
+          </w:tcPr>
+          <w:p>
+            <w:pPr>
+              <w:pStyle w:val="Corpsdetexte"/>
+              <w:rPr>
+                <w:rFonts w:ascii="Arial" w:hAnsi="Arial" w:cs="Arial"/>
+                <w:i w:val="0"/>
+                <w:sz w:val="22"/>
+                <w:szCs w:val="22"/>
+              </w:rPr>
+            </w:pPr>
+            <w:r>
+              <w:rPr>
+                <w:rFonts w:ascii="Arial" w:hAnsi="Arial" w:cs="Arial"/>
+                <w:i w:val="0"/>
+                <w:noProof/>
+                <w:sz w:val="22"/>
+                <w:szCs w:val="22"/>
+              </w:rPr>
+              <w:t>‘ici photo en mode portrait, 9,87cm de hauteur’</w:t>
+            </w:r>
+          </w:p>
+          <w:p>
+            <w:pPr>
+              <w:pStyle w:val="En-tte"/>
+              <w:tabs>
+                <w:tab w:val="clear" w:pos="4536"/>
+                <w:tab w:val="clear" w:pos="9072"/>
+              </w:tabs>
+              <w:jc w:val="center"/>
+              <w:rPr>
+                <w:rFonts w:ascii="Arial" w:hAnsi="Arial" w:cs="Arial"/>
+                <w:sz w:val="22"/>
+                <w:szCs w:val="22"/>
+                <w:lang w:val="fr-FR"/>
+              </w:rPr>
+            </w:pPr>
+          </w:p>
+          <w:p>
+            <w:pPr>
+              <w:pStyle w:val="En-tte"/>
+              <w:tabs>
+                <w:tab w:val="clear" w:pos="4536"/>
+                <w:tab w:val="clear" w:pos="9072"/>
+              </w:tabs>
+              <w:spacing w:before="120"/>
+              <w:jc w:val="center"/>
+              <w:rPr>
+                <w:rFonts w:ascii="Arial" w:hAnsi="Arial" w:cs="Arial"/>
+                <w:sz w:val="22"/>
+                <w:szCs w:val="22"/>
+              </w:rPr>
+            </w:pPr>
+            <w:r>
+              <w:rPr>
+                <w:rFonts w:ascii="Arial" w:hAnsi="Arial" w:cs="Arial"/>
+                <w:sz w:val="22"/>
+                <w:szCs w:val="22"/>
+              </w:rPr>
+              <w:t>‘commentaire photo’</w:t>
+            </w:r>
+          </w:p>
+        </w:tc>
+      </w:tr>
+      <w:tr>
+        <w:trPr>
+          <w:trHeight w:val="6450"/>
+        </w:trPr>
+        <w:tc>
+          <w:tcPr>
+            <w:tcW w:w="4677" w:type="dxa"/>
+          </w:tcPr>
+          <w:p>
+            <w:pPr>
+              <w:pStyle w:val="Corpsdetexte"/>
+              <w:rPr>
+                <w:rFonts w:ascii="Arial" w:hAnsi="Arial" w:cs="Arial"/>
+                <w:i w:val="0"/>
+                <w:sz w:val="22"/>
+                <w:szCs w:val="22"/>
+              </w:rPr>
+            </w:pPr>
+            <w:r>
+              <w:rPr>
+                <w:rFonts w:ascii="Arial" w:hAnsi="Arial" w:cs="Arial"/>
+                <w:i w:val="0"/>
+                <w:noProof/>
+                <w:sz w:val="22"/>
+                <w:szCs w:val="22"/>
+              </w:rPr>
+              <w:t>‘ici photo en mode portrait, 9,87cm de hauteur’</w:t>
+            </w:r>
+          </w:p>
+          <w:p>
+            <w:pPr>
+              <w:pStyle w:val="En-tte"/>
+              <w:tabs>
+                <w:tab w:val="clear" w:pos="4536"/>
+                <w:tab w:val="clear" w:pos="9072"/>
+              </w:tabs>
+              <w:jc w:val="center"/>
+              <w:rPr>
+                <w:rFonts w:ascii="Arial" w:hAnsi="Arial" w:cs="Arial"/>
+                <w:sz w:val="22"/>
+                <w:szCs w:val="22"/>
+                <w:lang w:val="fr-FR"/>
+              </w:rPr>
+            </w:pPr>
+          </w:p>
+          <w:p>
+            <w:pPr>
+              <w:pStyle w:val="En-tte"/>
+              <w:tabs>
+                <w:tab w:val="clear" w:pos="4536"/>
+                <w:tab w:val="clear" w:pos="9072"/>
+              </w:tabs>
+              <w:spacing w:before="120"/>
+              <w:jc w:val="center"/>
+              <w:rPr>
+                <w:rFonts w:ascii="Arial" w:hAnsi="Arial" w:cs="Arial"/>
+                <w:sz w:val="22"/>
+                <w:szCs w:val="22"/>
+              </w:rPr>
+            </w:pPr>
+            <w:r>
+              <w:rPr>
+                <w:rFonts w:ascii="Arial" w:hAnsi="Arial" w:cs="Arial"/>
+                <w:sz w:val="22"/>
+                <w:szCs w:val="22"/>
+              </w:rPr>
+              <w:t>‘commentaire photo ’</w:t>
+            </w:r>
+          </w:p>
+        </w:tc>
+        <w:tc>
+          <w:tcPr>
+            <w:tcW w:w="4677" w:type="dxa"/>
+          </w:tcPr>
+          <w:p>
+            <w:pPr>
+              <w:pStyle w:val="Corpsdetexte"/>
+              <w:rPr>
+                <w:rFonts w:ascii="Arial" w:hAnsi="Arial" w:cs="Arial"/>
+                <w:i w:val="0"/>
+                <w:sz w:val="22"/>
+                <w:szCs w:val="22"/>
+              </w:rPr>
+            </w:pPr>
+            <w:r>
+              <w:rPr>
+                <w:rFonts w:ascii="Arial" w:hAnsi="Arial" w:cs="Arial"/>
+                <w:i w:val="0"/>
+                <w:noProof/>
+                <w:sz w:val="22"/>
+                <w:szCs w:val="22"/>
+              </w:rPr>
+              <w:t>‘ici photo en mode portrait, 9,87cm de hauteur’</w:t>
+            </w:r>
+          </w:p>
+          <w:p>
+            <w:pPr>
+              <w:pStyle w:val="En-tte"/>
+              <w:tabs>
+                <w:tab w:val="clear" w:pos="4536"/>
+                <w:tab w:val="clear" w:pos="9072"/>
+              </w:tabs>
+              <w:jc w:val="center"/>
+              <w:rPr>
+                <w:rFonts w:ascii="Arial" w:hAnsi="Arial" w:cs="Arial"/>
+                <w:sz w:val="22"/>
+                <w:szCs w:val="22"/>
+                <w:lang w:val="fr-FR"/>
+              </w:rPr>
+            </w:pPr>
+          </w:p>
+          <w:p>
+            <w:pPr>
+              <w:pStyle w:val="En-tte"/>
+              <w:tabs>
+                <w:tab w:val="clear" w:pos="4536"/>
+                <w:tab w:val="clear" w:pos="9072"/>
+              </w:tabs>
+              <w:spacing w:before="120"/>
+              <w:jc w:val="center"/>
+              <w:rPr>
+                <w:rFonts w:ascii="Arial" w:hAnsi="Arial" w:cs="Arial"/>
+                <w:sz w:val="22"/>
+                <w:szCs w:val="22"/>
+              </w:rPr>
+            </w:pPr>
+            <w:r>
+              <w:rPr>
+                <w:rFonts w:ascii="Arial" w:hAnsi="Arial" w:cs="Arial"/>
+                <w:sz w:val="22"/>
+                <w:szCs w:val="22"/>
+              </w:rPr>
+              <w:t>‘commentaire photo’</w:t>
+            </w:r>
+          </w:p>
+        </w:tc>
+      </w:tr>
+    </w:tbl>
+    <w:p>
+      <w:pPr>
+        <w:spacing w:after="160" w:line="259" w:lineRule="auto"/>
+      </w:pPr>
+      <w:r>
+        <w:br w:type="page"/>
+      </w:r>
+    </w:p>
+    <w:tbl>
+      <w:tblPr>
+        <w:tblpPr w:leftFromText="180" w:rightFromText="180" w:vertAnchor="text" w:horzAnchor="margin" w:tblpY="126"/>
+        <w:tblW w:w="0" w:type="auto"/>
+        <w:tblLook w:val="04A0" w:firstRow="1" w:lastRow="0" w:firstColumn="1" w:lastColumn="0" w:noHBand="0" w:noVBand="1"/>
+      </w:tblPr>
+      <w:tblGrid>
+        <w:gridCol w:w="4677"/>
+        <w:gridCol w:w="4677"/>
+      </w:tblGrid>
+      <w:tr>
+        <w:trPr>
+          <w:trHeight w:val="6450"/>
+        </w:trPr>
+        <w:tc>
+          <w:tcPr>
+            <w:tcW w:w="4677" w:type="dxa"/>
+          </w:tcPr>
+          <w:p>
+            <w:pPr>
+              <w:pStyle w:val="Corpsdetexte"/>
+              <w:rPr>
+                <w:rFonts w:ascii="Arial" w:hAnsi="Arial" w:cs="Arial"/>
+                <w:i w:val="0"/>
+                <w:sz w:val="22"/>
+                <w:szCs w:val="22"/>
+              </w:rPr>
+            </w:pPr>
+            <w:r>
+              <w:rPr>
+                <w:rFonts w:ascii="Arial" w:hAnsi="Arial" w:cs="Arial"/>
+                <w:i w:val="0"/>
+                <w:noProof/>
+                <w:sz w:val="22"/>
+                <w:szCs w:val="22"/>
+              </w:rPr>
+              <w:lastRenderedPageBreak/>
+              <w:t>‘ici photo en mode portrait, 9,87cm de hauteur’</w:t>
+            </w:r>
+          </w:p>
+          <w:p>
+            <w:pPr>
+              <w:pStyle w:val="En-tte"/>
+              <w:tabs>
+                <w:tab w:val="clear" w:pos="4536"/>
+                <w:tab w:val="clear" w:pos="9072"/>
+              </w:tabs>
+              <w:jc w:val="center"/>
+              <w:rPr>
+                <w:rFonts w:ascii="Arial" w:hAnsi="Arial" w:cs="Arial"/>
+                <w:sz w:val="22"/>
+                <w:szCs w:val="22"/>
+                <w:lang w:val="fr-FR"/>
+              </w:rPr>
+            </w:pPr>
+          </w:p>
+          <w:p>
+            <w:pPr>
+              <w:pStyle w:val="En-tte"/>
+              <w:tabs>
+                <w:tab w:val="clear" w:pos="4536"/>
+                <w:tab w:val="clear" w:pos="9072"/>
+              </w:tabs>
+              <w:spacing w:before="120"/>
+              <w:jc w:val="center"/>
+              <w:rPr>
+                <w:rFonts w:ascii="Arial" w:hAnsi="Arial" w:cs="Arial"/>
+                <w:sz w:val="22"/>
+                <w:szCs w:val="22"/>
+              </w:rPr>
+            </w:pPr>
+            <w:r>
+              <w:rPr>
+                <w:rFonts w:ascii="Arial" w:hAnsi="Arial" w:cs="Arial"/>
+                <w:sz w:val="22"/>
+                <w:szCs w:val="22"/>
+              </w:rPr>
+              <w:t>‘commentaire photo’</w:t>
+            </w:r>
+          </w:p>
+        </w:tc>
+        <w:tc>
+          <w:tcPr>
+            <w:tcW w:w="4677" w:type="dxa"/>
+          </w:tcPr>
+          <w:p>
+            <w:pPr>
+              <w:pStyle w:val="Corpsdetexte"/>
+              <w:rPr>
+                <w:rFonts w:ascii="Arial" w:hAnsi="Arial" w:cs="Arial"/>
+                <w:i w:val="0"/>
+                <w:sz w:val="22"/>
+                <w:szCs w:val="22"/>
+              </w:rPr>
+            </w:pPr>
+            <w:r>
+              <w:rPr>
+                <w:rFonts w:ascii="Arial" w:hAnsi="Arial" w:cs="Arial"/>
+                <w:i w:val="0"/>
+                <w:noProof/>
+                <w:sz w:val="22"/>
+                <w:szCs w:val="22"/>
+              </w:rPr>
+              <w:t>‘ici photo en mode portrait, 9,87cm de hauteur’</w:t>
+            </w:r>
+          </w:p>
+          <w:p>
+            <w:pPr>
+              <w:pStyle w:val="En-tte"/>
+              <w:tabs>
+                <w:tab w:val="clear" w:pos="4536"/>
+                <w:tab w:val="clear" w:pos="9072"/>
+              </w:tabs>
+              <w:jc w:val="center"/>
+              <w:rPr>
+                <w:rFonts w:ascii="Arial" w:hAnsi="Arial" w:cs="Arial"/>
+                <w:sz w:val="22"/>
+                <w:szCs w:val="22"/>
+                <w:lang w:val="fr-FR"/>
+              </w:rPr>
+            </w:pPr>
+          </w:p>
+          <w:p>
+            <w:pPr>
+              <w:pStyle w:val="En-tte"/>
+              <w:tabs>
+                <w:tab w:val="clear" w:pos="4536"/>
+                <w:tab w:val="clear" w:pos="9072"/>
+              </w:tabs>
+              <w:spacing w:before="120"/>
+              <w:jc w:val="center"/>
+              <w:rPr>
+                <w:rFonts w:ascii="Arial" w:hAnsi="Arial" w:cs="Arial"/>
+                <w:sz w:val="22"/>
+                <w:szCs w:val="22"/>
+              </w:rPr>
+            </w:pPr>
+            <w:r>
+              <w:rPr>
+                <w:rFonts w:ascii="Arial" w:hAnsi="Arial" w:cs="Arial"/>
+                <w:sz w:val="22"/>
+                <w:szCs w:val="22"/>
+              </w:rPr>
+              <w:t>‘commentaire photo’</w:t>
+            </w:r>
+          </w:p>
+        </w:tc>
+      </w:tr>
+      <w:tr>
+        <w:trPr>
+          <w:trHeight w:val="6450"/>
+        </w:trPr>
+        <w:tc>
+          <w:tcPr>
+            <w:tcW w:w="4677" w:type="dxa"/>
+          </w:tcPr>
+          <w:p>
+            <w:pPr>
+              <w:pStyle w:val="Corpsdetexte"/>
+              <w:rPr>
+                <w:rFonts w:ascii="Arial" w:hAnsi="Arial" w:cs="Arial"/>
+                <w:i w:val="0"/>
+                <w:sz w:val="22"/>
+                <w:szCs w:val="22"/>
+              </w:rPr>
+            </w:pPr>
+            <w:r>
+              <w:rPr>
+                <w:rFonts w:ascii="Arial" w:hAnsi="Arial" w:cs="Arial"/>
+                <w:i w:val="0"/>
+                <w:noProof/>
+                <w:sz w:val="22"/>
+                <w:szCs w:val="22"/>
+              </w:rPr>
+              <w:t>‘ici photo en mode portrait, 9,87cm de hauteur’</w:t>
+            </w:r>
+          </w:p>
+          <w:p>
+            <w:pPr>
+              <w:pStyle w:val="En-tte"/>
+              <w:tabs>
+                <w:tab w:val="clear" w:pos="4536"/>
+                <w:tab w:val="clear" w:pos="9072"/>
+              </w:tabs>
+              <w:jc w:val="center"/>
+              <w:rPr>
+                <w:rFonts w:ascii="Arial" w:hAnsi="Arial" w:cs="Arial"/>
+                <w:sz w:val="22"/>
+                <w:szCs w:val="22"/>
+                <w:lang w:val="fr-FR"/>
+              </w:rPr>
+            </w:pPr>
+          </w:p>
+          <w:p>
+            <w:pPr>
+              <w:pStyle w:val="En-tte"/>
+              <w:tabs>
+                <w:tab w:val="clear" w:pos="4536"/>
+                <w:tab w:val="clear" w:pos="9072"/>
+              </w:tabs>
+              <w:spacing w:before="120"/>
+              <w:jc w:val="center"/>
+              <w:rPr>
+                <w:rFonts w:ascii="Arial" w:hAnsi="Arial" w:cs="Arial"/>
+                <w:sz w:val="22"/>
+                <w:szCs w:val="22"/>
+              </w:rPr>
+            </w:pPr>
+            <w:r>
+              <w:rPr>
+                <w:rFonts w:ascii="Arial" w:hAnsi="Arial" w:cs="Arial"/>
+                <w:sz w:val="22"/>
+                <w:szCs w:val="22"/>
+              </w:rPr>
+              <w:t>‘commentaire photo ’</w:t>
+            </w:r>
+          </w:p>
+        </w:tc>
+        <w:tc>
+          <w:tcPr>
+            <w:tcW w:w="4677" w:type="dxa"/>
+          </w:tcPr>
+          <w:p>
+            <w:pPr>
+              <w:pStyle w:val="Corpsdetexte"/>
+              <w:rPr>
+                <w:rFonts w:ascii="Arial" w:hAnsi="Arial" w:cs="Arial"/>
+                <w:i w:val="0"/>
+                <w:sz w:val="22"/>
+                <w:szCs w:val="22"/>
+              </w:rPr>
+            </w:pPr>
+            <w:r>
+              <w:rPr>
+                <w:rFonts w:ascii="Arial" w:hAnsi="Arial" w:cs="Arial"/>
+                <w:i w:val="0"/>
+                <w:noProof/>
+                <w:sz w:val="22"/>
+                <w:szCs w:val="22"/>
+              </w:rPr>
+              <w:t>‘ici photo en mode portrait, 9,87cm de hauteur’</w:t>
+            </w:r>
+          </w:p>
+          <w:p>
+            <w:pPr>
+              <w:pStyle w:val="En-tte"/>
+              <w:tabs>
+                <w:tab w:val="clear" w:pos="4536"/>
+                <w:tab w:val="clear" w:pos="9072"/>
+              </w:tabs>
+              <w:jc w:val="center"/>
+              <w:rPr>
+                <w:rFonts w:ascii="Arial" w:hAnsi="Arial" w:cs="Arial"/>
+                <w:sz w:val="22"/>
+                <w:szCs w:val="22"/>
+                <w:lang w:val="fr-FR"/>
+              </w:rPr>
+            </w:pPr>
+          </w:p>
+          <w:p>
+            <w:pPr>
+              <w:pStyle w:val="En-tte"/>
+              <w:tabs>
+                <w:tab w:val="clear" w:pos="4536"/>
+                <w:tab w:val="clear" w:pos="9072"/>
+              </w:tabs>
+              <w:spacing w:before="120"/>
+              <w:jc w:val="center"/>
+              <w:rPr>
+                <w:rFonts w:ascii="Arial" w:hAnsi="Arial" w:cs="Arial"/>
+                <w:sz w:val="22"/>
+                <w:szCs w:val="22"/>
+              </w:rPr>
+            </w:pPr>
+            <w:r>
+              <w:rPr>
+                <w:rFonts w:ascii="Arial" w:hAnsi="Arial" w:cs="Arial"/>
+                <w:sz w:val="22"/>
+                <w:szCs w:val="22"/>
+              </w:rPr>
+              <w:t>‘commentaire photo’</w:t>
+            </w:r>
+          </w:p>
+        </w:tc>
+      </w:tr>
+      <w:tr>
+        <w:trPr>
+          <w:trHeight w:val="6450"/>
+        </w:trPr>
+        <w:tc>
+          <w:tcPr>
+            <w:tcW w:w="4677" w:type="dxa"/>
+          </w:tcPr>
+          <w:p>
+            <w:pPr>
+              <w:pStyle w:val="Corpsdetexte"/>
+              <w:rPr>
+                <w:rFonts w:ascii="Arial" w:hAnsi="Arial" w:cs="Arial"/>
+                <w:i w:val="0"/>
+                <w:sz w:val="22"/>
+                <w:szCs w:val="22"/>
+              </w:rPr>
+            </w:pPr>
+            <w:r>
+              <w:rPr>
+                <w:rFonts w:ascii="Arial" w:hAnsi="Arial" w:cs="Arial"/>
+                <w:i w:val="0"/>
+                <w:noProof/>
+                <w:sz w:val="22"/>
+                <w:szCs w:val="22"/>
+              </w:rPr>
+              <w:lastRenderedPageBreak/>
+              <w:t>‘ici photo en mode portrait, 9,87cm de hauteur’</w:t>
+            </w:r>
+          </w:p>
+          <w:p>
+            <w:pPr>
+              <w:pStyle w:val="En-tte"/>
+              <w:tabs>
+                <w:tab w:val="clear" w:pos="4536"/>
+                <w:tab w:val="clear" w:pos="9072"/>
+              </w:tabs>
+              <w:jc w:val="center"/>
+              <w:rPr>
+                <w:rFonts w:ascii="Arial" w:hAnsi="Arial" w:cs="Arial"/>
+                <w:sz w:val="22"/>
+                <w:szCs w:val="22"/>
+                <w:lang w:val="fr-FR"/>
+              </w:rPr>
+            </w:pPr>
+          </w:p>
+          <w:p>
+            <w:pPr>
+              <w:pStyle w:val="En-tte"/>
+              <w:tabs>
+                <w:tab w:val="clear" w:pos="4536"/>
+                <w:tab w:val="clear" w:pos="9072"/>
+              </w:tabs>
+              <w:spacing w:before="120"/>
+              <w:jc w:val="center"/>
+              <w:rPr>
+                <w:rFonts w:ascii="Arial" w:hAnsi="Arial" w:cs="Arial"/>
+                <w:sz w:val="22"/>
+                <w:szCs w:val="22"/>
+              </w:rPr>
+            </w:pPr>
+            <w:r>
+              <w:rPr>
+                <w:rFonts w:ascii="Arial" w:hAnsi="Arial" w:cs="Arial"/>
+                <w:sz w:val="22"/>
+                <w:szCs w:val="22"/>
+              </w:rPr>
+              <w:t>‘commentaire photo’</w:t>
+            </w:r>
+          </w:p>
+        </w:tc>
+        <w:tc>
+          <w:tcPr>
+            <w:tcW w:w="4677" w:type="dxa"/>
+          </w:tcPr>
+          <w:p>
+            <w:pPr>
+              <w:pStyle w:val="Corpsdetexte"/>
+              <w:rPr>
+                <w:rFonts w:ascii="Arial" w:hAnsi="Arial" w:cs="Arial"/>
+                <w:i w:val="0"/>
+                <w:sz w:val="22"/>
+                <w:szCs w:val="22"/>
+              </w:rPr>
+            </w:pPr>
+            <w:r>
+              <w:rPr>
+                <w:rFonts w:ascii="Arial" w:hAnsi="Arial" w:cs="Arial"/>
+                <w:i w:val="0"/>
+                <w:noProof/>
+                <w:sz w:val="22"/>
+                <w:szCs w:val="22"/>
+              </w:rPr>
+              <w:t>‘ici photo en mode portrait, 9,87cm de hauteur’</w:t>
+            </w:r>
+          </w:p>
+          <w:p>
+            <w:pPr>
+              <w:pStyle w:val="En-tte"/>
+              <w:tabs>
+                <w:tab w:val="clear" w:pos="4536"/>
+                <w:tab w:val="clear" w:pos="9072"/>
+              </w:tabs>
+              <w:jc w:val="center"/>
+              <w:rPr>
+                <w:rFonts w:ascii="Arial" w:hAnsi="Arial" w:cs="Arial"/>
+                <w:sz w:val="22"/>
+                <w:szCs w:val="22"/>
+                <w:lang w:val="fr-FR"/>
+              </w:rPr>
+            </w:pPr>
+          </w:p>
+          <w:p>
+            <w:pPr>
+              <w:pStyle w:val="En-tte"/>
+              <w:tabs>
+                <w:tab w:val="clear" w:pos="4536"/>
+                <w:tab w:val="clear" w:pos="9072"/>
+              </w:tabs>
+              <w:spacing w:before="120"/>
+              <w:jc w:val="center"/>
+              <w:rPr>
+                <w:rFonts w:ascii="Arial" w:hAnsi="Arial" w:cs="Arial"/>
+                <w:sz w:val="22"/>
+                <w:szCs w:val="22"/>
+              </w:rPr>
+            </w:pPr>
+            <w:r>
+              <w:rPr>
+                <w:rFonts w:ascii="Arial" w:hAnsi="Arial" w:cs="Arial"/>
+                <w:sz w:val="22"/>
+                <w:szCs w:val="22"/>
+              </w:rPr>
+              <w:t>‘commentaire photo’</w:t>
+            </w:r>
+          </w:p>
+        </w:tc>
+      </w:tr>
+      <w:tr>
+        <w:trPr>
+          <w:trHeight w:val="6450"/>
+        </w:trPr>
+        <w:tc>
+          <w:tcPr>
+            <w:tcW w:w="4677" w:type="dxa"/>
+          </w:tcPr>
+          <w:p>
+            <w:pPr>
+              <w:pStyle w:val="Corpsdetexte"/>
+              <w:rPr>
+                <w:rFonts w:ascii="Arial" w:hAnsi="Arial" w:cs="Arial"/>
+                <w:i w:val="0"/>
+                <w:sz w:val="22"/>
+                <w:szCs w:val="22"/>
+              </w:rPr>
+            </w:pPr>
+            <w:r>
+              <w:rPr>
+                <w:rFonts w:ascii="Arial" w:hAnsi="Arial" w:cs="Arial"/>
+                <w:i w:val="0"/>
+                <w:noProof/>
+                <w:sz w:val="22"/>
+                <w:szCs w:val="22"/>
+              </w:rPr>
+              <w:t>‘ici photo en mode portrait, 9,87cm de hauteur’</w:t>
+            </w:r>
+          </w:p>
+          <w:p>
+            <w:pPr>
+              <w:pStyle w:val="En-tte"/>
+              <w:tabs>
+                <w:tab w:val="clear" w:pos="4536"/>
+                <w:tab w:val="clear" w:pos="9072"/>
+              </w:tabs>
+              <w:jc w:val="center"/>
+              <w:rPr>
+                <w:rFonts w:ascii="Arial" w:hAnsi="Arial" w:cs="Arial"/>
+                <w:sz w:val="22"/>
+                <w:szCs w:val="22"/>
+                <w:lang w:val="fr-FR"/>
+              </w:rPr>
+            </w:pPr>
+          </w:p>
+          <w:p>
+            <w:pPr>
+              <w:pStyle w:val="En-tte"/>
+              <w:tabs>
+                <w:tab w:val="clear" w:pos="4536"/>
+                <w:tab w:val="clear" w:pos="9072"/>
+              </w:tabs>
+              <w:spacing w:before="120"/>
+              <w:jc w:val="center"/>
+              <w:rPr>
+                <w:rFonts w:ascii="Arial" w:hAnsi="Arial" w:cs="Arial"/>
+                <w:sz w:val="22"/>
+                <w:szCs w:val="22"/>
+              </w:rPr>
+            </w:pPr>
+            <w:r>
+              <w:rPr>
+                <w:rFonts w:ascii="Arial" w:hAnsi="Arial" w:cs="Arial"/>
+                <w:sz w:val="22"/>
+                <w:szCs w:val="22"/>
+              </w:rPr>
+              <w:t>‘commentaire photo ’</w:t>
+            </w:r>
+          </w:p>
+        </w:tc>
+        <w:tc>
+          <w:tcPr>
+            <w:tcW w:w="4677" w:type="dxa"/>
+          </w:tcPr>
+          <w:p>
+            <w:pPr>
+              <w:pStyle w:val="Corpsdetexte"/>
+              <w:rPr>
+                <w:rFonts w:ascii="Arial" w:hAnsi="Arial" w:cs="Arial"/>
+                <w:i w:val="0"/>
+                <w:sz w:val="22"/>
+                <w:szCs w:val="22"/>
+              </w:rPr>
+            </w:pPr>
+            <w:r>
+              <w:rPr>
+                <w:rFonts w:ascii="Arial" w:hAnsi="Arial" w:cs="Arial"/>
+                <w:i w:val="0"/>
+                <w:noProof/>
+                <w:sz w:val="22"/>
+                <w:szCs w:val="22"/>
+              </w:rPr>
+              <w:t>‘ici photo en mode portrait, 9,87cm de hauteur’</w:t>
+            </w:r>
+          </w:p>
+          <w:p>
+            <w:pPr>
+              <w:pStyle w:val="En-tte"/>
+              <w:tabs>
+                <w:tab w:val="clear" w:pos="4536"/>
+                <w:tab w:val="clear" w:pos="9072"/>
+              </w:tabs>
+              <w:jc w:val="center"/>
+              <w:rPr>
+                <w:rFonts w:ascii="Arial" w:hAnsi="Arial" w:cs="Arial"/>
+                <w:sz w:val="22"/>
+                <w:szCs w:val="22"/>
+                <w:lang w:val="fr-FR"/>
+              </w:rPr>
+            </w:pPr>
+          </w:p>
+          <w:p>
+            <w:pPr>
+              <w:pStyle w:val="En-tte"/>
+              <w:tabs>
+                <w:tab w:val="clear" w:pos="4536"/>
+                <w:tab w:val="clear" w:pos="9072"/>
+              </w:tabs>
+              <w:spacing w:before="120"/>
+              <w:jc w:val="center"/>
+              <w:rPr>
+                <w:rFonts w:ascii="Arial" w:hAnsi="Arial" w:cs="Arial"/>
+                <w:sz w:val="22"/>
+                <w:szCs w:val="22"/>
+              </w:rPr>
+            </w:pPr>
+            <w:r>
+              <w:rPr>
+                <w:rFonts w:ascii="Arial" w:hAnsi="Arial" w:cs="Arial"/>
+                <w:sz w:val="22"/>
+                <w:szCs w:val="22"/>
+              </w:rPr>
+              <w:t>‘commentaire photo’</w:t>
+            </w:r>
+          </w:p>
+        </w:tc>
+      </w:tr>
+    </w:tbl>
+    <w:p>
+      <w:pPr>
+        <w:spacing w:after="160" w:line="259" w:lineRule="auto"/>
+      </w:pPr>
+      <w:r>
+        <w:br w:type="page"/>
+      </w:r>
+    </w:p>
+    <w:tbl>
+      <w:tblPr>
+        <w:tblpPr w:leftFromText="180" w:rightFromText="180" w:vertAnchor="text" w:horzAnchor="margin" w:tblpY="126"/>
+        <w:tblW w:w="0" w:type="auto"/>
+        <w:tblLook w:val="04A0" w:firstRow="1" w:lastRow="0" w:firstColumn="1" w:lastColumn="0" w:noHBand="0" w:noVBand="1"/>
+      </w:tblPr>
+      <w:tblGrid>
+        <w:gridCol w:w="4677"/>
+        <w:gridCol w:w="4677"/>
+      </w:tblGrid>
+      <w:tr>
+        <w:trPr>
+          <w:trHeight w:val="6450"/>
+        </w:trPr>
+        <w:tc>
+          <w:tcPr>
+            <w:tcW w:w="4677" w:type="dxa"/>
+          </w:tcPr>
+          <w:p>
+            <w:pPr>
+              <w:pStyle w:val="Corpsdetexte"/>
+              <w:rPr>
+                <w:rFonts w:ascii="Arial" w:hAnsi="Arial" w:cs="Arial"/>
+                <w:i w:val="0"/>
+                <w:sz w:val="22"/>
+                <w:szCs w:val="22"/>
+              </w:rPr>
+            </w:pPr>
+            <w:r>
+              <w:rPr>
+                <w:rFonts w:ascii="Arial" w:hAnsi="Arial" w:cs="Arial"/>
+                <w:i w:val="0"/>
+                <w:noProof/>
+                <w:sz w:val="22"/>
+                <w:szCs w:val="22"/>
+              </w:rPr>
+              <w:lastRenderedPageBreak/>
+              <w:t>‘ici photo en mode portrait, 9,87cm de hauteur’</w:t>
+            </w:r>
+          </w:p>
+          <w:p>
+            <w:pPr>
+              <w:pStyle w:val="En-tte"/>
+              <w:tabs>
+                <w:tab w:val="clear" w:pos="4536"/>
+                <w:tab w:val="clear" w:pos="9072"/>
+              </w:tabs>
+              <w:jc w:val="center"/>
+              <w:rPr>
+                <w:rFonts w:ascii="Arial" w:hAnsi="Arial" w:cs="Arial"/>
+                <w:sz w:val="22"/>
+                <w:szCs w:val="22"/>
+                <w:lang w:val="fr-FR"/>
+              </w:rPr>
+            </w:pPr>
+          </w:p>
+          <w:p>
+            <w:pPr>
+              <w:pStyle w:val="En-tte"/>
+              <w:tabs>
+                <w:tab w:val="clear" w:pos="4536"/>
+                <w:tab w:val="clear" w:pos="9072"/>
+              </w:tabs>
+              <w:spacing w:before="120"/>
+              <w:jc w:val="center"/>
+              <w:rPr>
+                <w:rFonts w:ascii="Arial" w:hAnsi="Arial" w:cs="Arial"/>
+                <w:sz w:val="22"/>
+                <w:szCs w:val="22"/>
+              </w:rPr>
+            </w:pPr>
+            <w:r>
+              <w:rPr>
+                <w:rFonts w:ascii="Arial" w:hAnsi="Arial" w:cs="Arial"/>
+                <w:sz w:val="22"/>
+                <w:szCs w:val="22"/>
+              </w:rPr>
+              <w:t>‘commentaire photo’</w:t>
+            </w:r>
+          </w:p>
+        </w:tc>
+        <w:tc>
+          <w:tcPr>
+            <w:tcW w:w="4677" w:type="dxa"/>
+          </w:tcPr>
+          <w:p>
+            <w:pPr>
+              <w:pStyle w:val="Corpsdetexte"/>
+              <w:rPr>
+                <w:rFonts w:ascii="Arial" w:hAnsi="Arial" w:cs="Arial"/>
+                <w:i w:val="0"/>
+                <w:sz w:val="22"/>
+                <w:szCs w:val="22"/>
+              </w:rPr>
+            </w:pPr>
+            <w:r>
+              <w:rPr>
+                <w:rFonts w:ascii="Arial" w:hAnsi="Arial" w:cs="Arial"/>
+                <w:i w:val="0"/>
+                <w:noProof/>
+                <w:sz w:val="22"/>
+                <w:szCs w:val="22"/>
+              </w:rPr>
+              <w:t>‘ici photo en mode portrait, 9,87cm de hauteur’</w:t>
+            </w:r>
+          </w:p>
+          <w:p>
+            <w:pPr>
+              <w:pStyle w:val="En-tte"/>
+              <w:tabs>
+                <w:tab w:val="clear" w:pos="4536"/>
+                <w:tab w:val="clear" w:pos="9072"/>
+              </w:tabs>
+              <w:jc w:val="center"/>
+              <w:rPr>
+                <w:rFonts w:ascii="Arial" w:hAnsi="Arial" w:cs="Arial"/>
+                <w:sz w:val="22"/>
+                <w:szCs w:val="22"/>
+                <w:lang w:val="fr-FR"/>
+              </w:rPr>
+            </w:pPr>
+          </w:p>
+          <w:p>
+            <w:pPr>
+              <w:pStyle w:val="En-tte"/>
+              <w:tabs>
+                <w:tab w:val="clear" w:pos="4536"/>
+                <w:tab w:val="clear" w:pos="9072"/>
+              </w:tabs>
+              <w:spacing w:before="120"/>
+              <w:jc w:val="center"/>
+              <w:rPr>
+                <w:rFonts w:ascii="Arial" w:hAnsi="Arial" w:cs="Arial"/>
+                <w:sz w:val="22"/>
+                <w:szCs w:val="22"/>
+              </w:rPr>
+            </w:pPr>
+            <w:r>
+              <w:rPr>
+                <w:rFonts w:ascii="Arial" w:hAnsi="Arial" w:cs="Arial"/>
+                <w:sz w:val="22"/>
+                <w:szCs w:val="22"/>
+              </w:rPr>
+              <w:t>‘commentaire photo’</w:t>
+            </w:r>
+          </w:p>
+        </w:tc>
+      </w:tr>
+      <w:tr>
+        <w:trPr>
+          <w:trHeight w:val="6450"/>
+        </w:trPr>
+        <w:tc>
+          <w:tcPr>
+            <w:tcW w:w="4677" w:type="dxa"/>
+          </w:tcPr>
+          <w:p>
+            <w:pPr>
+              <w:pStyle w:val="Corpsdetexte"/>
+              <w:rPr>
+                <w:rFonts w:ascii="Arial" w:hAnsi="Arial" w:cs="Arial"/>
+                <w:i w:val="0"/>
+                <w:sz w:val="22"/>
+                <w:szCs w:val="22"/>
+              </w:rPr>
+            </w:pPr>
+            <w:r>
+              <w:rPr>
+                <w:rFonts w:ascii="Arial" w:hAnsi="Arial" w:cs="Arial"/>
+                <w:i w:val="0"/>
+                <w:noProof/>
+                <w:sz w:val="22"/>
+                <w:szCs w:val="22"/>
+              </w:rPr>
+              <w:t>‘ici photo en mode portrait, 9,87cm de hauteur’</w:t>
+            </w:r>
+          </w:p>
+          <w:p>
+            <w:pPr>
+              <w:pStyle w:val="En-tte"/>
+              <w:tabs>
+                <w:tab w:val="clear" w:pos="4536"/>
+                <w:tab w:val="clear" w:pos="9072"/>
+              </w:tabs>
+              <w:jc w:val="center"/>
+              <w:rPr>
+                <w:rFonts w:ascii="Arial" w:hAnsi="Arial" w:cs="Arial"/>
+                <w:sz w:val="22"/>
+                <w:szCs w:val="22"/>
+                <w:lang w:val="fr-FR"/>
+              </w:rPr>
+            </w:pPr>
+          </w:p>
+          <w:p>
+            <w:pPr>
+              <w:pStyle w:val="En-tte"/>
+              <w:tabs>
+                <w:tab w:val="clear" w:pos="4536"/>
+                <w:tab w:val="clear" w:pos="9072"/>
+              </w:tabs>
+              <w:spacing w:before="120"/>
+              <w:jc w:val="center"/>
+              <w:rPr>
+                <w:rFonts w:ascii="Arial" w:hAnsi="Arial" w:cs="Arial"/>
+                <w:sz w:val="22"/>
+                <w:szCs w:val="22"/>
+              </w:rPr>
+            </w:pPr>
+            <w:r>
+              <w:rPr>
+                <w:rFonts w:ascii="Arial" w:hAnsi="Arial" w:cs="Arial"/>
+                <w:sz w:val="22"/>
+                <w:szCs w:val="22"/>
+              </w:rPr>
+              <w:t>‘commentaire photo ’</w:t>
+            </w:r>
+          </w:p>
+        </w:tc>
+        <w:tc>
+          <w:tcPr>
+            <w:tcW w:w="4677" w:type="dxa"/>
+          </w:tcPr>
+          <w:p>
+            <w:pPr>
+              <w:pStyle w:val="Corpsdetexte"/>
+              <w:rPr>
+                <w:rFonts w:ascii="Arial" w:hAnsi="Arial" w:cs="Arial"/>
+                <w:i w:val="0"/>
+                <w:sz w:val="22"/>
+                <w:szCs w:val="22"/>
+              </w:rPr>
+            </w:pPr>
+            <w:r>
+              <w:rPr>
+                <w:rFonts w:ascii="Arial" w:hAnsi="Arial" w:cs="Arial"/>
+                <w:i w:val="0"/>
+                <w:noProof/>
+                <w:sz w:val="22"/>
+                <w:szCs w:val="22"/>
+              </w:rPr>
+              <w:t>‘ici photo en mode portrait, 9,87cm de hauteur’</w:t>
+            </w:r>
+          </w:p>
+          <w:p>
+            <w:pPr>
+              <w:pStyle w:val="En-tte"/>
+              <w:tabs>
+                <w:tab w:val="clear" w:pos="4536"/>
+                <w:tab w:val="clear" w:pos="9072"/>
+              </w:tabs>
+              <w:jc w:val="center"/>
+              <w:rPr>
+                <w:rFonts w:ascii="Arial" w:hAnsi="Arial" w:cs="Arial"/>
+                <w:sz w:val="22"/>
+                <w:szCs w:val="22"/>
+                <w:lang w:val="fr-FR"/>
+              </w:rPr>
+            </w:pPr>
+          </w:p>
+          <w:p>
+            <w:pPr>
+              <w:pStyle w:val="En-tte"/>
+              <w:tabs>
+                <w:tab w:val="clear" w:pos="4536"/>
+                <w:tab w:val="clear" w:pos="9072"/>
+              </w:tabs>
+              <w:spacing w:before="120"/>
+              <w:jc w:val="center"/>
+              <w:rPr>
+                <w:rFonts w:ascii="Arial" w:hAnsi="Arial" w:cs="Arial"/>
+                <w:sz w:val="22"/>
+                <w:szCs w:val="22"/>
+              </w:rPr>
+            </w:pPr>
+            <w:r>
+              <w:rPr>
+                <w:rFonts w:ascii="Arial" w:hAnsi="Arial" w:cs="Arial"/>
+                <w:sz w:val="22"/>
+                <w:szCs w:val="22"/>
+              </w:rPr>
+              <w:t>‘commentaire photo’</w:t>
+            </w:r>
+          </w:p>
+        </w:tc>
+      </w:tr>
+      <w:tr>
+        <w:trPr>
+          <w:trHeight w:val="6450"/>
+        </w:trPr>
+        <w:tc>
+          <w:tcPr>
+            <w:tcW w:w="4677" w:type="dxa"/>
+          </w:tcPr>
+          <w:p>
+            <w:pPr>
+              <w:pStyle w:val="Corpsdetexte"/>
+              <w:rPr>
+                <w:rFonts w:ascii="Arial" w:hAnsi="Arial" w:cs="Arial"/>
+                <w:i w:val="0"/>
+                <w:sz w:val="22"/>
+                <w:szCs w:val="22"/>
+              </w:rPr>
+            </w:pPr>
+            <w:r>
+              <w:rPr>
+                <w:rFonts w:ascii="Arial" w:hAnsi="Arial" w:cs="Arial"/>
+                <w:i w:val="0"/>
+                <w:noProof/>
+                <w:sz w:val="22"/>
+                <w:szCs w:val="22"/>
+              </w:rPr>
+              <w:lastRenderedPageBreak/>
+              <w:t>‘ici photo en mode portrait, 9,87cm de hauteur’</w:t>
+            </w:r>
+          </w:p>
+          <w:p>
+            <w:pPr>
+              <w:pStyle w:val="En-tte"/>
+              <w:tabs>
+                <w:tab w:val="clear" w:pos="4536"/>
+                <w:tab w:val="clear" w:pos="9072"/>
+              </w:tabs>
+              <w:jc w:val="center"/>
+              <w:rPr>
+                <w:rFonts w:ascii="Arial" w:hAnsi="Arial" w:cs="Arial"/>
+                <w:sz w:val="22"/>
+                <w:szCs w:val="22"/>
+                <w:lang w:val="fr-FR"/>
+              </w:rPr>
+            </w:pPr>
+          </w:p>
+          <w:p>
+            <w:pPr>
+              <w:pStyle w:val="En-tte"/>
+              <w:tabs>
+                <w:tab w:val="clear" w:pos="4536"/>
+                <w:tab w:val="clear" w:pos="9072"/>
+              </w:tabs>
+              <w:spacing w:before="120"/>
+              <w:jc w:val="center"/>
+              <w:rPr>
+                <w:rFonts w:ascii="Arial" w:hAnsi="Arial" w:cs="Arial"/>
+                <w:sz w:val="22"/>
+                <w:szCs w:val="22"/>
+              </w:rPr>
+            </w:pPr>
+            <w:r>
+              <w:rPr>
+                <w:rFonts w:ascii="Arial" w:hAnsi="Arial" w:cs="Arial"/>
+                <w:sz w:val="22"/>
+                <w:szCs w:val="22"/>
+              </w:rPr>
+              <w:t>‘commentaire photo’</w:t>
+            </w:r>
+          </w:p>
+        </w:tc>
+        <w:tc>
+          <w:tcPr>
+            <w:tcW w:w="4677" w:type="dxa"/>
+          </w:tcPr>
+          <w:p>
+            <w:pPr>
+              <w:pStyle w:val="Corpsdetexte"/>
+              <w:rPr>
+                <w:rFonts w:ascii="Arial" w:hAnsi="Arial" w:cs="Arial"/>
+                <w:i w:val="0"/>
+                <w:sz w:val="22"/>
+                <w:szCs w:val="22"/>
+              </w:rPr>
+            </w:pPr>
+            <w:r>
+              <w:rPr>
+                <w:rFonts w:ascii="Arial" w:hAnsi="Arial" w:cs="Arial"/>
+                <w:i w:val="0"/>
+                <w:noProof/>
+                <w:sz w:val="22"/>
+                <w:szCs w:val="22"/>
+              </w:rPr>
+              <w:t>‘ici photo en mode portrait, 9,87cm de hauteur’</w:t>
+            </w:r>
+          </w:p>
+          <w:p>
+            <w:pPr>
+              <w:pStyle w:val="En-tte"/>
+              <w:tabs>
+                <w:tab w:val="clear" w:pos="4536"/>
+                <w:tab w:val="clear" w:pos="9072"/>
+              </w:tabs>
+              <w:jc w:val="center"/>
+              <w:rPr>
+                <w:rFonts w:ascii="Arial" w:hAnsi="Arial" w:cs="Arial"/>
+                <w:sz w:val="22"/>
+                <w:szCs w:val="22"/>
+                <w:lang w:val="fr-FR"/>
+              </w:rPr>
+            </w:pPr>
+          </w:p>
+          <w:p>
+            <w:pPr>
+              <w:pStyle w:val="En-tte"/>
+              <w:tabs>
+                <w:tab w:val="clear" w:pos="4536"/>
+                <w:tab w:val="clear" w:pos="9072"/>
+              </w:tabs>
+              <w:spacing w:before="120"/>
+              <w:jc w:val="center"/>
+              <w:rPr>
+                <w:rFonts w:ascii="Arial" w:hAnsi="Arial" w:cs="Arial"/>
+                <w:sz w:val="22"/>
+                <w:szCs w:val="22"/>
+              </w:rPr>
+            </w:pPr>
+            <w:r>
+              <w:rPr>
+                <w:rFonts w:ascii="Arial" w:hAnsi="Arial" w:cs="Arial"/>
+                <w:sz w:val="22"/>
+                <w:szCs w:val="22"/>
+              </w:rPr>
+              <w:t>‘commentaire photo’</w:t>
+            </w:r>
+          </w:p>
+        </w:tc>
+      </w:tr>
+      <w:tr>
+        <w:trPr>
+          <w:trHeight w:val="6450"/>
+        </w:trPr>
+        <w:tc>
+          <w:tcPr>
+            <w:tcW w:w="4677" w:type="dxa"/>
+          </w:tcPr>
+          <w:p>
+            <w:pPr>
+              <w:pStyle w:val="Corpsdetexte"/>
+              <w:rPr>
+                <w:rFonts w:ascii="Arial" w:hAnsi="Arial" w:cs="Arial"/>
+                <w:i w:val="0"/>
+                <w:sz w:val="22"/>
+                <w:szCs w:val="22"/>
+              </w:rPr>
+            </w:pPr>
+            <w:r>
+              <w:rPr>
+                <w:rFonts w:ascii="Arial" w:hAnsi="Arial" w:cs="Arial"/>
+                <w:i w:val="0"/>
+                <w:noProof/>
+                <w:sz w:val="22"/>
+                <w:szCs w:val="22"/>
+              </w:rPr>
+              <w:t>‘ici photo en mode portrait, 9,87cm de hauteur’</w:t>
+            </w:r>
+          </w:p>
+          <w:p>
+            <w:pPr>
+              <w:pStyle w:val="En-tte"/>
+              <w:tabs>
+                <w:tab w:val="clear" w:pos="4536"/>
+                <w:tab w:val="clear" w:pos="9072"/>
+              </w:tabs>
+              <w:jc w:val="center"/>
+              <w:rPr>
+                <w:rFonts w:ascii="Arial" w:hAnsi="Arial" w:cs="Arial"/>
+                <w:sz w:val="22"/>
+                <w:szCs w:val="22"/>
+                <w:lang w:val="fr-FR"/>
+              </w:rPr>
+            </w:pPr>
+          </w:p>
+          <w:p>
+            <w:pPr>
+              <w:pStyle w:val="En-tte"/>
+              <w:tabs>
+                <w:tab w:val="clear" w:pos="4536"/>
+                <w:tab w:val="clear" w:pos="9072"/>
+              </w:tabs>
+              <w:spacing w:before="120"/>
+              <w:jc w:val="center"/>
+              <w:rPr>
+                <w:rFonts w:ascii="Arial" w:hAnsi="Arial" w:cs="Arial"/>
+                <w:sz w:val="22"/>
+                <w:szCs w:val="22"/>
+              </w:rPr>
+            </w:pPr>
+            <w:r>
+              <w:rPr>
+                <w:rFonts w:ascii="Arial" w:hAnsi="Arial" w:cs="Arial"/>
+                <w:sz w:val="22"/>
+                <w:szCs w:val="22"/>
+              </w:rPr>
+              <w:t>‘commentaire photo ’</w:t>
+            </w:r>
+          </w:p>
+        </w:tc>
+        <w:tc>
+          <w:tcPr>
+            <w:tcW w:w="4677" w:type="dxa"/>
+          </w:tcPr>
+          <w:p>
+            <w:pPr>
+              <w:pStyle w:val="Corpsdetexte"/>
+              <w:rPr>
+                <w:rFonts w:ascii="Arial" w:hAnsi="Arial" w:cs="Arial"/>
+                <w:i w:val="0"/>
+                <w:sz w:val="22"/>
+                <w:szCs w:val="22"/>
+              </w:rPr>
+            </w:pPr>
+            <w:r>
+              <w:rPr>
+                <w:rFonts w:ascii="Arial" w:hAnsi="Arial" w:cs="Arial"/>
+                <w:i w:val="0"/>
+                <w:noProof/>
+                <w:sz w:val="22"/>
+                <w:szCs w:val="22"/>
+              </w:rPr>
+              <w:t>‘ici photo en mode portrait, 9,87cm de hauteur’</w:t>
+            </w:r>
+          </w:p>
+          <w:p>
+            <w:pPr>
+              <w:pStyle w:val="En-tte"/>
+              <w:tabs>
+                <w:tab w:val="clear" w:pos="4536"/>
+                <w:tab w:val="clear" w:pos="9072"/>
+              </w:tabs>
+              <w:jc w:val="center"/>
+              <w:rPr>
+                <w:rFonts w:ascii="Arial" w:hAnsi="Arial" w:cs="Arial"/>
+                <w:sz w:val="22"/>
+                <w:szCs w:val="22"/>
+                <w:lang w:val="fr-FR"/>
+              </w:rPr>
+            </w:pPr>
+          </w:p>
+          <w:p>
+            <w:pPr>
+              <w:pStyle w:val="En-tte"/>
+              <w:tabs>
+                <w:tab w:val="clear" w:pos="4536"/>
+                <w:tab w:val="clear" w:pos="9072"/>
+              </w:tabs>
+              <w:spacing w:before="120"/>
+              <w:jc w:val="center"/>
+              <w:rPr>
+                <w:rFonts w:ascii="Arial" w:hAnsi="Arial" w:cs="Arial"/>
+                <w:sz w:val="22"/>
+                <w:szCs w:val="22"/>
+              </w:rPr>
+            </w:pPr>
+            <w:r>
+              <w:rPr>
+                <w:rFonts w:ascii="Arial" w:hAnsi="Arial" w:cs="Arial"/>
+                <w:sz w:val="22"/>
+                <w:szCs w:val="22"/>
+              </w:rPr>
+              <w:t>‘commentaire photo’</w:t>
             </w:r>
           </w:p>
         </w:tc>
       </w:tr>
     </w:tbl>
     <w:p/>
-    <w:p>
+    <w:p/>
+    <w:p/>
+    <w:p/>
+    <w:p/>
+    <w:p/>
+    <w:tbl>
+      <w:tblPr>
+        <w:tblpPr w:leftFromText="180" w:rightFromText="180" w:vertAnchor="text" w:horzAnchor="margin" w:tblpY="126"/>
+        <w:tblW w:w="0" w:type="auto"/>
+        <w:tblLook w:val="04A0" w:firstRow="1" w:lastRow="0" w:firstColumn="1" w:lastColumn="0" w:noHBand="0" w:noVBand="1"/>
+      </w:tblPr>
+      <w:tblGrid>
+        <w:gridCol w:w="4677"/>
+        <w:gridCol w:w="4677"/>
+      </w:tblGrid>
+      <w:tr>
+        <w:trPr>
+          <w:trHeight w:val="6450"/>
+        </w:trPr>
+        <w:tc>
+          <w:tcPr>
+            <w:tcW w:w="4677" w:type="dxa"/>
+          </w:tcPr>
+          <w:p>
+            <w:pPr>
+              <w:pStyle w:val="Corpsdetexte"/>
+              <w:rPr>
+                <w:rFonts w:ascii="Arial" w:hAnsi="Arial" w:cs="Arial"/>
+                <w:i w:val="0"/>
+                <w:sz w:val="22"/>
+                <w:szCs w:val="22"/>
+              </w:rPr>
+            </w:pPr>
+            <w:r>
+              <w:rPr>
+                <w:rFonts w:ascii="Arial" w:hAnsi="Arial" w:cs="Arial"/>
+                <w:i w:val="0"/>
+                <w:noProof/>
+                <w:sz w:val="22"/>
+                <w:szCs w:val="22"/>
+              </w:rPr>
+              <w:t>‘ici photo en mode portrait, 9,87cm de hauteur’</w:t>
+            </w:r>
+          </w:p>
+          <w:p>
+            <w:pPr>
+              <w:pStyle w:val="En-tte"/>
+              <w:tabs>
+                <w:tab w:val="clear" w:pos="4536"/>
+                <w:tab w:val="clear" w:pos="9072"/>
+              </w:tabs>
+              <w:jc w:val="center"/>
+              <w:rPr>
+                <w:rFonts w:ascii="Arial" w:hAnsi="Arial" w:cs="Arial"/>
+                <w:sz w:val="22"/>
+                <w:szCs w:val="22"/>
+                <w:lang w:val="fr-FR"/>
+              </w:rPr>
+            </w:pPr>
+          </w:p>
+          <w:p>
+            <w:pPr>
+              <w:pStyle w:val="En-tte"/>
+              <w:tabs>
+                <w:tab w:val="clear" w:pos="4536"/>
+                <w:tab w:val="clear" w:pos="9072"/>
+              </w:tabs>
+              <w:spacing w:before="120"/>
+              <w:jc w:val="center"/>
+              <w:rPr>
+                <w:rFonts w:ascii="Arial" w:hAnsi="Arial" w:cs="Arial"/>
+                <w:sz w:val="22"/>
+                <w:szCs w:val="22"/>
+              </w:rPr>
+            </w:pPr>
+            <w:r>
+              <w:rPr>
+                <w:rFonts w:ascii="Arial" w:hAnsi="Arial" w:cs="Arial"/>
+                <w:sz w:val="22"/>
+                <w:szCs w:val="22"/>
+              </w:rPr>
+              <w:t>‘commentaire photo’</w:t>
+            </w:r>
+          </w:p>
+        </w:tc>
+        <w:tc>
+          <w:tcPr>
+            <w:tcW w:w="4677" w:type="dxa"/>
+          </w:tcPr>
+          <w:p>
+            <w:pPr>
+              <w:pStyle w:val="Corpsdetexte"/>
+              <w:rPr>
+                <w:rFonts w:ascii="Arial" w:hAnsi="Arial" w:cs="Arial"/>
+                <w:i w:val="0"/>
+                <w:sz w:val="22"/>
+                <w:szCs w:val="22"/>
+              </w:rPr>
+            </w:pPr>
+            <w:r>
+              <w:rPr>
+                <w:rFonts w:ascii="Arial" w:hAnsi="Arial" w:cs="Arial"/>
+                <w:i w:val="0"/>
+                <w:noProof/>
+                <w:sz w:val="22"/>
+                <w:szCs w:val="22"/>
+              </w:rPr>
+              <w:t>‘ici photo en mode portrait, 9,87cm de hauteur’</w:t>
+            </w:r>
+          </w:p>
+          <w:p>
+            <w:pPr>
+              <w:pStyle w:val="En-tte"/>
+              <w:tabs>
+                <w:tab w:val="clear" w:pos="4536"/>
+                <w:tab w:val="clear" w:pos="9072"/>
+              </w:tabs>
+              <w:jc w:val="center"/>
+              <w:rPr>
+                <w:rFonts w:ascii="Arial" w:hAnsi="Arial" w:cs="Arial"/>
+                <w:sz w:val="22"/>
+                <w:szCs w:val="22"/>
+                <w:lang w:val="fr-FR"/>
+              </w:rPr>
+            </w:pPr>
+          </w:p>
+          <w:p>
+            <w:pPr>
+              <w:pStyle w:val="En-tte"/>
+              <w:tabs>
+                <w:tab w:val="clear" w:pos="4536"/>
+                <w:tab w:val="clear" w:pos="9072"/>
+              </w:tabs>
+              <w:spacing w:before="120"/>
+              <w:jc w:val="center"/>
+              <w:rPr>
+                <w:rFonts w:ascii="Arial" w:hAnsi="Arial" w:cs="Arial"/>
+                <w:sz w:val="22"/>
+                <w:szCs w:val="22"/>
+              </w:rPr>
+            </w:pPr>
+            <w:r>
+              <w:rPr>
+                <w:rFonts w:ascii="Arial" w:hAnsi="Arial" w:cs="Arial"/>
+                <w:sz w:val="22"/>
+                <w:szCs w:val="22"/>
+              </w:rPr>
+              <w:t>‘commentaire photo’</w:t>
+            </w:r>
+          </w:p>
+        </w:tc>
+      </w:tr>
+      <w:tr>
+        <w:trPr>
+          <w:trHeight w:val="6450"/>
+        </w:trPr>
+        <w:tc>
+          <w:tcPr>
+            <w:tcW w:w="4677" w:type="dxa"/>
+          </w:tcPr>
+          <w:p>
+            <w:pPr>
+              <w:pStyle w:val="Corpsdetexte"/>
+              <w:rPr>
+                <w:rFonts w:ascii="Arial" w:hAnsi="Arial" w:cs="Arial"/>
+                <w:i w:val="0"/>
+                <w:sz w:val="22"/>
+                <w:szCs w:val="22"/>
+              </w:rPr>
+            </w:pPr>
+            <w:r>
+              <w:rPr>
+                <w:rFonts w:ascii="Arial" w:hAnsi="Arial" w:cs="Arial"/>
+                <w:i w:val="0"/>
+                <w:noProof/>
+                <w:sz w:val="22"/>
+                <w:szCs w:val="22"/>
+              </w:rPr>
+              <w:t>‘ici photo en mode portrait, 9,87cm de hauteur’</w:t>
+            </w:r>
+          </w:p>
+          <w:p>
+            <w:pPr>
+              <w:pStyle w:val="En-tte"/>
+              <w:tabs>
+                <w:tab w:val="clear" w:pos="4536"/>
+                <w:tab w:val="clear" w:pos="9072"/>
+              </w:tabs>
+              <w:jc w:val="center"/>
+              <w:rPr>
+                <w:rFonts w:ascii="Arial" w:hAnsi="Arial" w:cs="Arial"/>
+                <w:sz w:val="22"/>
+                <w:szCs w:val="22"/>
+                <w:lang w:val="fr-FR"/>
+              </w:rPr>
+            </w:pPr>
+          </w:p>
+          <w:p>
+            <w:pPr>
+              <w:pStyle w:val="En-tte"/>
+              <w:tabs>
+                <w:tab w:val="clear" w:pos="4536"/>
+                <w:tab w:val="clear" w:pos="9072"/>
+              </w:tabs>
+              <w:spacing w:before="120"/>
+              <w:jc w:val="center"/>
+              <w:rPr>
+                <w:rFonts w:ascii="Arial" w:hAnsi="Arial" w:cs="Arial"/>
+                <w:sz w:val="22"/>
+                <w:szCs w:val="22"/>
+              </w:rPr>
+            </w:pPr>
+            <w:r>
+              <w:rPr>
+                <w:rFonts w:ascii="Arial" w:hAnsi="Arial" w:cs="Arial"/>
+                <w:sz w:val="22"/>
+                <w:szCs w:val="22"/>
+              </w:rPr>
+              <w:t>‘commentaire photo ’</w:t>
+            </w:r>
+          </w:p>
+        </w:tc>
+        <w:tc>
+          <w:tcPr>
+            <w:tcW w:w="4677" w:type="dxa"/>
+          </w:tcPr>
+          <w:p>
+            <w:pPr>
+              <w:pStyle w:val="Corpsdetexte"/>
+              <w:rPr>
+                <w:rFonts w:ascii="Arial" w:hAnsi="Arial" w:cs="Arial"/>
+                <w:i w:val="0"/>
+                <w:sz w:val="22"/>
+                <w:szCs w:val="22"/>
+              </w:rPr>
+            </w:pPr>
+            <w:r>
+              <w:rPr>
+                <w:rFonts w:ascii="Arial" w:hAnsi="Arial" w:cs="Arial"/>
+                <w:i w:val="0"/>
+                <w:noProof/>
+                <w:sz w:val="22"/>
+                <w:szCs w:val="22"/>
+              </w:rPr>
+              <w:t>‘ici photo en mode portrait, 9,87cm de hauteur’</w:t>
+            </w:r>
+          </w:p>
+          <w:p>
+            <w:pPr>
+              <w:pStyle w:val="En-tte"/>
+              <w:tabs>
+                <w:tab w:val="clear" w:pos="4536"/>
+                <w:tab w:val="clear" w:pos="9072"/>
+              </w:tabs>
+              <w:jc w:val="center"/>
+              <w:rPr>
+                <w:rFonts w:ascii="Arial" w:hAnsi="Arial" w:cs="Arial"/>
+                <w:sz w:val="22"/>
+                <w:szCs w:val="22"/>
+                <w:lang w:val="fr-FR"/>
+              </w:rPr>
+            </w:pPr>
+          </w:p>
+          <w:p>
+            <w:pPr>
+              <w:pStyle w:val="En-tte"/>
+              <w:tabs>
+                <w:tab w:val="clear" w:pos="4536"/>
+                <w:tab w:val="clear" w:pos="9072"/>
+              </w:tabs>
+              <w:spacing w:before="120"/>
+              <w:jc w:val="center"/>
+              <w:rPr>
+                <w:rFonts w:ascii="Arial" w:hAnsi="Arial" w:cs="Arial"/>
+                <w:sz w:val="22"/>
+                <w:szCs w:val="22"/>
+              </w:rPr>
+            </w:pPr>
+            <w:r>
+              <w:rPr>
+                <w:rFonts w:ascii="Arial" w:hAnsi="Arial" w:cs="Arial"/>
+                <w:sz w:val="22"/>
+                <w:szCs w:val="22"/>
+              </w:rPr>
+              <w:t>‘commentaire photo’</w:t>
+            </w:r>
+          </w:p>
+        </w:tc>
+      </w:tr>
+      <w:tr>
+        <w:trPr>
+          <w:trHeight w:val="6450"/>
+        </w:trPr>
+        <w:tc>
+          <w:tcPr>
+            <w:tcW w:w="4677" w:type="dxa"/>
+          </w:tcPr>
+          <w:p>
+            <w:pPr>
+              <w:pStyle w:val="Corpsdetexte"/>
+              <w:rPr>
+                <w:rFonts w:ascii="Arial" w:hAnsi="Arial" w:cs="Arial"/>
+                <w:i w:val="0"/>
+                <w:sz w:val="22"/>
+                <w:szCs w:val="22"/>
+              </w:rPr>
+            </w:pPr>
+            <w:r>
+              <w:rPr>
+                <w:rFonts w:ascii="Arial" w:hAnsi="Arial" w:cs="Arial"/>
+                <w:i w:val="0"/>
+                <w:noProof/>
+                <w:sz w:val="22"/>
+                <w:szCs w:val="22"/>
+              </w:rPr>
+              <w:lastRenderedPageBreak/>
+              <w:t>‘ici photo en mode portrait, 9,87cm de hauteur’</w:t>
+            </w:r>
+          </w:p>
+          <w:p>
+            <w:pPr>
+              <w:pStyle w:val="En-tte"/>
+              <w:tabs>
+                <w:tab w:val="clear" w:pos="4536"/>
+                <w:tab w:val="clear" w:pos="9072"/>
+              </w:tabs>
+              <w:jc w:val="center"/>
+              <w:rPr>
+                <w:rFonts w:ascii="Arial" w:hAnsi="Arial" w:cs="Arial"/>
+                <w:sz w:val="22"/>
+                <w:szCs w:val="22"/>
+                <w:lang w:val="fr-FR"/>
+              </w:rPr>
+            </w:pPr>
+          </w:p>
+          <w:p>
+            <w:pPr>
+              <w:pStyle w:val="En-tte"/>
+              <w:tabs>
+                <w:tab w:val="clear" w:pos="4536"/>
+                <w:tab w:val="clear" w:pos="9072"/>
+              </w:tabs>
+              <w:spacing w:before="120"/>
+              <w:jc w:val="center"/>
+              <w:rPr>
+                <w:rFonts w:ascii="Arial" w:hAnsi="Arial" w:cs="Arial"/>
+                <w:sz w:val="22"/>
+                <w:szCs w:val="22"/>
+              </w:rPr>
+            </w:pPr>
+            <w:r>
+              <w:rPr>
+                <w:rFonts w:ascii="Arial" w:hAnsi="Arial" w:cs="Arial"/>
+                <w:sz w:val="22"/>
+                <w:szCs w:val="22"/>
+              </w:rPr>
+              <w:t>‘commentaire photo’</w:t>
+            </w:r>
+          </w:p>
+        </w:tc>
+        <w:tc>
+          <w:tcPr>
+            <w:tcW w:w="4677" w:type="dxa"/>
+          </w:tcPr>
+          <w:p>
+            <w:pPr>
+              <w:pStyle w:val="Corpsdetexte"/>
+              <w:rPr>
+                <w:rFonts w:ascii="Arial" w:hAnsi="Arial" w:cs="Arial"/>
+                <w:i w:val="0"/>
+                <w:sz w:val="22"/>
+                <w:szCs w:val="22"/>
+              </w:rPr>
+            </w:pPr>
+            <w:r>
+              <w:rPr>
+                <w:rFonts w:ascii="Arial" w:hAnsi="Arial" w:cs="Arial"/>
+                <w:i w:val="0"/>
+                <w:noProof/>
+                <w:sz w:val="22"/>
+                <w:szCs w:val="22"/>
+              </w:rPr>
+              <w:t>‘ici photo en mode portrait, 9,87cm de hauteur’</w:t>
+            </w:r>
+          </w:p>
+          <w:p>
+            <w:pPr>
+              <w:pStyle w:val="En-tte"/>
+              <w:tabs>
+                <w:tab w:val="clear" w:pos="4536"/>
+                <w:tab w:val="clear" w:pos="9072"/>
+              </w:tabs>
+              <w:jc w:val="center"/>
+              <w:rPr>
+                <w:rFonts w:ascii="Arial" w:hAnsi="Arial" w:cs="Arial"/>
+                <w:sz w:val="22"/>
+                <w:szCs w:val="22"/>
+                <w:lang w:val="fr-FR"/>
+              </w:rPr>
+            </w:pPr>
+          </w:p>
+          <w:p>
+            <w:pPr>
+              <w:pStyle w:val="En-tte"/>
+              <w:tabs>
+                <w:tab w:val="clear" w:pos="4536"/>
+                <w:tab w:val="clear" w:pos="9072"/>
+              </w:tabs>
+              <w:spacing w:before="120"/>
+              <w:jc w:val="center"/>
+              <w:rPr>
+                <w:rFonts w:ascii="Arial" w:hAnsi="Arial" w:cs="Arial"/>
+                <w:sz w:val="22"/>
+                <w:szCs w:val="22"/>
+              </w:rPr>
+            </w:pPr>
+            <w:r>
+              <w:rPr>
+                <w:rFonts w:ascii="Arial" w:hAnsi="Arial" w:cs="Arial"/>
+                <w:sz w:val="22"/>
+                <w:szCs w:val="22"/>
+              </w:rPr>
+              <w:t>‘commentaire photo’</w:t>
+            </w:r>
+          </w:p>
+        </w:tc>
+      </w:tr>
+      <w:tr>
+        <w:trPr>
+          <w:trHeight w:val="6450"/>
+        </w:trPr>
+        <w:tc>
+          <w:tcPr>
+            <w:tcW w:w="4677" w:type="dxa"/>
+          </w:tcPr>
+          <w:p>
+            <w:pPr>
+              <w:pStyle w:val="Corpsdetexte"/>
+              <w:rPr>
+                <w:rFonts w:ascii="Arial" w:hAnsi="Arial" w:cs="Arial"/>
+                <w:i w:val="0"/>
+                <w:sz w:val="22"/>
+                <w:szCs w:val="22"/>
+              </w:rPr>
+            </w:pPr>
+            <w:r>
+              <w:rPr>
+                <w:rFonts w:ascii="Arial" w:hAnsi="Arial" w:cs="Arial"/>
+                <w:i w:val="0"/>
+                <w:noProof/>
+                <w:sz w:val="22"/>
+                <w:szCs w:val="22"/>
+              </w:rPr>
+              <w:t>‘ici photo en mode portrait, 9,87cm de hauteur’</w:t>
+            </w:r>
+          </w:p>
+          <w:p>
+            <w:pPr>
+              <w:pStyle w:val="En-tte"/>
+              <w:tabs>
+                <w:tab w:val="clear" w:pos="4536"/>
+                <w:tab w:val="clear" w:pos="9072"/>
+              </w:tabs>
+              <w:jc w:val="center"/>
+              <w:rPr>
+                <w:rFonts w:ascii="Arial" w:hAnsi="Arial" w:cs="Arial"/>
+                <w:sz w:val="22"/>
+                <w:szCs w:val="22"/>
+                <w:lang w:val="fr-FR"/>
+              </w:rPr>
+            </w:pPr>
+          </w:p>
+          <w:p>
+            <w:pPr>
+              <w:pStyle w:val="En-tte"/>
+              <w:tabs>
+                <w:tab w:val="clear" w:pos="4536"/>
+                <w:tab w:val="clear" w:pos="9072"/>
+              </w:tabs>
+              <w:spacing w:before="120"/>
+              <w:jc w:val="center"/>
+              <w:rPr>
+                <w:rFonts w:ascii="Arial" w:hAnsi="Arial" w:cs="Arial"/>
+                <w:sz w:val="22"/>
+                <w:szCs w:val="22"/>
+              </w:rPr>
+            </w:pPr>
+            <w:r>
+              <w:rPr>
+                <w:rFonts w:ascii="Arial" w:hAnsi="Arial" w:cs="Arial"/>
+                <w:sz w:val="22"/>
+                <w:szCs w:val="22"/>
+              </w:rPr>
+              <w:t>‘commentaire photo ’</w:t>
+            </w:r>
+          </w:p>
+        </w:tc>
+        <w:tc>
+          <w:tcPr>
+            <w:tcW w:w="4677" w:type="dxa"/>
+          </w:tcPr>
+          <w:p>
+            <w:pPr>
+              <w:pStyle w:val="Corpsdetexte"/>
+              <w:rPr>
+                <w:rFonts w:ascii="Arial" w:hAnsi="Arial" w:cs="Arial"/>
+                <w:i w:val="0"/>
+                <w:sz w:val="22"/>
+                <w:szCs w:val="22"/>
+              </w:rPr>
+            </w:pPr>
+            <w:r>
+              <w:rPr>
+                <w:rFonts w:ascii="Arial" w:hAnsi="Arial" w:cs="Arial"/>
+                <w:i w:val="0"/>
+                <w:noProof/>
+                <w:sz w:val="22"/>
+                <w:szCs w:val="22"/>
+              </w:rPr>
+              <w:t>‘ici photo en mode portrait, 9,87cm de hauteur’</w:t>
+            </w:r>
+          </w:p>
+          <w:p>
+            <w:pPr>
+              <w:pStyle w:val="En-tte"/>
+              <w:tabs>
+                <w:tab w:val="clear" w:pos="4536"/>
+                <w:tab w:val="clear" w:pos="9072"/>
+              </w:tabs>
+              <w:jc w:val="center"/>
+              <w:rPr>
+                <w:rFonts w:ascii="Arial" w:hAnsi="Arial" w:cs="Arial"/>
+                <w:sz w:val="22"/>
+                <w:szCs w:val="22"/>
+                <w:lang w:val="fr-FR"/>
+              </w:rPr>
+            </w:pPr>
+          </w:p>
+          <w:p>
+            <w:pPr>
+              <w:pStyle w:val="En-tte"/>
+              <w:tabs>
+                <w:tab w:val="clear" w:pos="4536"/>
+                <w:tab w:val="clear" w:pos="9072"/>
+              </w:tabs>
+              <w:spacing w:before="120"/>
+              <w:jc w:val="center"/>
+              <w:rPr>
+                <w:rFonts w:ascii="Arial" w:hAnsi="Arial" w:cs="Arial"/>
+                <w:sz w:val="22"/>
+                <w:szCs w:val="22"/>
+              </w:rPr>
+            </w:pPr>
+            <w:r>
+              <w:rPr>
+                <w:rFonts w:ascii="Arial" w:hAnsi="Arial" w:cs="Arial"/>
+                <w:sz w:val="22"/>
+                <w:szCs w:val="22"/>
+              </w:rPr>
+              <w:t>‘commentaire photo’</w:t>
+            </w:r>
+          </w:p>
+        </w:tc>
+      </w:tr>
+    </w:tbl>
+    <w:p>
+      <w:pPr>
+        <w:spacing w:after="160" w:line="259" w:lineRule="auto"/>
+      </w:pPr>
       <w:r>
         <w:br w:type="page"/>
       </w:r>
     </w:p>
-    <w:p>
-      <w:pPr>
-        <w:tabs>
-          <w:tab w:val="left" w:pos="567"/>
-        </w:tabs>
-        <w:spacing w:before="120"/>
-        <w:jc w:val="both"/>
-        <w:rPr>
-          <w:rFonts w:ascii="Arial" w:hAnsi="Arial" w:cs="Arial"/>
-          <w:sz w:val="22"/>
-          <w:szCs w:val="22"/>
-        </w:rPr>
-      </w:pPr>
+    <w:tbl>
+      <w:tblPr>
+        <w:tblpPr w:leftFromText="180" w:rightFromText="180" w:vertAnchor="text" w:horzAnchor="margin" w:tblpY="126"/>
+        <w:tblW w:w="0" w:type="auto"/>
+        <w:tblLook w:val="04A0" w:firstRow="1" w:lastRow="0" w:firstColumn="1" w:lastColumn="0" w:noHBand="0" w:noVBand="1"/>
+      </w:tblPr>
+      <w:tblGrid>
+        <w:gridCol w:w="4677"/>
+        <w:gridCol w:w="4677"/>
+      </w:tblGrid>
+      <w:tr>
+        <w:trPr>
+          <w:trHeight w:val="6450"/>
+        </w:trPr>
+        <w:tc>
+          <w:tcPr>
+            <w:tcW w:w="4677" w:type="dxa"/>
+          </w:tcPr>
+          <w:p>
+            <w:pPr>
+              <w:pStyle w:val="Corpsdetexte"/>
+              <w:rPr>
+                <w:rFonts w:ascii="Arial" w:hAnsi="Arial" w:cs="Arial"/>
+                <w:i w:val="0"/>
+                <w:sz w:val="22"/>
+                <w:szCs w:val="22"/>
+              </w:rPr>
+            </w:pPr>
+            <w:r>
+              <w:rPr>
+                <w:rFonts w:ascii="Arial" w:hAnsi="Arial" w:cs="Arial"/>
+                <w:i w:val="0"/>
+                <w:noProof/>
+                <w:sz w:val="22"/>
+                <w:szCs w:val="22"/>
+              </w:rPr>
+              <w:lastRenderedPageBreak/>
+              <w:t>‘ici photo en mode portrait, 9,87cm de hauteur’</w:t>
+            </w:r>
+          </w:p>
+          <w:p>
+            <w:pPr>
+              <w:pStyle w:val="En-tte"/>
+              <w:tabs>
+                <w:tab w:val="clear" w:pos="4536"/>
+                <w:tab w:val="clear" w:pos="9072"/>
+              </w:tabs>
+              <w:jc w:val="center"/>
+              <w:rPr>
+                <w:rFonts w:ascii="Arial" w:hAnsi="Arial" w:cs="Arial"/>
+                <w:sz w:val="22"/>
+                <w:szCs w:val="22"/>
+                <w:lang w:val="fr-FR"/>
+              </w:rPr>
+            </w:pPr>
+          </w:p>
+          <w:p>
+            <w:pPr>
+              <w:pStyle w:val="En-tte"/>
+              <w:tabs>
+                <w:tab w:val="clear" w:pos="4536"/>
+                <w:tab w:val="clear" w:pos="9072"/>
+              </w:tabs>
+              <w:spacing w:before="120"/>
+              <w:jc w:val="center"/>
+              <w:rPr>
+                <w:rFonts w:ascii="Arial" w:hAnsi="Arial" w:cs="Arial"/>
+                <w:sz w:val="22"/>
+                <w:szCs w:val="22"/>
+              </w:rPr>
+            </w:pPr>
+            <w:r>
+              <w:rPr>
+                <w:rFonts w:ascii="Arial" w:hAnsi="Arial" w:cs="Arial"/>
+                <w:sz w:val="22"/>
+                <w:szCs w:val="22"/>
+              </w:rPr>
+              <w:t>‘commentaire photo’</w:t>
+            </w:r>
+          </w:p>
+        </w:tc>
+        <w:tc>
+          <w:tcPr>
+            <w:tcW w:w="4677" w:type="dxa"/>
+          </w:tcPr>
+          <w:p>
+            <w:pPr>
+              <w:pStyle w:val="Corpsdetexte"/>
+              <w:rPr>
+                <w:rFonts w:ascii="Arial" w:hAnsi="Arial" w:cs="Arial"/>
+                <w:i w:val="0"/>
+                <w:sz w:val="22"/>
+                <w:szCs w:val="22"/>
+              </w:rPr>
+            </w:pPr>
+            <w:r>
+              <w:rPr>
+                <w:rFonts w:ascii="Arial" w:hAnsi="Arial" w:cs="Arial"/>
+                <w:i w:val="0"/>
+                <w:noProof/>
+                <w:sz w:val="22"/>
+                <w:szCs w:val="22"/>
+              </w:rPr>
+              <w:t>‘ici photo en mode portrait, 9,87cm de hauteur’</w:t>
+            </w:r>
+          </w:p>
+          <w:p>
+            <w:pPr>
+              <w:pStyle w:val="En-tte"/>
+              <w:tabs>
+                <w:tab w:val="clear" w:pos="4536"/>
+                <w:tab w:val="clear" w:pos="9072"/>
+              </w:tabs>
+              <w:jc w:val="center"/>
+              <w:rPr>
+                <w:rFonts w:ascii="Arial" w:hAnsi="Arial" w:cs="Arial"/>
+                <w:sz w:val="22"/>
+                <w:szCs w:val="22"/>
+                <w:lang w:val="fr-FR"/>
+              </w:rPr>
+            </w:pPr>
+          </w:p>
+          <w:p>
+            <w:pPr>
+              <w:pStyle w:val="En-tte"/>
+              <w:tabs>
+                <w:tab w:val="clear" w:pos="4536"/>
+                <w:tab w:val="clear" w:pos="9072"/>
+              </w:tabs>
+              <w:spacing w:before="120"/>
+              <w:jc w:val="center"/>
+              <w:rPr>
+                <w:rFonts w:ascii="Arial" w:hAnsi="Arial" w:cs="Arial"/>
+                <w:sz w:val="22"/>
+                <w:szCs w:val="22"/>
+              </w:rPr>
+            </w:pPr>
+            <w:r>
+              <w:rPr>
+                <w:rFonts w:ascii="Arial" w:hAnsi="Arial" w:cs="Arial"/>
+                <w:sz w:val="22"/>
+                <w:szCs w:val="22"/>
+              </w:rPr>
+              <w:t>‘commentaire photo’</w:t>
+            </w:r>
+          </w:p>
+        </w:tc>
+      </w:tr>
+      <w:tr>
+        <w:trPr>
+          <w:trHeight w:val="6450"/>
+        </w:trPr>
+        <w:tc>
+          <w:tcPr>
+            <w:tcW w:w="4677" w:type="dxa"/>
+          </w:tcPr>
+          <w:p>
+            <w:pPr>
+              <w:pStyle w:val="Corpsdetexte"/>
+              <w:rPr>
+                <w:rFonts w:ascii="Arial" w:hAnsi="Arial" w:cs="Arial"/>
+                <w:i w:val="0"/>
+                <w:sz w:val="22"/>
+                <w:szCs w:val="22"/>
+              </w:rPr>
+            </w:pPr>
+            <w:r>
+              <w:rPr>
+                <w:rFonts w:ascii="Arial" w:hAnsi="Arial" w:cs="Arial"/>
+                <w:i w:val="0"/>
+                <w:noProof/>
+                <w:sz w:val="22"/>
+                <w:szCs w:val="22"/>
+              </w:rPr>
+              <w:t>‘ici photo en mode portrait, 9,87cm de hauteur’</w:t>
+            </w:r>
+          </w:p>
+          <w:p>
+            <w:pPr>
+              <w:pStyle w:val="En-tte"/>
+              <w:tabs>
+                <w:tab w:val="clear" w:pos="4536"/>
+                <w:tab w:val="clear" w:pos="9072"/>
+              </w:tabs>
+              <w:jc w:val="center"/>
+              <w:rPr>
+                <w:rFonts w:ascii="Arial" w:hAnsi="Arial" w:cs="Arial"/>
+                <w:sz w:val="22"/>
+                <w:szCs w:val="22"/>
+                <w:lang w:val="fr-FR"/>
+              </w:rPr>
+            </w:pPr>
+          </w:p>
+          <w:p>
+            <w:pPr>
+              <w:pStyle w:val="En-tte"/>
+              <w:tabs>
+                <w:tab w:val="clear" w:pos="4536"/>
+                <w:tab w:val="clear" w:pos="9072"/>
+              </w:tabs>
+              <w:spacing w:before="120"/>
+              <w:jc w:val="center"/>
+              <w:rPr>
+                <w:rFonts w:ascii="Arial" w:hAnsi="Arial" w:cs="Arial"/>
+                <w:sz w:val="22"/>
+                <w:szCs w:val="22"/>
+              </w:rPr>
+            </w:pPr>
+            <w:r>
+              <w:rPr>
+                <w:rFonts w:ascii="Arial" w:hAnsi="Arial" w:cs="Arial"/>
+                <w:sz w:val="22"/>
+                <w:szCs w:val="22"/>
+              </w:rPr>
+              <w:t>‘commentaire photo ’</w:t>
+            </w:r>
+          </w:p>
+        </w:tc>
+        <w:tc>
+          <w:tcPr>
+            <w:tcW w:w="4677" w:type="dxa"/>
+          </w:tcPr>
+          <w:p>
+            <w:pPr>
+              <w:pStyle w:val="Corpsdetexte"/>
+              <w:rPr>
+                <w:rFonts w:ascii="Arial" w:hAnsi="Arial" w:cs="Arial"/>
+                <w:i w:val="0"/>
+                <w:sz w:val="22"/>
+                <w:szCs w:val="22"/>
+              </w:rPr>
+            </w:pPr>
+            <w:r>
+              <w:rPr>
+                <w:rFonts w:ascii="Arial" w:hAnsi="Arial" w:cs="Arial"/>
+                <w:i w:val="0"/>
+                <w:noProof/>
+                <w:sz w:val="22"/>
+                <w:szCs w:val="22"/>
+              </w:rPr>
+              <w:t>‘ici photo en mode portrait, 9,87cm de hauteur’</w:t>
+            </w:r>
+          </w:p>
+          <w:p>
+            <w:pPr>
+              <w:pStyle w:val="En-tte"/>
+              <w:tabs>
+                <w:tab w:val="clear" w:pos="4536"/>
+                <w:tab w:val="clear" w:pos="9072"/>
+              </w:tabs>
+              <w:jc w:val="center"/>
+              <w:rPr>
+                <w:rFonts w:ascii="Arial" w:hAnsi="Arial" w:cs="Arial"/>
+                <w:sz w:val="22"/>
+                <w:szCs w:val="22"/>
+                <w:lang w:val="fr-FR"/>
+              </w:rPr>
+            </w:pPr>
+          </w:p>
+          <w:p>
+            <w:pPr>
+              <w:pStyle w:val="En-tte"/>
+              <w:tabs>
+                <w:tab w:val="clear" w:pos="4536"/>
+                <w:tab w:val="clear" w:pos="9072"/>
+              </w:tabs>
+              <w:spacing w:before="120"/>
+              <w:jc w:val="center"/>
+              <w:rPr>
+                <w:rFonts w:ascii="Arial" w:hAnsi="Arial" w:cs="Arial"/>
+                <w:sz w:val="22"/>
+                <w:szCs w:val="22"/>
+              </w:rPr>
+            </w:pPr>
+            <w:r>
+              <w:rPr>
+                <w:rFonts w:ascii="Arial" w:hAnsi="Arial" w:cs="Arial"/>
+                <w:sz w:val="22"/>
+                <w:szCs w:val="22"/>
+              </w:rPr>
+              <w:t>‘commentaire photo’</w:t>
+            </w:r>
+          </w:p>
+        </w:tc>
+      </w:tr>
+      <w:tr>
+        <w:trPr>
+          <w:trHeight w:val="6450"/>
+        </w:trPr>
+        <w:tc>
+          <w:tcPr>
+            <w:tcW w:w="4677" w:type="dxa"/>
+          </w:tcPr>
+          <w:p>
+            <w:pPr>
+              <w:pStyle w:val="Corpsdetexte"/>
+              <w:rPr>
+                <w:rFonts w:ascii="Arial" w:hAnsi="Arial" w:cs="Arial"/>
+                <w:i w:val="0"/>
+                <w:sz w:val="22"/>
+                <w:szCs w:val="22"/>
+              </w:rPr>
+            </w:pPr>
+            <w:r>
+              <w:rPr>
+                <w:rFonts w:ascii="Arial" w:hAnsi="Arial" w:cs="Arial"/>
+                <w:i w:val="0"/>
+                <w:noProof/>
+                <w:sz w:val="22"/>
+                <w:szCs w:val="22"/>
+              </w:rPr>
+              <w:lastRenderedPageBreak/>
+              <w:t>‘ici photo en mode portrait, 9,87cm de hauteur’</w:t>
+            </w:r>
+          </w:p>
+          <w:p>
+            <w:pPr>
+              <w:pStyle w:val="En-tte"/>
+              <w:tabs>
+                <w:tab w:val="clear" w:pos="4536"/>
+                <w:tab w:val="clear" w:pos="9072"/>
+              </w:tabs>
+              <w:jc w:val="center"/>
+              <w:rPr>
+                <w:rFonts w:ascii="Arial" w:hAnsi="Arial" w:cs="Arial"/>
+                <w:sz w:val="22"/>
+                <w:szCs w:val="22"/>
+                <w:lang w:val="fr-FR"/>
+              </w:rPr>
+            </w:pPr>
+          </w:p>
+          <w:p>
+            <w:pPr>
+              <w:pStyle w:val="En-tte"/>
+              <w:tabs>
+                <w:tab w:val="clear" w:pos="4536"/>
+                <w:tab w:val="clear" w:pos="9072"/>
+              </w:tabs>
+              <w:spacing w:before="120"/>
+              <w:jc w:val="center"/>
+              <w:rPr>
+                <w:rFonts w:ascii="Arial" w:hAnsi="Arial" w:cs="Arial"/>
+                <w:sz w:val="22"/>
+                <w:szCs w:val="22"/>
+              </w:rPr>
+            </w:pPr>
+            <w:r>
+              <w:rPr>
+                <w:rFonts w:ascii="Arial" w:hAnsi="Arial" w:cs="Arial"/>
+                <w:sz w:val="22"/>
+                <w:szCs w:val="22"/>
+              </w:rPr>
+              <w:t>‘commentaire photo’</w:t>
+            </w:r>
+          </w:p>
+        </w:tc>
+        <w:tc>
+          <w:tcPr>
+            <w:tcW w:w="4677" w:type="dxa"/>
+          </w:tcPr>
+          <w:p>
+            <w:pPr>
+              <w:pStyle w:val="Corpsdetexte"/>
+              <w:rPr>
+                <w:rFonts w:ascii="Arial" w:hAnsi="Arial" w:cs="Arial"/>
+                <w:i w:val="0"/>
+                <w:sz w:val="22"/>
+                <w:szCs w:val="22"/>
+              </w:rPr>
+            </w:pPr>
+            <w:r>
+              <w:rPr>
+                <w:rFonts w:ascii="Arial" w:hAnsi="Arial" w:cs="Arial"/>
+                <w:i w:val="0"/>
+                <w:noProof/>
+                <w:sz w:val="22"/>
+                <w:szCs w:val="22"/>
+              </w:rPr>
+              <w:t>‘ici photo en mode portrait, 9,87cm de hauteur’</w:t>
+            </w:r>
+          </w:p>
+          <w:p>
+            <w:pPr>
+              <w:pStyle w:val="En-tte"/>
+              <w:tabs>
+                <w:tab w:val="clear" w:pos="4536"/>
+                <w:tab w:val="clear" w:pos="9072"/>
+              </w:tabs>
+              <w:jc w:val="center"/>
+              <w:rPr>
+                <w:rFonts w:ascii="Arial" w:hAnsi="Arial" w:cs="Arial"/>
+                <w:sz w:val="22"/>
+                <w:szCs w:val="22"/>
+                <w:lang w:val="fr-FR"/>
+              </w:rPr>
+            </w:pPr>
+          </w:p>
+          <w:p>
+            <w:pPr>
+              <w:pStyle w:val="En-tte"/>
+              <w:tabs>
+                <w:tab w:val="clear" w:pos="4536"/>
+                <w:tab w:val="clear" w:pos="9072"/>
+              </w:tabs>
+              <w:spacing w:before="120"/>
+              <w:jc w:val="center"/>
+              <w:rPr>
+                <w:rFonts w:ascii="Arial" w:hAnsi="Arial" w:cs="Arial"/>
+                <w:sz w:val="22"/>
+                <w:szCs w:val="22"/>
+              </w:rPr>
+            </w:pPr>
+            <w:r>
+              <w:rPr>
+                <w:rFonts w:ascii="Arial" w:hAnsi="Arial" w:cs="Arial"/>
+                <w:sz w:val="22"/>
+                <w:szCs w:val="22"/>
+              </w:rPr>
+              <w:t>‘commentaire photo’</w:t>
+            </w:r>
+          </w:p>
+        </w:tc>
+      </w:tr>
+      <w:tr>
+        <w:trPr>
+          <w:trHeight w:val="6450"/>
+        </w:trPr>
+        <w:tc>
+          <w:tcPr>
+            <w:tcW w:w="4677" w:type="dxa"/>
+          </w:tcPr>
+          <w:p>
+            <w:pPr>
+              <w:pStyle w:val="Corpsdetexte"/>
+              <w:rPr>
+                <w:rFonts w:ascii="Arial" w:hAnsi="Arial" w:cs="Arial"/>
+                <w:i w:val="0"/>
+                <w:sz w:val="22"/>
+                <w:szCs w:val="22"/>
+              </w:rPr>
+            </w:pPr>
+            <w:r>
+              <w:rPr>
+                <w:rFonts w:ascii="Arial" w:hAnsi="Arial" w:cs="Arial"/>
+                <w:i w:val="0"/>
+                <w:noProof/>
+                <w:sz w:val="22"/>
+                <w:szCs w:val="22"/>
+              </w:rPr>
+              <w:t>‘ici photo en mode portrait, 9,87cm de hauteur’</w:t>
+            </w:r>
+          </w:p>
+          <w:p>
+            <w:pPr>
+              <w:pStyle w:val="En-tte"/>
+              <w:tabs>
+                <w:tab w:val="clear" w:pos="4536"/>
+                <w:tab w:val="clear" w:pos="9072"/>
+              </w:tabs>
+              <w:jc w:val="center"/>
+              <w:rPr>
+                <w:rFonts w:ascii="Arial" w:hAnsi="Arial" w:cs="Arial"/>
+                <w:sz w:val="22"/>
+                <w:szCs w:val="22"/>
+                <w:lang w:val="fr-FR"/>
+              </w:rPr>
+            </w:pPr>
+          </w:p>
+          <w:p>
+            <w:pPr>
+              <w:pStyle w:val="En-tte"/>
+              <w:tabs>
+                <w:tab w:val="clear" w:pos="4536"/>
+                <w:tab w:val="clear" w:pos="9072"/>
+              </w:tabs>
+              <w:spacing w:before="120"/>
+              <w:jc w:val="center"/>
+              <w:rPr>
+                <w:rFonts w:ascii="Arial" w:hAnsi="Arial" w:cs="Arial"/>
+                <w:sz w:val="22"/>
+                <w:szCs w:val="22"/>
+              </w:rPr>
+            </w:pPr>
+            <w:r>
+              <w:rPr>
+                <w:rFonts w:ascii="Arial" w:hAnsi="Arial" w:cs="Arial"/>
+                <w:sz w:val="22"/>
+                <w:szCs w:val="22"/>
+              </w:rPr>
+              <w:t>‘commentaire photo ’</w:t>
+            </w:r>
+          </w:p>
+        </w:tc>
+        <w:tc>
+          <w:tcPr>
+            <w:tcW w:w="4677" w:type="dxa"/>
+          </w:tcPr>
+          <w:p>
+            <w:pPr>
+              <w:pStyle w:val="Corpsdetexte"/>
+              <w:rPr>
+                <w:rFonts w:ascii="Arial" w:hAnsi="Arial" w:cs="Arial"/>
+                <w:i w:val="0"/>
+                <w:sz w:val="22"/>
+                <w:szCs w:val="22"/>
+              </w:rPr>
+            </w:pPr>
+            <w:r>
+              <w:rPr>
+                <w:rFonts w:ascii="Arial" w:hAnsi="Arial" w:cs="Arial"/>
+                <w:i w:val="0"/>
+                <w:noProof/>
+                <w:sz w:val="22"/>
+                <w:szCs w:val="22"/>
+              </w:rPr>
+              <w:t>‘ici photo en mode portrait, 9,87cm de hauteur’</w:t>
+            </w:r>
+          </w:p>
+          <w:p>
+            <w:pPr>
+              <w:pStyle w:val="En-tte"/>
+              <w:tabs>
+                <w:tab w:val="clear" w:pos="4536"/>
+                <w:tab w:val="clear" w:pos="9072"/>
+              </w:tabs>
+              <w:jc w:val="center"/>
+              <w:rPr>
+                <w:rFonts w:ascii="Arial" w:hAnsi="Arial" w:cs="Arial"/>
+                <w:sz w:val="22"/>
+                <w:szCs w:val="22"/>
+                <w:lang w:val="fr-FR"/>
+              </w:rPr>
+            </w:pPr>
+          </w:p>
+          <w:p>
+            <w:pPr>
+              <w:pStyle w:val="En-tte"/>
+              <w:tabs>
+                <w:tab w:val="clear" w:pos="4536"/>
+                <w:tab w:val="clear" w:pos="9072"/>
+              </w:tabs>
+              <w:spacing w:before="120"/>
+              <w:jc w:val="center"/>
+              <w:rPr>
+                <w:rFonts w:ascii="Arial" w:hAnsi="Arial" w:cs="Arial"/>
+                <w:sz w:val="22"/>
+                <w:szCs w:val="22"/>
+              </w:rPr>
+            </w:pPr>
+            <w:r>
+              <w:rPr>
+                <w:rFonts w:ascii="Arial" w:hAnsi="Arial" w:cs="Arial"/>
+                <w:sz w:val="22"/>
+                <w:szCs w:val="22"/>
+              </w:rPr>
+              <w:t>‘commentaire photo’</w:t>
+            </w:r>
+          </w:p>
+        </w:tc>
+      </w:tr>
+    </w:tbl>
+    <w:p>
+      <w:r>
+        <w:br w:type="page"/>
+      </w:r>
     </w:p>
     <w:p>
       <w:pPr>
@@ -9163,7 +13295,7 @@
         <w:keepLines w:val="0"/>
         <w:shd w:val="clear" w:color="auto" w:fill="2E3192"/>
         <w:spacing w:before="480" w:after="240"/>
-        <w:ind w:firstLine="567"/>
+        <w:ind w:firstLine="357"/>
         <w:jc w:val="both"/>
         <w:rPr>
           <w:rFonts w:ascii="Arial" w:eastAsia="Times New Roman" w:hAnsi="Arial" w:cs="Arial"/>
@@ -9186,6 +13318,7 @@
           <w:szCs w:val="28"/>
           <w:lang w:eastAsia="x-none"/>
         </w:rPr>
+        <w:lastRenderedPageBreak/>
         <w:t>VII – C</w:t>
       </w:r>
       <w:bookmarkEnd w:id="31"/>
@@ -9573,7 +13706,7 @@
                     </pic:cNvPicPr>
                   </pic:nvPicPr>
                   <pic:blipFill>
-                    <a:blip r:embed="rId31" cstate="print">
+                    <a:blip r:embed="rId18" cstate="print">
                       <a:extLst>
                         <a:ext uri="{28A0092B-C50C-407E-A947-70E740481C1C}">
                           <a14:useLocalDpi xmlns:a14="http://schemas.microsoft.com/office/drawing/2010/main" val="0"/>
@@ -9756,7 +13889,7 @@
                     </pic:cNvPicPr>
                   </pic:nvPicPr>
                   <pic:blipFill>
-                    <a:blip r:embed="rId32">
+                    <a:blip r:embed="rId19">
                       <a:extLst>
                         <a:ext uri="{28A0092B-C50C-407E-A947-70E740481C1C}">
                           <a14:useLocalDpi xmlns:a14="http://schemas.microsoft.com/office/drawing/2010/main" val="0"/>
@@ -10202,12 +14335,9 @@
     </w:p>
     <w:p/>
     <w:sectPr>
-      <w:headerReference w:type="even" r:id="rId33"/>
-      <w:headerReference w:type="default" r:id="rId34"/>
-      <w:footerReference w:type="even" r:id="rId35"/>
-      <w:footerReference w:type="default" r:id="rId36"/>
-      <w:headerReference w:type="first" r:id="rId37"/>
-      <w:footerReference w:type="first" r:id="rId38"/>
+      <w:headerReference w:type="default" r:id="rId20"/>
+      <w:footerReference w:type="default" r:id="rId21"/>
+      <w:footerReference w:type="first" r:id="rId22"/>
       <w:pgSz w:w="11906" w:h="16838"/>
       <w:pgMar w:top="1134" w:right="1134" w:bottom="1134" w:left="1418" w:header="709" w:footer="709" w:gutter="0"/>
       <w:cols w:space="708"/>
@@ -10219,7 +14349,7 @@
 </file>
 
 <file path=word/endnotes.xml><?xml version="1.0" encoding="utf-8"?>
-<w:endnotes xmlns:wpc="http://schemas.microsoft.com/office/word/2010/wordprocessingCanvas" xmlns:cx="http://schemas.microsoft.com/office/drawing/2014/chartex" xmlns:cx1="http://schemas.microsoft.com/office/drawing/2015/9/8/chartex" xmlns:cx2="http://schemas.microsoft.com/office/drawing/2015/10/21/chartex" xmlns:cx3="http://schemas.microsoft.com/office/drawing/2016/5/9/chartex" xmlns:cx4="http://schemas.microsoft.com/office/drawing/2016/5/10/chartex" xmlns:cx5="http://schemas.microsoft.com/office/drawing/2016/5/11/chartex" xmlns:cx6="http://schemas.microsoft.com/office/drawing/2016/5/12/chartex" xmlns:cx7="http://schemas.microsoft.com/office/drawing/2016/5/13/chartex" xmlns:cx8="http://schemas.microsoft.com/office/drawing/2016/5/14/chartex" xmlns:mc="http://schemas.openxmlformats.org/markup-compatibility/2006" xmlns:aink="http://schemas.microsoft.com/office/drawing/2016/ink" xmlns:am3d="http://schemas.microsoft.com/office/drawing/2017/model3d" xmlns:o="urn:schemas-microsoft-com:office:office" xmlns:oel="http://schemas.microsoft.com/office/2019/extlst" xmlns:r="http://schemas.openxmlformats.org/officeDocument/2006/relationships" xmlns:m="http://schemas.openxmlformats.org/officeDocument/2006/math" xmlns:v="urn:schemas-microsoft-com:vml" xmlns:wp14="http://schemas.microsoft.com/office/word/2010/wordprocessingDrawing" xmlns:wp="http://schemas.openxmlformats.org/drawingml/2006/wordprocessingDrawing" xmlns:w10="urn:schemas-microsoft-com:office:word" xmlns:w="http://schemas.openxmlformats.org/wordprocessingml/2006/main" xmlns:w14="http://schemas.microsoft.com/office/word/2010/wordml" xmlns:w15="http://schemas.microsoft.com/office/word/2012/wordml" xmlns:w16cex="http://schemas.microsoft.com/office/word/2018/wordml/cex" xmlns:w16cid="http://schemas.microsoft.com/office/word/2016/wordml/cid" xmlns:w16="http://schemas.microsoft.com/office/word/2018/wordml" xmlns:w16du="http://schemas.microsoft.com/office/word/2023/wordml/word16du" xmlns:w16sdtdh="http://schemas.microsoft.com/office/word/2020/wordml/sdtdatahash" xmlns:w16se="http://schemas.microsoft.com/office/word/2015/wordml/symex" xmlns:wpg="http://schemas.microsoft.com/office/word/2010/wordprocessingGroup" xmlns:wpi="http://schemas.microsoft.com/office/word/2010/wordprocessingInk" xmlns:wne="http://schemas.microsoft.com/office/word/2006/wordml" xmlns:wps="http://schemas.microsoft.com/office/word/2010/wordprocessingShape" mc:Ignorable="w14 w15 w16se w16cid w16 w16cex w16sdtdh w16du wp14">
+<w:endnotes xmlns:wpc="http://schemas.microsoft.com/office/word/2010/wordprocessingCanvas" xmlns:cx="http://schemas.microsoft.com/office/drawing/2014/chartex" xmlns:cx1="http://schemas.microsoft.com/office/drawing/2015/9/8/chartex" xmlns:cx2="http://schemas.microsoft.com/office/drawing/2015/10/21/chartex" xmlns:cx3="http://schemas.microsoft.com/office/drawing/2016/5/9/chartex" xmlns:cx4="http://schemas.microsoft.com/office/drawing/2016/5/10/chartex" xmlns:cx5="http://schemas.microsoft.com/office/drawing/2016/5/11/chartex" xmlns:cx6="http://schemas.microsoft.com/office/drawing/2016/5/12/chartex" xmlns:cx7="http://schemas.microsoft.com/office/drawing/2016/5/13/chartex" xmlns:cx8="http://schemas.microsoft.com/office/drawing/2016/5/14/chartex" xmlns:mc="http://schemas.openxmlformats.org/markup-compatibility/2006" xmlns:aink="http://schemas.microsoft.com/office/drawing/2016/ink" xmlns:am3d="http://schemas.microsoft.com/office/drawing/2017/model3d" xmlns:o="urn:schemas-microsoft-com:office:office" xmlns:oel="http://schemas.microsoft.com/office/2019/extlst" xmlns:r="http://schemas.openxmlformats.org/officeDocument/2006/relationships" xmlns:m="http://schemas.openxmlformats.org/officeDocument/2006/math" xmlns:v="urn:schemas-microsoft-com:vml" xmlns:wp14="http://schemas.microsoft.com/office/word/2010/wordprocessingDrawing" xmlns:wp="http://schemas.openxmlformats.org/drawingml/2006/wordprocessingDrawing" xmlns:w10="urn:schemas-microsoft-com:office:word" xmlns:w="http://schemas.openxmlformats.org/wordprocessingml/2006/main" xmlns:w14="http://schemas.microsoft.com/office/word/2010/wordml" xmlns:w15="http://schemas.microsoft.com/office/word/2012/wordml" xmlns:w16cex="http://schemas.microsoft.com/office/word/2018/wordml/cex" xmlns:w16cid="http://schemas.microsoft.com/office/word/2016/wordml/cid" xmlns:w16="http://schemas.microsoft.com/office/word/2018/wordml" xmlns:w16sdtdh="http://schemas.microsoft.com/office/word/2020/wordml/sdtdatahash" xmlns:w16se="http://schemas.microsoft.com/office/word/2015/wordml/symex" xmlns:wpg="http://schemas.microsoft.com/office/word/2010/wordprocessingGroup" xmlns:wpi="http://schemas.microsoft.com/office/word/2010/wordprocessingInk" xmlns:wne="http://schemas.microsoft.com/office/word/2006/wordml" xmlns:wps="http://schemas.microsoft.com/office/word/2010/wordprocessingShape" mc:Ignorable="w14 w15 w16se w16cid w16 w16cex w16sdtdh wp14">
   <w:endnote w:type="separator" w:id="-1">
     <w:p>
       <w:r>
@@ -10238,17 +14368,7 @@
 </file>
 
 <file path=word/footer1.xml><?xml version="1.0" encoding="utf-8"?>
-<w:ftr xmlns:wpc="http://schemas.microsoft.com/office/word/2010/wordprocessingCanvas" xmlns:cx="http://schemas.microsoft.com/office/drawing/2014/chartex" xmlns:cx1="http://schemas.microsoft.com/office/drawing/2015/9/8/chartex" xmlns:cx2="http://schemas.microsoft.com/office/drawing/2015/10/21/chartex" xmlns:cx3="http://schemas.microsoft.com/office/drawing/2016/5/9/chartex" xmlns:cx4="http://schemas.microsoft.com/office/drawing/2016/5/10/chartex" xmlns:cx5="http://schemas.microsoft.com/office/drawing/2016/5/11/chartex" xmlns:cx6="http://schemas.microsoft.com/office/drawing/2016/5/12/chartex" xmlns:cx7="http://schemas.microsoft.com/office/drawing/2016/5/13/chartex" xmlns:cx8="http://schemas.microsoft.com/office/drawing/2016/5/14/chartex" xmlns:mc="http://schemas.openxmlformats.org/markup-compatibility/2006" xmlns:aink="http://schemas.microsoft.com/office/drawing/2016/ink" xmlns:am3d="http://schemas.microsoft.com/office/drawing/2017/model3d" xmlns:o="urn:schemas-microsoft-com:office:office" xmlns:oel="http://schemas.microsoft.com/office/2019/extlst" xmlns:r="http://schemas.openxmlformats.org/officeDocument/2006/relationships" xmlns:m="http://schemas.openxmlformats.org/officeDocument/2006/math" xmlns:v="urn:schemas-microsoft-com:vml" xmlns:wp14="http://schemas.microsoft.com/office/word/2010/wordprocessingDrawing" xmlns:wp="http://schemas.openxmlformats.org/drawingml/2006/wordprocessingDrawing" xmlns:w10="urn:schemas-microsoft-com:office:word" xmlns:w="http://schemas.openxmlformats.org/wordprocessingml/2006/main" xmlns:w14="http://schemas.microsoft.com/office/word/2010/wordml" xmlns:w15="http://schemas.microsoft.com/office/word/2012/wordml" xmlns:w16cex="http://schemas.microsoft.com/office/word/2018/wordml/cex" xmlns:w16cid="http://schemas.microsoft.com/office/word/2016/wordml/cid" xmlns:w16="http://schemas.microsoft.com/office/word/2018/wordml" xmlns:w16du="http://schemas.microsoft.com/office/word/2023/wordml/word16du" xmlns:w16sdtdh="http://schemas.microsoft.com/office/word/2020/wordml/sdtdatahash" xmlns:w16se="http://schemas.microsoft.com/office/word/2015/wordml/symex" xmlns:wpg="http://schemas.microsoft.com/office/word/2010/wordprocessingGroup" xmlns:wpi="http://schemas.microsoft.com/office/word/2010/wordprocessingInk" xmlns:wne="http://schemas.microsoft.com/office/word/2006/wordml" xmlns:wps="http://schemas.microsoft.com/office/word/2010/wordprocessingShape" mc:Ignorable="w14 w15 w16se w16cid w16 w16cex w16sdtdh w16du wp14">
-  <w:p>
-    <w:pPr>
-      <w:pStyle w:val="Pieddepage"/>
-    </w:pPr>
-  </w:p>
-</w:ftr>
-</file>
-
-<file path=word/footer2.xml><?xml version="1.0" encoding="utf-8"?>
-<w:ftr xmlns:wpc="http://schemas.microsoft.com/office/word/2010/wordprocessingCanvas" xmlns:cx="http://schemas.microsoft.com/office/drawing/2014/chartex" xmlns:cx1="http://schemas.microsoft.com/office/drawing/2015/9/8/chartex" xmlns:cx2="http://schemas.microsoft.com/office/drawing/2015/10/21/chartex" xmlns:cx3="http://schemas.microsoft.com/office/drawing/2016/5/9/chartex" xmlns:cx4="http://schemas.microsoft.com/office/drawing/2016/5/10/chartex" xmlns:cx5="http://schemas.microsoft.com/office/drawing/2016/5/11/chartex" xmlns:cx6="http://schemas.microsoft.com/office/drawing/2016/5/12/chartex" xmlns:cx7="http://schemas.microsoft.com/office/drawing/2016/5/13/chartex" xmlns:cx8="http://schemas.microsoft.com/office/drawing/2016/5/14/chartex" xmlns:mc="http://schemas.openxmlformats.org/markup-compatibility/2006" xmlns:aink="http://schemas.microsoft.com/office/drawing/2016/ink" xmlns:am3d="http://schemas.microsoft.com/office/drawing/2017/model3d" xmlns:o="urn:schemas-microsoft-com:office:office" xmlns:oel="http://schemas.microsoft.com/office/2019/extlst" xmlns:r="http://schemas.openxmlformats.org/officeDocument/2006/relationships" xmlns:m="http://schemas.openxmlformats.org/officeDocument/2006/math" xmlns:v="urn:schemas-microsoft-com:vml" xmlns:wp14="http://schemas.microsoft.com/office/word/2010/wordprocessingDrawing" xmlns:wp="http://schemas.openxmlformats.org/drawingml/2006/wordprocessingDrawing" xmlns:w10="urn:schemas-microsoft-com:office:word" xmlns:w="http://schemas.openxmlformats.org/wordprocessingml/2006/main" xmlns:w14="http://schemas.microsoft.com/office/word/2010/wordml" xmlns:w15="http://schemas.microsoft.com/office/word/2012/wordml" xmlns:w16cex="http://schemas.microsoft.com/office/word/2018/wordml/cex" xmlns:w16cid="http://schemas.microsoft.com/office/word/2016/wordml/cid" xmlns:w16="http://schemas.microsoft.com/office/word/2018/wordml" xmlns:w16du="http://schemas.microsoft.com/office/word/2023/wordml/word16du" xmlns:w16sdtdh="http://schemas.microsoft.com/office/word/2020/wordml/sdtdatahash" xmlns:w16se="http://schemas.microsoft.com/office/word/2015/wordml/symex" xmlns:wpg="http://schemas.microsoft.com/office/word/2010/wordprocessingGroup" xmlns:wpi="http://schemas.microsoft.com/office/word/2010/wordprocessingInk" xmlns:wne="http://schemas.microsoft.com/office/word/2006/wordml" xmlns:wps="http://schemas.microsoft.com/office/word/2010/wordprocessingShape" mc:Ignorable="w14 w15 w16se w16cid w16 w16cex w16sdtdh w16du wp14">
+<w:ftr xmlns:wpc="http://schemas.microsoft.com/office/word/2010/wordprocessingCanvas" xmlns:cx="http://schemas.microsoft.com/office/drawing/2014/chartex" xmlns:cx1="http://schemas.microsoft.com/office/drawing/2015/9/8/chartex" xmlns:cx2="http://schemas.microsoft.com/office/drawing/2015/10/21/chartex" xmlns:cx3="http://schemas.microsoft.com/office/drawing/2016/5/9/chartex" xmlns:cx4="http://schemas.microsoft.com/office/drawing/2016/5/10/chartex" xmlns:cx5="http://schemas.microsoft.com/office/drawing/2016/5/11/chartex" xmlns:cx6="http://schemas.microsoft.com/office/drawing/2016/5/12/chartex" xmlns:cx7="http://schemas.microsoft.com/office/drawing/2016/5/13/chartex" xmlns:cx8="http://schemas.microsoft.com/office/drawing/2016/5/14/chartex" xmlns:mc="http://schemas.openxmlformats.org/markup-compatibility/2006" xmlns:aink="http://schemas.microsoft.com/office/drawing/2016/ink" xmlns:am3d="http://schemas.microsoft.com/office/drawing/2017/model3d" xmlns:o="urn:schemas-microsoft-com:office:office" xmlns:oel="http://schemas.microsoft.com/office/2019/extlst" xmlns:r="http://schemas.openxmlformats.org/officeDocument/2006/relationships" xmlns:m="http://schemas.openxmlformats.org/officeDocument/2006/math" xmlns:v="urn:schemas-microsoft-com:vml" xmlns:wp14="http://schemas.microsoft.com/office/word/2010/wordprocessingDrawing" xmlns:wp="http://schemas.openxmlformats.org/drawingml/2006/wordprocessingDrawing" xmlns:w10="urn:schemas-microsoft-com:office:word" xmlns:w="http://schemas.openxmlformats.org/wordprocessingml/2006/main" xmlns:w14="http://schemas.microsoft.com/office/word/2010/wordml" xmlns:w15="http://schemas.microsoft.com/office/word/2012/wordml" xmlns:w16cex="http://schemas.microsoft.com/office/word/2018/wordml/cex" xmlns:w16cid="http://schemas.microsoft.com/office/word/2016/wordml/cid" xmlns:w16="http://schemas.microsoft.com/office/word/2018/wordml" xmlns:w16sdtdh="http://schemas.microsoft.com/office/word/2020/wordml/sdtdatahash" xmlns:w16se="http://schemas.microsoft.com/office/word/2015/wordml/symex" xmlns:wpg="http://schemas.microsoft.com/office/word/2010/wordprocessingGroup" xmlns:wpi="http://schemas.microsoft.com/office/word/2010/wordprocessingInk" xmlns:wne="http://schemas.microsoft.com/office/word/2006/wordml" xmlns:wps="http://schemas.microsoft.com/office/word/2010/wordprocessingShape" mc:Ignorable="w14 w15 w16se w16cid w16 w16cex w16sdtdh wp14">
   <w:p>
     <w:pPr>
       <w:pStyle w:val="Pieddepage"/>
@@ -10257,7 +14377,6 @@
         <w:tab w:val="clear" w:pos="9072"/>
         <w:tab w:val="right" w:pos="9356"/>
       </w:tabs>
-      <w:jc w:val="right"/>
       <w:rPr>
         <w:i/>
         <w:sz w:val="18"/>
@@ -10271,53 +14390,7 @@
         <w:sz w:val="18"/>
         <w:szCs w:val="18"/>
       </w:rPr>
-      <w:fldChar w:fldCharType="begin"/>
-    </w:r>
-    <w:r>
-      <w:rPr>
-        <w:rFonts w:ascii="Arial" w:hAnsi="Arial" w:cs="Arial"/>
-        <w:i/>
-        <w:sz w:val="18"/>
-        <w:szCs w:val="18"/>
-      </w:rPr>
-      <w:instrText xml:space="preserve"> FILENAME </w:instrText>
-    </w:r>
-    <w:r>
-      <w:rPr>
-        <w:rFonts w:ascii="Arial" w:hAnsi="Arial" w:cs="Arial"/>
-        <w:i/>
-        <w:sz w:val="18"/>
-        <w:szCs w:val="18"/>
-      </w:rPr>
-      <w:fldChar w:fldCharType="separate"/>
-    </w:r>
-    <w:r>
-      <w:rPr>
-        <w:rFonts w:ascii="Arial" w:hAnsi="Arial" w:cs="Arial"/>
-        <w:i/>
-        <w:noProof/>
-        <w:sz w:val="18"/>
-        <w:szCs w:val="18"/>
-      </w:rPr>
-      <w:t xml:space="preserve">Rapport d'investigations </w:t>
-    </w:r>
-    <w:r>
-      <w:rPr>
-        <w:rFonts w:ascii="Arial" w:hAnsi="Arial" w:cs="Arial"/>
-        <w:i/>
-        <w:sz w:val="18"/>
-        <w:szCs w:val="18"/>
-      </w:rPr>
-      <w:fldChar w:fldCharType="end"/>
-    </w:r>
-    <w:r>
-      <w:rPr>
-        <w:rFonts w:ascii="Arial" w:hAnsi="Arial" w:cs="Arial"/>
-        <w:i/>
-        <w:sz w:val="18"/>
-        <w:szCs w:val="18"/>
-      </w:rPr>
-      <w:t>XXXXX</w:t>
+      <w:t>Rapport d’investigations ‘numéro de devis’</w:t>
     </w:r>
     <w:r>
       <w:rPr>
@@ -10386,8 +14459,8 @@
 </w:ftr>
 </file>
 
-<file path=word/footer3.xml><?xml version="1.0" encoding="utf-8"?>
-<w:ftr xmlns:wpc="http://schemas.microsoft.com/office/word/2010/wordprocessingCanvas" xmlns:cx="http://schemas.microsoft.com/office/drawing/2014/chartex" xmlns:cx1="http://schemas.microsoft.com/office/drawing/2015/9/8/chartex" xmlns:cx2="http://schemas.microsoft.com/office/drawing/2015/10/21/chartex" xmlns:cx3="http://schemas.microsoft.com/office/drawing/2016/5/9/chartex" xmlns:cx4="http://schemas.microsoft.com/office/drawing/2016/5/10/chartex" xmlns:cx5="http://schemas.microsoft.com/office/drawing/2016/5/11/chartex" xmlns:cx6="http://schemas.microsoft.com/office/drawing/2016/5/12/chartex" xmlns:cx7="http://schemas.microsoft.com/office/drawing/2016/5/13/chartex" xmlns:cx8="http://schemas.microsoft.com/office/drawing/2016/5/14/chartex" xmlns:mc="http://schemas.openxmlformats.org/markup-compatibility/2006" xmlns:aink="http://schemas.microsoft.com/office/drawing/2016/ink" xmlns:am3d="http://schemas.microsoft.com/office/drawing/2017/model3d" xmlns:o="urn:schemas-microsoft-com:office:office" xmlns:oel="http://schemas.microsoft.com/office/2019/extlst" xmlns:r="http://schemas.openxmlformats.org/officeDocument/2006/relationships" xmlns:m="http://schemas.openxmlformats.org/officeDocument/2006/math" xmlns:v="urn:schemas-microsoft-com:vml" xmlns:wp14="http://schemas.microsoft.com/office/word/2010/wordprocessingDrawing" xmlns:wp="http://schemas.openxmlformats.org/drawingml/2006/wordprocessingDrawing" xmlns:w10="urn:schemas-microsoft-com:office:word" xmlns:w="http://schemas.openxmlformats.org/wordprocessingml/2006/main" xmlns:w14="http://schemas.microsoft.com/office/word/2010/wordml" xmlns:w15="http://schemas.microsoft.com/office/word/2012/wordml" xmlns:w16cex="http://schemas.microsoft.com/office/word/2018/wordml/cex" xmlns:w16cid="http://schemas.microsoft.com/office/word/2016/wordml/cid" xmlns:w16="http://schemas.microsoft.com/office/word/2018/wordml" xmlns:w16du="http://schemas.microsoft.com/office/word/2023/wordml/word16du" xmlns:w16sdtdh="http://schemas.microsoft.com/office/word/2020/wordml/sdtdatahash" xmlns:w16se="http://schemas.microsoft.com/office/word/2015/wordml/symex" xmlns:wpg="http://schemas.microsoft.com/office/word/2010/wordprocessingGroup" xmlns:wpi="http://schemas.microsoft.com/office/word/2010/wordprocessingInk" xmlns:wne="http://schemas.microsoft.com/office/word/2006/wordml" xmlns:wps="http://schemas.microsoft.com/office/word/2010/wordprocessingShape" mc:Ignorable="w14 w15 w16se w16cid w16 w16cex w16sdtdh w16du wp14">
+<file path=word/footer2.xml><?xml version="1.0" encoding="utf-8"?>
+<w:ftr xmlns:wpc="http://schemas.microsoft.com/office/word/2010/wordprocessingCanvas" xmlns:cx="http://schemas.microsoft.com/office/drawing/2014/chartex" xmlns:cx1="http://schemas.microsoft.com/office/drawing/2015/9/8/chartex" xmlns:cx2="http://schemas.microsoft.com/office/drawing/2015/10/21/chartex" xmlns:cx3="http://schemas.microsoft.com/office/drawing/2016/5/9/chartex" xmlns:cx4="http://schemas.microsoft.com/office/drawing/2016/5/10/chartex" xmlns:cx5="http://schemas.microsoft.com/office/drawing/2016/5/11/chartex" xmlns:cx6="http://schemas.microsoft.com/office/drawing/2016/5/12/chartex" xmlns:cx7="http://schemas.microsoft.com/office/drawing/2016/5/13/chartex" xmlns:cx8="http://schemas.microsoft.com/office/drawing/2016/5/14/chartex" xmlns:mc="http://schemas.openxmlformats.org/markup-compatibility/2006" xmlns:aink="http://schemas.microsoft.com/office/drawing/2016/ink" xmlns:am3d="http://schemas.microsoft.com/office/drawing/2017/model3d" xmlns:o="urn:schemas-microsoft-com:office:office" xmlns:oel="http://schemas.microsoft.com/office/2019/extlst" xmlns:r="http://schemas.openxmlformats.org/officeDocument/2006/relationships" xmlns:m="http://schemas.openxmlformats.org/officeDocument/2006/math" xmlns:v="urn:schemas-microsoft-com:vml" xmlns:wp14="http://schemas.microsoft.com/office/word/2010/wordprocessingDrawing" xmlns:wp="http://schemas.openxmlformats.org/drawingml/2006/wordprocessingDrawing" xmlns:w10="urn:schemas-microsoft-com:office:word" xmlns:w="http://schemas.openxmlformats.org/wordprocessingml/2006/main" xmlns:w14="http://schemas.microsoft.com/office/word/2010/wordml" xmlns:w15="http://schemas.microsoft.com/office/word/2012/wordml" xmlns:w16cex="http://schemas.microsoft.com/office/word/2018/wordml/cex" xmlns:w16cid="http://schemas.microsoft.com/office/word/2016/wordml/cid" xmlns:w16="http://schemas.microsoft.com/office/word/2018/wordml" xmlns:w16sdtdh="http://schemas.microsoft.com/office/word/2020/wordml/sdtdatahash" xmlns:w16se="http://schemas.microsoft.com/office/word/2015/wordml/symex" xmlns:wpg="http://schemas.microsoft.com/office/word/2010/wordprocessingGroup" xmlns:wpi="http://schemas.microsoft.com/office/word/2010/wordprocessingInk" xmlns:wne="http://schemas.microsoft.com/office/word/2006/wordml" xmlns:wps="http://schemas.microsoft.com/office/word/2010/wordprocessingShape" mc:Ignorable="w14 w15 w16se w16cid w16 w16cex w16sdtdh wp14">
   <w:p>
     <w:pPr>
       <w:pStyle w:val="Pieddepage"/>
@@ -10499,7 +14572,7 @@
 </file>
 
 <file path=word/footnotes.xml><?xml version="1.0" encoding="utf-8"?>
-<w:footnotes xmlns:wpc="http://schemas.microsoft.com/office/word/2010/wordprocessingCanvas" xmlns:cx="http://schemas.microsoft.com/office/drawing/2014/chartex" xmlns:cx1="http://schemas.microsoft.com/office/drawing/2015/9/8/chartex" xmlns:cx2="http://schemas.microsoft.com/office/drawing/2015/10/21/chartex" xmlns:cx3="http://schemas.microsoft.com/office/drawing/2016/5/9/chartex" xmlns:cx4="http://schemas.microsoft.com/office/drawing/2016/5/10/chartex" xmlns:cx5="http://schemas.microsoft.com/office/drawing/2016/5/11/chartex" xmlns:cx6="http://schemas.microsoft.com/office/drawing/2016/5/12/chartex" xmlns:cx7="http://schemas.microsoft.com/office/drawing/2016/5/13/chartex" xmlns:cx8="http://schemas.microsoft.com/office/drawing/2016/5/14/chartex" xmlns:mc="http://schemas.openxmlformats.org/markup-compatibility/2006" xmlns:aink="http://schemas.microsoft.com/office/drawing/2016/ink" xmlns:am3d="http://schemas.microsoft.com/office/drawing/2017/model3d" xmlns:o="urn:schemas-microsoft-com:office:office" xmlns:oel="http://schemas.microsoft.com/office/2019/extlst" xmlns:r="http://schemas.openxmlformats.org/officeDocument/2006/relationships" xmlns:m="http://schemas.openxmlformats.org/officeDocument/2006/math" xmlns:v="urn:schemas-microsoft-com:vml" xmlns:wp14="http://schemas.microsoft.com/office/word/2010/wordprocessingDrawing" xmlns:wp="http://schemas.openxmlformats.org/drawingml/2006/wordprocessingDrawing" xmlns:w10="urn:schemas-microsoft-com:office:word" xmlns:w="http://schemas.openxmlformats.org/wordprocessingml/2006/main" xmlns:w14="http://schemas.microsoft.com/office/word/2010/wordml" xmlns:w15="http://schemas.microsoft.com/office/word/2012/wordml" xmlns:w16cex="http://schemas.microsoft.com/office/word/2018/wordml/cex" xmlns:w16cid="http://schemas.microsoft.com/office/word/2016/wordml/cid" xmlns:w16="http://schemas.microsoft.com/office/word/2018/wordml" xmlns:w16du="http://schemas.microsoft.com/office/word/2023/wordml/word16du" xmlns:w16sdtdh="http://schemas.microsoft.com/office/word/2020/wordml/sdtdatahash" xmlns:w16se="http://schemas.microsoft.com/office/word/2015/wordml/symex" xmlns:wpg="http://schemas.microsoft.com/office/word/2010/wordprocessingGroup" xmlns:wpi="http://schemas.microsoft.com/office/word/2010/wordprocessingInk" xmlns:wne="http://schemas.microsoft.com/office/word/2006/wordml" xmlns:wps="http://schemas.microsoft.com/office/word/2010/wordprocessingShape" mc:Ignorable="w14 w15 w16se w16cid w16 w16cex w16sdtdh w16du wp14">
+<w:footnotes xmlns:wpc="http://schemas.microsoft.com/office/word/2010/wordprocessingCanvas" xmlns:cx="http://schemas.microsoft.com/office/drawing/2014/chartex" xmlns:cx1="http://schemas.microsoft.com/office/drawing/2015/9/8/chartex" xmlns:cx2="http://schemas.microsoft.com/office/drawing/2015/10/21/chartex" xmlns:cx3="http://schemas.microsoft.com/office/drawing/2016/5/9/chartex" xmlns:cx4="http://schemas.microsoft.com/office/drawing/2016/5/10/chartex" xmlns:cx5="http://schemas.microsoft.com/office/drawing/2016/5/11/chartex" xmlns:cx6="http://schemas.microsoft.com/office/drawing/2016/5/12/chartex" xmlns:cx7="http://schemas.microsoft.com/office/drawing/2016/5/13/chartex" xmlns:cx8="http://schemas.microsoft.com/office/drawing/2016/5/14/chartex" xmlns:mc="http://schemas.openxmlformats.org/markup-compatibility/2006" xmlns:aink="http://schemas.microsoft.com/office/drawing/2016/ink" xmlns:am3d="http://schemas.microsoft.com/office/drawing/2017/model3d" xmlns:o="urn:schemas-microsoft-com:office:office" xmlns:oel="http://schemas.microsoft.com/office/2019/extlst" xmlns:r="http://schemas.openxmlformats.org/officeDocument/2006/relationships" xmlns:m="http://schemas.openxmlformats.org/officeDocument/2006/math" xmlns:v="urn:schemas-microsoft-com:vml" xmlns:wp14="http://schemas.microsoft.com/office/word/2010/wordprocessingDrawing" xmlns:wp="http://schemas.openxmlformats.org/drawingml/2006/wordprocessingDrawing" xmlns:w10="urn:schemas-microsoft-com:office:word" xmlns:w="http://schemas.openxmlformats.org/wordprocessingml/2006/main" xmlns:w14="http://schemas.microsoft.com/office/word/2010/wordml" xmlns:w15="http://schemas.microsoft.com/office/word/2012/wordml" xmlns:w16cex="http://schemas.microsoft.com/office/word/2018/wordml/cex" xmlns:w16cid="http://schemas.microsoft.com/office/word/2016/wordml/cid" xmlns:w16="http://schemas.microsoft.com/office/word/2018/wordml" xmlns:w16sdtdh="http://schemas.microsoft.com/office/word/2020/wordml/sdtdatahash" xmlns:w16se="http://schemas.microsoft.com/office/word/2015/wordml/symex" xmlns:wpg="http://schemas.microsoft.com/office/word/2010/wordprocessingGroup" xmlns:wpi="http://schemas.microsoft.com/office/word/2010/wordprocessingInk" xmlns:wne="http://schemas.microsoft.com/office/word/2006/wordml" xmlns:wps="http://schemas.microsoft.com/office/word/2010/wordprocessingShape" mc:Ignorable="w14 w15 w16se w16cid w16 w16cex w16sdtdh wp14">
   <w:footnote w:type="separator" w:id="-1">
     <w:p>
       <w:r>
@@ -10518,17 +14591,7 @@
 </file>
 
 <file path=word/header1.xml><?xml version="1.0" encoding="utf-8"?>
-<w:hdr xmlns:wpc="http://schemas.microsoft.com/office/word/2010/wordprocessingCanvas" xmlns:cx="http://schemas.microsoft.com/office/drawing/2014/chartex" xmlns:cx1="http://schemas.microsoft.com/office/drawing/2015/9/8/chartex" xmlns:cx2="http://schemas.microsoft.com/office/drawing/2015/10/21/chartex" xmlns:cx3="http://schemas.microsoft.com/office/drawing/2016/5/9/chartex" xmlns:cx4="http://schemas.microsoft.com/office/drawing/2016/5/10/chartex" xmlns:cx5="http://schemas.microsoft.com/office/drawing/2016/5/11/chartex" xmlns:cx6="http://schemas.microsoft.com/office/drawing/2016/5/12/chartex" xmlns:cx7="http://schemas.microsoft.com/office/drawing/2016/5/13/chartex" xmlns:cx8="http://schemas.microsoft.com/office/drawing/2016/5/14/chartex" xmlns:mc="http://schemas.openxmlformats.org/markup-compatibility/2006" xmlns:aink="http://schemas.microsoft.com/office/drawing/2016/ink" xmlns:am3d="http://schemas.microsoft.com/office/drawing/2017/model3d" xmlns:o="urn:schemas-microsoft-com:office:office" xmlns:oel="http://schemas.microsoft.com/office/2019/extlst" xmlns:r="http://schemas.openxmlformats.org/officeDocument/2006/relationships" xmlns:m="http://schemas.openxmlformats.org/officeDocument/2006/math" xmlns:v="urn:schemas-microsoft-com:vml" xmlns:wp14="http://schemas.microsoft.com/office/word/2010/wordprocessingDrawing" xmlns:wp="http://schemas.openxmlformats.org/drawingml/2006/wordprocessingDrawing" xmlns:w10="urn:schemas-microsoft-com:office:word" xmlns:w="http://schemas.openxmlformats.org/wordprocessingml/2006/main" xmlns:w14="http://schemas.microsoft.com/office/word/2010/wordml" xmlns:w15="http://schemas.microsoft.com/office/word/2012/wordml" xmlns:w16cex="http://schemas.microsoft.com/office/word/2018/wordml/cex" xmlns:w16cid="http://schemas.microsoft.com/office/word/2016/wordml/cid" xmlns:w16="http://schemas.microsoft.com/office/word/2018/wordml" xmlns:w16du="http://schemas.microsoft.com/office/word/2023/wordml/word16du" xmlns:w16sdtdh="http://schemas.microsoft.com/office/word/2020/wordml/sdtdatahash" xmlns:w16se="http://schemas.microsoft.com/office/word/2015/wordml/symex" xmlns:wpg="http://schemas.microsoft.com/office/word/2010/wordprocessingGroup" xmlns:wpi="http://schemas.microsoft.com/office/word/2010/wordprocessingInk" xmlns:wne="http://schemas.microsoft.com/office/word/2006/wordml" xmlns:wps="http://schemas.microsoft.com/office/word/2010/wordprocessingShape" mc:Ignorable="w14 w15 w16se w16cid w16 w16cex w16sdtdh w16du wp14">
-  <w:p>
-    <w:pPr>
-      <w:pStyle w:val="En-tte"/>
-    </w:pPr>
-  </w:p>
-</w:hdr>
-</file>
-
-<file path=word/header2.xml><?xml version="1.0" encoding="utf-8"?>
-<w:hdr xmlns:wpc="http://schemas.microsoft.com/office/word/2010/wordprocessingCanvas" xmlns:cx="http://schemas.microsoft.com/office/drawing/2014/chartex" xmlns:cx1="http://schemas.microsoft.com/office/drawing/2015/9/8/chartex" xmlns:cx2="http://schemas.microsoft.com/office/drawing/2015/10/21/chartex" xmlns:cx3="http://schemas.microsoft.com/office/drawing/2016/5/9/chartex" xmlns:cx4="http://schemas.microsoft.com/office/drawing/2016/5/10/chartex" xmlns:cx5="http://schemas.microsoft.com/office/drawing/2016/5/11/chartex" xmlns:cx6="http://schemas.microsoft.com/office/drawing/2016/5/12/chartex" xmlns:cx7="http://schemas.microsoft.com/office/drawing/2016/5/13/chartex" xmlns:cx8="http://schemas.microsoft.com/office/drawing/2016/5/14/chartex" xmlns:mc="http://schemas.openxmlformats.org/markup-compatibility/2006" xmlns:aink="http://schemas.microsoft.com/office/drawing/2016/ink" xmlns:am3d="http://schemas.microsoft.com/office/drawing/2017/model3d" xmlns:o="urn:schemas-microsoft-com:office:office" xmlns:oel="http://schemas.microsoft.com/office/2019/extlst" xmlns:r="http://schemas.openxmlformats.org/officeDocument/2006/relationships" xmlns:m="http://schemas.openxmlformats.org/officeDocument/2006/math" xmlns:v="urn:schemas-microsoft-com:vml" xmlns:wp14="http://schemas.microsoft.com/office/word/2010/wordprocessingDrawing" xmlns:wp="http://schemas.openxmlformats.org/drawingml/2006/wordprocessingDrawing" xmlns:w10="urn:schemas-microsoft-com:office:word" xmlns:w="http://schemas.openxmlformats.org/wordprocessingml/2006/main" xmlns:w14="http://schemas.microsoft.com/office/word/2010/wordml" xmlns:w15="http://schemas.microsoft.com/office/word/2012/wordml" xmlns:w16cex="http://schemas.microsoft.com/office/word/2018/wordml/cex" xmlns:w16cid="http://schemas.microsoft.com/office/word/2016/wordml/cid" xmlns:w16="http://schemas.microsoft.com/office/word/2018/wordml" xmlns:w16du="http://schemas.microsoft.com/office/word/2023/wordml/word16du" xmlns:w16sdtdh="http://schemas.microsoft.com/office/word/2020/wordml/sdtdatahash" xmlns:w16se="http://schemas.microsoft.com/office/word/2015/wordml/symex" xmlns:wpg="http://schemas.microsoft.com/office/word/2010/wordprocessingGroup" xmlns:wpi="http://schemas.microsoft.com/office/word/2010/wordprocessingInk" xmlns:wne="http://schemas.microsoft.com/office/word/2006/wordml" xmlns:wps="http://schemas.microsoft.com/office/word/2010/wordprocessingShape" mc:Ignorable="w14 w15 w16se w16cid w16 w16cex w16sdtdh w16du wp14">
+<w:hdr xmlns:wpc="http://schemas.microsoft.com/office/word/2010/wordprocessingCanvas" xmlns:cx="http://schemas.microsoft.com/office/drawing/2014/chartex" xmlns:cx1="http://schemas.microsoft.com/office/drawing/2015/9/8/chartex" xmlns:cx2="http://schemas.microsoft.com/office/drawing/2015/10/21/chartex" xmlns:cx3="http://schemas.microsoft.com/office/drawing/2016/5/9/chartex" xmlns:cx4="http://schemas.microsoft.com/office/drawing/2016/5/10/chartex" xmlns:cx5="http://schemas.microsoft.com/office/drawing/2016/5/11/chartex" xmlns:cx6="http://schemas.microsoft.com/office/drawing/2016/5/12/chartex" xmlns:cx7="http://schemas.microsoft.com/office/drawing/2016/5/13/chartex" xmlns:cx8="http://schemas.microsoft.com/office/drawing/2016/5/14/chartex" xmlns:mc="http://schemas.openxmlformats.org/markup-compatibility/2006" xmlns:aink="http://schemas.microsoft.com/office/drawing/2016/ink" xmlns:am3d="http://schemas.microsoft.com/office/drawing/2017/model3d" xmlns:o="urn:schemas-microsoft-com:office:office" xmlns:oel="http://schemas.microsoft.com/office/2019/extlst" xmlns:r="http://schemas.openxmlformats.org/officeDocument/2006/relationships" xmlns:m="http://schemas.openxmlformats.org/officeDocument/2006/math" xmlns:v="urn:schemas-microsoft-com:vml" xmlns:wp14="http://schemas.microsoft.com/office/word/2010/wordprocessingDrawing" xmlns:wp="http://schemas.openxmlformats.org/drawingml/2006/wordprocessingDrawing" xmlns:w10="urn:schemas-microsoft-com:office:word" xmlns:w="http://schemas.openxmlformats.org/wordprocessingml/2006/main" xmlns:w14="http://schemas.microsoft.com/office/word/2010/wordml" xmlns:w15="http://schemas.microsoft.com/office/word/2012/wordml" xmlns:w16cex="http://schemas.microsoft.com/office/word/2018/wordml/cex" xmlns:w16cid="http://schemas.microsoft.com/office/word/2016/wordml/cid" xmlns:w16="http://schemas.microsoft.com/office/word/2018/wordml" xmlns:w16sdtdh="http://schemas.microsoft.com/office/word/2020/wordml/sdtdatahash" xmlns:w16se="http://schemas.microsoft.com/office/word/2015/wordml/symex" xmlns:wpg="http://schemas.microsoft.com/office/word/2010/wordprocessingGroup" xmlns:wpi="http://schemas.microsoft.com/office/word/2010/wordprocessingInk" xmlns:wne="http://schemas.microsoft.com/office/word/2006/wordml" xmlns:wps="http://schemas.microsoft.com/office/word/2010/wordprocessingShape" mc:Ignorable="w14 w15 w16se w16cid w16 w16cex w16sdtdh wp14">
   <w:p>
     <w:pPr>
       <w:pStyle w:val="En-tte"/>
@@ -10636,27 +14699,7 @@
         <w:sz w:val="18"/>
         <w:szCs w:val="18"/>
       </w:rPr>
-      <w:t>00</w:t>
-    </w:r>
-    <w:r>
-      <w:rPr>
-        <w:rFonts w:ascii="Arial" w:hAnsi="Arial" w:cs="Arial"/>
-        <w:b/>
-        <w:noProof/>
-        <w:sz w:val="18"/>
-        <w:szCs w:val="18"/>
-      </w:rPr>
-      <w:t xml:space="preserve"> </w:t>
-    </w:r>
-    <w:r>
-      <w:rPr>
-        <w:rFonts w:ascii="Arial" w:hAnsi="Arial" w:cs="Arial"/>
-        <w:b/>
-        <w:noProof/>
-        <w:sz w:val="18"/>
-        <w:szCs w:val="18"/>
-      </w:rPr>
-      <w:t>Rue du XXX</w:t>
+      <w:t>‘adresse, code postal ville’</w:t>
     </w:r>
   </w:p>
   <w:p>
@@ -10682,37 +14725,128 @@
         <w:sz w:val="18"/>
         <w:szCs w:val="18"/>
       </w:rPr>
-      <w:t xml:space="preserve">Investigations et diagnostic des </w:t>
-    </w:r>
-    <w:r>
-      <w:rPr>
-        <w:rFonts w:ascii="Arial" w:hAnsi="Arial" w:cs="Arial"/>
-        <w:i/>
-        <w:sz w:val="18"/>
-        <w:szCs w:val="18"/>
-      </w:rPr>
-      <w:t>canalisations d'évacuation en caves et sous cour</w:t>
+      <w:t>‘objet de la prestation’</w:t>
     </w:r>
   </w:p>
 </w:hdr>
 </file>
 
-<file path=word/header3.xml><?xml version="1.0" encoding="utf-8"?>
-<w:hdr xmlns:wpc="http://schemas.microsoft.com/office/word/2010/wordprocessingCanvas" xmlns:cx="http://schemas.microsoft.com/office/drawing/2014/chartex" xmlns:cx1="http://schemas.microsoft.com/office/drawing/2015/9/8/chartex" xmlns:cx2="http://schemas.microsoft.com/office/drawing/2015/10/21/chartex" xmlns:cx3="http://schemas.microsoft.com/office/drawing/2016/5/9/chartex" xmlns:cx4="http://schemas.microsoft.com/office/drawing/2016/5/10/chartex" xmlns:cx5="http://schemas.microsoft.com/office/drawing/2016/5/11/chartex" xmlns:cx6="http://schemas.microsoft.com/office/drawing/2016/5/12/chartex" xmlns:cx7="http://schemas.microsoft.com/office/drawing/2016/5/13/chartex" xmlns:cx8="http://schemas.microsoft.com/office/drawing/2016/5/14/chartex" xmlns:mc="http://schemas.openxmlformats.org/markup-compatibility/2006" xmlns:aink="http://schemas.microsoft.com/office/drawing/2016/ink" xmlns:am3d="http://schemas.microsoft.com/office/drawing/2017/model3d" xmlns:o="urn:schemas-microsoft-com:office:office" xmlns:oel="http://schemas.microsoft.com/office/2019/extlst" xmlns:r="http://schemas.openxmlformats.org/officeDocument/2006/relationships" xmlns:m="http://schemas.openxmlformats.org/officeDocument/2006/math" xmlns:v="urn:schemas-microsoft-com:vml" xmlns:wp14="http://schemas.microsoft.com/office/word/2010/wordprocessingDrawing" xmlns:wp="http://schemas.openxmlformats.org/drawingml/2006/wordprocessingDrawing" xmlns:w10="urn:schemas-microsoft-com:office:word" xmlns:w="http://schemas.openxmlformats.org/wordprocessingml/2006/main" xmlns:w14="http://schemas.microsoft.com/office/word/2010/wordml" xmlns:w15="http://schemas.microsoft.com/office/word/2012/wordml" xmlns:w16cex="http://schemas.microsoft.com/office/word/2018/wordml/cex" xmlns:w16cid="http://schemas.microsoft.com/office/word/2016/wordml/cid" xmlns:w16="http://schemas.microsoft.com/office/word/2018/wordml" xmlns:w16du="http://schemas.microsoft.com/office/word/2023/wordml/word16du" xmlns:w16sdtdh="http://schemas.microsoft.com/office/word/2020/wordml/sdtdatahash" xmlns:w16se="http://schemas.microsoft.com/office/word/2015/wordml/symex" xmlns:wpg="http://schemas.microsoft.com/office/word/2010/wordprocessingGroup" xmlns:wpi="http://schemas.microsoft.com/office/word/2010/wordprocessingInk" xmlns:wne="http://schemas.microsoft.com/office/word/2006/wordml" xmlns:wps="http://schemas.microsoft.com/office/word/2010/wordprocessingShape" mc:Ignorable="w14 w15 w16se w16cid w16 w16cex w16sdtdh w16du wp14">
-  <w:p>
-    <w:pPr>
-      <w:pStyle w:val="En-tte"/>
+<file path=word/numbering.xml><?xml version="1.0" encoding="utf-8"?>
+<w:numbering xmlns:wpc="http://schemas.microsoft.com/office/word/2010/wordprocessingCanvas" xmlns:cx="http://schemas.microsoft.com/office/drawing/2014/chartex" xmlns:cx1="http://schemas.microsoft.com/office/drawing/2015/9/8/chartex" xmlns:cx2="http://schemas.microsoft.com/office/drawing/2015/10/21/chartex" xmlns:cx3="http://schemas.microsoft.com/office/drawing/2016/5/9/chartex" xmlns:cx4="http://schemas.microsoft.com/office/drawing/2016/5/10/chartex" xmlns:cx5="http://schemas.microsoft.com/office/drawing/2016/5/11/chartex" xmlns:cx6="http://schemas.microsoft.com/office/drawing/2016/5/12/chartex" xmlns:cx7="http://schemas.microsoft.com/office/drawing/2016/5/13/chartex" xmlns:cx8="http://schemas.microsoft.com/office/drawing/2016/5/14/chartex" xmlns:mc="http://schemas.openxmlformats.org/markup-compatibility/2006" xmlns:aink="http://schemas.microsoft.com/office/drawing/2016/ink" xmlns:am3d="http://schemas.microsoft.com/office/drawing/2017/model3d" xmlns:o="urn:schemas-microsoft-com:office:office" xmlns:oel="http://schemas.microsoft.com/office/2019/extlst" xmlns:r="http://schemas.openxmlformats.org/officeDocument/2006/relationships" xmlns:m="http://schemas.openxmlformats.org/officeDocument/2006/math" xmlns:v="urn:schemas-microsoft-com:vml" xmlns:wp14="http://schemas.microsoft.com/office/word/2010/wordprocessingDrawing" xmlns:wp="http://schemas.openxmlformats.org/drawingml/2006/wordprocessingDrawing" xmlns:w10="urn:schemas-microsoft-com:office:word" xmlns:w="http://schemas.openxmlformats.org/wordprocessingml/2006/main" xmlns:w14="http://schemas.microsoft.com/office/word/2010/wordml" xmlns:w15="http://schemas.microsoft.com/office/word/2012/wordml" xmlns:w16cex="http://schemas.microsoft.com/office/word/2018/wordml/cex" xmlns:w16cid="http://schemas.microsoft.com/office/word/2016/wordml/cid" xmlns:w16="http://schemas.microsoft.com/office/word/2018/wordml" xmlns:w16sdtdh="http://schemas.microsoft.com/office/word/2020/wordml/sdtdatahash" xmlns:w16se="http://schemas.microsoft.com/office/word/2015/wordml/symex" xmlns:wpg="http://schemas.microsoft.com/office/word/2010/wordprocessingGroup" xmlns:wpi="http://schemas.microsoft.com/office/word/2010/wordprocessingInk" xmlns:wne="http://schemas.microsoft.com/office/word/2006/wordml" xmlns:wps="http://schemas.microsoft.com/office/word/2010/wordprocessingShape" mc:Ignorable="w14 w15 w16se w16cid w16 w16cex w16sdtdh wp14">
+  <w:abstractNum w:abstractNumId="0" w15:restartNumberingAfterBreak="0">
+    <w:nsid w:val="06DE2EC1"/>
+    <w:multiLevelType w:val="hybridMultilevel"/>
+    <w:tmpl w:val="984AD6CA"/>
+    <w:lvl w:ilvl="0" w:tplc="040C0001">
+      <w:start w:val="1"/>
+      <w:numFmt w:val="bullet"/>
+      <w:lvlText w:val=""/>
+      <w:lvlJc w:val="left"/>
+      <w:pPr>
+        <w:ind w:left="1789" w:hanging="360"/>
+      </w:pPr>
       <w:rPr>
-        <w:lang w:val="en-US"/>
+        <w:rFonts w:ascii="Symbol" w:hAnsi="Symbol" w:hint="default"/>
       </w:rPr>
-    </w:pPr>
-  </w:p>
-</w:hdr>
-</file>
-
-<file path=word/numbering.xml><?xml version="1.0" encoding="utf-8"?>
-<w:numbering xmlns:wpc="http://schemas.microsoft.com/office/word/2010/wordprocessingCanvas" xmlns:cx="http://schemas.microsoft.com/office/drawing/2014/chartex" xmlns:cx1="http://schemas.microsoft.com/office/drawing/2015/9/8/chartex" xmlns:cx2="http://schemas.microsoft.com/office/drawing/2015/10/21/chartex" xmlns:cx3="http://schemas.microsoft.com/office/drawing/2016/5/9/chartex" xmlns:cx4="http://schemas.microsoft.com/office/drawing/2016/5/10/chartex" xmlns:cx5="http://schemas.microsoft.com/office/drawing/2016/5/11/chartex" xmlns:cx6="http://schemas.microsoft.com/office/drawing/2016/5/12/chartex" xmlns:cx7="http://schemas.microsoft.com/office/drawing/2016/5/13/chartex" xmlns:cx8="http://schemas.microsoft.com/office/drawing/2016/5/14/chartex" xmlns:mc="http://schemas.openxmlformats.org/markup-compatibility/2006" xmlns:aink="http://schemas.microsoft.com/office/drawing/2016/ink" xmlns:am3d="http://schemas.microsoft.com/office/drawing/2017/model3d" xmlns:o="urn:schemas-microsoft-com:office:office" xmlns:oel="http://schemas.microsoft.com/office/2019/extlst" xmlns:r="http://schemas.openxmlformats.org/officeDocument/2006/relationships" xmlns:m="http://schemas.openxmlformats.org/officeDocument/2006/math" xmlns:v="urn:schemas-microsoft-com:vml" xmlns:wp14="http://schemas.microsoft.com/office/word/2010/wordprocessingDrawing" xmlns:wp="http://schemas.openxmlformats.org/drawingml/2006/wordprocessingDrawing" xmlns:w10="urn:schemas-microsoft-com:office:word" xmlns:w="http://schemas.openxmlformats.org/wordprocessingml/2006/main" xmlns:w14="http://schemas.microsoft.com/office/word/2010/wordml" xmlns:w15="http://schemas.microsoft.com/office/word/2012/wordml" xmlns:w16cex="http://schemas.microsoft.com/office/word/2018/wordml/cex" xmlns:w16cid="http://schemas.microsoft.com/office/word/2016/wordml/cid" xmlns:w16="http://schemas.microsoft.com/office/word/2018/wordml" xmlns:w16du="http://schemas.microsoft.com/office/word/2023/wordml/word16du" xmlns:w16sdtdh="http://schemas.microsoft.com/office/word/2020/wordml/sdtdatahash" xmlns:w16se="http://schemas.microsoft.com/office/word/2015/wordml/symex" xmlns:wpg="http://schemas.microsoft.com/office/word/2010/wordprocessingGroup" xmlns:wpi="http://schemas.microsoft.com/office/word/2010/wordprocessingInk" xmlns:wne="http://schemas.microsoft.com/office/word/2006/wordml" xmlns:wps="http://schemas.microsoft.com/office/word/2010/wordprocessingShape" mc:Ignorable="w14 w15 w16se w16cid w16 w16cex w16sdtdh w16du wp14">
-  <w:abstractNum w:abstractNumId="0" w15:restartNumberingAfterBreak="0">
+    </w:lvl>
+    <w:lvl w:ilvl="1" w:tplc="040C0003" w:tentative="1">
+      <w:start w:val="1"/>
+      <w:numFmt w:val="bullet"/>
+      <w:lvlText w:val="o"/>
+      <w:lvlJc w:val="left"/>
+      <w:pPr>
+        <w:ind w:left="2509" w:hanging="360"/>
+      </w:pPr>
+      <w:rPr>
+        <w:rFonts w:ascii="Courier New" w:hAnsi="Courier New" w:cs="Courier New" w:hint="default"/>
+      </w:rPr>
+    </w:lvl>
+    <w:lvl w:ilvl="2" w:tplc="040C0005" w:tentative="1">
+      <w:start w:val="1"/>
+      <w:numFmt w:val="bullet"/>
+      <w:lvlText w:val=""/>
+      <w:lvlJc w:val="left"/>
+      <w:pPr>
+        <w:ind w:left="3229" w:hanging="360"/>
+      </w:pPr>
+      <w:rPr>
+        <w:rFonts w:ascii="Wingdings" w:hAnsi="Wingdings" w:hint="default"/>
+      </w:rPr>
+    </w:lvl>
+    <w:lvl w:ilvl="3" w:tplc="040C0001" w:tentative="1">
+      <w:start w:val="1"/>
+      <w:numFmt w:val="bullet"/>
+      <w:lvlText w:val=""/>
+      <w:lvlJc w:val="left"/>
+      <w:pPr>
+        <w:ind w:left="3949" w:hanging="360"/>
+      </w:pPr>
+      <w:rPr>
+        <w:rFonts w:ascii="Symbol" w:hAnsi="Symbol" w:hint="default"/>
+      </w:rPr>
+    </w:lvl>
+    <w:lvl w:ilvl="4" w:tplc="040C0003" w:tentative="1">
+      <w:start w:val="1"/>
+      <w:numFmt w:val="bullet"/>
+      <w:lvlText w:val="o"/>
+      <w:lvlJc w:val="left"/>
+      <w:pPr>
+        <w:ind w:left="4669" w:hanging="360"/>
+      </w:pPr>
+      <w:rPr>
+        <w:rFonts w:ascii="Courier New" w:hAnsi="Courier New" w:cs="Courier New" w:hint="default"/>
+      </w:rPr>
+    </w:lvl>
+    <w:lvl w:ilvl="5" w:tplc="040C0005" w:tentative="1">
+      <w:start w:val="1"/>
+      <w:numFmt w:val="bullet"/>
+      <w:lvlText w:val=""/>
+      <w:lvlJc w:val="left"/>
+      <w:pPr>
+        <w:ind w:left="5389" w:hanging="360"/>
+      </w:pPr>
+      <w:rPr>
+        <w:rFonts w:ascii="Wingdings" w:hAnsi="Wingdings" w:hint="default"/>
+      </w:rPr>
+    </w:lvl>
+    <w:lvl w:ilvl="6" w:tplc="040C0001" w:tentative="1">
+      <w:start w:val="1"/>
+      <w:numFmt w:val="bullet"/>
+      <w:lvlText w:val=""/>
+      <w:lvlJc w:val="left"/>
+      <w:pPr>
+        <w:ind w:left="6109" w:hanging="360"/>
+      </w:pPr>
+      <w:rPr>
+        <w:rFonts w:ascii="Symbol" w:hAnsi="Symbol" w:hint="default"/>
+      </w:rPr>
+    </w:lvl>
+    <w:lvl w:ilvl="7" w:tplc="040C0003" w:tentative="1">
+      <w:start w:val="1"/>
+      <w:numFmt w:val="bullet"/>
+      <w:lvlText w:val="o"/>
+      <w:lvlJc w:val="left"/>
+      <w:pPr>
+        <w:ind w:left="6829" w:hanging="360"/>
+      </w:pPr>
+      <w:rPr>
+        <w:rFonts w:ascii="Courier New" w:hAnsi="Courier New" w:cs="Courier New" w:hint="default"/>
+      </w:rPr>
+    </w:lvl>
+    <w:lvl w:ilvl="8" w:tplc="040C0005" w:tentative="1">
+      <w:start w:val="1"/>
+      <w:numFmt w:val="bullet"/>
+      <w:lvlText w:val=""/>
+      <w:lvlJc w:val="left"/>
+      <w:pPr>
+        <w:ind w:left="7549" w:hanging="360"/>
+      </w:pPr>
+      <w:rPr>
+        <w:rFonts w:ascii="Wingdings" w:hAnsi="Wingdings" w:hint="default"/>
+      </w:rPr>
+    </w:lvl>
+  </w:abstractNum>
+  <w:abstractNum w:abstractNumId="1" w15:restartNumberingAfterBreak="0">
     <w:nsid w:val="0AAF15E5"/>
     <w:multiLevelType w:val="hybridMultilevel"/>
     <w:tmpl w:val="2C60C45E"/>
@@ -10825,7 +14959,7 @@
       </w:rPr>
     </w:lvl>
   </w:abstractNum>
-  <w:abstractNum w:abstractNumId="1" w15:restartNumberingAfterBreak="0">
+  <w:abstractNum w:abstractNumId="2" w15:restartNumberingAfterBreak="0">
     <w:nsid w:val="29874904"/>
     <w:multiLevelType w:val="hybridMultilevel"/>
     <w:tmpl w:val="E8242E16"/>
@@ -10969,17 +15103,130 @@
       </w:rPr>
     </w:lvl>
   </w:abstractNum>
-  <w:abstractNum w:abstractNumId="2" w15:restartNumberingAfterBreak="0">
-    <w:nsid w:val="61954AC3"/>
+  <w:abstractNum w:abstractNumId="3" w15:restartNumberingAfterBreak="0">
+    <w:nsid w:val="47902EFD"/>
     <w:multiLevelType w:val="hybridMultilevel"/>
-    <w:tmpl w:val="990A7CC8"/>
-    <w:lvl w:ilvl="0" w:tplc="040C000B">
+    <w:tmpl w:val="A408771C"/>
+    <w:lvl w:ilvl="0" w:tplc="040C0001">
       <w:start w:val="1"/>
       <w:numFmt w:val="bullet"/>
-      <w:lvlText w:val=""/>
+      <w:lvlText w:val=""/>
       <w:lvlJc w:val="left"/>
       <w:pPr>
         <w:ind w:left="720" w:hanging="360"/>
+      </w:pPr>
+      <w:rPr>
+        <w:rFonts w:ascii="Symbol" w:hAnsi="Symbol" w:hint="default"/>
+      </w:rPr>
+    </w:lvl>
+    <w:lvl w:ilvl="1" w:tplc="040C0003" w:tentative="1">
+      <w:start w:val="1"/>
+      <w:numFmt w:val="bullet"/>
+      <w:lvlText w:val="o"/>
+      <w:lvlJc w:val="left"/>
+      <w:pPr>
+        <w:ind w:left="1440" w:hanging="360"/>
+      </w:pPr>
+      <w:rPr>
+        <w:rFonts w:ascii="Courier New" w:hAnsi="Courier New" w:cs="Courier New" w:hint="default"/>
+      </w:rPr>
+    </w:lvl>
+    <w:lvl w:ilvl="2" w:tplc="040C0005" w:tentative="1">
+      <w:start w:val="1"/>
+      <w:numFmt w:val="bullet"/>
+      <w:lvlText w:val=""/>
+      <w:lvlJc w:val="left"/>
+      <w:pPr>
+        <w:ind w:left="2160" w:hanging="360"/>
+      </w:pPr>
+      <w:rPr>
+        <w:rFonts w:ascii="Wingdings" w:hAnsi="Wingdings" w:hint="default"/>
+      </w:rPr>
+    </w:lvl>
+    <w:lvl w:ilvl="3" w:tplc="040C0001" w:tentative="1">
+      <w:start w:val="1"/>
+      <w:numFmt w:val="bullet"/>
+      <w:lvlText w:val=""/>
+      <w:lvlJc w:val="left"/>
+      <w:pPr>
+        <w:ind w:left="2880" w:hanging="360"/>
+      </w:pPr>
+      <w:rPr>
+        <w:rFonts w:ascii="Symbol" w:hAnsi="Symbol" w:hint="default"/>
+      </w:rPr>
+    </w:lvl>
+    <w:lvl w:ilvl="4" w:tplc="040C0003" w:tentative="1">
+      <w:start w:val="1"/>
+      <w:numFmt w:val="bullet"/>
+      <w:lvlText w:val="o"/>
+      <w:lvlJc w:val="left"/>
+      <w:pPr>
+        <w:ind w:left="3600" w:hanging="360"/>
+      </w:pPr>
+      <w:rPr>
+        <w:rFonts w:ascii="Courier New" w:hAnsi="Courier New" w:cs="Courier New" w:hint="default"/>
+      </w:rPr>
+    </w:lvl>
+    <w:lvl w:ilvl="5" w:tplc="040C0005" w:tentative="1">
+      <w:start w:val="1"/>
+      <w:numFmt w:val="bullet"/>
+      <w:lvlText w:val=""/>
+      <w:lvlJc w:val="left"/>
+      <w:pPr>
+        <w:ind w:left="4320" w:hanging="360"/>
+      </w:pPr>
+      <w:rPr>
+        <w:rFonts w:ascii="Wingdings" w:hAnsi="Wingdings" w:hint="default"/>
+      </w:rPr>
+    </w:lvl>
+    <w:lvl w:ilvl="6" w:tplc="040C0001" w:tentative="1">
+      <w:start w:val="1"/>
+      <w:numFmt w:val="bullet"/>
+      <w:lvlText w:val=""/>
+      <w:lvlJc w:val="left"/>
+      <w:pPr>
+        <w:ind w:left="5040" w:hanging="360"/>
+      </w:pPr>
+      <w:rPr>
+        <w:rFonts w:ascii="Symbol" w:hAnsi="Symbol" w:hint="default"/>
+      </w:rPr>
+    </w:lvl>
+    <w:lvl w:ilvl="7" w:tplc="040C0003" w:tentative="1">
+      <w:start w:val="1"/>
+      <w:numFmt w:val="bullet"/>
+      <w:lvlText w:val="o"/>
+      <w:lvlJc w:val="left"/>
+      <w:pPr>
+        <w:ind w:left="5760" w:hanging="360"/>
+      </w:pPr>
+      <w:rPr>
+        <w:rFonts w:ascii="Courier New" w:hAnsi="Courier New" w:cs="Courier New" w:hint="default"/>
+      </w:rPr>
+    </w:lvl>
+    <w:lvl w:ilvl="8" w:tplc="040C0005" w:tentative="1">
+      <w:start w:val="1"/>
+      <w:numFmt w:val="bullet"/>
+      <w:lvlText w:val=""/>
+      <w:lvlJc w:val="left"/>
+      <w:pPr>
+        <w:ind w:left="6480" w:hanging="360"/>
+      </w:pPr>
+      <w:rPr>
+        <w:rFonts w:ascii="Wingdings" w:hAnsi="Wingdings" w:hint="default"/>
+      </w:rPr>
+    </w:lvl>
+  </w:abstractNum>
+  <w:abstractNum w:abstractNumId="4" w15:restartNumberingAfterBreak="0">
+    <w:nsid w:val="5A466D5B"/>
+    <w:multiLevelType w:val="hybridMultilevel"/>
+    <w:tmpl w:val="001C951C"/>
+    <w:lvl w:ilvl="0" w:tplc="040C0005">
+      <w:start w:val="1"/>
+      <w:numFmt w:val="bullet"/>
+      <w:lvlText w:val=""/>
+      <w:lvlJc w:val="left"/>
+      <w:pPr>
+        <w:ind w:left="1069" w:hanging="360"/>
       </w:pPr>
       <w:rPr>
         <w:rFonts w:ascii="Wingdings" w:hAnsi="Wingdings" w:hint="default"/>
@@ -10991,7 +15238,7 @@
       <w:lvlText w:val="o"/>
       <w:lvlJc w:val="left"/>
       <w:pPr>
-        <w:ind w:left="1440" w:hanging="360"/>
+        <w:ind w:left="1789" w:hanging="360"/>
       </w:pPr>
       <w:rPr>
         <w:rFonts w:ascii="Courier New" w:hAnsi="Courier New" w:cs="Courier New" w:hint="default"/>
@@ -11003,7 +15250,7 @@
       <w:lvlText w:val=""/>
       <w:lvlJc w:val="left"/>
       <w:pPr>
-        <w:ind w:left="2160" w:hanging="360"/>
+        <w:ind w:left="2509" w:hanging="360"/>
       </w:pPr>
       <w:rPr>
         <w:rFonts w:ascii="Wingdings" w:hAnsi="Wingdings" w:hint="default"/>
@@ -11015,7 +15262,7 @@
       <w:lvlText w:val=""/>
       <w:lvlJc w:val="left"/>
       <w:pPr>
-        <w:ind w:left="2880" w:hanging="360"/>
+        <w:ind w:left="3229" w:hanging="360"/>
       </w:pPr>
       <w:rPr>
         <w:rFonts w:ascii="Symbol" w:hAnsi="Symbol" w:hint="default"/>
@@ -11027,7 +15274,7 @@
       <w:lvlText w:val="o"/>
       <w:lvlJc w:val="left"/>
       <w:pPr>
-        <w:ind w:left="3600" w:hanging="360"/>
+        <w:ind w:left="3949" w:hanging="360"/>
       </w:pPr>
       <w:rPr>
         <w:rFonts w:ascii="Courier New" w:hAnsi="Courier New" w:cs="Courier New" w:hint="default"/>
@@ -11039,7 +15286,7 @@
       <w:lvlText w:val=""/>
       <w:lvlJc w:val="left"/>
       <w:pPr>
-        <w:ind w:left="4320" w:hanging="360"/>
+        <w:ind w:left="4669" w:hanging="360"/>
       </w:pPr>
       <w:rPr>
         <w:rFonts w:ascii="Wingdings" w:hAnsi="Wingdings" w:hint="default"/>
@@ -11051,7 +15298,7 @@
       <w:lvlText w:val=""/>
       <w:lvlJc w:val="left"/>
       <w:pPr>
-        <w:ind w:left="5040" w:hanging="360"/>
+        <w:ind w:left="5389" w:hanging="360"/>
       </w:pPr>
       <w:rPr>
         <w:rFonts w:ascii="Symbol" w:hAnsi="Symbol" w:hint="default"/>
@@ -11063,7 +15310,7 @@
       <w:lvlText w:val="o"/>
       <w:lvlJc w:val="left"/>
       <w:pPr>
-        <w:ind w:left="5760" w:hanging="360"/>
+        <w:ind w:left="6109" w:hanging="360"/>
       </w:pPr>
       <w:rPr>
         <w:rFonts w:ascii="Courier New" w:hAnsi="Courier New" w:cs="Courier New" w:hint="default"/>
@@ -11075,14 +15322,127 @@
       <w:lvlText w:val=""/>
       <w:lvlJc w:val="left"/>
       <w:pPr>
-        <w:ind w:left="6480" w:hanging="360"/>
+        <w:ind w:left="6829" w:hanging="360"/>
       </w:pPr>
       <w:rPr>
         <w:rFonts w:ascii="Wingdings" w:hAnsi="Wingdings" w:hint="default"/>
       </w:rPr>
     </w:lvl>
   </w:abstractNum>
-  <w:abstractNum w:abstractNumId="3" w15:restartNumberingAfterBreak="0">
+  <w:abstractNum w:abstractNumId="5" w15:restartNumberingAfterBreak="0">
+    <w:nsid w:val="61954AC3"/>
+    <w:multiLevelType w:val="hybridMultilevel"/>
+    <w:tmpl w:val="990A7CC8"/>
+    <w:lvl w:ilvl="0" w:tplc="040C000B">
+      <w:start w:val="1"/>
+      <w:numFmt w:val="bullet"/>
+      <w:lvlText w:val=""/>
+      <w:lvlJc w:val="left"/>
+      <w:pPr>
+        <w:ind w:left="720" w:hanging="360"/>
+      </w:pPr>
+      <w:rPr>
+        <w:rFonts w:ascii="Wingdings" w:hAnsi="Wingdings" w:hint="default"/>
+      </w:rPr>
+    </w:lvl>
+    <w:lvl w:ilvl="1" w:tplc="040C0003" w:tentative="1">
+      <w:start w:val="1"/>
+      <w:numFmt w:val="bullet"/>
+      <w:lvlText w:val="o"/>
+      <w:lvlJc w:val="left"/>
+      <w:pPr>
+        <w:ind w:left="1440" w:hanging="360"/>
+      </w:pPr>
+      <w:rPr>
+        <w:rFonts w:ascii="Courier New" w:hAnsi="Courier New" w:cs="Courier New" w:hint="default"/>
+      </w:rPr>
+    </w:lvl>
+    <w:lvl w:ilvl="2" w:tplc="040C0005" w:tentative="1">
+      <w:start w:val="1"/>
+      <w:numFmt w:val="bullet"/>
+      <w:lvlText w:val=""/>
+      <w:lvlJc w:val="left"/>
+      <w:pPr>
+        <w:ind w:left="2160" w:hanging="360"/>
+      </w:pPr>
+      <w:rPr>
+        <w:rFonts w:ascii="Wingdings" w:hAnsi="Wingdings" w:hint="default"/>
+      </w:rPr>
+    </w:lvl>
+    <w:lvl w:ilvl="3" w:tplc="040C0001" w:tentative="1">
+      <w:start w:val="1"/>
+      <w:numFmt w:val="bullet"/>
+      <w:lvlText w:val=""/>
+      <w:lvlJc w:val="left"/>
+      <w:pPr>
+        <w:ind w:left="2880" w:hanging="360"/>
+      </w:pPr>
+      <w:rPr>
+        <w:rFonts w:ascii="Symbol" w:hAnsi="Symbol" w:hint="default"/>
+      </w:rPr>
+    </w:lvl>
+    <w:lvl w:ilvl="4" w:tplc="040C0003" w:tentative="1">
+      <w:start w:val="1"/>
+      <w:numFmt w:val="bullet"/>
+      <w:lvlText w:val="o"/>
+      <w:lvlJc w:val="left"/>
+      <w:pPr>
+        <w:ind w:left="3600" w:hanging="360"/>
+      </w:pPr>
+      <w:rPr>
+        <w:rFonts w:ascii="Courier New" w:hAnsi="Courier New" w:cs="Courier New" w:hint="default"/>
+      </w:rPr>
+    </w:lvl>
+    <w:lvl w:ilvl="5" w:tplc="040C0005" w:tentative="1">
+      <w:start w:val="1"/>
+      <w:numFmt w:val="bullet"/>
+      <w:lvlText w:val=""/>
+      <w:lvlJc w:val="left"/>
+      <w:pPr>
+        <w:ind w:left="4320" w:hanging="360"/>
+      </w:pPr>
+      <w:rPr>
+        <w:rFonts w:ascii="Wingdings" w:hAnsi="Wingdings" w:hint="default"/>
+      </w:rPr>
+    </w:lvl>
+    <w:lvl w:ilvl="6" w:tplc="040C0001" w:tentative="1">
+      <w:start w:val="1"/>
+      <w:numFmt w:val="bullet"/>
+      <w:lvlText w:val=""/>
+      <w:lvlJc w:val="left"/>
+      <w:pPr>
+        <w:ind w:left="5040" w:hanging="360"/>
+      </w:pPr>
+      <w:rPr>
+        <w:rFonts w:ascii="Symbol" w:hAnsi="Symbol" w:hint="default"/>
+      </w:rPr>
+    </w:lvl>
+    <w:lvl w:ilvl="7" w:tplc="040C0003" w:tentative="1">
+      <w:start w:val="1"/>
+      <w:numFmt w:val="bullet"/>
+      <w:lvlText w:val="o"/>
+      <w:lvlJc w:val="left"/>
+      <w:pPr>
+        <w:ind w:left="5760" w:hanging="360"/>
+      </w:pPr>
+      <w:rPr>
+        <w:rFonts w:ascii="Courier New" w:hAnsi="Courier New" w:cs="Courier New" w:hint="default"/>
+      </w:rPr>
+    </w:lvl>
+    <w:lvl w:ilvl="8" w:tplc="040C0005" w:tentative="1">
+      <w:start w:val="1"/>
+      <w:numFmt w:val="bullet"/>
+      <w:lvlText w:val=""/>
+      <w:lvlJc w:val="left"/>
+      <w:pPr>
+        <w:ind w:left="6480" w:hanging="360"/>
+      </w:pPr>
+      <w:rPr>
+        <w:rFonts w:ascii="Wingdings" w:hAnsi="Wingdings" w:hint="default"/>
+      </w:rPr>
+    </w:lvl>
+  </w:abstractNum>
+  <w:abstractNum w:abstractNumId="6" w15:restartNumberingAfterBreak="0">
     <w:nsid w:val="6CC20B6B"/>
     <w:multiLevelType w:val="hybridMultilevel"/>
     <w:tmpl w:val="8BF25CCE"/>
@@ -11196,22 +15556,31 @@
     </w:lvl>
   </w:abstractNum>
   <w:num w:numId="1" w16cid:durableId="95247606">
+    <w:abstractNumId w:val="2"/>
+  </w:num>
+  <w:num w:numId="2" w16cid:durableId="545483630">
     <w:abstractNumId w:val="1"/>
   </w:num>
-  <w:num w:numId="2" w16cid:durableId="545483630">
+  <w:num w:numId="3" w16cid:durableId="890266987">
+    <w:abstractNumId w:val="5"/>
+  </w:num>
+  <w:num w:numId="4" w16cid:durableId="1168210135">
+    <w:abstractNumId w:val="6"/>
+  </w:num>
+  <w:num w:numId="5" w16cid:durableId="1569880953">
+    <w:abstractNumId w:val="4"/>
+  </w:num>
+  <w:num w:numId="6" w16cid:durableId="1597517329">
     <w:abstractNumId w:val="0"/>
   </w:num>
-  <w:num w:numId="3" w16cid:durableId="890266987">
-    <w:abstractNumId w:val="2"/>
-  </w:num>
-  <w:num w:numId="4" w16cid:durableId="1168210135">
+  <w:num w:numId="7" w16cid:durableId="1758286698">
     <w:abstractNumId w:val="3"/>
   </w:num>
 </w:numbering>
 </file>
 
 <file path=word/styles.xml><?xml version="1.0" encoding="utf-8"?>
-<w:styles xmlns:mc="http://schemas.openxmlformats.org/markup-compatibility/2006" xmlns:r="http://schemas.openxmlformats.org/officeDocument/2006/relationships" xmlns:w="http://schemas.openxmlformats.org/wordprocessingml/2006/main" xmlns:w14="http://schemas.microsoft.com/office/word/2010/wordml" xmlns:w15="http://schemas.microsoft.com/office/word/2012/wordml" xmlns:w16cex="http://schemas.microsoft.com/office/word/2018/wordml/cex" xmlns:w16cid="http://schemas.microsoft.com/office/word/2016/wordml/cid" xmlns:w16="http://schemas.microsoft.com/office/word/2018/wordml" xmlns:w16du="http://schemas.microsoft.com/office/word/2023/wordml/word16du" xmlns:w16sdtdh="http://schemas.microsoft.com/office/word/2020/wordml/sdtdatahash" xmlns:w16se="http://schemas.microsoft.com/office/word/2015/wordml/symex" mc:Ignorable="w14 w15 w16se w16cid w16 w16cex w16sdtdh w16du">
+<w:styles xmlns:mc="http://schemas.openxmlformats.org/markup-compatibility/2006" xmlns:r="http://schemas.openxmlformats.org/officeDocument/2006/relationships" xmlns:w="http://schemas.openxmlformats.org/wordprocessingml/2006/main" xmlns:w14="http://schemas.microsoft.com/office/word/2010/wordml" xmlns:w15="http://schemas.microsoft.com/office/word/2012/wordml" xmlns:w16cex="http://schemas.microsoft.com/office/word/2018/wordml/cex" xmlns:w16cid="http://schemas.microsoft.com/office/word/2016/wordml/cid" xmlns:w16="http://schemas.microsoft.com/office/word/2018/wordml" xmlns:w16sdtdh="http://schemas.microsoft.com/office/word/2020/wordml/sdtdatahash" xmlns:w16se="http://schemas.microsoft.com/office/word/2015/wordml/symex" mc:Ignorable="w14 w15 w16se w16cid w16 w16cex w16sdtdh">
   <w:docDefaults>
     <w:rPrDefault>
       <w:rPr>
@@ -12538,4 +16907,16 @@
   <a:objectDefaults/>
   <a:extraClrSchemeLst/>
 </a:theme>
+</file>
+
+<file path=customXml/item1.xml><?xml version="1.0" encoding="utf-8"?>
+<b:Sources xmlns:b="http://schemas.openxmlformats.org/officeDocument/2006/bibliography" xmlns="http://schemas.openxmlformats.org/officeDocument/2006/bibliography" SelectedStyle="\APASixthEditionOfficeOnline.xsl" StyleName="APA" Version="6"/>
+</file>
+
+<file path=customXml/itemProps1.xml><?xml version="1.0" encoding="utf-8"?>
+<ds:datastoreItem xmlns:ds="http://schemas.openxmlformats.org/officeDocument/2006/customXml" ds:itemID="{F59DD1A9-5ECF-4518-8E60-5ED31AFF07B1}">
+  <ds:schemaRefs>
+    <ds:schemaRef ds:uri="http://schemas.openxmlformats.org/officeDocument/2006/bibliography"/>
+  </ds:schemaRefs>
+</ds:datastoreItem>
 </file>